--- a/5-人员管理/流程制度规范类文件/050103-人员培训管理制度.docx
+++ b/5-人员管理/流程制度规范类文件/050103-人员培训管理制度.docx
@@ -1,7 +1,6 @@
 
 <file path=word/document.xml><?xml version="1.0" encoding="utf-8"?>
-<w:document xmlns:wpc="http://schemas.microsoft.com/office/word/2010/wordprocessingCanvas" xmlns:mc="http://schemas.openxmlformats.org/markup-compatibility/2006" xmlns:o="urn:schemas-microsoft-com:office:office" xmlns:r="http://schemas.openxmlformats.org/officeDocument/2006/relationships" xmlns:m="http://schemas.openxmlformats.org/officeDocument/2006/math" xmlns:v="urn:schemas-microsoft-com:vml" xmlns:wp14="http://schemas.microsoft.com/office/word/2010/wordprocessingDrawing" xmlns:wp="http://schemas.openxmlformats.org/drawingml/2006/wordprocessingDrawing" xmlns:w10="urn:schemas-microsoft-com:office:word" xmlns:w="http://schemas.openxmlformats.org/wordprocessingml/2006/main" xmlns:w14="http://schemas.microsoft.com/office/word/2010/wordml" xmlns:w15="http://schemas.microsoft.com/office/word/2012/wordml" xmlns:wne="http://schemas.microsoft.com/office/word/2006/wordml" xmlns:wpg="http://schemas.microsoft.com/office/word/2010/wordprocessingGroup" xmlns:wpi="http://schemas.microsoft.com/office/word/2010/wordprocessingInk" xmlns:wps="http://schemas.microsoft.com/office/word/2010/wordprocessingShape" mc:Ignorable="w14 w15 wp14">
-  <!-- Generated by Aspose.Words for .NET 13.3.0.1 -->
+<w:document xmlns:wpc="http://schemas.microsoft.com/office/word/2010/wordprocessingCanvas" xmlns:mc="http://schemas.openxmlformats.org/markup-compatibility/2006" xmlns:o="urn:schemas-microsoft-com:office:office" xmlns:r="http://schemas.openxmlformats.org/officeDocument/2006/relationships" xmlns:m="http://schemas.openxmlformats.org/officeDocument/2006/math" xmlns:v="urn:schemas-microsoft-com:vml" xmlns:wp14="http://schemas.microsoft.com/office/word/2010/wordprocessingDrawing" xmlns:wp="http://schemas.openxmlformats.org/drawingml/2006/wordprocessingDrawing" xmlns:w="http://schemas.openxmlformats.org/wordprocessingml/2006/main" xmlns:w14="http://schemas.microsoft.com/office/word/2010/wordml" xmlns:w10="urn:schemas-microsoft-com:office:word" xmlns:w15="http://schemas.microsoft.com/office/word/2012/wordml" xmlns:wpg="http://schemas.microsoft.com/office/word/2010/wordprocessingGroup" xmlns:wpi="http://schemas.microsoft.com/office/word/2010/wordprocessingInk" xmlns:wne="http://schemas.microsoft.com/office/word/2006/wordml" xmlns:wps="http://schemas.microsoft.com/office/word/2010/wordprocessingShape" xmlns:wpsCustomData="http://www.wps.cn/officeDocument/2013/wpsCustomData" mc:Ignorable="w14 w15 wp14">
   <w:body>
     <w:p>
       <w:pPr>
@@ -16,7 +15,7 @@
         <w:spacing w:before="78" w:line="219" w:lineRule="auto"/>
         <w:ind w:left="25"/>
         <w:rPr>
-          <w:rFonts w:ascii="宋体" w:eastAsia="宋体" w:hAnsi="宋体" w:cs="宋体" w:hint="default"/>
+          <w:rFonts w:hint="default" w:ascii="宋体" w:hAnsi="宋体" w:eastAsia="宋体" w:cs="宋体"/>
           <w:sz w:val="24"/>
           <w:szCs w:val="24"/>
           <w:lang w:val="en-US" w:eastAsia="zh-CN"/>
@@ -24,7 +23,7 @@
       </w:pPr>
       <w:r>
         <w:rPr>
-          <w:rFonts w:ascii="宋体" w:eastAsia="宋体" w:hAnsi="宋体" w:cs="宋体"/>
+          <w:rFonts w:ascii="宋体" w:hAnsi="宋体" w:eastAsia="宋体" w:cs="宋体"/>
           <w:b/>
           <w:bCs/>
           <w:spacing w:val="-3"/>
@@ -35,7 +34,7 @@
       </w:r>
       <w:r>
         <w:rPr>
-          <w:rFonts w:ascii="宋体" w:eastAsia="宋体" w:hAnsi="宋体" w:cs="宋体" w:hint="eastAsia"/>
+          <w:rFonts w:hint="eastAsia" w:ascii="宋体" w:hAnsi="宋体" w:eastAsia="宋体" w:cs="宋体"/>
           <w:b/>
           <w:bCs/>
           <w:spacing w:val="-3"/>
@@ -47,7 +46,7 @@
       </w:r>
       <w:r>
         <w:rPr>
-          <w:rFonts w:ascii="宋体" w:eastAsia="宋体" w:hAnsi="宋体" w:cs="宋体"/>
+          <w:rFonts w:ascii="宋体" w:hAnsi="宋体" w:eastAsia="宋体" w:cs="宋体"/>
           <w:b/>
           <w:bCs/>
           <w:spacing w:val="-3"/>
@@ -58,7 +57,7 @@
       </w:r>
       <w:r>
         <w:rPr>
-          <w:rFonts w:ascii="宋体" w:eastAsia="宋体" w:hAnsi="宋体" w:cs="宋体" w:hint="eastAsia"/>
+          <w:rFonts w:hint="eastAsia" w:ascii="宋体" w:hAnsi="宋体" w:eastAsia="宋体" w:cs="宋体"/>
           <w:b/>
           <w:bCs/>
           <w:spacing w:val="-3"/>
@@ -88,14 +87,14 @@
         <w:ind w:left="23"/>
         <w:textAlignment w:val="auto"/>
         <w:rPr>
-          <w:rFonts w:ascii="宋体" w:eastAsia="宋体" w:hAnsi="宋体" w:cs="宋体"/>
-          <w:sz w:val="24"/>
-          <w:szCs w:val="24"/>
-        </w:rPr>
-      </w:pPr>
-      <w:r>
-        <w:rPr>
-          <w:rFonts w:ascii="宋体" w:eastAsia="宋体" w:hAnsi="宋体" w:cs="宋体"/>
+          <w:rFonts w:ascii="宋体" w:hAnsi="宋体" w:eastAsia="宋体" w:cs="宋体"/>
+          <w:sz w:val="24"/>
+          <w:szCs w:val="24"/>
+        </w:rPr>
+      </w:pPr>
+      <w:r>
+        <w:rPr>
+          <w:rFonts w:ascii="宋体" w:hAnsi="宋体" w:eastAsia="宋体" w:cs="宋体"/>
           <w:b/>
           <w:bCs/>
           <w:spacing w:val="240"/>
@@ -107,7 +106,7 @@
       </w:r>
       <w:r>
         <w:rPr>
-          <w:rFonts w:ascii="宋体" w:eastAsia="宋体" w:hAnsi="宋体" w:cs="宋体"/>
+          <w:rFonts w:ascii="宋体" w:hAnsi="宋体" w:eastAsia="宋体" w:cs="宋体"/>
           <w:b/>
           <w:bCs/>
           <w:spacing w:val="0"/>
@@ -119,7 +118,7 @@
       </w:r>
       <w:r>
         <w:rPr>
-          <w:rFonts w:ascii="宋体" w:eastAsia="宋体" w:hAnsi="宋体" w:cs="宋体"/>
+          <w:rFonts w:ascii="宋体" w:hAnsi="宋体" w:eastAsia="宋体" w:cs="宋体"/>
           <w:b/>
           <w:bCs/>
           <w:spacing w:val="-5"/>
@@ -131,7 +130,7 @@
     </w:p>
     <w:p>
       <w:pPr>
-        <w:pStyle w:val="01-"/>
+        <w:pStyle w:val="25"/>
         <w:keepNext w:val="0"/>
         <w:keepLines w:val="0"/>
         <w:pageBreakBefore w:val="0"/>
@@ -153,7 +152,7 @@
     </w:p>
     <w:p>
       <w:pPr>
-        <w:pStyle w:val="a"/>
+        <w:pStyle w:val="26"/>
         <w:keepNext w:val="0"/>
         <w:keepLines w:val="0"/>
         <w:pageBreakBefore w:val="0"/>
@@ -163,7 +162,7 @@
         <w:topLinePunct/>
         <w:bidi w:val="0"/>
         <w:rPr>
-          <w:rFonts w:eastAsia="黑体" w:hint="default"/>
+          <w:rFonts w:hint="default" w:eastAsia="黑体"/>
           <w:lang w:val="en-US" w:eastAsia="zh-CN"/>
         </w:rPr>
       </w:pPr>
@@ -179,17 +178,18 @@
     </w:p>
     <w:tbl>
       <w:tblPr>
-        <w:tblStyle w:val="TableGrid"/>
+        <w:tblStyle w:val="22"/>
         <w:tblW w:w="0" w:type="auto"/>
         <w:tblInd w:w="2443" w:type="dxa"/>
         <w:tblBorders>
-          <w:top w:val="nil"/>
-          <w:left w:val="nil"/>
-          <w:bottom w:val="nil"/>
-          <w:right w:val="nil"/>
-          <w:insideH w:val="nil"/>
-          <w:insideV w:val="nil"/>
+          <w:top w:val="none" w:color="auto" w:sz="0" w:space="0"/>
+          <w:left w:val="none" w:color="auto" w:sz="0" w:space="0"/>
+          <w:bottom w:val="none" w:color="auto" w:sz="0" w:space="0"/>
+          <w:right w:val="none" w:color="auto" w:sz="0" w:space="0"/>
+          <w:insideH w:val="none" w:color="auto" w:sz="0" w:space="0"/>
+          <w:insideV w:val="none" w:color="auto" w:sz="0" w:space="0"/>
         </w:tblBorders>
+        <w:tblLayout w:type="autofit"/>
         <w:tblCellMar>
           <w:top w:w="0" w:type="dxa"/>
           <w:left w:w="108" w:type="dxa"/>
@@ -203,15 +203,13 @@
       </w:tblGrid>
       <w:tr>
         <w:tblPrEx>
-          <w:tblW w:w="0" w:type="auto"/>
-          <w:tblInd w:w="2443" w:type="dxa"/>
           <w:tblBorders>
-            <w:top w:val="nil"/>
-            <w:left w:val="nil"/>
-            <w:bottom w:val="nil"/>
-            <w:right w:val="nil"/>
-            <w:insideH w:val="nil"/>
-            <w:insideV w:val="nil"/>
+            <w:top w:val="none" w:color="auto" w:sz="0" w:space="0"/>
+            <w:left w:val="none" w:color="auto" w:sz="0" w:space="0"/>
+            <w:bottom w:val="none" w:color="auto" w:sz="0" w:space="0"/>
+            <w:right w:val="none" w:color="auto" w:sz="0" w:space="0"/>
+            <w:insideH w:val="none" w:color="auto" w:sz="0" w:space="0"/>
+            <w:insideV w:val="none" w:color="auto" w:sz="0" w:space="0"/>
           </w:tblBorders>
           <w:tblCellMar>
             <w:top w:w="0" w:type="dxa"/>
@@ -221,7 +219,7 @@
           </w:tblCellMar>
         </w:tblPrEx>
         <w:trPr>
-          <w:trHeight w:val="810"/>
+          <w:trHeight w:val="810" w:hRule="atLeast"/>
         </w:trPr>
         <w:tc>
           <w:tcPr>
@@ -251,7 +249,7 @@
             </w:r>
             <w:r>
               <w:rPr>
-                <w:rFonts w:asciiTheme="minorAscii" w:eastAsiaTheme="minorEastAsia" w:hAnsiTheme="minorAscii" w:hint="default"/>
+                <w:rFonts w:hint="default" w:asciiTheme="minorAscii" w:hAnsiTheme="minorAscii" w:eastAsiaTheme="minorEastAsia"/>
                 <w:spacing w:val="227"/>
                 <w:sz w:val="21"/>
                 <w:vertAlign w:val="baseline"/>
@@ -301,7 +299,7 @@
             </w:r>
             <w:r>
               <w:rPr>
-                <w:rFonts w:asciiTheme="minorAscii" w:eastAsiaTheme="minorEastAsia" w:hAnsiTheme="minorAscii" w:hint="eastAsia"/>
+                <w:rFonts w:hint="eastAsia" w:asciiTheme="minorAscii" w:hAnsiTheme="minorAscii" w:eastAsiaTheme="minorEastAsia"/>
                 <w:spacing w:val="227"/>
                 <w:sz w:val="21"/>
                 <w:vertAlign w:val="baseline"/>
@@ -323,8 +321,14 @@
       </w:tr>
       <w:tr>
         <w:tblPrEx>
-          <w:tblW w:w="0" w:type="auto"/>
-          <w:tblInd w:w="2443" w:type="dxa"/>
+          <w:tblBorders>
+            <w:top w:val="none" w:color="auto" w:sz="0" w:space="0"/>
+            <w:left w:val="none" w:color="auto" w:sz="0" w:space="0"/>
+            <w:bottom w:val="none" w:color="auto" w:sz="0" w:space="0"/>
+            <w:right w:val="none" w:color="auto" w:sz="0" w:space="0"/>
+            <w:insideH w:val="none" w:color="auto" w:sz="0" w:space="0"/>
+            <w:insideV w:val="none" w:color="auto" w:sz="0" w:space="0"/>
+          </w:tblBorders>
           <w:tblCellMar>
             <w:top w:w="0" w:type="dxa"/>
             <w:left w:w="108" w:type="dxa"/>
@@ -333,7 +337,7 @@
           </w:tblCellMar>
         </w:tblPrEx>
         <w:trPr>
-          <w:trHeight w:val="810"/>
+          <w:trHeight w:val="810" w:hRule="atLeast"/>
         </w:trPr>
         <w:tc>
           <w:tcPr>
@@ -349,7 +353,7 @@
               <w:overflowPunct/>
               <w:bidi w:val="0"/>
               <w:rPr>
-                <w:rFonts w:ascii="Arial" w:eastAsia="Arial" w:hAnsi="Arial" w:cs="Arial" w:hint="eastAsia"/>
+                <w:rFonts w:hint="eastAsia" w:ascii="Arial" w:hAnsi="Arial" w:eastAsia="Arial" w:cs="Arial"/>
                 <w:snapToGrid w:val="0"/>
                 <w:color w:val="000000"/>
                 <w:kern w:val="0"/>
@@ -369,7 +373,7 @@
             </w:r>
             <w:r>
               <w:rPr>
-                <w:rFonts w:asciiTheme="minorAscii" w:eastAsiaTheme="minorEastAsia" w:hAnsiTheme="minorAscii" w:hint="default"/>
+                <w:rFonts w:hint="default" w:asciiTheme="minorAscii" w:hAnsiTheme="minorAscii" w:eastAsiaTheme="minorEastAsia"/>
                 <w:spacing w:val="227"/>
                 <w:sz w:val="21"/>
                 <w:vertAlign w:val="baseline"/>
@@ -401,7 +405,7 @@
               <w:overflowPunct/>
               <w:bidi w:val="0"/>
               <w:rPr>
-                <w:rFonts w:ascii="Arial" w:eastAsia="Arial" w:hAnsi="Arial" w:cs="Arial" w:hint="eastAsia"/>
+                <w:rFonts w:hint="eastAsia" w:ascii="Arial" w:hAnsi="Arial" w:eastAsia="Arial" w:cs="Arial"/>
                 <w:snapToGrid w:val="0"/>
                 <w:color w:val="000000"/>
                 <w:kern w:val="0"/>
@@ -417,11 +421,21 @@
                 <w:vertAlign w:val="baseline"/>
                 <w:lang w:val="en-US" w:eastAsia="zh-CN"/>
               </w:rPr>
-              <w:t>编制时间</w:t>
+              <w:t>审核</w:t>
+            </w:r>
+            <w:bookmarkStart w:id="53" w:name="_GoBack"/>
+            <w:bookmarkEnd w:id="53"/>
+            <w:r>
+              <w:rPr>
+                <w:rFonts w:hint="eastAsia"/>
+                <w:vertAlign w:val="baseline"/>
+                <w:lang w:val="en-US" w:eastAsia="zh-CN"/>
+              </w:rPr>
+              <w:t>时间</w:t>
             </w:r>
             <w:r>
               <w:rPr>
-                <w:rFonts w:asciiTheme="minorAscii" w:eastAsiaTheme="minorEastAsia" w:hAnsiTheme="minorAscii" w:hint="eastAsia"/>
+                <w:rFonts w:hint="eastAsia" w:asciiTheme="minorAscii" w:hAnsiTheme="minorAscii" w:eastAsiaTheme="minorEastAsia"/>
                 <w:spacing w:val="227"/>
                 <w:sz w:val="21"/>
                 <w:vertAlign w:val="baseline"/>
@@ -443,8 +457,14 @@
       </w:tr>
       <w:tr>
         <w:tblPrEx>
-          <w:tblW w:w="0" w:type="auto"/>
-          <w:tblInd w:w="2443" w:type="dxa"/>
+          <w:tblBorders>
+            <w:top w:val="none" w:color="auto" w:sz="0" w:space="0"/>
+            <w:left w:val="none" w:color="auto" w:sz="0" w:space="0"/>
+            <w:bottom w:val="none" w:color="auto" w:sz="0" w:space="0"/>
+            <w:right w:val="none" w:color="auto" w:sz="0" w:space="0"/>
+            <w:insideH w:val="none" w:color="auto" w:sz="0" w:space="0"/>
+            <w:insideV w:val="none" w:color="auto" w:sz="0" w:space="0"/>
+          </w:tblBorders>
           <w:tblCellMar>
             <w:top w:w="0" w:type="dxa"/>
             <w:left w:w="108" w:type="dxa"/>
@@ -453,7 +473,7 @@
           </w:tblCellMar>
         </w:tblPrEx>
         <w:trPr>
-          <w:trHeight w:val="635"/>
+          <w:trHeight w:val="635" w:hRule="atLeast"/>
         </w:trPr>
         <w:tc>
           <w:tcPr>
@@ -483,7 +503,7 @@
             </w:r>
             <w:r>
               <w:rPr>
-                <w:rFonts w:asciiTheme="minorAscii" w:eastAsiaTheme="minorEastAsia" w:hAnsiTheme="minorAscii" w:hint="eastAsia"/>
+                <w:rFonts w:hint="eastAsia" w:asciiTheme="minorAscii" w:hAnsiTheme="minorAscii" w:eastAsiaTheme="minorEastAsia"/>
                 <w:spacing w:val="227"/>
                 <w:sz w:val="21"/>
                 <w:vertAlign w:val="baseline"/>
@@ -529,7 +549,7 @@
             </w:r>
             <w:r>
               <w:rPr>
-                <w:rFonts w:asciiTheme="minorAscii" w:eastAsiaTheme="minorEastAsia" w:hAnsiTheme="minorAscii" w:hint="eastAsia"/>
+                <w:rFonts w:hint="eastAsia" w:asciiTheme="minorAscii" w:hAnsiTheme="minorAscii" w:eastAsiaTheme="minorEastAsia"/>
                 <w:spacing w:val="227"/>
                 <w:sz w:val="21"/>
                 <w:vertAlign w:val="baseline"/>
@@ -578,14 +598,14 @@
         <w:spacing w:before="153" w:line="225" w:lineRule="auto"/>
         <w:ind w:left="3634"/>
         <w:rPr>
-          <w:rFonts w:ascii="宋体" w:eastAsia="宋体" w:hAnsi="宋体" w:cs="宋体"/>
+          <w:rFonts w:ascii="宋体" w:hAnsi="宋体" w:eastAsia="宋体" w:cs="宋体"/>
           <w:sz w:val="31"/>
           <w:szCs w:val="31"/>
         </w:rPr>
       </w:pPr>
       <w:r>
         <w:rPr>
-          <w:rFonts w:ascii="宋体" w:eastAsia="宋体" w:hAnsi="宋体" w:cs="宋体"/>
+          <w:rFonts w:ascii="宋体" w:hAnsi="宋体" w:eastAsia="宋体" w:cs="宋体"/>
           <w:b/>
           <w:bCs/>
           <w:spacing w:val="4"/>
@@ -597,16 +617,16 @@
     </w:p>
     <w:tbl>
       <w:tblPr>
-        <w:tblStyle w:val="TableNormal0"/>
+        <w:tblStyle w:val="27"/>
         <w:tblW w:w="8301" w:type="dxa"/>
         <w:tblInd w:w="2" w:type="dxa"/>
         <w:tblBorders>
-          <w:top w:val="single" w:sz="2" w:space="0" w:color="000000"/>
-          <w:left w:val="single" w:sz="2" w:space="0" w:color="000000"/>
-          <w:bottom w:val="single" w:sz="2" w:space="0" w:color="000000"/>
-          <w:right w:val="single" w:sz="2" w:space="0" w:color="000000"/>
-          <w:insideH w:val="single" w:sz="2" w:space="0" w:color="000000"/>
-          <w:insideV w:val="single" w:sz="2" w:space="0" w:color="000000"/>
+          <w:top w:val="single" w:color="000000" w:sz="2" w:space="0"/>
+          <w:left w:val="single" w:color="000000" w:sz="2" w:space="0"/>
+          <w:bottom w:val="single" w:color="000000" w:sz="2" w:space="0"/>
+          <w:right w:val="single" w:color="000000" w:sz="2" w:space="0"/>
+          <w:insideH w:val="single" w:color="000000" w:sz="2" w:space="0"/>
+          <w:insideV w:val="single" w:color="000000" w:sz="2" w:space="0"/>
         </w:tblBorders>
         <w:tblLayout w:type="fixed"/>
         <w:tblCellMar>
@@ -626,26 +646,17 @@
       </w:tblGrid>
       <w:tr>
         <w:tblPrEx>
-          <w:tblW w:w="8301" w:type="dxa"/>
-          <w:tblInd w:w="2" w:type="dxa"/>
           <w:tblBorders>
-            <w:top w:val="single" w:sz="2" w:space="0" w:color="000000"/>
-            <w:left w:val="single" w:sz="2" w:space="0" w:color="000000"/>
-            <w:bottom w:val="single" w:sz="2" w:space="0" w:color="000000"/>
-            <w:right w:val="single" w:sz="2" w:space="0" w:color="000000"/>
-            <w:insideH w:val="single" w:sz="2" w:space="0" w:color="000000"/>
-            <w:insideV w:val="single" w:sz="2" w:space="0" w:color="000000"/>
+            <w:top w:val="single" w:color="000000" w:sz="2" w:space="0"/>
+            <w:left w:val="single" w:color="000000" w:sz="2" w:space="0"/>
+            <w:bottom w:val="single" w:color="000000" w:sz="2" w:space="0"/>
+            <w:right w:val="single" w:color="000000" w:sz="2" w:space="0"/>
+            <w:insideH w:val="single" w:color="000000" w:sz="2" w:space="0"/>
+            <w:insideV w:val="single" w:color="000000" w:sz="2" w:space="0"/>
           </w:tblBorders>
-          <w:tblLayout w:type="fixed"/>
-          <w:tblCellMar>
-            <w:top w:w="0" w:type="dxa"/>
-            <w:left w:w="0" w:type="dxa"/>
-            <w:bottom w:w="0" w:type="dxa"/>
-            <w:right w:w="0" w:type="dxa"/>
-          </w:tblCellMar>
         </w:tblPrEx>
         <w:trPr>
-          <w:trHeight w:val="593"/>
+          <w:trHeight w:val="593" w:hRule="atLeast"/>
         </w:trPr>
         <w:tc>
           <w:tcPr>
@@ -664,14 +675,14 @@
               <w:spacing w:before="176" w:line="228" w:lineRule="auto"/>
               <w:ind w:left="607"/>
               <w:rPr>
-                <w:rFonts w:ascii="宋体" w:eastAsia="宋体" w:hAnsi="宋体" w:cs="宋体"/>
+                <w:rFonts w:ascii="宋体" w:hAnsi="宋体" w:eastAsia="宋体" w:cs="宋体"/>
                 <w:sz w:val="20"/>
                 <w:szCs w:val="20"/>
               </w:rPr>
             </w:pPr>
             <w:r>
               <w:rPr>
-                <w:rFonts w:ascii="宋体" w:eastAsia="宋体" w:hAnsi="宋体" w:cs="宋体"/>
+                <w:rFonts w:ascii="宋体" w:hAnsi="宋体" w:eastAsia="宋体" w:cs="宋体"/>
                 <w:spacing w:val="-14"/>
                 <w:sz w:val="20"/>
                 <w:szCs w:val="20"/>
@@ -697,14 +708,14 @@
               <w:spacing w:before="175" w:line="227" w:lineRule="auto"/>
               <w:ind w:left="253"/>
               <w:rPr>
-                <w:rFonts w:ascii="宋体" w:eastAsia="宋体" w:hAnsi="宋体" w:cs="宋体"/>
+                <w:rFonts w:ascii="宋体" w:hAnsi="宋体" w:eastAsia="宋体" w:cs="宋体"/>
                 <w:sz w:val="20"/>
                 <w:szCs w:val="20"/>
               </w:rPr>
             </w:pPr>
             <w:r>
               <w:rPr>
-                <w:rFonts w:ascii="宋体" w:eastAsia="宋体" w:hAnsi="宋体" w:cs="宋体"/>
+                <w:rFonts w:ascii="宋体" w:hAnsi="宋体" w:eastAsia="宋体" w:cs="宋体"/>
                 <w:spacing w:val="4"/>
                 <w:sz w:val="20"/>
                 <w:szCs w:val="20"/>
@@ -730,14 +741,14 @@
               <w:spacing w:before="175" w:line="228" w:lineRule="auto"/>
               <w:ind w:left="730"/>
               <w:rPr>
-                <w:rFonts w:ascii="宋体" w:eastAsia="宋体" w:hAnsi="宋体" w:cs="宋体"/>
+                <w:rFonts w:ascii="宋体" w:hAnsi="宋体" w:eastAsia="宋体" w:cs="宋体"/>
                 <w:sz w:val="20"/>
                 <w:szCs w:val="20"/>
               </w:rPr>
             </w:pPr>
             <w:r>
               <w:rPr>
-                <w:rFonts w:ascii="宋体" w:eastAsia="宋体" w:hAnsi="宋体" w:cs="宋体"/>
+                <w:rFonts w:ascii="宋体" w:hAnsi="宋体" w:eastAsia="宋体" w:cs="宋体"/>
                 <w:spacing w:val="7"/>
                 <w:sz w:val="20"/>
                 <w:szCs w:val="20"/>
@@ -763,14 +774,14 @@
               <w:spacing w:before="175" w:line="228" w:lineRule="auto"/>
               <w:ind w:left="310"/>
               <w:rPr>
-                <w:rFonts w:ascii="宋体" w:eastAsia="宋体" w:hAnsi="宋体" w:cs="宋体"/>
+                <w:rFonts w:ascii="宋体" w:hAnsi="宋体" w:eastAsia="宋体" w:cs="宋体"/>
                 <w:sz w:val="20"/>
                 <w:szCs w:val="20"/>
               </w:rPr>
             </w:pPr>
             <w:r>
               <w:rPr>
-                <w:rFonts w:ascii="宋体" w:eastAsia="宋体" w:hAnsi="宋体" w:cs="宋体"/>
+                <w:rFonts w:ascii="宋体" w:hAnsi="宋体" w:eastAsia="宋体" w:cs="宋体"/>
                 <w:spacing w:val="6"/>
                 <w:sz w:val="20"/>
                 <w:szCs w:val="20"/>
@@ -796,7 +807,7 @@
               <w:spacing w:before="175" w:line="228" w:lineRule="auto"/>
               <w:ind w:left="310"/>
               <w:rPr>
-                <w:rFonts w:ascii="宋体" w:eastAsia="宋体" w:hAnsi="宋体" w:cs="宋体" w:hint="eastAsia"/>
+                <w:rFonts w:hint="eastAsia" w:ascii="宋体" w:hAnsi="宋体" w:eastAsia="宋体" w:cs="宋体"/>
                 <w:spacing w:val="6"/>
                 <w:sz w:val="20"/>
                 <w:szCs w:val="20"/>
@@ -805,7 +816,7 @@
             </w:pPr>
             <w:r>
               <w:rPr>
-                <w:rFonts w:ascii="宋体" w:eastAsia="宋体" w:hAnsi="宋体" w:cs="宋体" w:hint="eastAsia"/>
+                <w:rFonts w:hint="eastAsia" w:ascii="宋体" w:hAnsi="宋体" w:eastAsia="宋体" w:cs="宋体"/>
                 <w:spacing w:val="6"/>
                 <w:sz w:val="20"/>
                 <w:szCs w:val="20"/>
@@ -832,14 +843,14 @@
               <w:spacing w:before="176" w:line="229" w:lineRule="auto"/>
               <w:ind w:left="311"/>
               <w:rPr>
-                <w:rFonts w:ascii="宋体" w:eastAsia="宋体" w:hAnsi="宋体" w:cs="宋体"/>
+                <w:rFonts w:ascii="宋体" w:hAnsi="宋体" w:eastAsia="宋体" w:cs="宋体"/>
                 <w:sz w:val="20"/>
                 <w:szCs w:val="20"/>
               </w:rPr>
             </w:pPr>
             <w:r>
               <w:rPr>
-                <w:rFonts w:ascii="宋体" w:eastAsia="宋体" w:hAnsi="宋体" w:cs="宋体"/>
+                <w:rFonts w:ascii="宋体" w:hAnsi="宋体" w:eastAsia="宋体" w:cs="宋体"/>
                 <w:spacing w:val="7"/>
                 <w:sz w:val="20"/>
                 <w:szCs w:val="20"/>
@@ -851,9 +862,14 @@
       </w:tr>
       <w:tr>
         <w:tblPrEx>
-          <w:tblW w:w="8301" w:type="dxa"/>
-          <w:tblInd w:w="2" w:type="dxa"/>
-          <w:tblLayout w:type="fixed"/>
+          <w:tblBorders>
+            <w:top w:val="single" w:color="000000" w:sz="2" w:space="0"/>
+            <w:left w:val="single" w:color="000000" w:sz="2" w:space="0"/>
+            <w:bottom w:val="single" w:color="000000" w:sz="2" w:space="0"/>
+            <w:right w:val="single" w:color="000000" w:sz="2" w:space="0"/>
+            <w:insideH w:val="single" w:color="000000" w:sz="2" w:space="0"/>
+            <w:insideV w:val="single" w:color="000000" w:sz="2" w:space="0"/>
+          </w:tblBorders>
           <w:tblCellMar>
             <w:top w:w="0" w:type="dxa"/>
             <w:left w:w="0" w:type="dxa"/>
@@ -862,7 +878,7 @@
           </w:tblCellMar>
         </w:tblPrEx>
         <w:trPr>
-          <w:trHeight w:val="556"/>
+          <w:trHeight w:val="556" w:hRule="atLeast"/>
         </w:trPr>
         <w:tc>
           <w:tcPr>
@@ -881,14 +897,14 @@
               <w:spacing w:before="173" w:line="267" w:lineRule="exact"/>
               <w:ind w:left="260"/>
               <w:rPr>
-                <w:rFonts w:ascii="宋体" w:eastAsia="宋体" w:hAnsi="宋体" w:cs="宋体"/>
+                <w:rFonts w:ascii="宋体" w:hAnsi="宋体" w:eastAsia="宋体" w:cs="宋体"/>
                 <w:sz w:val="20"/>
                 <w:szCs w:val="20"/>
               </w:rPr>
             </w:pPr>
             <w:r>
               <w:rPr>
-                <w:rFonts w:ascii="宋体" w:eastAsia="宋体" w:hAnsi="宋体" w:cs="宋体"/>
+                <w:rFonts w:ascii="宋体" w:hAnsi="宋体" w:eastAsia="宋体" w:cs="宋体"/>
                 <w:spacing w:val="3"/>
                 <w:position w:val="1"/>
                 <w:sz w:val="20"/>
@@ -915,14 +931,14 @@
               <w:spacing w:before="173" w:line="267" w:lineRule="exact"/>
               <w:ind w:left="248"/>
               <w:rPr>
-                <w:rFonts w:ascii="宋体" w:eastAsia="宋体" w:hAnsi="宋体" w:cs="宋体"/>
+                <w:rFonts w:ascii="宋体" w:hAnsi="宋体" w:eastAsia="宋体" w:cs="宋体"/>
                 <w:sz w:val="20"/>
                 <w:szCs w:val="20"/>
               </w:rPr>
             </w:pPr>
             <w:r>
               <w:rPr>
-                <w:rFonts w:ascii="宋体" w:eastAsia="宋体" w:hAnsi="宋体" w:cs="宋体"/>
+                <w:rFonts w:ascii="宋体" w:hAnsi="宋体" w:eastAsia="宋体" w:cs="宋体"/>
                 <w:spacing w:val="4"/>
                 <w:position w:val="1"/>
                 <w:sz w:val="20"/>
@@ -950,14 +966,14 @@
               <w:ind w:left="114"/>
               <w:jc w:val="center"/>
               <w:rPr>
-                <w:rFonts w:ascii="宋体" w:eastAsia="宋体" w:hAnsi="宋体" w:cs="宋体"/>
+                <w:rFonts w:ascii="宋体" w:hAnsi="宋体" w:eastAsia="宋体" w:cs="宋体"/>
                 <w:sz w:val="20"/>
                 <w:szCs w:val="20"/>
               </w:rPr>
             </w:pPr>
             <w:r>
               <w:rPr>
-                <w:rFonts w:ascii="宋体" w:eastAsia="宋体" w:hAnsi="宋体" w:cs="宋体"/>
+                <w:rFonts w:ascii="宋体" w:hAnsi="宋体" w:eastAsia="宋体" w:cs="宋体"/>
                 <w:spacing w:val="7"/>
                 <w:sz w:val="20"/>
                 <w:szCs w:val="20"/>
@@ -983,7 +999,7 @@
               <w:spacing w:before="172" w:line="228" w:lineRule="auto"/>
               <w:ind w:left="313"/>
               <w:rPr>
-                <w:rFonts w:ascii="宋体" w:eastAsia="宋体" w:hAnsi="宋体" w:cs="宋体"/>
+                <w:rFonts w:ascii="宋体" w:hAnsi="宋体" w:eastAsia="宋体" w:cs="宋体"/>
                 <w:sz w:val="20"/>
                 <w:szCs w:val="20"/>
               </w:rPr>
@@ -1019,7 +1035,7 @@
               <w:spacing w:before="172" w:line="228" w:lineRule="auto"/>
               <w:ind w:left="313"/>
               <w:rPr>
-                <w:rFonts w:ascii="宋体" w:eastAsia="宋体" w:hAnsi="宋体" w:cs="宋体" w:hint="eastAsia"/>
+                <w:rFonts w:hint="eastAsia" w:ascii="宋体" w:hAnsi="宋体" w:eastAsia="宋体" w:cs="宋体"/>
                 <w:spacing w:val="5"/>
                 <w:sz w:val="20"/>
                 <w:szCs w:val="20"/>
@@ -1051,14 +1067,14 @@
               <w:spacing w:before="173" w:line="229" w:lineRule="auto"/>
               <w:ind w:left="314"/>
               <w:rPr>
-                <w:rFonts w:ascii="宋体" w:eastAsia="宋体" w:hAnsi="宋体" w:cs="宋体"/>
+                <w:rFonts w:ascii="宋体" w:hAnsi="宋体" w:eastAsia="宋体" w:cs="宋体"/>
                 <w:sz w:val="20"/>
                 <w:szCs w:val="20"/>
               </w:rPr>
             </w:pPr>
             <w:r>
               <w:rPr>
-                <w:rFonts w:ascii="宋体" w:eastAsia="宋体" w:hAnsi="宋体" w:cs="宋体" w:hint="eastAsia"/>
+                <w:rFonts w:hint="eastAsia" w:ascii="宋体" w:hAnsi="宋体" w:eastAsia="宋体" w:cs="宋体"/>
                 <w:spacing w:val="6"/>
                 <w:sz w:val="20"/>
                 <w:szCs w:val="20"/>
@@ -1071,9 +1087,14 @@
       </w:tr>
       <w:tr>
         <w:tblPrEx>
-          <w:tblW w:w="8301" w:type="dxa"/>
-          <w:tblInd w:w="2" w:type="dxa"/>
-          <w:tblLayout w:type="fixed"/>
+          <w:tblBorders>
+            <w:top w:val="single" w:color="000000" w:sz="2" w:space="0"/>
+            <w:left w:val="single" w:color="000000" w:sz="2" w:space="0"/>
+            <w:bottom w:val="single" w:color="000000" w:sz="2" w:space="0"/>
+            <w:right w:val="single" w:color="000000" w:sz="2" w:space="0"/>
+            <w:insideH w:val="single" w:color="000000" w:sz="2" w:space="0"/>
+            <w:insideV w:val="single" w:color="000000" w:sz="2" w:space="0"/>
+          </w:tblBorders>
           <w:tblCellMar>
             <w:top w:w="0" w:type="dxa"/>
             <w:left w:w="0" w:type="dxa"/>
@@ -1082,7 +1103,7 @@
           </w:tblCellMar>
         </w:tblPrEx>
         <w:trPr>
-          <w:trHeight w:val="556"/>
+          <w:trHeight w:val="556" w:hRule="atLeast"/>
         </w:trPr>
         <w:tc>
           <w:tcPr>
@@ -1090,7 +1111,7 @@
           </w:tcPr>
           <w:p>
             <w:pPr>
-              <w:pStyle w:val="TableText"/>
+              <w:pStyle w:val="28"/>
               <w:keepNext w:val="0"/>
               <w:keepLines w:val="0"/>
               <w:pageBreakBefore w:val="0"/>
@@ -1108,7 +1129,7 @@
           </w:tcPr>
           <w:p>
             <w:pPr>
-              <w:pStyle w:val="TableText"/>
+              <w:pStyle w:val="28"/>
               <w:keepNext w:val="0"/>
               <w:keepLines w:val="0"/>
               <w:pageBreakBefore w:val="0"/>
@@ -1126,7 +1147,7 @@
           </w:tcPr>
           <w:p>
             <w:pPr>
-              <w:pStyle w:val="TableText"/>
+              <w:pStyle w:val="28"/>
               <w:keepNext w:val="0"/>
               <w:keepLines w:val="0"/>
               <w:pageBreakBefore w:val="0"/>
@@ -1182,7 +1203,7 @@
           </w:tcPr>
           <w:p>
             <w:pPr>
-              <w:pStyle w:val="TableText"/>
+              <w:pStyle w:val="28"/>
               <w:keepNext w:val="0"/>
               <w:keepLines w:val="0"/>
               <w:pageBreakBefore w:val="0"/>
@@ -1197,9 +1218,14 @@
       </w:tr>
       <w:tr>
         <w:tblPrEx>
-          <w:tblW w:w="8301" w:type="dxa"/>
-          <w:tblInd w:w="2" w:type="dxa"/>
-          <w:tblLayout w:type="fixed"/>
+          <w:tblBorders>
+            <w:top w:val="single" w:color="000000" w:sz="2" w:space="0"/>
+            <w:left w:val="single" w:color="000000" w:sz="2" w:space="0"/>
+            <w:bottom w:val="single" w:color="000000" w:sz="2" w:space="0"/>
+            <w:right w:val="single" w:color="000000" w:sz="2" w:space="0"/>
+            <w:insideH w:val="single" w:color="000000" w:sz="2" w:space="0"/>
+            <w:insideV w:val="single" w:color="000000" w:sz="2" w:space="0"/>
+          </w:tblBorders>
           <w:tblCellMar>
             <w:top w:w="0" w:type="dxa"/>
             <w:left w:w="0" w:type="dxa"/>
@@ -1208,7 +1234,7 @@
           </w:tblCellMar>
         </w:tblPrEx>
         <w:trPr>
-          <w:trHeight w:val="556"/>
+          <w:trHeight w:val="556" w:hRule="atLeast"/>
         </w:trPr>
         <w:tc>
           <w:tcPr>
@@ -1216,7 +1242,7 @@
           </w:tcPr>
           <w:p>
             <w:pPr>
-              <w:pStyle w:val="TableText"/>
+              <w:pStyle w:val="28"/>
               <w:keepNext w:val="0"/>
               <w:keepLines w:val="0"/>
               <w:pageBreakBefore w:val="0"/>
@@ -1234,7 +1260,7 @@
           </w:tcPr>
           <w:p>
             <w:pPr>
-              <w:pStyle w:val="TableText"/>
+              <w:pStyle w:val="28"/>
               <w:keepNext w:val="0"/>
               <w:keepLines w:val="0"/>
               <w:pageBreakBefore w:val="0"/>
@@ -1252,7 +1278,7 @@
           </w:tcPr>
           <w:p>
             <w:pPr>
-              <w:pStyle w:val="TableText"/>
+              <w:pStyle w:val="28"/>
               <w:keepNext w:val="0"/>
               <w:keepLines w:val="0"/>
               <w:pageBreakBefore w:val="0"/>
@@ -1308,7 +1334,7 @@
           </w:tcPr>
           <w:p>
             <w:pPr>
-              <w:pStyle w:val="TableText"/>
+              <w:pStyle w:val="28"/>
               <w:keepNext w:val="0"/>
               <w:keepLines w:val="0"/>
               <w:pageBreakBefore w:val="0"/>
@@ -1323,9 +1349,14 @@
       </w:tr>
       <w:tr>
         <w:tblPrEx>
-          <w:tblW w:w="8301" w:type="dxa"/>
-          <w:tblInd w:w="2" w:type="dxa"/>
-          <w:tblLayout w:type="fixed"/>
+          <w:tblBorders>
+            <w:top w:val="single" w:color="000000" w:sz="2" w:space="0"/>
+            <w:left w:val="single" w:color="000000" w:sz="2" w:space="0"/>
+            <w:bottom w:val="single" w:color="000000" w:sz="2" w:space="0"/>
+            <w:right w:val="single" w:color="000000" w:sz="2" w:space="0"/>
+            <w:insideH w:val="single" w:color="000000" w:sz="2" w:space="0"/>
+            <w:insideV w:val="single" w:color="000000" w:sz="2" w:space="0"/>
+          </w:tblBorders>
           <w:tblCellMar>
             <w:top w:w="0" w:type="dxa"/>
             <w:left w:w="0" w:type="dxa"/>
@@ -1334,7 +1365,7 @@
           </w:tblCellMar>
         </w:tblPrEx>
         <w:trPr>
-          <w:trHeight w:val="557"/>
+          <w:trHeight w:val="557" w:hRule="atLeast"/>
         </w:trPr>
         <w:tc>
           <w:tcPr>
@@ -1342,7 +1373,7 @@
           </w:tcPr>
           <w:p>
             <w:pPr>
-              <w:pStyle w:val="TableText"/>
+              <w:pStyle w:val="28"/>
               <w:keepNext w:val="0"/>
               <w:keepLines w:val="0"/>
               <w:pageBreakBefore w:val="0"/>
@@ -1360,7 +1391,7 @@
           </w:tcPr>
           <w:p>
             <w:pPr>
-              <w:pStyle w:val="TableText"/>
+              <w:pStyle w:val="28"/>
               <w:keepNext w:val="0"/>
               <w:keepLines w:val="0"/>
               <w:pageBreakBefore w:val="0"/>
@@ -1378,7 +1409,7 @@
           </w:tcPr>
           <w:p>
             <w:pPr>
-              <w:pStyle w:val="TableText"/>
+              <w:pStyle w:val="28"/>
               <w:keepNext w:val="0"/>
               <w:keepLines w:val="0"/>
               <w:pageBreakBefore w:val="0"/>
@@ -1396,7 +1427,7 @@
           </w:tcPr>
           <w:p>
             <w:pPr>
-              <w:pStyle w:val="TableText"/>
+              <w:pStyle w:val="28"/>
               <w:keepNext w:val="0"/>
               <w:keepLines w:val="0"/>
               <w:pageBreakBefore w:val="0"/>
@@ -1414,7 +1445,7 @@
           </w:tcPr>
           <w:p>
             <w:pPr>
-              <w:pStyle w:val="TableText"/>
+              <w:pStyle w:val="28"/>
               <w:keepNext w:val="0"/>
               <w:keepLines w:val="0"/>
               <w:pageBreakBefore w:val="0"/>
@@ -1432,7 +1463,7 @@
           </w:tcPr>
           <w:p>
             <w:pPr>
-              <w:pStyle w:val="TableText"/>
+              <w:pStyle w:val="28"/>
               <w:keepNext w:val="0"/>
               <w:keepLines w:val="0"/>
               <w:pageBreakBefore w:val="0"/>
@@ -1447,9 +1478,14 @@
       </w:tr>
       <w:tr>
         <w:tblPrEx>
-          <w:tblW w:w="8301" w:type="dxa"/>
-          <w:tblInd w:w="2" w:type="dxa"/>
-          <w:tblLayout w:type="fixed"/>
+          <w:tblBorders>
+            <w:top w:val="single" w:color="000000" w:sz="2" w:space="0"/>
+            <w:left w:val="single" w:color="000000" w:sz="2" w:space="0"/>
+            <w:bottom w:val="single" w:color="000000" w:sz="2" w:space="0"/>
+            <w:right w:val="single" w:color="000000" w:sz="2" w:space="0"/>
+            <w:insideH w:val="single" w:color="000000" w:sz="2" w:space="0"/>
+            <w:insideV w:val="single" w:color="000000" w:sz="2" w:space="0"/>
+          </w:tblBorders>
           <w:tblCellMar>
             <w:top w:w="0" w:type="dxa"/>
             <w:left w:w="0" w:type="dxa"/>
@@ -1458,7 +1494,7 @@
           </w:tblCellMar>
         </w:tblPrEx>
         <w:trPr>
-          <w:trHeight w:val="556"/>
+          <w:trHeight w:val="556" w:hRule="atLeast"/>
         </w:trPr>
         <w:tc>
           <w:tcPr>
@@ -1466,7 +1502,7 @@
           </w:tcPr>
           <w:p>
             <w:pPr>
-              <w:pStyle w:val="TableText"/>
+              <w:pStyle w:val="28"/>
               <w:keepNext w:val="0"/>
               <w:keepLines w:val="0"/>
               <w:pageBreakBefore w:val="0"/>
@@ -1484,7 +1520,7 @@
           </w:tcPr>
           <w:p>
             <w:pPr>
-              <w:pStyle w:val="TableText"/>
+              <w:pStyle w:val="28"/>
               <w:keepNext w:val="0"/>
               <w:keepLines w:val="0"/>
               <w:pageBreakBefore w:val="0"/>
@@ -1502,7 +1538,7 @@
           </w:tcPr>
           <w:p>
             <w:pPr>
-              <w:pStyle w:val="TableText"/>
+              <w:pStyle w:val="28"/>
               <w:keepNext w:val="0"/>
               <w:keepLines w:val="0"/>
               <w:pageBreakBefore w:val="0"/>
@@ -1520,7 +1556,7 @@
           </w:tcPr>
           <w:p>
             <w:pPr>
-              <w:pStyle w:val="TableText"/>
+              <w:pStyle w:val="28"/>
               <w:keepNext w:val="0"/>
               <w:keepLines w:val="0"/>
               <w:pageBreakBefore w:val="0"/>
@@ -1538,7 +1574,7 @@
           </w:tcPr>
           <w:p>
             <w:pPr>
-              <w:pStyle w:val="TableText"/>
+              <w:pStyle w:val="28"/>
               <w:keepNext w:val="0"/>
               <w:keepLines w:val="0"/>
               <w:pageBreakBefore w:val="0"/>
@@ -1556,7 +1592,7 @@
           </w:tcPr>
           <w:p>
             <w:pPr>
-              <w:pStyle w:val="TableText"/>
+              <w:pStyle w:val="28"/>
               <w:keepNext w:val="0"/>
               <w:keepLines w:val="0"/>
               <w:pageBreakBefore w:val="0"/>
@@ -1571,9 +1607,14 @@
       </w:tr>
       <w:tr>
         <w:tblPrEx>
-          <w:tblW w:w="8301" w:type="dxa"/>
-          <w:tblInd w:w="2" w:type="dxa"/>
-          <w:tblLayout w:type="fixed"/>
+          <w:tblBorders>
+            <w:top w:val="single" w:color="000000" w:sz="2" w:space="0"/>
+            <w:left w:val="single" w:color="000000" w:sz="2" w:space="0"/>
+            <w:bottom w:val="single" w:color="000000" w:sz="2" w:space="0"/>
+            <w:right w:val="single" w:color="000000" w:sz="2" w:space="0"/>
+            <w:insideH w:val="single" w:color="000000" w:sz="2" w:space="0"/>
+            <w:insideV w:val="single" w:color="000000" w:sz="2" w:space="0"/>
+          </w:tblBorders>
           <w:tblCellMar>
             <w:top w:w="0" w:type="dxa"/>
             <w:left w:w="0" w:type="dxa"/>
@@ -1582,7 +1623,7 @@
           </w:tblCellMar>
         </w:tblPrEx>
         <w:trPr>
-          <w:trHeight w:val="561"/>
+          <w:trHeight w:val="561" w:hRule="atLeast"/>
         </w:trPr>
         <w:tc>
           <w:tcPr>
@@ -1590,7 +1631,7 @@
           </w:tcPr>
           <w:p>
             <w:pPr>
-              <w:pStyle w:val="TableText"/>
+              <w:pStyle w:val="28"/>
               <w:keepNext w:val="0"/>
               <w:keepLines w:val="0"/>
               <w:pageBreakBefore w:val="0"/>
@@ -1608,7 +1649,7 @@
           </w:tcPr>
           <w:p>
             <w:pPr>
-              <w:pStyle w:val="TableText"/>
+              <w:pStyle w:val="28"/>
               <w:keepNext w:val="0"/>
               <w:keepLines w:val="0"/>
               <w:pageBreakBefore w:val="0"/>
@@ -1626,7 +1667,7 @@
           </w:tcPr>
           <w:p>
             <w:pPr>
-              <w:pStyle w:val="TableText"/>
+              <w:pStyle w:val="28"/>
               <w:keepNext w:val="0"/>
               <w:keepLines w:val="0"/>
               <w:pageBreakBefore w:val="0"/>
@@ -1644,7 +1685,7 @@
           </w:tcPr>
           <w:p>
             <w:pPr>
-              <w:pStyle w:val="TableText"/>
+              <w:pStyle w:val="28"/>
               <w:keepNext w:val="0"/>
               <w:keepLines w:val="0"/>
               <w:pageBreakBefore w:val="0"/>
@@ -1662,7 +1703,7 @@
           </w:tcPr>
           <w:p>
             <w:pPr>
-              <w:pStyle w:val="TableText"/>
+              <w:pStyle w:val="28"/>
               <w:keepNext w:val="0"/>
               <w:keepLines w:val="0"/>
               <w:pageBreakBefore w:val="0"/>
@@ -1680,7 +1721,7 @@
           </w:tcPr>
           <w:p>
             <w:pPr>
-              <w:pStyle w:val="TableText"/>
+              <w:pStyle w:val="28"/>
               <w:keepNext w:val="0"/>
               <w:keepLines w:val="0"/>
               <w:pageBreakBefore w:val="0"/>
@@ -1712,7 +1753,7 @@
     <w:sdt>
       <w:sdtPr>
         <w:rPr>
-          <w:rFonts w:ascii="宋体" w:eastAsia="宋体" w:hAnsi="宋体" w:cs="Arial"/>
+          <w:rFonts w:ascii="宋体" w:hAnsi="宋体" w:eastAsia="宋体" w:cs="Arial"/>
           <w:snapToGrid w:val="0"/>
           <w:color w:val="000000"/>
           <w:kern w:val="0"/>
@@ -1728,7 +1769,7 @@
       </w:sdtPr>
       <w:sdtEndPr>
         <w:rPr>
-          <w:rFonts w:ascii="宋体" w:eastAsia="宋体" w:hAnsi="宋体" w:cs="宋体" w:hint="eastAsia"/>
+          <w:rFonts w:hint="eastAsia" w:ascii="宋体" w:hAnsi="宋体" w:eastAsia="宋体" w:cs="宋体"/>
           <w:snapToGrid w:val="0"/>
           <w:color w:val="000000"/>
           <w:kern w:val="0"/>
@@ -1749,17 +1790,17 @@
             <w:topLinePunct/>
             <w:bidi w:val="0"/>
             <w:spacing w:before="0" w:beforeLines="0" w:after="0" w:afterLines="0" w:line="240" w:lineRule="auto"/>
-            <w:ind w:left="0" w:right="0" w:firstLine="0" w:leftChars="0" w:rightChars="0" w:firstLineChars="0"/>
+            <w:ind w:left="0" w:leftChars="0" w:right="0" w:rightChars="0" w:firstLine="0" w:firstLineChars="0"/>
             <w:jc w:val="center"/>
             <w:rPr>
-              <w:rFonts w:ascii="宋体" w:eastAsia="宋体" w:hAnsi="宋体" w:cs="宋体" w:hint="eastAsia"/>
+              <w:rFonts w:hint="eastAsia" w:ascii="宋体" w:hAnsi="宋体" w:eastAsia="宋体" w:cs="宋体"/>
               <w:sz w:val="24"/>
               <w:szCs w:val="24"/>
             </w:rPr>
           </w:pPr>
           <w:r>
             <w:rPr>
-              <w:rFonts w:ascii="宋体" w:eastAsia="宋体" w:hAnsi="宋体" w:cs="宋体" w:hint="eastAsia"/>
+              <w:rFonts w:hint="eastAsia" w:ascii="宋体" w:hAnsi="宋体" w:eastAsia="宋体" w:cs="宋体"/>
               <w:sz w:val="24"/>
               <w:szCs w:val="24"/>
             </w:rPr>
@@ -1768,14 +1809,14 @@
         </w:p>
         <w:p>
           <w:pPr>
-            <w:pStyle w:val="TOC1"/>
+            <w:pStyle w:val="17"/>
             <w:tabs>
               <w:tab w:val="right" w:leader="dot" w:pos="8306"/>
             </w:tabs>
           </w:pPr>
           <w:r>
             <w:rPr>
-              <w:rFonts w:ascii="宋体" w:eastAsia="宋体" w:hAnsi="宋体" w:cs="宋体" w:hint="eastAsia"/>
+              <w:rFonts w:hint="eastAsia" w:ascii="宋体" w:hAnsi="宋体" w:eastAsia="宋体" w:cs="宋体"/>
               <w:sz w:val="24"/>
               <w:szCs w:val="24"/>
             </w:rPr>
@@ -1783,7 +1824,7 @@
           </w:r>
           <w:r>
             <w:rPr>
-              <w:rFonts w:ascii="宋体" w:eastAsia="宋体" w:hAnsi="宋体" w:cs="宋体" w:hint="eastAsia"/>
+              <w:rFonts w:hint="eastAsia" w:ascii="宋体" w:hAnsi="宋体" w:eastAsia="宋体" w:cs="宋体"/>
               <w:sz w:val="24"/>
               <w:szCs w:val="24"/>
             </w:rPr>
@@ -1791,7 +1832,7 @@
           </w:r>
           <w:r>
             <w:rPr>
-              <w:rFonts w:ascii="宋体" w:eastAsia="宋体" w:hAnsi="宋体" w:cs="宋体" w:hint="eastAsia"/>
+              <w:rFonts w:hint="eastAsia" w:ascii="宋体" w:hAnsi="宋体" w:eastAsia="宋体" w:cs="宋体"/>
               <w:sz w:val="24"/>
               <w:szCs w:val="24"/>
             </w:rPr>
@@ -1799,21 +1840,21 @@
           </w:r>
           <w:r>
             <w:rPr>
-              <w:rFonts w:ascii="宋体" w:eastAsia="宋体" w:hAnsi="宋体" w:cs="宋体" w:hint="eastAsia"/>
+              <w:rFonts w:hint="eastAsia" w:ascii="宋体" w:hAnsi="宋体" w:eastAsia="宋体" w:cs="宋体"/>
               <w:szCs w:val="24"/>
             </w:rPr>
             <w:fldChar w:fldCharType="begin"/>
           </w:r>
           <w:r>
             <w:rPr>
-              <w:rFonts w:ascii="宋体" w:eastAsia="宋体" w:hAnsi="宋体" w:cs="宋体" w:hint="eastAsia"/>
+              <w:rFonts w:hint="eastAsia" w:ascii="宋体" w:hAnsi="宋体" w:eastAsia="宋体" w:cs="宋体"/>
               <w:szCs w:val="24"/>
             </w:rPr>
             <w:instrText xml:space="preserve"> HYPERLINK \l _Toc28682 </w:instrText>
           </w:r>
           <w:r>
             <w:rPr>
-              <w:rFonts w:ascii="宋体" w:eastAsia="宋体" w:hAnsi="宋体" w:cs="宋体" w:hint="eastAsia"/>
+              <w:rFonts w:hint="eastAsia" w:ascii="宋体" w:hAnsi="宋体" w:eastAsia="宋体" w:cs="宋体"/>
               <w:szCs w:val="24"/>
             </w:rPr>
             <w:fldChar w:fldCharType="separate"/>
@@ -1845,7 +1886,7 @@
           </w:r>
           <w:r>
             <w:rPr>
-              <w:rFonts w:ascii="宋体" w:eastAsia="宋体" w:hAnsi="宋体" w:cs="宋体" w:hint="eastAsia"/>
+              <w:rFonts w:hint="eastAsia" w:ascii="宋体" w:hAnsi="宋体" w:eastAsia="宋体" w:cs="宋体"/>
               <w:szCs w:val="24"/>
             </w:rPr>
             <w:fldChar w:fldCharType="end"/>
@@ -1853,28 +1894,28 @@
         </w:p>
         <w:p>
           <w:pPr>
-            <w:pStyle w:val="TOC1"/>
+            <w:pStyle w:val="17"/>
             <w:tabs>
               <w:tab w:val="right" w:leader="dot" w:pos="8306"/>
             </w:tabs>
           </w:pPr>
           <w:r>
             <w:rPr>
-              <w:rFonts w:ascii="宋体" w:eastAsia="宋体" w:hAnsi="宋体" w:cs="宋体" w:hint="eastAsia"/>
+              <w:rFonts w:hint="eastAsia" w:ascii="宋体" w:hAnsi="宋体" w:eastAsia="宋体" w:cs="宋体"/>
               <w:szCs w:val="24"/>
             </w:rPr>
             <w:fldChar w:fldCharType="begin"/>
           </w:r>
           <w:r>
             <w:rPr>
-              <w:rFonts w:ascii="宋体" w:eastAsia="宋体" w:hAnsi="宋体" w:cs="宋体" w:hint="eastAsia"/>
+              <w:rFonts w:hint="eastAsia" w:ascii="宋体" w:hAnsi="宋体" w:eastAsia="宋体" w:cs="宋体"/>
               <w:szCs w:val="24"/>
             </w:rPr>
             <w:instrText xml:space="preserve"> HYPERLINK \l _Toc14513 </w:instrText>
           </w:r>
           <w:r>
             <w:rPr>
-              <w:rFonts w:ascii="宋体" w:eastAsia="宋体" w:hAnsi="宋体" w:cs="宋体" w:hint="eastAsia"/>
+              <w:rFonts w:hint="eastAsia" w:ascii="宋体" w:hAnsi="宋体" w:eastAsia="宋体" w:cs="宋体"/>
               <w:szCs w:val="24"/>
             </w:rPr>
             <w:fldChar w:fldCharType="separate"/>
@@ -1906,7 +1947,7 @@
           </w:r>
           <w:r>
             <w:rPr>
-              <w:rFonts w:ascii="宋体" w:eastAsia="宋体" w:hAnsi="宋体" w:cs="宋体" w:hint="eastAsia"/>
+              <w:rFonts w:hint="eastAsia" w:ascii="宋体" w:hAnsi="宋体" w:eastAsia="宋体" w:cs="宋体"/>
               <w:szCs w:val="24"/>
             </w:rPr>
             <w:fldChar w:fldCharType="end"/>
@@ -1914,28 +1955,28 @@
         </w:p>
         <w:p>
           <w:pPr>
-            <w:pStyle w:val="TOC1"/>
+            <w:pStyle w:val="17"/>
             <w:tabs>
               <w:tab w:val="right" w:leader="dot" w:pos="8306"/>
             </w:tabs>
           </w:pPr>
           <w:r>
             <w:rPr>
-              <w:rFonts w:ascii="宋体" w:eastAsia="宋体" w:hAnsi="宋体" w:cs="宋体" w:hint="eastAsia"/>
+              <w:rFonts w:hint="eastAsia" w:ascii="宋体" w:hAnsi="宋体" w:eastAsia="宋体" w:cs="宋体"/>
               <w:szCs w:val="24"/>
             </w:rPr>
             <w:fldChar w:fldCharType="begin"/>
           </w:r>
           <w:r>
             <w:rPr>
-              <w:rFonts w:ascii="宋体" w:eastAsia="宋体" w:hAnsi="宋体" w:cs="宋体" w:hint="eastAsia"/>
+              <w:rFonts w:hint="eastAsia" w:ascii="宋体" w:hAnsi="宋体" w:eastAsia="宋体" w:cs="宋体"/>
               <w:szCs w:val="24"/>
             </w:rPr>
             <w:instrText xml:space="preserve"> HYPERLINK \l _Toc16052 </w:instrText>
           </w:r>
           <w:r>
             <w:rPr>
-              <w:rFonts w:ascii="宋体" w:eastAsia="宋体" w:hAnsi="宋体" w:cs="宋体" w:hint="eastAsia"/>
+              <w:rFonts w:hint="eastAsia" w:ascii="宋体" w:hAnsi="宋体" w:eastAsia="宋体" w:cs="宋体"/>
               <w:szCs w:val="24"/>
             </w:rPr>
             <w:fldChar w:fldCharType="separate"/>
@@ -1974,7 +2015,7 @@
           </w:r>
           <w:r>
             <w:rPr>
-              <w:rFonts w:ascii="宋体" w:eastAsia="宋体" w:hAnsi="宋体" w:cs="宋体" w:hint="eastAsia"/>
+              <w:rFonts w:hint="eastAsia" w:ascii="宋体" w:hAnsi="宋体" w:eastAsia="宋体" w:cs="宋体"/>
               <w:szCs w:val="24"/>
             </w:rPr>
             <w:fldChar w:fldCharType="end"/>
@@ -1982,28 +2023,28 @@
         </w:p>
         <w:p>
           <w:pPr>
-            <w:pStyle w:val="TOC1"/>
+            <w:pStyle w:val="17"/>
             <w:tabs>
               <w:tab w:val="right" w:leader="dot" w:pos="8306"/>
             </w:tabs>
           </w:pPr>
           <w:r>
             <w:rPr>
-              <w:rFonts w:ascii="宋体" w:eastAsia="宋体" w:hAnsi="宋体" w:cs="宋体" w:hint="eastAsia"/>
+              <w:rFonts w:hint="eastAsia" w:ascii="宋体" w:hAnsi="宋体" w:eastAsia="宋体" w:cs="宋体"/>
               <w:szCs w:val="24"/>
             </w:rPr>
             <w:fldChar w:fldCharType="begin"/>
           </w:r>
           <w:r>
             <w:rPr>
-              <w:rFonts w:ascii="宋体" w:eastAsia="宋体" w:hAnsi="宋体" w:cs="宋体" w:hint="eastAsia"/>
+              <w:rFonts w:hint="eastAsia" w:ascii="宋体" w:hAnsi="宋体" w:eastAsia="宋体" w:cs="宋体"/>
               <w:szCs w:val="24"/>
             </w:rPr>
             <w:instrText xml:space="preserve"> HYPERLINK \l _Toc9781 </w:instrText>
           </w:r>
           <w:r>
             <w:rPr>
-              <w:rFonts w:ascii="宋体" w:eastAsia="宋体" w:hAnsi="宋体" w:cs="宋体" w:hint="eastAsia"/>
+              <w:rFonts w:hint="eastAsia" w:ascii="宋体" w:hAnsi="宋体" w:eastAsia="宋体" w:cs="宋体"/>
               <w:szCs w:val="24"/>
             </w:rPr>
             <w:fldChar w:fldCharType="separate"/>
@@ -2041,7 +2082,7 @@
           </w:r>
           <w:r>
             <w:rPr>
-              <w:rFonts w:ascii="宋体" w:eastAsia="宋体" w:hAnsi="宋体" w:cs="宋体" w:hint="eastAsia"/>
+              <w:rFonts w:hint="eastAsia" w:ascii="宋体" w:hAnsi="宋体" w:eastAsia="宋体" w:cs="宋体"/>
               <w:szCs w:val="24"/>
             </w:rPr>
             <w:fldChar w:fldCharType="end"/>
@@ -2049,28 +2090,28 @@
         </w:p>
         <w:p>
           <w:pPr>
-            <w:pStyle w:val="TOC1"/>
+            <w:pStyle w:val="17"/>
             <w:tabs>
               <w:tab w:val="right" w:leader="dot" w:pos="8306"/>
             </w:tabs>
           </w:pPr>
           <w:r>
             <w:rPr>
-              <w:rFonts w:ascii="宋体" w:eastAsia="宋体" w:hAnsi="宋体" w:cs="宋体" w:hint="eastAsia"/>
+              <w:rFonts w:hint="eastAsia" w:ascii="宋体" w:hAnsi="宋体" w:eastAsia="宋体" w:cs="宋体"/>
               <w:szCs w:val="24"/>
             </w:rPr>
             <w:fldChar w:fldCharType="begin"/>
           </w:r>
           <w:r>
             <w:rPr>
-              <w:rFonts w:ascii="宋体" w:eastAsia="宋体" w:hAnsi="宋体" w:cs="宋体" w:hint="eastAsia"/>
+              <w:rFonts w:hint="eastAsia" w:ascii="宋体" w:hAnsi="宋体" w:eastAsia="宋体" w:cs="宋体"/>
               <w:szCs w:val="24"/>
             </w:rPr>
             <w:instrText xml:space="preserve"> HYPERLINK \l _Toc30406 </w:instrText>
           </w:r>
           <w:r>
             <w:rPr>
-              <w:rFonts w:ascii="宋体" w:eastAsia="宋体" w:hAnsi="宋体" w:cs="宋体" w:hint="eastAsia"/>
+              <w:rFonts w:hint="eastAsia" w:ascii="宋体" w:hAnsi="宋体" w:eastAsia="宋体" w:cs="宋体"/>
               <w:szCs w:val="24"/>
             </w:rPr>
             <w:fldChar w:fldCharType="separate"/>
@@ -2109,7 +2150,7 @@
           </w:r>
           <w:r>
             <w:rPr>
-              <w:rFonts w:ascii="宋体" w:eastAsia="宋体" w:hAnsi="宋体" w:cs="宋体" w:hint="eastAsia"/>
+              <w:rFonts w:hint="eastAsia" w:ascii="宋体" w:hAnsi="宋体" w:eastAsia="宋体" w:cs="宋体"/>
               <w:szCs w:val="24"/>
             </w:rPr>
             <w:fldChar w:fldCharType="end"/>
@@ -2117,28 +2158,28 @@
         </w:p>
         <w:p>
           <w:pPr>
-            <w:pStyle w:val="TOC1"/>
+            <w:pStyle w:val="17"/>
             <w:tabs>
               <w:tab w:val="right" w:leader="dot" w:pos="8306"/>
             </w:tabs>
           </w:pPr>
           <w:r>
             <w:rPr>
-              <w:rFonts w:ascii="宋体" w:eastAsia="宋体" w:hAnsi="宋体" w:cs="宋体" w:hint="eastAsia"/>
+              <w:rFonts w:hint="eastAsia" w:ascii="宋体" w:hAnsi="宋体" w:eastAsia="宋体" w:cs="宋体"/>
               <w:szCs w:val="24"/>
             </w:rPr>
             <w:fldChar w:fldCharType="begin"/>
           </w:r>
           <w:r>
             <w:rPr>
-              <w:rFonts w:ascii="宋体" w:eastAsia="宋体" w:hAnsi="宋体" w:cs="宋体" w:hint="eastAsia"/>
+              <w:rFonts w:hint="eastAsia" w:ascii="宋体" w:hAnsi="宋体" w:eastAsia="宋体" w:cs="宋体"/>
               <w:szCs w:val="24"/>
             </w:rPr>
             <w:instrText xml:space="preserve"> HYPERLINK \l _Toc21703 </w:instrText>
           </w:r>
           <w:r>
             <w:rPr>
-              <w:rFonts w:ascii="宋体" w:eastAsia="宋体" w:hAnsi="宋体" w:cs="宋体" w:hint="eastAsia"/>
+              <w:rFonts w:hint="eastAsia" w:ascii="宋体" w:hAnsi="宋体" w:eastAsia="宋体" w:cs="宋体"/>
               <w:szCs w:val="24"/>
             </w:rPr>
             <w:fldChar w:fldCharType="separate"/>
@@ -2179,7 +2220,7 @@
           </w:r>
           <w:r>
             <w:rPr>
-              <w:rFonts w:ascii="宋体" w:eastAsia="宋体" w:hAnsi="宋体" w:cs="宋体" w:hint="eastAsia"/>
+              <w:rFonts w:hint="eastAsia" w:ascii="宋体" w:hAnsi="宋体" w:eastAsia="宋体" w:cs="宋体"/>
               <w:szCs w:val="24"/>
             </w:rPr>
             <w:fldChar w:fldCharType="end"/>
@@ -2187,28 +2228,28 @@
         </w:p>
         <w:p>
           <w:pPr>
-            <w:pStyle w:val="TOC2"/>
+            <w:pStyle w:val="18"/>
             <w:tabs>
               <w:tab w:val="right" w:leader="dot" w:pos="8306"/>
             </w:tabs>
           </w:pPr>
           <w:r>
             <w:rPr>
-              <w:rFonts w:ascii="宋体" w:eastAsia="宋体" w:hAnsi="宋体" w:cs="宋体" w:hint="eastAsia"/>
+              <w:rFonts w:hint="eastAsia" w:ascii="宋体" w:hAnsi="宋体" w:eastAsia="宋体" w:cs="宋体"/>
               <w:szCs w:val="24"/>
             </w:rPr>
             <w:fldChar w:fldCharType="begin"/>
           </w:r>
           <w:r>
             <w:rPr>
-              <w:rFonts w:ascii="宋体" w:eastAsia="宋体" w:hAnsi="宋体" w:cs="宋体" w:hint="eastAsia"/>
+              <w:rFonts w:hint="eastAsia" w:ascii="宋体" w:hAnsi="宋体" w:eastAsia="宋体" w:cs="宋体"/>
               <w:szCs w:val="24"/>
             </w:rPr>
             <w:instrText xml:space="preserve"> HYPERLINK \l _Toc23771 </w:instrText>
           </w:r>
           <w:r>
             <w:rPr>
-              <w:rFonts w:ascii="宋体" w:eastAsia="宋体" w:hAnsi="宋体" w:cs="宋体" w:hint="eastAsia"/>
+              <w:rFonts w:hint="eastAsia" w:ascii="宋体" w:hAnsi="宋体" w:eastAsia="宋体" w:cs="宋体"/>
               <w:szCs w:val="24"/>
             </w:rPr>
             <w:fldChar w:fldCharType="separate"/>
@@ -2247,7 +2288,7 @@
           </w:r>
           <w:r>
             <w:rPr>
-              <w:rFonts w:ascii="宋体" w:eastAsia="宋体" w:hAnsi="宋体" w:cs="宋体" w:hint="eastAsia"/>
+              <w:rFonts w:hint="eastAsia" w:ascii="宋体" w:hAnsi="宋体" w:eastAsia="宋体" w:cs="宋体"/>
               <w:szCs w:val="24"/>
             </w:rPr>
             <w:fldChar w:fldCharType="end"/>
@@ -2255,28 +2296,28 @@
         </w:p>
         <w:p>
           <w:pPr>
-            <w:pStyle w:val="TOC2"/>
+            <w:pStyle w:val="18"/>
             <w:tabs>
               <w:tab w:val="right" w:leader="dot" w:pos="8306"/>
             </w:tabs>
           </w:pPr>
           <w:r>
             <w:rPr>
-              <w:rFonts w:ascii="宋体" w:eastAsia="宋体" w:hAnsi="宋体" w:cs="宋体" w:hint="eastAsia"/>
+              <w:rFonts w:hint="eastAsia" w:ascii="宋体" w:hAnsi="宋体" w:eastAsia="宋体" w:cs="宋体"/>
               <w:szCs w:val="24"/>
             </w:rPr>
             <w:fldChar w:fldCharType="begin"/>
           </w:r>
           <w:r>
             <w:rPr>
-              <w:rFonts w:ascii="宋体" w:eastAsia="宋体" w:hAnsi="宋体" w:cs="宋体" w:hint="eastAsia"/>
+              <w:rFonts w:hint="eastAsia" w:ascii="宋体" w:hAnsi="宋体" w:eastAsia="宋体" w:cs="宋体"/>
               <w:szCs w:val="24"/>
             </w:rPr>
             <w:instrText xml:space="preserve"> HYPERLINK \l _Toc27335 </w:instrText>
           </w:r>
           <w:r>
             <w:rPr>
-              <w:rFonts w:ascii="宋体" w:eastAsia="宋体" w:hAnsi="宋体" w:cs="宋体" w:hint="eastAsia"/>
+              <w:rFonts w:hint="eastAsia" w:ascii="宋体" w:hAnsi="宋体" w:eastAsia="宋体" w:cs="宋体"/>
               <w:szCs w:val="24"/>
             </w:rPr>
             <w:fldChar w:fldCharType="separate"/>
@@ -2315,7 +2356,7 @@
           </w:r>
           <w:r>
             <w:rPr>
-              <w:rFonts w:ascii="宋体" w:eastAsia="宋体" w:hAnsi="宋体" w:cs="宋体" w:hint="eastAsia"/>
+              <w:rFonts w:hint="eastAsia" w:ascii="宋体" w:hAnsi="宋体" w:eastAsia="宋体" w:cs="宋体"/>
               <w:szCs w:val="24"/>
             </w:rPr>
             <w:fldChar w:fldCharType="end"/>
@@ -2323,28 +2364,28 @@
         </w:p>
         <w:p>
           <w:pPr>
-            <w:pStyle w:val="TOC2"/>
+            <w:pStyle w:val="18"/>
             <w:tabs>
               <w:tab w:val="right" w:leader="dot" w:pos="8306"/>
             </w:tabs>
           </w:pPr>
           <w:r>
             <w:rPr>
-              <w:rFonts w:ascii="宋体" w:eastAsia="宋体" w:hAnsi="宋体" w:cs="宋体" w:hint="eastAsia"/>
+              <w:rFonts w:hint="eastAsia" w:ascii="宋体" w:hAnsi="宋体" w:eastAsia="宋体" w:cs="宋体"/>
               <w:szCs w:val="24"/>
             </w:rPr>
             <w:fldChar w:fldCharType="begin"/>
           </w:r>
           <w:r>
             <w:rPr>
-              <w:rFonts w:ascii="宋体" w:eastAsia="宋体" w:hAnsi="宋体" w:cs="宋体" w:hint="eastAsia"/>
+              <w:rFonts w:hint="eastAsia" w:ascii="宋体" w:hAnsi="宋体" w:eastAsia="宋体" w:cs="宋体"/>
               <w:szCs w:val="24"/>
             </w:rPr>
             <w:instrText xml:space="preserve"> HYPERLINK \l _Toc26942 </w:instrText>
           </w:r>
           <w:r>
             <w:rPr>
-              <w:rFonts w:ascii="宋体" w:eastAsia="宋体" w:hAnsi="宋体" w:cs="宋体" w:hint="eastAsia"/>
+              <w:rFonts w:hint="eastAsia" w:ascii="宋体" w:hAnsi="宋体" w:eastAsia="宋体" w:cs="宋体"/>
               <w:szCs w:val="24"/>
             </w:rPr>
             <w:fldChar w:fldCharType="separate"/>
@@ -2383,7 +2424,7 @@
           </w:r>
           <w:r>
             <w:rPr>
-              <w:rFonts w:ascii="宋体" w:eastAsia="宋体" w:hAnsi="宋体" w:cs="宋体" w:hint="eastAsia"/>
+              <w:rFonts w:hint="eastAsia" w:ascii="宋体" w:hAnsi="宋体" w:eastAsia="宋体" w:cs="宋体"/>
               <w:szCs w:val="24"/>
             </w:rPr>
             <w:fldChar w:fldCharType="end"/>
@@ -2391,35 +2432,35 @@
         </w:p>
         <w:p>
           <w:pPr>
-            <w:pStyle w:val="TOC1"/>
+            <w:pStyle w:val="17"/>
             <w:tabs>
               <w:tab w:val="right" w:leader="dot" w:pos="8306"/>
             </w:tabs>
           </w:pPr>
           <w:r>
             <w:rPr>
-              <w:rFonts w:ascii="宋体" w:eastAsia="宋体" w:hAnsi="宋体" w:cs="宋体" w:hint="eastAsia"/>
+              <w:rFonts w:hint="eastAsia" w:ascii="宋体" w:hAnsi="宋体" w:eastAsia="宋体" w:cs="宋体"/>
               <w:szCs w:val="24"/>
             </w:rPr>
             <w:fldChar w:fldCharType="begin"/>
           </w:r>
           <w:r>
             <w:rPr>
-              <w:rFonts w:ascii="宋体" w:eastAsia="宋体" w:hAnsi="宋体" w:cs="宋体" w:hint="eastAsia"/>
+              <w:rFonts w:hint="eastAsia" w:ascii="宋体" w:hAnsi="宋体" w:eastAsia="宋体" w:cs="宋体"/>
               <w:szCs w:val="24"/>
             </w:rPr>
             <w:instrText xml:space="preserve"> HYPERLINK \l _Toc25879 </w:instrText>
           </w:r>
           <w:r>
             <w:rPr>
-              <w:rFonts w:ascii="宋体" w:eastAsia="宋体" w:hAnsi="宋体" w:cs="宋体" w:hint="eastAsia"/>
+              <w:rFonts w:hint="eastAsia" w:ascii="宋体" w:hAnsi="宋体" w:eastAsia="宋体" w:cs="宋体"/>
               <w:szCs w:val="24"/>
             </w:rPr>
             <w:fldChar w:fldCharType="separate"/>
           </w:r>
           <w:r>
             <w:rPr>
-              <w:rFonts w:eastAsia="宋体" w:hint="default"/>
+              <w:rFonts w:hint="default" w:eastAsia="宋体"/>
               <w:lang w:val="en-US" w:eastAsia="zh-CN"/>
             </w:rPr>
             <w:t xml:space="preserve">5. </w:t>
@@ -2457,7 +2498,7 @@
           </w:r>
           <w:r>
             <w:rPr>
-              <w:rFonts w:ascii="宋体" w:eastAsia="宋体" w:hAnsi="宋体" w:cs="宋体" w:hint="eastAsia"/>
+              <w:rFonts w:hint="eastAsia" w:ascii="宋体" w:hAnsi="宋体" w:eastAsia="宋体" w:cs="宋体"/>
               <w:szCs w:val="24"/>
             </w:rPr>
             <w:fldChar w:fldCharType="end"/>
@@ -2465,28 +2506,28 @@
         </w:p>
         <w:p>
           <w:pPr>
-            <w:pStyle w:val="TOC2"/>
+            <w:pStyle w:val="18"/>
             <w:tabs>
               <w:tab w:val="right" w:leader="dot" w:pos="8306"/>
             </w:tabs>
           </w:pPr>
           <w:r>
             <w:rPr>
-              <w:rFonts w:ascii="宋体" w:eastAsia="宋体" w:hAnsi="宋体" w:cs="宋体" w:hint="eastAsia"/>
+              <w:rFonts w:hint="eastAsia" w:ascii="宋体" w:hAnsi="宋体" w:eastAsia="宋体" w:cs="宋体"/>
               <w:szCs w:val="24"/>
             </w:rPr>
             <w:fldChar w:fldCharType="begin"/>
           </w:r>
           <w:r>
             <w:rPr>
-              <w:rFonts w:ascii="宋体" w:eastAsia="宋体" w:hAnsi="宋体" w:cs="宋体" w:hint="eastAsia"/>
+              <w:rFonts w:hint="eastAsia" w:ascii="宋体" w:hAnsi="宋体" w:eastAsia="宋体" w:cs="宋体"/>
               <w:szCs w:val="24"/>
             </w:rPr>
             <w:instrText xml:space="preserve"> HYPERLINK \l _Toc31746 </w:instrText>
           </w:r>
           <w:r>
             <w:rPr>
-              <w:rFonts w:ascii="宋体" w:eastAsia="宋体" w:hAnsi="宋体" w:cs="宋体" w:hint="eastAsia"/>
+              <w:rFonts w:hint="eastAsia" w:ascii="宋体" w:hAnsi="宋体" w:eastAsia="宋体" w:cs="宋体"/>
               <w:szCs w:val="24"/>
             </w:rPr>
             <w:fldChar w:fldCharType="separate"/>
@@ -2525,7 +2566,7 @@
           </w:r>
           <w:r>
             <w:rPr>
-              <w:rFonts w:ascii="宋体" w:eastAsia="宋体" w:hAnsi="宋体" w:cs="宋体" w:hint="eastAsia"/>
+              <w:rFonts w:hint="eastAsia" w:ascii="宋体" w:hAnsi="宋体" w:eastAsia="宋体" w:cs="宋体"/>
               <w:szCs w:val="24"/>
             </w:rPr>
             <w:fldChar w:fldCharType="end"/>
@@ -2533,28 +2574,28 @@
         </w:p>
         <w:p>
           <w:pPr>
-            <w:pStyle w:val="TOC2"/>
+            <w:pStyle w:val="18"/>
             <w:tabs>
               <w:tab w:val="right" w:leader="dot" w:pos="8306"/>
             </w:tabs>
           </w:pPr>
           <w:r>
             <w:rPr>
-              <w:rFonts w:ascii="宋体" w:eastAsia="宋体" w:hAnsi="宋体" w:cs="宋体" w:hint="eastAsia"/>
+              <w:rFonts w:hint="eastAsia" w:ascii="宋体" w:hAnsi="宋体" w:eastAsia="宋体" w:cs="宋体"/>
               <w:szCs w:val="24"/>
             </w:rPr>
             <w:fldChar w:fldCharType="begin"/>
           </w:r>
           <w:r>
             <w:rPr>
-              <w:rFonts w:ascii="宋体" w:eastAsia="宋体" w:hAnsi="宋体" w:cs="宋体" w:hint="eastAsia"/>
+              <w:rFonts w:hint="eastAsia" w:ascii="宋体" w:hAnsi="宋体" w:eastAsia="宋体" w:cs="宋体"/>
               <w:szCs w:val="24"/>
             </w:rPr>
             <w:instrText xml:space="preserve"> HYPERLINK \l _Toc1872 </w:instrText>
           </w:r>
           <w:r>
             <w:rPr>
-              <w:rFonts w:ascii="宋体" w:eastAsia="宋体" w:hAnsi="宋体" w:cs="宋体" w:hint="eastAsia"/>
+              <w:rFonts w:hint="eastAsia" w:ascii="宋体" w:hAnsi="宋体" w:eastAsia="宋体" w:cs="宋体"/>
               <w:szCs w:val="24"/>
             </w:rPr>
             <w:fldChar w:fldCharType="separate"/>
@@ -2593,7 +2634,7 @@
           </w:r>
           <w:r>
             <w:rPr>
-              <w:rFonts w:ascii="宋体" w:eastAsia="宋体" w:hAnsi="宋体" w:cs="宋体" w:hint="eastAsia"/>
+              <w:rFonts w:hint="eastAsia" w:ascii="宋体" w:hAnsi="宋体" w:eastAsia="宋体" w:cs="宋体"/>
               <w:szCs w:val="24"/>
             </w:rPr>
             <w:fldChar w:fldCharType="end"/>
@@ -2601,28 +2642,28 @@
         </w:p>
         <w:p>
           <w:pPr>
-            <w:pStyle w:val="TOC2"/>
+            <w:pStyle w:val="18"/>
             <w:tabs>
               <w:tab w:val="right" w:leader="dot" w:pos="8306"/>
             </w:tabs>
           </w:pPr>
           <w:r>
             <w:rPr>
-              <w:rFonts w:ascii="宋体" w:eastAsia="宋体" w:hAnsi="宋体" w:cs="宋体" w:hint="eastAsia"/>
+              <w:rFonts w:hint="eastAsia" w:ascii="宋体" w:hAnsi="宋体" w:eastAsia="宋体" w:cs="宋体"/>
               <w:szCs w:val="24"/>
             </w:rPr>
             <w:fldChar w:fldCharType="begin"/>
           </w:r>
           <w:r>
             <w:rPr>
-              <w:rFonts w:ascii="宋体" w:eastAsia="宋体" w:hAnsi="宋体" w:cs="宋体" w:hint="eastAsia"/>
+              <w:rFonts w:hint="eastAsia" w:ascii="宋体" w:hAnsi="宋体" w:eastAsia="宋体" w:cs="宋体"/>
               <w:szCs w:val="24"/>
             </w:rPr>
             <w:instrText xml:space="preserve"> HYPERLINK \l _Toc26340 </w:instrText>
           </w:r>
           <w:r>
             <w:rPr>
-              <w:rFonts w:ascii="宋体" w:eastAsia="宋体" w:hAnsi="宋体" w:cs="宋体" w:hint="eastAsia"/>
+              <w:rFonts w:hint="eastAsia" w:ascii="宋体" w:hAnsi="宋体" w:eastAsia="宋体" w:cs="宋体"/>
               <w:szCs w:val="24"/>
             </w:rPr>
             <w:fldChar w:fldCharType="separate"/>
@@ -2656,7 +2697,7 @@
           </w:r>
           <w:r>
             <w:rPr>
-              <w:rFonts w:ascii="宋体" w:eastAsia="宋体" w:hAnsi="宋体" w:cs="宋体" w:hint="eastAsia"/>
+              <w:rFonts w:hint="eastAsia" w:ascii="宋体" w:hAnsi="宋体" w:eastAsia="宋体" w:cs="宋体"/>
               <w:szCs w:val="24"/>
             </w:rPr>
             <w:fldChar w:fldCharType="end"/>
@@ -2664,28 +2705,28 @@
         </w:p>
         <w:p>
           <w:pPr>
-            <w:pStyle w:val="TOC2"/>
+            <w:pStyle w:val="18"/>
             <w:tabs>
               <w:tab w:val="right" w:leader="dot" w:pos="8306"/>
             </w:tabs>
           </w:pPr>
           <w:r>
             <w:rPr>
-              <w:rFonts w:ascii="宋体" w:eastAsia="宋体" w:hAnsi="宋体" w:cs="宋体" w:hint="eastAsia"/>
+              <w:rFonts w:hint="eastAsia" w:ascii="宋体" w:hAnsi="宋体" w:eastAsia="宋体" w:cs="宋体"/>
               <w:szCs w:val="24"/>
             </w:rPr>
             <w:fldChar w:fldCharType="begin"/>
           </w:r>
           <w:r>
             <w:rPr>
-              <w:rFonts w:ascii="宋体" w:eastAsia="宋体" w:hAnsi="宋体" w:cs="宋体" w:hint="eastAsia"/>
+              <w:rFonts w:hint="eastAsia" w:ascii="宋体" w:hAnsi="宋体" w:eastAsia="宋体" w:cs="宋体"/>
               <w:szCs w:val="24"/>
             </w:rPr>
             <w:instrText xml:space="preserve"> HYPERLINK \l _Toc11934 </w:instrText>
           </w:r>
           <w:r>
             <w:rPr>
-              <w:rFonts w:ascii="宋体" w:eastAsia="宋体" w:hAnsi="宋体" w:cs="宋体" w:hint="eastAsia"/>
+              <w:rFonts w:hint="eastAsia" w:ascii="宋体" w:hAnsi="宋体" w:eastAsia="宋体" w:cs="宋体"/>
               <w:szCs w:val="24"/>
             </w:rPr>
             <w:fldChar w:fldCharType="separate"/>
@@ -2719,7 +2760,7 @@
           </w:r>
           <w:r>
             <w:rPr>
-              <w:rFonts w:ascii="宋体" w:eastAsia="宋体" w:hAnsi="宋体" w:cs="宋体" w:hint="eastAsia"/>
+              <w:rFonts w:hint="eastAsia" w:ascii="宋体" w:hAnsi="宋体" w:eastAsia="宋体" w:cs="宋体"/>
               <w:szCs w:val="24"/>
             </w:rPr>
             <w:fldChar w:fldCharType="end"/>
@@ -2727,28 +2768,28 @@
         </w:p>
         <w:p>
           <w:pPr>
-            <w:pStyle w:val="TOC3"/>
+            <w:pStyle w:val="14"/>
             <w:tabs>
               <w:tab w:val="right" w:leader="dot" w:pos="8306"/>
             </w:tabs>
           </w:pPr>
           <w:r>
             <w:rPr>
-              <w:rFonts w:ascii="宋体" w:eastAsia="宋体" w:hAnsi="宋体" w:cs="宋体" w:hint="eastAsia"/>
+              <w:rFonts w:hint="eastAsia" w:ascii="宋体" w:hAnsi="宋体" w:eastAsia="宋体" w:cs="宋体"/>
               <w:szCs w:val="24"/>
             </w:rPr>
             <w:fldChar w:fldCharType="begin"/>
           </w:r>
           <w:r>
             <w:rPr>
-              <w:rFonts w:ascii="宋体" w:eastAsia="宋体" w:hAnsi="宋体" w:cs="宋体" w:hint="eastAsia"/>
+              <w:rFonts w:hint="eastAsia" w:ascii="宋体" w:hAnsi="宋体" w:eastAsia="宋体" w:cs="宋体"/>
               <w:szCs w:val="24"/>
             </w:rPr>
             <w:instrText xml:space="preserve"> HYPERLINK \l _Toc9023 </w:instrText>
           </w:r>
           <w:r>
             <w:rPr>
-              <w:rFonts w:ascii="宋体" w:eastAsia="宋体" w:hAnsi="宋体" w:cs="宋体" w:hint="eastAsia"/>
+              <w:rFonts w:hint="eastAsia" w:ascii="宋体" w:hAnsi="宋体" w:eastAsia="宋体" w:cs="宋体"/>
               <w:szCs w:val="24"/>
             </w:rPr>
             <w:fldChar w:fldCharType="separate"/>
@@ -2782,7 +2823,7 @@
           </w:r>
           <w:r>
             <w:rPr>
-              <w:rFonts w:ascii="宋体" w:eastAsia="宋体" w:hAnsi="宋体" w:cs="宋体" w:hint="eastAsia"/>
+              <w:rFonts w:hint="eastAsia" w:ascii="宋体" w:hAnsi="宋体" w:eastAsia="宋体" w:cs="宋体"/>
               <w:szCs w:val="24"/>
             </w:rPr>
             <w:fldChar w:fldCharType="end"/>
@@ -2790,28 +2831,28 @@
         </w:p>
         <w:p>
           <w:pPr>
-            <w:pStyle w:val="TOC3"/>
+            <w:pStyle w:val="14"/>
             <w:tabs>
               <w:tab w:val="right" w:leader="dot" w:pos="8306"/>
             </w:tabs>
           </w:pPr>
           <w:r>
             <w:rPr>
-              <w:rFonts w:ascii="宋体" w:eastAsia="宋体" w:hAnsi="宋体" w:cs="宋体" w:hint="eastAsia"/>
+              <w:rFonts w:hint="eastAsia" w:ascii="宋体" w:hAnsi="宋体" w:eastAsia="宋体" w:cs="宋体"/>
               <w:szCs w:val="24"/>
             </w:rPr>
             <w:fldChar w:fldCharType="begin"/>
           </w:r>
           <w:r>
             <w:rPr>
-              <w:rFonts w:ascii="宋体" w:eastAsia="宋体" w:hAnsi="宋体" w:cs="宋体" w:hint="eastAsia"/>
+              <w:rFonts w:hint="eastAsia" w:ascii="宋体" w:hAnsi="宋体" w:eastAsia="宋体" w:cs="宋体"/>
               <w:szCs w:val="24"/>
             </w:rPr>
             <w:instrText xml:space="preserve"> HYPERLINK \l _Toc9313 </w:instrText>
           </w:r>
           <w:r>
             <w:rPr>
-              <w:rFonts w:ascii="宋体" w:eastAsia="宋体" w:hAnsi="宋体" w:cs="宋体" w:hint="eastAsia"/>
+              <w:rFonts w:hint="eastAsia" w:ascii="宋体" w:hAnsi="宋体" w:eastAsia="宋体" w:cs="宋体"/>
               <w:szCs w:val="24"/>
             </w:rPr>
             <w:fldChar w:fldCharType="separate"/>
@@ -2845,7 +2886,7 @@
           </w:r>
           <w:r>
             <w:rPr>
-              <w:rFonts w:ascii="宋体" w:eastAsia="宋体" w:hAnsi="宋体" w:cs="宋体" w:hint="eastAsia"/>
+              <w:rFonts w:hint="eastAsia" w:ascii="宋体" w:hAnsi="宋体" w:eastAsia="宋体" w:cs="宋体"/>
               <w:szCs w:val="24"/>
             </w:rPr>
             <w:fldChar w:fldCharType="end"/>
@@ -2853,28 +2894,28 @@
         </w:p>
         <w:p>
           <w:pPr>
-            <w:pStyle w:val="TOC3"/>
+            <w:pStyle w:val="14"/>
             <w:tabs>
               <w:tab w:val="right" w:leader="dot" w:pos="8306"/>
             </w:tabs>
           </w:pPr>
           <w:r>
             <w:rPr>
-              <w:rFonts w:ascii="宋体" w:eastAsia="宋体" w:hAnsi="宋体" w:cs="宋体" w:hint="eastAsia"/>
+              <w:rFonts w:hint="eastAsia" w:ascii="宋体" w:hAnsi="宋体" w:eastAsia="宋体" w:cs="宋体"/>
               <w:szCs w:val="24"/>
             </w:rPr>
             <w:fldChar w:fldCharType="begin"/>
           </w:r>
           <w:r>
             <w:rPr>
-              <w:rFonts w:ascii="宋体" w:eastAsia="宋体" w:hAnsi="宋体" w:cs="宋体" w:hint="eastAsia"/>
+              <w:rFonts w:hint="eastAsia" w:ascii="宋体" w:hAnsi="宋体" w:eastAsia="宋体" w:cs="宋体"/>
               <w:szCs w:val="24"/>
             </w:rPr>
             <w:instrText xml:space="preserve"> HYPERLINK \l _Toc31895 </w:instrText>
           </w:r>
           <w:r>
             <w:rPr>
-              <w:rFonts w:ascii="宋体" w:eastAsia="宋体" w:hAnsi="宋体" w:cs="宋体" w:hint="eastAsia"/>
+              <w:rFonts w:hint="eastAsia" w:ascii="宋体" w:hAnsi="宋体" w:eastAsia="宋体" w:cs="宋体"/>
               <w:szCs w:val="24"/>
             </w:rPr>
             <w:fldChar w:fldCharType="separate"/>
@@ -2908,7 +2949,7 @@
           </w:r>
           <w:r>
             <w:rPr>
-              <w:rFonts w:ascii="宋体" w:eastAsia="宋体" w:hAnsi="宋体" w:cs="宋体" w:hint="eastAsia"/>
+              <w:rFonts w:hint="eastAsia" w:ascii="宋体" w:hAnsi="宋体" w:eastAsia="宋体" w:cs="宋体"/>
               <w:szCs w:val="24"/>
             </w:rPr>
             <w:fldChar w:fldCharType="end"/>
@@ -2916,28 +2957,28 @@
         </w:p>
         <w:p>
           <w:pPr>
-            <w:pStyle w:val="TOC2"/>
+            <w:pStyle w:val="18"/>
             <w:tabs>
               <w:tab w:val="right" w:leader="dot" w:pos="8306"/>
             </w:tabs>
           </w:pPr>
           <w:r>
             <w:rPr>
-              <w:rFonts w:ascii="宋体" w:eastAsia="宋体" w:hAnsi="宋体" w:cs="宋体" w:hint="eastAsia"/>
+              <w:rFonts w:hint="eastAsia" w:ascii="宋体" w:hAnsi="宋体" w:eastAsia="宋体" w:cs="宋体"/>
               <w:szCs w:val="24"/>
             </w:rPr>
             <w:fldChar w:fldCharType="begin"/>
           </w:r>
           <w:r>
             <w:rPr>
-              <w:rFonts w:ascii="宋体" w:eastAsia="宋体" w:hAnsi="宋体" w:cs="宋体" w:hint="eastAsia"/>
+              <w:rFonts w:hint="eastAsia" w:ascii="宋体" w:hAnsi="宋体" w:eastAsia="宋体" w:cs="宋体"/>
               <w:szCs w:val="24"/>
             </w:rPr>
             <w:instrText xml:space="preserve"> HYPERLINK \l _Toc14096 </w:instrText>
           </w:r>
           <w:r>
             <w:rPr>
-              <w:rFonts w:ascii="宋体" w:eastAsia="宋体" w:hAnsi="宋体" w:cs="宋体" w:hint="eastAsia"/>
+              <w:rFonts w:hint="eastAsia" w:ascii="宋体" w:hAnsi="宋体" w:eastAsia="宋体" w:cs="宋体"/>
               <w:szCs w:val="24"/>
             </w:rPr>
             <w:fldChar w:fldCharType="separate"/>
@@ -2971,7 +3012,7 @@
           </w:r>
           <w:r>
             <w:rPr>
-              <w:rFonts w:ascii="宋体" w:eastAsia="宋体" w:hAnsi="宋体" w:cs="宋体" w:hint="eastAsia"/>
+              <w:rFonts w:hint="eastAsia" w:ascii="宋体" w:hAnsi="宋体" w:eastAsia="宋体" w:cs="宋体"/>
               <w:szCs w:val="24"/>
             </w:rPr>
             <w:fldChar w:fldCharType="end"/>
@@ -2979,28 +3020,28 @@
         </w:p>
         <w:p>
           <w:pPr>
-            <w:pStyle w:val="TOC3"/>
+            <w:pStyle w:val="14"/>
             <w:tabs>
               <w:tab w:val="right" w:leader="dot" w:pos="8306"/>
             </w:tabs>
           </w:pPr>
           <w:r>
             <w:rPr>
-              <w:rFonts w:ascii="宋体" w:eastAsia="宋体" w:hAnsi="宋体" w:cs="宋体" w:hint="eastAsia"/>
+              <w:rFonts w:hint="eastAsia" w:ascii="宋体" w:hAnsi="宋体" w:eastAsia="宋体" w:cs="宋体"/>
               <w:szCs w:val="24"/>
             </w:rPr>
             <w:fldChar w:fldCharType="begin"/>
           </w:r>
           <w:r>
             <w:rPr>
-              <w:rFonts w:ascii="宋体" w:eastAsia="宋体" w:hAnsi="宋体" w:cs="宋体" w:hint="eastAsia"/>
+              <w:rFonts w:hint="eastAsia" w:ascii="宋体" w:hAnsi="宋体" w:eastAsia="宋体" w:cs="宋体"/>
               <w:szCs w:val="24"/>
             </w:rPr>
             <w:instrText xml:space="preserve"> HYPERLINK \l _Toc31879 </w:instrText>
           </w:r>
           <w:r>
             <w:rPr>
-              <w:rFonts w:ascii="宋体" w:eastAsia="宋体" w:hAnsi="宋体" w:cs="宋体" w:hint="eastAsia"/>
+              <w:rFonts w:hint="eastAsia" w:ascii="宋体" w:hAnsi="宋体" w:eastAsia="宋体" w:cs="宋体"/>
               <w:szCs w:val="24"/>
             </w:rPr>
             <w:fldChar w:fldCharType="separate"/>
@@ -3034,7 +3075,7 @@
           </w:r>
           <w:r>
             <w:rPr>
-              <w:rFonts w:ascii="宋体" w:eastAsia="宋体" w:hAnsi="宋体" w:cs="宋体" w:hint="eastAsia"/>
+              <w:rFonts w:hint="eastAsia" w:ascii="宋体" w:hAnsi="宋体" w:eastAsia="宋体" w:cs="宋体"/>
               <w:szCs w:val="24"/>
             </w:rPr>
             <w:fldChar w:fldCharType="end"/>
@@ -3042,28 +3083,28 @@
         </w:p>
         <w:p>
           <w:pPr>
-            <w:pStyle w:val="TOC3"/>
+            <w:pStyle w:val="14"/>
             <w:tabs>
               <w:tab w:val="right" w:leader="dot" w:pos="8306"/>
             </w:tabs>
           </w:pPr>
           <w:r>
             <w:rPr>
-              <w:rFonts w:ascii="宋体" w:eastAsia="宋体" w:hAnsi="宋体" w:cs="宋体" w:hint="eastAsia"/>
+              <w:rFonts w:hint="eastAsia" w:ascii="宋体" w:hAnsi="宋体" w:eastAsia="宋体" w:cs="宋体"/>
               <w:szCs w:val="24"/>
             </w:rPr>
             <w:fldChar w:fldCharType="begin"/>
           </w:r>
           <w:r>
             <w:rPr>
-              <w:rFonts w:ascii="宋体" w:eastAsia="宋体" w:hAnsi="宋体" w:cs="宋体" w:hint="eastAsia"/>
+              <w:rFonts w:hint="eastAsia" w:ascii="宋体" w:hAnsi="宋体" w:eastAsia="宋体" w:cs="宋体"/>
               <w:szCs w:val="24"/>
             </w:rPr>
             <w:instrText xml:space="preserve"> HYPERLINK \l _Toc21227 </w:instrText>
           </w:r>
           <w:r>
             <w:rPr>
-              <w:rFonts w:ascii="宋体" w:eastAsia="宋体" w:hAnsi="宋体" w:cs="宋体" w:hint="eastAsia"/>
+              <w:rFonts w:hint="eastAsia" w:ascii="宋体" w:hAnsi="宋体" w:eastAsia="宋体" w:cs="宋体"/>
               <w:szCs w:val="24"/>
             </w:rPr>
             <w:fldChar w:fldCharType="separate"/>
@@ -3097,7 +3138,7 @@
           </w:r>
           <w:r>
             <w:rPr>
-              <w:rFonts w:ascii="宋体" w:eastAsia="宋体" w:hAnsi="宋体" w:cs="宋体" w:hint="eastAsia"/>
+              <w:rFonts w:hint="eastAsia" w:ascii="宋体" w:hAnsi="宋体" w:eastAsia="宋体" w:cs="宋体"/>
               <w:szCs w:val="24"/>
             </w:rPr>
             <w:fldChar w:fldCharType="end"/>
@@ -3105,28 +3146,28 @@
         </w:p>
         <w:p>
           <w:pPr>
-            <w:pStyle w:val="TOC3"/>
+            <w:pStyle w:val="14"/>
             <w:tabs>
               <w:tab w:val="right" w:leader="dot" w:pos="8306"/>
             </w:tabs>
           </w:pPr>
           <w:r>
             <w:rPr>
-              <w:rFonts w:ascii="宋体" w:eastAsia="宋体" w:hAnsi="宋体" w:cs="宋体" w:hint="eastAsia"/>
+              <w:rFonts w:hint="eastAsia" w:ascii="宋体" w:hAnsi="宋体" w:eastAsia="宋体" w:cs="宋体"/>
               <w:szCs w:val="24"/>
             </w:rPr>
             <w:fldChar w:fldCharType="begin"/>
           </w:r>
           <w:r>
             <w:rPr>
-              <w:rFonts w:ascii="宋体" w:eastAsia="宋体" w:hAnsi="宋体" w:cs="宋体" w:hint="eastAsia"/>
+              <w:rFonts w:hint="eastAsia" w:ascii="宋体" w:hAnsi="宋体" w:eastAsia="宋体" w:cs="宋体"/>
               <w:szCs w:val="24"/>
             </w:rPr>
             <w:instrText xml:space="preserve"> HYPERLINK \l _Toc2839 </w:instrText>
           </w:r>
           <w:r>
             <w:rPr>
-              <w:rFonts w:ascii="宋体" w:eastAsia="宋体" w:hAnsi="宋体" w:cs="宋体" w:hint="eastAsia"/>
+              <w:rFonts w:hint="eastAsia" w:ascii="宋体" w:hAnsi="宋体" w:eastAsia="宋体" w:cs="宋体"/>
               <w:szCs w:val="24"/>
             </w:rPr>
             <w:fldChar w:fldCharType="separate"/>
@@ -3160,7 +3201,7 @@
           </w:r>
           <w:r>
             <w:rPr>
-              <w:rFonts w:ascii="宋体" w:eastAsia="宋体" w:hAnsi="宋体" w:cs="宋体" w:hint="eastAsia"/>
+              <w:rFonts w:hint="eastAsia" w:ascii="宋体" w:hAnsi="宋体" w:eastAsia="宋体" w:cs="宋体"/>
               <w:szCs w:val="24"/>
             </w:rPr>
             <w:fldChar w:fldCharType="end"/>
@@ -3168,28 +3209,28 @@
         </w:p>
         <w:p>
           <w:pPr>
-            <w:pStyle w:val="TOC2"/>
+            <w:pStyle w:val="18"/>
             <w:tabs>
               <w:tab w:val="right" w:leader="dot" w:pos="8306"/>
             </w:tabs>
           </w:pPr>
           <w:r>
             <w:rPr>
-              <w:rFonts w:ascii="宋体" w:eastAsia="宋体" w:hAnsi="宋体" w:cs="宋体" w:hint="eastAsia"/>
+              <w:rFonts w:hint="eastAsia" w:ascii="宋体" w:hAnsi="宋体" w:eastAsia="宋体" w:cs="宋体"/>
               <w:szCs w:val="24"/>
             </w:rPr>
             <w:fldChar w:fldCharType="begin"/>
           </w:r>
           <w:r>
             <w:rPr>
-              <w:rFonts w:ascii="宋体" w:eastAsia="宋体" w:hAnsi="宋体" w:cs="宋体" w:hint="eastAsia"/>
+              <w:rFonts w:hint="eastAsia" w:ascii="宋体" w:hAnsi="宋体" w:eastAsia="宋体" w:cs="宋体"/>
               <w:szCs w:val="24"/>
             </w:rPr>
             <w:instrText xml:space="preserve"> HYPERLINK \l _Toc24955 </w:instrText>
           </w:r>
           <w:r>
             <w:rPr>
-              <w:rFonts w:ascii="宋体" w:eastAsia="宋体" w:hAnsi="宋体" w:cs="宋体" w:hint="eastAsia"/>
+              <w:rFonts w:hint="eastAsia" w:ascii="宋体" w:hAnsi="宋体" w:eastAsia="宋体" w:cs="宋体"/>
               <w:szCs w:val="24"/>
             </w:rPr>
             <w:fldChar w:fldCharType="separate"/>
@@ -3223,7 +3264,7 @@
           </w:r>
           <w:r>
             <w:rPr>
-              <w:rFonts w:ascii="宋体" w:eastAsia="宋体" w:hAnsi="宋体" w:cs="宋体" w:hint="eastAsia"/>
+              <w:rFonts w:hint="eastAsia" w:ascii="宋体" w:hAnsi="宋体" w:eastAsia="宋体" w:cs="宋体"/>
               <w:szCs w:val="24"/>
             </w:rPr>
             <w:fldChar w:fldCharType="end"/>
@@ -3231,28 +3272,28 @@
         </w:p>
         <w:p>
           <w:pPr>
-            <w:pStyle w:val="TOC3"/>
+            <w:pStyle w:val="14"/>
             <w:tabs>
               <w:tab w:val="right" w:leader="dot" w:pos="8306"/>
             </w:tabs>
           </w:pPr>
           <w:r>
             <w:rPr>
-              <w:rFonts w:ascii="宋体" w:eastAsia="宋体" w:hAnsi="宋体" w:cs="宋体" w:hint="eastAsia"/>
+              <w:rFonts w:hint="eastAsia" w:ascii="宋体" w:hAnsi="宋体" w:eastAsia="宋体" w:cs="宋体"/>
               <w:szCs w:val="24"/>
             </w:rPr>
             <w:fldChar w:fldCharType="begin"/>
           </w:r>
           <w:r>
             <w:rPr>
-              <w:rFonts w:ascii="宋体" w:eastAsia="宋体" w:hAnsi="宋体" w:cs="宋体" w:hint="eastAsia"/>
+              <w:rFonts w:hint="eastAsia" w:ascii="宋体" w:hAnsi="宋体" w:eastAsia="宋体" w:cs="宋体"/>
               <w:szCs w:val="24"/>
             </w:rPr>
             <w:instrText xml:space="preserve"> HYPERLINK \l _Toc3780 </w:instrText>
           </w:r>
           <w:r>
             <w:rPr>
-              <w:rFonts w:ascii="宋体" w:eastAsia="宋体" w:hAnsi="宋体" w:cs="宋体" w:hint="eastAsia"/>
+              <w:rFonts w:hint="eastAsia" w:ascii="宋体" w:hAnsi="宋体" w:eastAsia="宋体" w:cs="宋体"/>
               <w:szCs w:val="24"/>
             </w:rPr>
             <w:fldChar w:fldCharType="separate"/>
@@ -3286,7 +3327,7 @@
           </w:r>
           <w:r>
             <w:rPr>
-              <w:rFonts w:ascii="宋体" w:eastAsia="宋体" w:hAnsi="宋体" w:cs="宋体" w:hint="eastAsia"/>
+              <w:rFonts w:hint="eastAsia" w:ascii="宋体" w:hAnsi="宋体" w:eastAsia="宋体" w:cs="宋体"/>
               <w:szCs w:val="24"/>
             </w:rPr>
             <w:fldChar w:fldCharType="end"/>
@@ -3294,28 +3335,28 @@
         </w:p>
         <w:p>
           <w:pPr>
-            <w:pStyle w:val="TOC3"/>
+            <w:pStyle w:val="14"/>
             <w:tabs>
               <w:tab w:val="right" w:leader="dot" w:pos="8306"/>
             </w:tabs>
           </w:pPr>
           <w:r>
             <w:rPr>
-              <w:rFonts w:ascii="宋体" w:eastAsia="宋体" w:hAnsi="宋体" w:cs="宋体" w:hint="eastAsia"/>
+              <w:rFonts w:hint="eastAsia" w:ascii="宋体" w:hAnsi="宋体" w:eastAsia="宋体" w:cs="宋体"/>
               <w:szCs w:val="24"/>
             </w:rPr>
             <w:fldChar w:fldCharType="begin"/>
           </w:r>
           <w:r>
             <w:rPr>
-              <w:rFonts w:ascii="宋体" w:eastAsia="宋体" w:hAnsi="宋体" w:cs="宋体" w:hint="eastAsia"/>
+              <w:rFonts w:hint="eastAsia" w:ascii="宋体" w:hAnsi="宋体" w:eastAsia="宋体" w:cs="宋体"/>
               <w:szCs w:val="24"/>
             </w:rPr>
             <w:instrText xml:space="preserve"> HYPERLINK \l _Toc11775 </w:instrText>
           </w:r>
           <w:r>
             <w:rPr>
-              <w:rFonts w:ascii="宋体" w:eastAsia="宋体" w:hAnsi="宋体" w:cs="宋体" w:hint="eastAsia"/>
+              <w:rFonts w:hint="eastAsia" w:ascii="宋体" w:hAnsi="宋体" w:eastAsia="宋体" w:cs="宋体"/>
               <w:szCs w:val="24"/>
             </w:rPr>
             <w:fldChar w:fldCharType="separate"/>
@@ -3349,7 +3390,7 @@
           </w:r>
           <w:r>
             <w:rPr>
-              <w:rFonts w:ascii="宋体" w:eastAsia="宋体" w:hAnsi="宋体" w:cs="宋体" w:hint="eastAsia"/>
+              <w:rFonts w:hint="eastAsia" w:ascii="宋体" w:hAnsi="宋体" w:eastAsia="宋体" w:cs="宋体"/>
               <w:szCs w:val="24"/>
             </w:rPr>
             <w:fldChar w:fldCharType="end"/>
@@ -3357,28 +3398,28 @@
         </w:p>
         <w:p>
           <w:pPr>
-            <w:pStyle w:val="TOC3"/>
+            <w:pStyle w:val="14"/>
             <w:tabs>
               <w:tab w:val="right" w:leader="dot" w:pos="8306"/>
             </w:tabs>
           </w:pPr>
           <w:r>
             <w:rPr>
-              <w:rFonts w:ascii="宋体" w:eastAsia="宋体" w:hAnsi="宋体" w:cs="宋体" w:hint="eastAsia"/>
+              <w:rFonts w:hint="eastAsia" w:ascii="宋体" w:hAnsi="宋体" w:eastAsia="宋体" w:cs="宋体"/>
               <w:szCs w:val="24"/>
             </w:rPr>
             <w:fldChar w:fldCharType="begin"/>
           </w:r>
           <w:r>
             <w:rPr>
-              <w:rFonts w:ascii="宋体" w:eastAsia="宋体" w:hAnsi="宋体" w:cs="宋体" w:hint="eastAsia"/>
+              <w:rFonts w:hint="eastAsia" w:ascii="宋体" w:hAnsi="宋体" w:eastAsia="宋体" w:cs="宋体"/>
               <w:szCs w:val="24"/>
             </w:rPr>
             <w:instrText xml:space="preserve"> HYPERLINK \l _Toc29117 </w:instrText>
           </w:r>
           <w:r>
             <w:rPr>
-              <w:rFonts w:ascii="宋体" w:eastAsia="宋体" w:hAnsi="宋体" w:cs="宋体" w:hint="eastAsia"/>
+              <w:rFonts w:hint="eastAsia" w:ascii="宋体" w:hAnsi="宋体" w:eastAsia="宋体" w:cs="宋体"/>
               <w:szCs w:val="24"/>
             </w:rPr>
             <w:fldChar w:fldCharType="separate"/>
@@ -3412,7 +3453,7 @@
           </w:r>
           <w:r>
             <w:rPr>
-              <w:rFonts w:ascii="宋体" w:eastAsia="宋体" w:hAnsi="宋体" w:cs="宋体" w:hint="eastAsia"/>
+              <w:rFonts w:hint="eastAsia" w:ascii="宋体" w:hAnsi="宋体" w:eastAsia="宋体" w:cs="宋体"/>
               <w:szCs w:val="24"/>
             </w:rPr>
             <w:fldChar w:fldCharType="end"/>
@@ -3420,28 +3461,28 @@
         </w:p>
         <w:p>
           <w:pPr>
-            <w:pStyle w:val="TOC2"/>
+            <w:pStyle w:val="18"/>
             <w:tabs>
               <w:tab w:val="right" w:leader="dot" w:pos="8306"/>
             </w:tabs>
           </w:pPr>
           <w:r>
             <w:rPr>
-              <w:rFonts w:ascii="宋体" w:eastAsia="宋体" w:hAnsi="宋体" w:cs="宋体" w:hint="eastAsia"/>
+              <w:rFonts w:hint="eastAsia" w:ascii="宋体" w:hAnsi="宋体" w:eastAsia="宋体" w:cs="宋体"/>
               <w:szCs w:val="24"/>
             </w:rPr>
             <w:fldChar w:fldCharType="begin"/>
           </w:r>
           <w:r>
             <w:rPr>
-              <w:rFonts w:ascii="宋体" w:eastAsia="宋体" w:hAnsi="宋体" w:cs="宋体" w:hint="eastAsia"/>
+              <w:rFonts w:hint="eastAsia" w:ascii="宋体" w:hAnsi="宋体" w:eastAsia="宋体" w:cs="宋体"/>
               <w:szCs w:val="24"/>
             </w:rPr>
             <w:instrText xml:space="preserve"> HYPERLINK \l _Toc15911 </w:instrText>
           </w:r>
           <w:r>
             <w:rPr>
-              <w:rFonts w:ascii="宋体" w:eastAsia="宋体" w:hAnsi="宋体" w:cs="宋体" w:hint="eastAsia"/>
+              <w:rFonts w:hint="eastAsia" w:ascii="宋体" w:hAnsi="宋体" w:eastAsia="宋体" w:cs="宋体"/>
               <w:szCs w:val="24"/>
             </w:rPr>
             <w:fldChar w:fldCharType="separate"/>
@@ -3475,7 +3516,7 @@
           </w:r>
           <w:r>
             <w:rPr>
-              <w:rFonts w:ascii="宋体" w:eastAsia="宋体" w:hAnsi="宋体" w:cs="宋体" w:hint="eastAsia"/>
+              <w:rFonts w:hint="eastAsia" w:ascii="宋体" w:hAnsi="宋体" w:eastAsia="宋体" w:cs="宋体"/>
               <w:szCs w:val="24"/>
             </w:rPr>
             <w:fldChar w:fldCharType="end"/>
@@ -3483,28 +3524,28 @@
         </w:p>
         <w:p>
           <w:pPr>
-            <w:pStyle w:val="TOC3"/>
+            <w:pStyle w:val="14"/>
             <w:tabs>
               <w:tab w:val="right" w:leader="dot" w:pos="8306"/>
             </w:tabs>
           </w:pPr>
           <w:r>
             <w:rPr>
-              <w:rFonts w:ascii="宋体" w:eastAsia="宋体" w:hAnsi="宋体" w:cs="宋体" w:hint="eastAsia"/>
+              <w:rFonts w:hint="eastAsia" w:ascii="宋体" w:hAnsi="宋体" w:eastAsia="宋体" w:cs="宋体"/>
               <w:szCs w:val="24"/>
             </w:rPr>
             <w:fldChar w:fldCharType="begin"/>
           </w:r>
           <w:r>
             <w:rPr>
-              <w:rFonts w:ascii="宋体" w:eastAsia="宋体" w:hAnsi="宋体" w:cs="宋体" w:hint="eastAsia"/>
+              <w:rFonts w:hint="eastAsia" w:ascii="宋体" w:hAnsi="宋体" w:eastAsia="宋体" w:cs="宋体"/>
               <w:szCs w:val="24"/>
             </w:rPr>
             <w:instrText xml:space="preserve"> HYPERLINK \l _Toc24103 </w:instrText>
           </w:r>
           <w:r>
             <w:rPr>
-              <w:rFonts w:ascii="宋体" w:eastAsia="宋体" w:hAnsi="宋体" w:cs="宋体" w:hint="eastAsia"/>
+              <w:rFonts w:hint="eastAsia" w:ascii="宋体" w:hAnsi="宋体" w:eastAsia="宋体" w:cs="宋体"/>
               <w:szCs w:val="24"/>
             </w:rPr>
             <w:fldChar w:fldCharType="separate"/>
@@ -3538,7 +3579,7 @@
           </w:r>
           <w:r>
             <w:rPr>
-              <w:rFonts w:ascii="宋体" w:eastAsia="宋体" w:hAnsi="宋体" w:cs="宋体" w:hint="eastAsia"/>
+              <w:rFonts w:hint="eastAsia" w:ascii="宋体" w:hAnsi="宋体" w:eastAsia="宋体" w:cs="宋体"/>
               <w:szCs w:val="24"/>
             </w:rPr>
             <w:fldChar w:fldCharType="end"/>
@@ -3546,28 +3587,28 @@
         </w:p>
         <w:p>
           <w:pPr>
-            <w:pStyle w:val="TOC3"/>
+            <w:pStyle w:val="14"/>
             <w:tabs>
               <w:tab w:val="right" w:leader="dot" w:pos="8306"/>
             </w:tabs>
           </w:pPr>
           <w:r>
             <w:rPr>
-              <w:rFonts w:ascii="宋体" w:eastAsia="宋体" w:hAnsi="宋体" w:cs="宋体" w:hint="eastAsia"/>
+              <w:rFonts w:hint="eastAsia" w:ascii="宋体" w:hAnsi="宋体" w:eastAsia="宋体" w:cs="宋体"/>
               <w:szCs w:val="24"/>
             </w:rPr>
             <w:fldChar w:fldCharType="begin"/>
           </w:r>
           <w:r>
             <w:rPr>
-              <w:rFonts w:ascii="宋体" w:eastAsia="宋体" w:hAnsi="宋体" w:cs="宋体" w:hint="eastAsia"/>
+              <w:rFonts w:hint="eastAsia" w:ascii="宋体" w:hAnsi="宋体" w:eastAsia="宋体" w:cs="宋体"/>
               <w:szCs w:val="24"/>
             </w:rPr>
             <w:instrText xml:space="preserve"> HYPERLINK \l _Toc18903 </w:instrText>
           </w:r>
           <w:r>
             <w:rPr>
-              <w:rFonts w:ascii="宋体" w:eastAsia="宋体" w:hAnsi="宋体" w:cs="宋体" w:hint="eastAsia"/>
+              <w:rFonts w:hint="eastAsia" w:ascii="宋体" w:hAnsi="宋体" w:eastAsia="宋体" w:cs="宋体"/>
               <w:szCs w:val="24"/>
             </w:rPr>
             <w:fldChar w:fldCharType="separate"/>
@@ -3601,7 +3642,7 @@
           </w:r>
           <w:r>
             <w:rPr>
-              <w:rFonts w:ascii="宋体" w:eastAsia="宋体" w:hAnsi="宋体" w:cs="宋体" w:hint="eastAsia"/>
+              <w:rFonts w:hint="eastAsia" w:ascii="宋体" w:hAnsi="宋体" w:eastAsia="宋体" w:cs="宋体"/>
               <w:szCs w:val="24"/>
             </w:rPr>
             <w:fldChar w:fldCharType="end"/>
@@ -3609,28 +3650,28 @@
         </w:p>
         <w:p>
           <w:pPr>
-            <w:pStyle w:val="TOC3"/>
+            <w:pStyle w:val="14"/>
             <w:tabs>
               <w:tab w:val="right" w:leader="dot" w:pos="8306"/>
             </w:tabs>
           </w:pPr>
           <w:r>
             <w:rPr>
-              <w:rFonts w:ascii="宋体" w:eastAsia="宋体" w:hAnsi="宋体" w:cs="宋体" w:hint="eastAsia"/>
+              <w:rFonts w:hint="eastAsia" w:ascii="宋体" w:hAnsi="宋体" w:eastAsia="宋体" w:cs="宋体"/>
               <w:szCs w:val="24"/>
             </w:rPr>
             <w:fldChar w:fldCharType="begin"/>
           </w:r>
           <w:r>
             <w:rPr>
-              <w:rFonts w:ascii="宋体" w:eastAsia="宋体" w:hAnsi="宋体" w:cs="宋体" w:hint="eastAsia"/>
+              <w:rFonts w:hint="eastAsia" w:ascii="宋体" w:hAnsi="宋体" w:eastAsia="宋体" w:cs="宋体"/>
               <w:szCs w:val="24"/>
             </w:rPr>
             <w:instrText xml:space="preserve"> HYPERLINK \l _Toc20841 </w:instrText>
           </w:r>
           <w:r>
             <w:rPr>
-              <w:rFonts w:ascii="宋体" w:eastAsia="宋体" w:hAnsi="宋体" w:cs="宋体" w:hint="eastAsia"/>
+              <w:rFonts w:hint="eastAsia" w:ascii="宋体" w:hAnsi="宋体" w:eastAsia="宋体" w:cs="宋体"/>
               <w:szCs w:val="24"/>
             </w:rPr>
             <w:fldChar w:fldCharType="separate"/>
@@ -3664,7 +3705,7 @@
           </w:r>
           <w:r>
             <w:rPr>
-              <w:rFonts w:ascii="宋体" w:eastAsia="宋体" w:hAnsi="宋体" w:cs="宋体" w:hint="eastAsia"/>
+              <w:rFonts w:hint="eastAsia" w:ascii="宋体" w:hAnsi="宋体" w:eastAsia="宋体" w:cs="宋体"/>
               <w:szCs w:val="24"/>
             </w:rPr>
             <w:fldChar w:fldCharType="end"/>
@@ -3672,28 +3713,28 @@
         </w:p>
         <w:p>
           <w:pPr>
-            <w:pStyle w:val="TOC2"/>
+            <w:pStyle w:val="18"/>
             <w:tabs>
               <w:tab w:val="right" w:leader="dot" w:pos="8306"/>
             </w:tabs>
           </w:pPr>
           <w:r>
             <w:rPr>
-              <w:rFonts w:ascii="宋体" w:eastAsia="宋体" w:hAnsi="宋体" w:cs="宋体" w:hint="eastAsia"/>
+              <w:rFonts w:hint="eastAsia" w:ascii="宋体" w:hAnsi="宋体" w:eastAsia="宋体" w:cs="宋体"/>
               <w:szCs w:val="24"/>
             </w:rPr>
             <w:fldChar w:fldCharType="begin"/>
           </w:r>
           <w:r>
             <w:rPr>
-              <w:rFonts w:ascii="宋体" w:eastAsia="宋体" w:hAnsi="宋体" w:cs="宋体" w:hint="eastAsia"/>
+              <w:rFonts w:hint="eastAsia" w:ascii="宋体" w:hAnsi="宋体" w:eastAsia="宋体" w:cs="宋体"/>
               <w:szCs w:val="24"/>
             </w:rPr>
             <w:instrText xml:space="preserve"> HYPERLINK \l _Toc4546 </w:instrText>
           </w:r>
           <w:r>
             <w:rPr>
-              <w:rFonts w:ascii="宋体" w:eastAsia="宋体" w:hAnsi="宋体" w:cs="宋体" w:hint="eastAsia"/>
+              <w:rFonts w:hint="eastAsia" w:ascii="宋体" w:hAnsi="宋体" w:eastAsia="宋体" w:cs="宋体"/>
               <w:szCs w:val="24"/>
             </w:rPr>
             <w:fldChar w:fldCharType="separate"/>
@@ -3727,7 +3768,7 @@
           </w:r>
           <w:r>
             <w:rPr>
-              <w:rFonts w:ascii="宋体" w:eastAsia="宋体" w:hAnsi="宋体" w:cs="宋体" w:hint="eastAsia"/>
+              <w:rFonts w:hint="eastAsia" w:ascii="宋体" w:hAnsi="宋体" w:eastAsia="宋体" w:cs="宋体"/>
               <w:szCs w:val="24"/>
             </w:rPr>
             <w:fldChar w:fldCharType="end"/>
@@ -3735,28 +3776,28 @@
         </w:p>
         <w:p>
           <w:pPr>
-            <w:pStyle w:val="TOC3"/>
+            <w:pStyle w:val="14"/>
             <w:tabs>
               <w:tab w:val="right" w:leader="dot" w:pos="8306"/>
             </w:tabs>
           </w:pPr>
           <w:r>
             <w:rPr>
-              <w:rFonts w:ascii="宋体" w:eastAsia="宋体" w:hAnsi="宋体" w:cs="宋体" w:hint="eastAsia"/>
+              <w:rFonts w:hint="eastAsia" w:ascii="宋体" w:hAnsi="宋体" w:eastAsia="宋体" w:cs="宋体"/>
               <w:szCs w:val="24"/>
             </w:rPr>
             <w:fldChar w:fldCharType="begin"/>
           </w:r>
           <w:r>
             <w:rPr>
-              <w:rFonts w:ascii="宋体" w:eastAsia="宋体" w:hAnsi="宋体" w:cs="宋体" w:hint="eastAsia"/>
+              <w:rFonts w:hint="eastAsia" w:ascii="宋体" w:hAnsi="宋体" w:eastAsia="宋体" w:cs="宋体"/>
               <w:szCs w:val="24"/>
             </w:rPr>
             <w:instrText xml:space="preserve"> HYPERLINK \l _Toc26304 </w:instrText>
           </w:r>
           <w:r>
             <w:rPr>
-              <w:rFonts w:ascii="宋体" w:eastAsia="宋体" w:hAnsi="宋体" w:cs="宋体" w:hint="eastAsia"/>
+              <w:rFonts w:hint="eastAsia" w:ascii="宋体" w:hAnsi="宋体" w:eastAsia="宋体" w:cs="宋体"/>
               <w:szCs w:val="24"/>
             </w:rPr>
             <w:fldChar w:fldCharType="separate"/>
@@ -3794,7 +3835,7 @@
           </w:r>
           <w:r>
             <w:rPr>
-              <w:rFonts w:ascii="宋体" w:eastAsia="宋体" w:hAnsi="宋体" w:cs="宋体" w:hint="eastAsia"/>
+              <w:rFonts w:hint="eastAsia" w:ascii="宋体" w:hAnsi="宋体" w:eastAsia="宋体" w:cs="宋体"/>
               <w:szCs w:val="24"/>
             </w:rPr>
             <w:fldChar w:fldCharType="end"/>
@@ -3802,28 +3843,28 @@
         </w:p>
         <w:p>
           <w:pPr>
-            <w:pStyle w:val="TOC3"/>
+            <w:pStyle w:val="14"/>
             <w:tabs>
               <w:tab w:val="right" w:leader="dot" w:pos="8306"/>
             </w:tabs>
           </w:pPr>
           <w:r>
             <w:rPr>
-              <w:rFonts w:ascii="宋体" w:eastAsia="宋体" w:hAnsi="宋体" w:cs="宋体" w:hint="eastAsia"/>
+              <w:rFonts w:hint="eastAsia" w:ascii="宋体" w:hAnsi="宋体" w:eastAsia="宋体" w:cs="宋体"/>
               <w:szCs w:val="24"/>
             </w:rPr>
             <w:fldChar w:fldCharType="begin"/>
           </w:r>
           <w:r>
             <w:rPr>
-              <w:rFonts w:ascii="宋体" w:eastAsia="宋体" w:hAnsi="宋体" w:cs="宋体" w:hint="eastAsia"/>
+              <w:rFonts w:hint="eastAsia" w:ascii="宋体" w:hAnsi="宋体" w:eastAsia="宋体" w:cs="宋体"/>
               <w:szCs w:val="24"/>
             </w:rPr>
             <w:instrText xml:space="preserve"> HYPERLINK \l _Toc5146 </w:instrText>
           </w:r>
           <w:r>
             <w:rPr>
-              <w:rFonts w:ascii="宋体" w:eastAsia="宋体" w:hAnsi="宋体" w:cs="宋体" w:hint="eastAsia"/>
+              <w:rFonts w:hint="eastAsia" w:ascii="宋体" w:hAnsi="宋体" w:eastAsia="宋体" w:cs="宋体"/>
               <w:szCs w:val="24"/>
             </w:rPr>
             <w:fldChar w:fldCharType="separate"/>
@@ -3861,7 +3902,7 @@
           </w:r>
           <w:r>
             <w:rPr>
-              <w:rFonts w:ascii="宋体" w:eastAsia="宋体" w:hAnsi="宋体" w:cs="宋体" w:hint="eastAsia"/>
+              <w:rFonts w:hint="eastAsia" w:ascii="宋体" w:hAnsi="宋体" w:eastAsia="宋体" w:cs="宋体"/>
               <w:szCs w:val="24"/>
             </w:rPr>
             <w:fldChar w:fldCharType="end"/>
@@ -3869,28 +3910,28 @@
         </w:p>
         <w:p>
           <w:pPr>
-            <w:pStyle w:val="TOC3"/>
+            <w:pStyle w:val="14"/>
             <w:tabs>
               <w:tab w:val="right" w:leader="dot" w:pos="8306"/>
             </w:tabs>
           </w:pPr>
           <w:r>
             <w:rPr>
-              <w:rFonts w:ascii="宋体" w:eastAsia="宋体" w:hAnsi="宋体" w:cs="宋体" w:hint="eastAsia"/>
+              <w:rFonts w:hint="eastAsia" w:ascii="宋体" w:hAnsi="宋体" w:eastAsia="宋体" w:cs="宋体"/>
               <w:szCs w:val="24"/>
             </w:rPr>
             <w:fldChar w:fldCharType="begin"/>
           </w:r>
           <w:r>
             <w:rPr>
-              <w:rFonts w:ascii="宋体" w:eastAsia="宋体" w:hAnsi="宋体" w:cs="宋体" w:hint="eastAsia"/>
+              <w:rFonts w:hint="eastAsia" w:ascii="宋体" w:hAnsi="宋体" w:eastAsia="宋体" w:cs="宋体"/>
               <w:szCs w:val="24"/>
             </w:rPr>
             <w:instrText xml:space="preserve"> HYPERLINK \l _Toc31675 </w:instrText>
           </w:r>
           <w:r>
             <w:rPr>
-              <w:rFonts w:ascii="宋体" w:eastAsia="宋体" w:hAnsi="宋体" w:cs="宋体" w:hint="eastAsia"/>
+              <w:rFonts w:hint="eastAsia" w:ascii="宋体" w:hAnsi="宋体" w:eastAsia="宋体" w:cs="宋体"/>
               <w:szCs w:val="24"/>
             </w:rPr>
             <w:fldChar w:fldCharType="separate"/>
@@ -3924,7 +3965,7 @@
           </w:r>
           <w:r>
             <w:rPr>
-              <w:rFonts w:ascii="宋体" w:eastAsia="宋体" w:hAnsi="宋体" w:cs="宋体" w:hint="eastAsia"/>
+              <w:rFonts w:hint="eastAsia" w:ascii="宋体" w:hAnsi="宋体" w:eastAsia="宋体" w:cs="宋体"/>
               <w:szCs w:val="24"/>
             </w:rPr>
             <w:fldChar w:fldCharType="end"/>
@@ -3932,28 +3973,28 @@
         </w:p>
         <w:p>
           <w:pPr>
-            <w:pStyle w:val="TOC2"/>
+            <w:pStyle w:val="18"/>
             <w:tabs>
               <w:tab w:val="right" w:leader="dot" w:pos="8306"/>
             </w:tabs>
           </w:pPr>
           <w:r>
             <w:rPr>
-              <w:rFonts w:ascii="宋体" w:eastAsia="宋体" w:hAnsi="宋体" w:cs="宋体" w:hint="eastAsia"/>
+              <w:rFonts w:hint="eastAsia" w:ascii="宋体" w:hAnsi="宋体" w:eastAsia="宋体" w:cs="宋体"/>
               <w:szCs w:val="24"/>
             </w:rPr>
             <w:fldChar w:fldCharType="begin"/>
           </w:r>
           <w:r>
             <w:rPr>
-              <w:rFonts w:ascii="宋体" w:eastAsia="宋体" w:hAnsi="宋体" w:cs="宋体" w:hint="eastAsia"/>
+              <w:rFonts w:hint="eastAsia" w:ascii="宋体" w:hAnsi="宋体" w:eastAsia="宋体" w:cs="宋体"/>
               <w:szCs w:val="24"/>
             </w:rPr>
             <w:instrText xml:space="preserve"> HYPERLINK \l _Toc22457 </w:instrText>
           </w:r>
           <w:r>
             <w:rPr>
-              <w:rFonts w:ascii="宋体" w:eastAsia="宋体" w:hAnsi="宋体" w:cs="宋体" w:hint="eastAsia"/>
+              <w:rFonts w:hint="eastAsia" w:ascii="宋体" w:hAnsi="宋体" w:eastAsia="宋体" w:cs="宋体"/>
               <w:szCs w:val="24"/>
             </w:rPr>
             <w:fldChar w:fldCharType="separate"/>
@@ -3987,7 +4028,7 @@
           </w:r>
           <w:r>
             <w:rPr>
-              <w:rFonts w:ascii="宋体" w:eastAsia="宋体" w:hAnsi="宋体" w:cs="宋体" w:hint="eastAsia"/>
+              <w:rFonts w:hint="eastAsia" w:ascii="宋体" w:hAnsi="宋体" w:eastAsia="宋体" w:cs="宋体"/>
               <w:szCs w:val="24"/>
             </w:rPr>
             <w:fldChar w:fldCharType="end"/>
@@ -3995,28 +4036,28 @@
         </w:p>
         <w:p>
           <w:pPr>
-            <w:pStyle w:val="TOC3"/>
+            <w:pStyle w:val="14"/>
             <w:tabs>
               <w:tab w:val="right" w:leader="dot" w:pos="8306"/>
             </w:tabs>
           </w:pPr>
           <w:r>
             <w:rPr>
-              <w:rFonts w:ascii="宋体" w:eastAsia="宋体" w:hAnsi="宋体" w:cs="宋体" w:hint="eastAsia"/>
+              <w:rFonts w:hint="eastAsia" w:ascii="宋体" w:hAnsi="宋体" w:eastAsia="宋体" w:cs="宋体"/>
               <w:szCs w:val="24"/>
             </w:rPr>
             <w:fldChar w:fldCharType="begin"/>
           </w:r>
           <w:r>
             <w:rPr>
-              <w:rFonts w:ascii="宋体" w:eastAsia="宋体" w:hAnsi="宋体" w:cs="宋体" w:hint="eastAsia"/>
+              <w:rFonts w:hint="eastAsia" w:ascii="宋体" w:hAnsi="宋体" w:eastAsia="宋体" w:cs="宋体"/>
               <w:szCs w:val="24"/>
             </w:rPr>
             <w:instrText xml:space="preserve"> HYPERLINK \l _Toc9548 </w:instrText>
           </w:r>
           <w:r>
             <w:rPr>
-              <w:rFonts w:ascii="宋体" w:eastAsia="宋体" w:hAnsi="宋体" w:cs="宋体" w:hint="eastAsia"/>
+              <w:rFonts w:hint="eastAsia" w:ascii="宋体" w:hAnsi="宋体" w:eastAsia="宋体" w:cs="宋体"/>
               <w:szCs w:val="24"/>
             </w:rPr>
             <w:fldChar w:fldCharType="separate"/>
@@ -4055,7 +4096,7 @@
           </w:r>
           <w:r>
             <w:rPr>
-              <w:rFonts w:ascii="宋体" w:eastAsia="宋体" w:hAnsi="宋体" w:cs="宋体" w:hint="eastAsia"/>
+              <w:rFonts w:hint="eastAsia" w:ascii="宋体" w:hAnsi="宋体" w:eastAsia="宋体" w:cs="宋体"/>
               <w:szCs w:val="24"/>
             </w:rPr>
             <w:fldChar w:fldCharType="end"/>
@@ -4063,28 +4104,28 @@
         </w:p>
         <w:p>
           <w:pPr>
-            <w:pStyle w:val="TOC3"/>
+            <w:pStyle w:val="14"/>
             <w:tabs>
               <w:tab w:val="right" w:leader="dot" w:pos="8306"/>
             </w:tabs>
           </w:pPr>
           <w:r>
             <w:rPr>
-              <w:rFonts w:ascii="宋体" w:eastAsia="宋体" w:hAnsi="宋体" w:cs="宋体" w:hint="eastAsia"/>
+              <w:rFonts w:hint="eastAsia" w:ascii="宋体" w:hAnsi="宋体" w:eastAsia="宋体" w:cs="宋体"/>
               <w:szCs w:val="24"/>
             </w:rPr>
             <w:fldChar w:fldCharType="begin"/>
           </w:r>
           <w:r>
             <w:rPr>
-              <w:rFonts w:ascii="宋体" w:eastAsia="宋体" w:hAnsi="宋体" w:cs="宋体" w:hint="eastAsia"/>
+              <w:rFonts w:hint="eastAsia" w:ascii="宋体" w:hAnsi="宋体" w:eastAsia="宋体" w:cs="宋体"/>
               <w:szCs w:val="24"/>
             </w:rPr>
             <w:instrText xml:space="preserve"> HYPERLINK \l _Toc2396 </w:instrText>
           </w:r>
           <w:r>
             <w:rPr>
-              <w:rFonts w:ascii="宋体" w:eastAsia="宋体" w:hAnsi="宋体" w:cs="宋体" w:hint="eastAsia"/>
+              <w:rFonts w:hint="eastAsia" w:ascii="宋体" w:hAnsi="宋体" w:eastAsia="宋体" w:cs="宋体"/>
               <w:szCs w:val="24"/>
             </w:rPr>
             <w:fldChar w:fldCharType="separate"/>
@@ -4123,7 +4164,7 @@
           </w:r>
           <w:r>
             <w:rPr>
-              <w:rFonts w:ascii="宋体" w:eastAsia="宋体" w:hAnsi="宋体" w:cs="宋体" w:hint="eastAsia"/>
+              <w:rFonts w:hint="eastAsia" w:ascii="宋体" w:hAnsi="宋体" w:eastAsia="宋体" w:cs="宋体"/>
               <w:szCs w:val="24"/>
             </w:rPr>
             <w:fldChar w:fldCharType="end"/>
@@ -4131,28 +4172,28 @@
         </w:p>
         <w:p>
           <w:pPr>
-            <w:pStyle w:val="TOC3"/>
+            <w:pStyle w:val="14"/>
             <w:tabs>
               <w:tab w:val="right" w:leader="dot" w:pos="8306"/>
             </w:tabs>
           </w:pPr>
           <w:r>
             <w:rPr>
-              <w:rFonts w:ascii="宋体" w:eastAsia="宋体" w:hAnsi="宋体" w:cs="宋体" w:hint="eastAsia"/>
+              <w:rFonts w:hint="eastAsia" w:ascii="宋体" w:hAnsi="宋体" w:eastAsia="宋体" w:cs="宋体"/>
               <w:szCs w:val="24"/>
             </w:rPr>
             <w:fldChar w:fldCharType="begin"/>
           </w:r>
           <w:r>
             <w:rPr>
-              <w:rFonts w:ascii="宋体" w:eastAsia="宋体" w:hAnsi="宋体" w:cs="宋体" w:hint="eastAsia"/>
+              <w:rFonts w:hint="eastAsia" w:ascii="宋体" w:hAnsi="宋体" w:eastAsia="宋体" w:cs="宋体"/>
               <w:szCs w:val="24"/>
             </w:rPr>
             <w:instrText xml:space="preserve"> HYPERLINK \l _Toc25222 </w:instrText>
           </w:r>
           <w:r>
             <w:rPr>
-              <w:rFonts w:ascii="宋体" w:eastAsia="宋体" w:hAnsi="宋体" w:cs="宋体" w:hint="eastAsia"/>
+              <w:rFonts w:hint="eastAsia" w:ascii="宋体" w:hAnsi="宋体" w:eastAsia="宋体" w:cs="宋体"/>
               <w:szCs w:val="24"/>
             </w:rPr>
             <w:fldChar w:fldCharType="separate"/>
@@ -4191,7 +4232,7 @@
           </w:r>
           <w:r>
             <w:rPr>
-              <w:rFonts w:ascii="宋体" w:eastAsia="宋体" w:hAnsi="宋体" w:cs="宋体" w:hint="eastAsia"/>
+              <w:rFonts w:hint="eastAsia" w:ascii="宋体" w:hAnsi="宋体" w:eastAsia="宋体" w:cs="宋体"/>
               <w:szCs w:val="24"/>
             </w:rPr>
             <w:fldChar w:fldCharType="end"/>
@@ -4199,28 +4240,28 @@
         </w:p>
         <w:p>
           <w:pPr>
-            <w:pStyle w:val="TOC2"/>
+            <w:pStyle w:val="18"/>
             <w:tabs>
               <w:tab w:val="right" w:leader="dot" w:pos="8306"/>
             </w:tabs>
           </w:pPr>
           <w:r>
             <w:rPr>
-              <w:rFonts w:ascii="宋体" w:eastAsia="宋体" w:hAnsi="宋体" w:cs="宋体" w:hint="eastAsia"/>
+              <w:rFonts w:hint="eastAsia" w:ascii="宋体" w:hAnsi="宋体" w:eastAsia="宋体" w:cs="宋体"/>
               <w:szCs w:val="24"/>
             </w:rPr>
             <w:fldChar w:fldCharType="begin"/>
           </w:r>
           <w:r>
             <w:rPr>
-              <w:rFonts w:ascii="宋体" w:eastAsia="宋体" w:hAnsi="宋体" w:cs="宋体" w:hint="eastAsia"/>
+              <w:rFonts w:hint="eastAsia" w:ascii="宋体" w:hAnsi="宋体" w:eastAsia="宋体" w:cs="宋体"/>
               <w:szCs w:val="24"/>
             </w:rPr>
             <w:instrText xml:space="preserve"> HYPERLINK \l _Toc17385 </w:instrText>
           </w:r>
           <w:r>
             <w:rPr>
-              <w:rFonts w:ascii="宋体" w:eastAsia="宋体" w:hAnsi="宋体" w:cs="宋体" w:hint="eastAsia"/>
+              <w:rFonts w:hint="eastAsia" w:ascii="宋体" w:hAnsi="宋体" w:eastAsia="宋体" w:cs="宋体"/>
               <w:szCs w:val="24"/>
             </w:rPr>
             <w:fldChar w:fldCharType="separate"/>
@@ -4254,7 +4295,7 @@
           </w:r>
           <w:r>
             <w:rPr>
-              <w:rFonts w:ascii="宋体" w:eastAsia="宋体" w:hAnsi="宋体" w:cs="宋体" w:hint="eastAsia"/>
+              <w:rFonts w:hint="eastAsia" w:ascii="宋体" w:hAnsi="宋体" w:eastAsia="宋体" w:cs="宋体"/>
               <w:szCs w:val="24"/>
             </w:rPr>
             <w:fldChar w:fldCharType="end"/>
@@ -4262,28 +4303,28 @@
         </w:p>
         <w:p>
           <w:pPr>
-            <w:pStyle w:val="TOC3"/>
+            <w:pStyle w:val="14"/>
             <w:tabs>
               <w:tab w:val="right" w:leader="dot" w:pos="8306"/>
             </w:tabs>
           </w:pPr>
           <w:r>
             <w:rPr>
-              <w:rFonts w:ascii="宋体" w:eastAsia="宋体" w:hAnsi="宋体" w:cs="宋体" w:hint="eastAsia"/>
+              <w:rFonts w:hint="eastAsia" w:ascii="宋体" w:hAnsi="宋体" w:eastAsia="宋体" w:cs="宋体"/>
               <w:szCs w:val="24"/>
             </w:rPr>
             <w:fldChar w:fldCharType="begin"/>
           </w:r>
           <w:r>
             <w:rPr>
-              <w:rFonts w:ascii="宋体" w:eastAsia="宋体" w:hAnsi="宋体" w:cs="宋体" w:hint="eastAsia"/>
+              <w:rFonts w:hint="eastAsia" w:ascii="宋体" w:hAnsi="宋体" w:eastAsia="宋体" w:cs="宋体"/>
               <w:szCs w:val="24"/>
             </w:rPr>
             <w:instrText xml:space="preserve"> HYPERLINK \l _Toc8782 </w:instrText>
           </w:r>
           <w:r>
             <w:rPr>
-              <w:rFonts w:ascii="宋体" w:eastAsia="宋体" w:hAnsi="宋体" w:cs="宋体" w:hint="eastAsia"/>
+              <w:rFonts w:hint="eastAsia" w:ascii="宋体" w:hAnsi="宋体" w:eastAsia="宋体" w:cs="宋体"/>
               <w:szCs w:val="24"/>
             </w:rPr>
             <w:fldChar w:fldCharType="separate"/>
@@ -4317,7 +4358,7 @@
           </w:r>
           <w:r>
             <w:rPr>
-              <w:rFonts w:ascii="宋体" w:eastAsia="宋体" w:hAnsi="宋体" w:cs="宋体" w:hint="eastAsia"/>
+              <w:rFonts w:hint="eastAsia" w:ascii="宋体" w:hAnsi="宋体" w:eastAsia="宋体" w:cs="宋体"/>
               <w:szCs w:val="24"/>
             </w:rPr>
             <w:fldChar w:fldCharType="end"/>
@@ -4325,28 +4366,28 @@
         </w:p>
         <w:p>
           <w:pPr>
-            <w:pStyle w:val="TOC3"/>
+            <w:pStyle w:val="14"/>
             <w:tabs>
               <w:tab w:val="right" w:leader="dot" w:pos="8306"/>
             </w:tabs>
           </w:pPr>
           <w:r>
             <w:rPr>
-              <w:rFonts w:ascii="宋体" w:eastAsia="宋体" w:hAnsi="宋体" w:cs="宋体" w:hint="eastAsia"/>
+              <w:rFonts w:hint="eastAsia" w:ascii="宋体" w:hAnsi="宋体" w:eastAsia="宋体" w:cs="宋体"/>
               <w:szCs w:val="24"/>
             </w:rPr>
             <w:fldChar w:fldCharType="begin"/>
           </w:r>
           <w:r>
             <w:rPr>
-              <w:rFonts w:ascii="宋体" w:eastAsia="宋体" w:hAnsi="宋体" w:cs="宋体" w:hint="eastAsia"/>
+              <w:rFonts w:hint="eastAsia" w:ascii="宋体" w:hAnsi="宋体" w:eastAsia="宋体" w:cs="宋体"/>
               <w:szCs w:val="24"/>
             </w:rPr>
             <w:instrText xml:space="preserve"> HYPERLINK \l _Toc25572 </w:instrText>
           </w:r>
           <w:r>
             <w:rPr>
-              <w:rFonts w:ascii="宋体" w:eastAsia="宋体" w:hAnsi="宋体" w:cs="宋体" w:hint="eastAsia"/>
+              <w:rFonts w:hint="eastAsia" w:ascii="宋体" w:hAnsi="宋体" w:eastAsia="宋体" w:cs="宋体"/>
               <w:szCs w:val="24"/>
             </w:rPr>
             <w:fldChar w:fldCharType="separate"/>
@@ -4380,7 +4421,7 @@
           </w:r>
           <w:r>
             <w:rPr>
-              <w:rFonts w:ascii="宋体" w:eastAsia="宋体" w:hAnsi="宋体" w:cs="宋体" w:hint="eastAsia"/>
+              <w:rFonts w:hint="eastAsia" w:ascii="宋体" w:hAnsi="宋体" w:eastAsia="宋体" w:cs="宋体"/>
               <w:szCs w:val="24"/>
             </w:rPr>
             <w:fldChar w:fldCharType="end"/>
@@ -4388,28 +4429,28 @@
         </w:p>
         <w:p>
           <w:pPr>
-            <w:pStyle w:val="TOC2"/>
+            <w:pStyle w:val="18"/>
             <w:tabs>
               <w:tab w:val="right" w:leader="dot" w:pos="8306"/>
             </w:tabs>
           </w:pPr>
           <w:r>
             <w:rPr>
-              <w:rFonts w:ascii="宋体" w:eastAsia="宋体" w:hAnsi="宋体" w:cs="宋体" w:hint="eastAsia"/>
+              <w:rFonts w:hint="eastAsia" w:ascii="宋体" w:hAnsi="宋体" w:eastAsia="宋体" w:cs="宋体"/>
               <w:szCs w:val="24"/>
             </w:rPr>
             <w:fldChar w:fldCharType="begin"/>
           </w:r>
           <w:r>
             <w:rPr>
-              <w:rFonts w:ascii="宋体" w:eastAsia="宋体" w:hAnsi="宋体" w:cs="宋体" w:hint="eastAsia"/>
+              <w:rFonts w:hint="eastAsia" w:ascii="宋体" w:hAnsi="宋体" w:eastAsia="宋体" w:cs="宋体"/>
               <w:szCs w:val="24"/>
             </w:rPr>
             <w:instrText xml:space="preserve"> HYPERLINK \l _Toc7041 </w:instrText>
           </w:r>
           <w:r>
             <w:rPr>
-              <w:rFonts w:ascii="宋体" w:eastAsia="宋体" w:hAnsi="宋体" w:cs="宋体" w:hint="eastAsia"/>
+              <w:rFonts w:hint="eastAsia" w:ascii="宋体" w:hAnsi="宋体" w:eastAsia="宋体" w:cs="宋体"/>
               <w:szCs w:val="24"/>
             </w:rPr>
             <w:fldChar w:fldCharType="separate"/>
@@ -4447,7 +4488,7 @@
           </w:r>
           <w:r>
             <w:rPr>
-              <w:rFonts w:ascii="宋体" w:eastAsia="宋体" w:hAnsi="宋体" w:cs="宋体" w:hint="eastAsia"/>
+              <w:rFonts w:hint="eastAsia" w:ascii="宋体" w:hAnsi="宋体" w:eastAsia="宋体" w:cs="宋体"/>
               <w:szCs w:val="24"/>
             </w:rPr>
             <w:fldChar w:fldCharType="end"/>
@@ -4455,28 +4496,28 @@
         </w:p>
         <w:p>
           <w:pPr>
-            <w:pStyle w:val="TOC1"/>
+            <w:pStyle w:val="17"/>
             <w:tabs>
               <w:tab w:val="right" w:leader="dot" w:pos="8306"/>
             </w:tabs>
           </w:pPr>
           <w:r>
             <w:rPr>
-              <w:rFonts w:ascii="宋体" w:eastAsia="宋体" w:hAnsi="宋体" w:cs="宋体" w:hint="eastAsia"/>
+              <w:rFonts w:hint="eastAsia" w:ascii="宋体" w:hAnsi="宋体" w:eastAsia="宋体" w:cs="宋体"/>
               <w:szCs w:val="24"/>
             </w:rPr>
             <w:fldChar w:fldCharType="begin"/>
           </w:r>
           <w:r>
             <w:rPr>
-              <w:rFonts w:ascii="宋体" w:eastAsia="宋体" w:hAnsi="宋体" w:cs="宋体" w:hint="eastAsia"/>
+              <w:rFonts w:hint="eastAsia" w:ascii="宋体" w:hAnsi="宋体" w:eastAsia="宋体" w:cs="宋体"/>
               <w:szCs w:val="24"/>
             </w:rPr>
             <w:instrText xml:space="preserve"> HYPERLINK \l _Toc1911 </w:instrText>
           </w:r>
           <w:r>
             <w:rPr>
-              <w:rFonts w:ascii="宋体" w:eastAsia="宋体" w:hAnsi="宋体" w:cs="宋体" w:hint="eastAsia"/>
+              <w:rFonts w:hint="eastAsia" w:ascii="宋体" w:hAnsi="宋体" w:eastAsia="宋体" w:cs="宋体"/>
               <w:szCs w:val="24"/>
             </w:rPr>
             <w:fldChar w:fldCharType="separate"/>
@@ -4510,7 +4551,7 @@
           </w:r>
           <w:r>
             <w:rPr>
-              <w:rFonts w:ascii="宋体" w:eastAsia="宋体" w:hAnsi="宋体" w:cs="宋体" w:hint="eastAsia"/>
+              <w:rFonts w:hint="eastAsia" w:ascii="宋体" w:hAnsi="宋体" w:eastAsia="宋体" w:cs="宋体"/>
               <w:szCs w:val="24"/>
             </w:rPr>
             <w:fldChar w:fldCharType="end"/>
@@ -4518,28 +4559,28 @@
         </w:p>
         <w:p>
           <w:pPr>
-            <w:pStyle w:val="TOC1"/>
+            <w:pStyle w:val="17"/>
             <w:tabs>
               <w:tab w:val="right" w:leader="dot" w:pos="8306"/>
             </w:tabs>
           </w:pPr>
           <w:r>
             <w:rPr>
-              <w:rFonts w:ascii="宋体" w:eastAsia="宋体" w:hAnsi="宋体" w:cs="宋体" w:hint="eastAsia"/>
+              <w:rFonts w:hint="eastAsia" w:ascii="宋体" w:hAnsi="宋体" w:eastAsia="宋体" w:cs="宋体"/>
               <w:szCs w:val="24"/>
             </w:rPr>
             <w:fldChar w:fldCharType="begin"/>
           </w:r>
           <w:r>
             <w:rPr>
-              <w:rFonts w:ascii="宋体" w:eastAsia="宋体" w:hAnsi="宋体" w:cs="宋体" w:hint="eastAsia"/>
+              <w:rFonts w:hint="eastAsia" w:ascii="宋体" w:hAnsi="宋体" w:eastAsia="宋体" w:cs="宋体"/>
               <w:szCs w:val="24"/>
             </w:rPr>
             <w:instrText xml:space="preserve"> HYPERLINK \l _Toc13153 </w:instrText>
           </w:r>
           <w:r>
             <w:rPr>
-              <w:rFonts w:ascii="宋体" w:eastAsia="宋体" w:hAnsi="宋体" w:cs="宋体" w:hint="eastAsia"/>
+              <w:rFonts w:hint="eastAsia" w:ascii="宋体" w:hAnsi="宋体" w:eastAsia="宋体" w:cs="宋体"/>
               <w:szCs w:val="24"/>
             </w:rPr>
             <w:fldChar w:fldCharType="separate"/>
@@ -4578,7 +4619,7 @@
           </w:r>
           <w:r>
             <w:rPr>
-              <w:rFonts w:ascii="宋体" w:eastAsia="宋体" w:hAnsi="宋体" w:cs="宋体" w:hint="eastAsia"/>
+              <w:rFonts w:hint="eastAsia" w:ascii="宋体" w:hAnsi="宋体" w:eastAsia="宋体" w:cs="宋体"/>
               <w:szCs w:val="24"/>
             </w:rPr>
             <w:fldChar w:fldCharType="end"/>
@@ -4586,28 +4627,28 @@
         </w:p>
         <w:p>
           <w:pPr>
-            <w:pStyle w:val="TOC1"/>
+            <w:pStyle w:val="17"/>
             <w:tabs>
               <w:tab w:val="right" w:leader="dot" w:pos="8306"/>
             </w:tabs>
           </w:pPr>
           <w:r>
             <w:rPr>
-              <w:rFonts w:ascii="宋体" w:eastAsia="宋体" w:hAnsi="宋体" w:cs="宋体" w:hint="eastAsia"/>
+              <w:rFonts w:hint="eastAsia" w:ascii="宋体" w:hAnsi="宋体" w:eastAsia="宋体" w:cs="宋体"/>
               <w:szCs w:val="24"/>
             </w:rPr>
             <w:fldChar w:fldCharType="begin"/>
           </w:r>
           <w:r>
             <w:rPr>
-              <w:rFonts w:ascii="宋体" w:eastAsia="宋体" w:hAnsi="宋体" w:cs="宋体" w:hint="eastAsia"/>
+              <w:rFonts w:hint="eastAsia" w:ascii="宋体" w:hAnsi="宋体" w:eastAsia="宋体" w:cs="宋体"/>
               <w:szCs w:val="24"/>
             </w:rPr>
             <w:instrText xml:space="preserve"> HYPERLINK \l _Toc10163 </w:instrText>
           </w:r>
           <w:r>
             <w:rPr>
-              <w:rFonts w:ascii="宋体" w:eastAsia="宋体" w:hAnsi="宋体" w:cs="宋体" w:hint="eastAsia"/>
+              <w:rFonts w:hint="eastAsia" w:ascii="宋体" w:hAnsi="宋体" w:eastAsia="宋体" w:cs="宋体"/>
               <w:szCs w:val="24"/>
             </w:rPr>
             <w:fldChar w:fldCharType="separate"/>
@@ -4641,7 +4682,7 @@
           </w:r>
           <w:r>
             <w:rPr>
-              <w:rFonts w:ascii="宋体" w:eastAsia="宋体" w:hAnsi="宋体" w:cs="宋体" w:hint="eastAsia"/>
+              <w:rFonts w:hint="eastAsia" w:ascii="宋体" w:hAnsi="宋体" w:eastAsia="宋体" w:cs="宋体"/>
               <w:szCs w:val="24"/>
             </w:rPr>
             <w:fldChar w:fldCharType="end"/>
@@ -4660,7 +4701,7 @@
           </w:pPr>
           <w:r>
             <w:rPr>
-              <w:rFonts w:ascii="宋体" w:eastAsia="宋体" w:hAnsi="宋体" w:cs="宋体" w:hint="eastAsia"/>
+              <w:rFonts w:hint="eastAsia" w:ascii="宋体" w:hAnsi="宋体" w:eastAsia="宋体" w:cs="宋体"/>
               <w:szCs w:val="24"/>
             </w:rPr>
             <w:fldChar w:fldCharType="end"/>
@@ -4692,7 +4733,7 @@
     </w:p>
     <w:p>
       <w:pPr>
-        <w:pStyle w:val="1"/>
+        <w:pStyle w:val="29"/>
         <w:keepNext w:val="0"/>
         <w:keepLines w:val="0"/>
         <w:pageBreakBefore w:val="0"/>
@@ -4730,14 +4771,14 @@
         <w:ind w:left="22" w:right="63" w:firstLine="543"/>
         <w:jc w:val="both"/>
         <w:rPr>
-          <w:rFonts w:ascii="宋体" w:eastAsia="宋体" w:hAnsi="宋体" w:cs="宋体"/>
-          <w:sz w:val="24"/>
-          <w:szCs w:val="24"/>
-        </w:rPr>
-      </w:pPr>
-      <w:r>
-        <w:rPr>
-          <w:rFonts w:ascii="宋体" w:eastAsia="宋体" w:hAnsi="宋体" w:cs="宋体"/>
+          <w:rFonts w:ascii="宋体" w:hAnsi="宋体" w:eastAsia="宋体" w:cs="宋体"/>
+          <w:sz w:val="24"/>
+          <w:szCs w:val="24"/>
+        </w:rPr>
+      </w:pPr>
+      <w:r>
+        <w:rPr>
+          <w:rFonts w:ascii="宋体" w:hAnsi="宋体" w:eastAsia="宋体" w:cs="宋体"/>
           <w:spacing w:val="2"/>
           <w:sz w:val="24"/>
           <w:szCs w:val="24"/>
@@ -4746,7 +4787,7 @@
       </w:r>
       <w:r>
         <w:rPr>
-          <w:rFonts w:ascii="宋体" w:eastAsia="宋体" w:hAnsi="宋体" w:cs="宋体"/>
+          <w:rFonts w:ascii="宋体" w:hAnsi="宋体" w:eastAsia="宋体" w:cs="宋体"/>
           <w:spacing w:val="-3"/>
           <w:sz w:val="24"/>
           <w:szCs w:val="24"/>
@@ -4755,7 +4796,7 @@
       </w:r>
       <w:r>
         <w:rPr>
-          <w:rFonts w:ascii="宋体" w:eastAsia="宋体" w:hAnsi="宋体" w:cs="宋体"/>
+          <w:rFonts w:ascii="宋体" w:hAnsi="宋体" w:eastAsia="宋体" w:cs="宋体"/>
           <w:spacing w:val="-1"/>
           <w:sz w:val="24"/>
           <w:szCs w:val="24"/>
@@ -4765,7 +4806,7 @@
     </w:p>
     <w:p>
       <w:pPr>
-        <w:pStyle w:val="1"/>
+        <w:pStyle w:val="29"/>
         <w:keepNext w:val="0"/>
         <w:keepLines w:val="0"/>
         <w:pageBreakBefore w:val="0"/>
@@ -4789,7 +4830,7 @@
     </w:p>
     <w:p>
       <w:pPr>
-        <w:pStyle w:val="a0"/>
+        <w:pStyle w:val="30"/>
         <w:keepNext w:val="0"/>
         <w:keepLines w:val="0"/>
         <w:pageBreakBefore w:val="0"/>
@@ -4834,7 +4875,7 @@
     </w:p>
     <w:p>
       <w:pPr>
-        <w:pStyle w:val="1"/>
+        <w:pStyle w:val="29"/>
         <w:keepNext w:val="0"/>
         <w:keepLines w:val="0"/>
         <w:pageBreakBefore w:val="0"/>
@@ -4874,10 +4915,10 @@
         <w:adjustRightInd w:val="0"/>
         <w:snapToGrid w:val="0"/>
         <w:spacing w:line="360" w:lineRule="auto"/>
-        <w:ind w:left="0" w:firstLine="420" w:firstLineChars="200"/>
+        <w:ind w:left="0" w:firstLine="464" w:firstLineChars="200"/>
         <w:textAlignment w:val="baseline"/>
         <w:rPr>
-          <w:rFonts w:ascii="宋体" w:eastAsia="宋体" w:hAnsi="宋体" w:cs="宋体" w:hint="eastAsia"/>
+          <w:rFonts w:hint="eastAsia" w:ascii="宋体" w:hAnsi="宋体" w:eastAsia="宋体" w:cs="宋体"/>
           <w:spacing w:val="-4"/>
           <w:sz w:val="24"/>
           <w:szCs w:val="24"/>
@@ -4886,7 +4927,7 @@
       </w:pPr>
       <w:r>
         <w:rPr>
-          <w:rFonts w:ascii="宋体" w:eastAsia="宋体" w:hAnsi="宋体" w:cs="宋体" w:hint="eastAsia"/>
+          <w:rFonts w:hint="eastAsia" w:ascii="宋体" w:hAnsi="宋体" w:eastAsia="宋体" w:cs="宋体"/>
           <w:spacing w:val="-4"/>
           <w:sz w:val="24"/>
           <w:szCs w:val="24"/>
@@ -4897,7 +4938,7 @@
     </w:p>
     <w:p>
       <w:pPr>
-        <w:pStyle w:val="1"/>
+        <w:pStyle w:val="29"/>
         <w:keepNext w:val="0"/>
         <w:keepLines w:val="0"/>
         <w:pageBreakBefore w:val="0"/>
@@ -4922,7 +4963,7 @@
     </w:p>
     <w:p>
       <w:pPr>
-        <w:pStyle w:val="2"/>
+        <w:pStyle w:val="31"/>
         <w:keepNext w:val="0"/>
         <w:keepLines w:val="0"/>
         <w:pageBreakBefore w:val="0"/>
@@ -4936,8 +4977,8 @@
           <w:lang w:val="en-US" w:eastAsia="zh-CN"/>
         </w:rPr>
       </w:pPr>
-      <w:bookmarkStart w:id="7" w:name="_Toc23771"/>
-      <w:bookmarkStart w:id="8" w:name="_Toc20088"/>
+      <w:bookmarkStart w:id="7" w:name="_Toc20088"/>
+      <w:bookmarkStart w:id="8" w:name="_Toc23771"/>
       <w:r>
         <w:rPr>
           <w:rFonts w:hint="eastAsia"/>
@@ -4968,10 +5009,10 @@
         <w:adjustRightInd w:val="0"/>
         <w:snapToGrid w:val="0"/>
         <w:spacing w:line="240" w:lineRule="auto"/>
-        <w:ind w:left="425" w:hanging="425" w:leftChars="0" w:firstLineChars="0"/>
+        <w:ind w:left="425" w:leftChars="0" w:hanging="425" w:firstLineChars="0"/>
         <w:textAlignment w:val="baseline"/>
         <w:rPr>
-          <w:rFonts w:ascii="宋体" w:eastAsia="宋体" w:hAnsi="宋体" w:cs="宋体" w:hint="default"/>
+          <w:rFonts w:hint="default" w:ascii="宋体" w:hAnsi="宋体" w:eastAsia="宋体" w:cs="宋体"/>
           <w:spacing w:val="-3"/>
           <w:sz w:val="24"/>
           <w:szCs w:val="24"/>
@@ -4980,7 +5021,7 @@
       </w:pPr>
       <w:r>
         <w:rPr>
-          <w:rFonts w:ascii="宋体" w:eastAsia="宋体" w:hAnsi="宋体" w:cs="宋体" w:hint="eastAsia"/>
+          <w:rFonts w:hint="eastAsia" w:ascii="宋体" w:hAnsi="宋体" w:eastAsia="宋体" w:cs="宋体"/>
           <w:spacing w:val="-3"/>
           <w:sz w:val="24"/>
           <w:szCs w:val="24"/>
@@ -4991,7 +5032,7 @@
     </w:p>
     <w:p>
       <w:pPr>
-        <w:pStyle w:val="2"/>
+        <w:pStyle w:val="31"/>
         <w:keepNext w:val="0"/>
         <w:keepLines w:val="0"/>
         <w:pageBreakBefore w:val="0"/>
@@ -5035,10 +5076,10 @@
         <w:adjustRightInd w:val="0"/>
         <w:snapToGrid w:val="0"/>
         <w:spacing w:line="360" w:lineRule="auto"/>
-        <w:ind w:left="425" w:hanging="425" w:leftChars="0" w:firstLineChars="0"/>
+        <w:ind w:left="425" w:leftChars="0" w:hanging="425" w:firstLineChars="0"/>
         <w:textAlignment w:val="baseline"/>
         <w:rPr>
-          <w:rFonts w:ascii="宋体" w:eastAsia="宋体" w:hAnsi="宋体" w:cs="宋体"/>
+          <w:rFonts w:ascii="宋体" w:hAnsi="宋体" w:eastAsia="宋体" w:cs="宋体"/>
           <w:spacing w:val="-1"/>
           <w:sz w:val="24"/>
           <w:szCs w:val="24"/>
@@ -5046,7 +5087,7 @@
       </w:pPr>
       <w:r>
         <w:rPr>
-          <w:rFonts w:ascii="宋体" w:eastAsia="宋体" w:hAnsi="宋体" w:cs="宋体"/>
+          <w:rFonts w:ascii="宋体" w:hAnsi="宋体" w:eastAsia="宋体" w:cs="宋体"/>
           <w:spacing w:val="1"/>
           <w:sz w:val="24"/>
           <w:szCs w:val="24"/>
@@ -5055,7 +5096,7 @@
       </w:r>
       <w:r>
         <w:rPr>
-          <w:rFonts w:ascii="宋体" w:eastAsia="宋体" w:hAnsi="宋体" w:cs="宋体"/>
+          <w:rFonts w:ascii="宋体" w:hAnsi="宋体" w:eastAsia="宋体" w:cs="宋体"/>
           <w:spacing w:val="-1"/>
           <w:sz w:val="24"/>
           <w:szCs w:val="24"/>
@@ -5083,10 +5124,10 @@
         <w:adjustRightInd w:val="0"/>
         <w:snapToGrid w:val="0"/>
         <w:spacing w:line="360" w:lineRule="auto"/>
-        <w:ind w:left="425" w:hanging="425" w:leftChars="0" w:firstLineChars="0"/>
+        <w:ind w:left="425" w:leftChars="0" w:hanging="425" w:firstLineChars="0"/>
         <w:textAlignment w:val="baseline"/>
         <w:rPr>
-          <w:rFonts w:ascii="宋体" w:eastAsia="宋体" w:hAnsi="宋体" w:cs="宋体"/>
+          <w:rFonts w:ascii="宋体" w:hAnsi="宋体" w:eastAsia="宋体" w:cs="宋体"/>
           <w:spacing w:val="1"/>
           <w:sz w:val="24"/>
           <w:szCs w:val="24"/>
@@ -5094,7 +5135,7 @@
       </w:pPr>
       <w:r>
         <w:rPr>
-          <w:rFonts w:ascii="宋体" w:eastAsia="宋体" w:hAnsi="宋体" w:cs="宋体"/>
+          <w:rFonts w:ascii="宋体" w:hAnsi="宋体" w:eastAsia="宋体" w:cs="宋体"/>
           <w:spacing w:val="1"/>
           <w:sz w:val="24"/>
           <w:szCs w:val="24"/>
@@ -5122,10 +5163,10 @@
         <w:adjustRightInd w:val="0"/>
         <w:snapToGrid w:val="0"/>
         <w:spacing w:line="360" w:lineRule="auto"/>
-        <w:ind w:left="425" w:hanging="425" w:leftChars="0" w:firstLineChars="0"/>
+        <w:ind w:left="425" w:leftChars="0" w:hanging="425" w:firstLineChars="0"/>
         <w:textAlignment w:val="baseline"/>
         <w:rPr>
-          <w:rFonts w:ascii="宋体" w:eastAsia="宋体" w:hAnsi="宋体" w:cs="宋体"/>
+          <w:rFonts w:ascii="宋体" w:hAnsi="宋体" w:eastAsia="宋体" w:cs="宋体"/>
           <w:spacing w:val="-3"/>
           <w:sz w:val="24"/>
           <w:szCs w:val="24"/>
@@ -5133,7 +5174,7 @@
       </w:pPr>
       <w:r>
         <w:rPr>
-          <w:rFonts w:ascii="宋体" w:eastAsia="宋体" w:hAnsi="宋体" w:cs="宋体"/>
+          <w:rFonts w:ascii="宋体" w:hAnsi="宋体" w:eastAsia="宋体" w:cs="宋体"/>
           <w:spacing w:val="1"/>
           <w:sz w:val="24"/>
           <w:szCs w:val="24"/>
@@ -5142,7 +5183,7 @@
       </w:r>
       <w:r>
         <w:rPr>
-          <w:rFonts w:ascii="宋体" w:eastAsia="宋体" w:hAnsi="宋体" w:cs="宋体"/>
+          <w:rFonts w:ascii="宋体" w:hAnsi="宋体" w:eastAsia="宋体" w:cs="宋体"/>
           <w:spacing w:val="-3"/>
           <w:sz w:val="24"/>
           <w:szCs w:val="24"/>
@@ -5170,10 +5211,10 @@
         <w:adjustRightInd w:val="0"/>
         <w:snapToGrid w:val="0"/>
         <w:spacing w:line="360" w:lineRule="auto"/>
-        <w:ind w:left="425" w:hanging="425" w:leftChars="0" w:firstLineChars="0"/>
+        <w:ind w:left="425" w:leftChars="0" w:hanging="425" w:firstLineChars="0"/>
         <w:textAlignment w:val="baseline"/>
         <w:rPr>
-          <w:rFonts w:ascii="宋体" w:eastAsia="宋体" w:hAnsi="宋体" w:cs="宋体"/>
+          <w:rFonts w:ascii="宋体" w:hAnsi="宋体" w:eastAsia="宋体" w:cs="宋体"/>
           <w:spacing w:val="-3"/>
           <w:sz w:val="24"/>
           <w:szCs w:val="24"/>
@@ -5181,7 +5222,7 @@
       </w:pPr>
       <w:r>
         <w:rPr>
-          <w:rFonts w:ascii="宋体" w:eastAsia="宋体" w:hAnsi="宋体" w:cs="宋体"/>
+          <w:rFonts w:ascii="宋体" w:hAnsi="宋体" w:eastAsia="宋体" w:cs="宋体"/>
           <w:spacing w:val="-3"/>
           <w:sz w:val="24"/>
           <w:szCs w:val="24"/>
@@ -5209,10 +5250,10 @@
         <w:adjustRightInd w:val="0"/>
         <w:snapToGrid w:val="0"/>
         <w:spacing w:line="360" w:lineRule="auto"/>
-        <w:ind w:left="425" w:hanging="425" w:leftChars="0" w:firstLineChars="0"/>
+        <w:ind w:left="425" w:leftChars="0" w:hanging="425" w:firstLineChars="0"/>
         <w:textAlignment w:val="baseline"/>
         <w:rPr>
-          <w:rFonts w:ascii="宋体" w:eastAsia="宋体" w:hAnsi="宋体" w:cs="宋体"/>
+          <w:rFonts w:ascii="宋体" w:hAnsi="宋体" w:eastAsia="宋体" w:cs="宋体"/>
           <w:spacing w:val="-3"/>
           <w:sz w:val="24"/>
           <w:szCs w:val="24"/>
@@ -5220,7 +5261,7 @@
       </w:pPr>
       <w:r>
         <w:rPr>
-          <w:rFonts w:ascii="宋体" w:eastAsia="宋体" w:hAnsi="宋体" w:cs="宋体"/>
+          <w:rFonts w:ascii="宋体" w:hAnsi="宋体" w:eastAsia="宋体" w:cs="宋体"/>
           <w:spacing w:val="-3"/>
           <w:sz w:val="24"/>
           <w:szCs w:val="24"/>
@@ -5248,10 +5289,10 @@
         <w:adjustRightInd w:val="0"/>
         <w:snapToGrid w:val="0"/>
         <w:spacing w:line="360" w:lineRule="auto"/>
-        <w:ind w:left="425" w:hanging="425" w:leftChars="0" w:firstLineChars="0"/>
+        <w:ind w:left="425" w:leftChars="0" w:hanging="425" w:firstLineChars="0"/>
         <w:textAlignment w:val="baseline"/>
         <w:rPr>
-          <w:rFonts w:ascii="宋体" w:eastAsia="宋体" w:hAnsi="宋体" w:cs="宋体"/>
+          <w:rFonts w:ascii="宋体" w:hAnsi="宋体" w:eastAsia="宋体" w:cs="宋体"/>
           <w:spacing w:val="-1"/>
           <w:sz w:val="24"/>
           <w:szCs w:val="24"/>
@@ -5259,7 +5300,7 @@
       </w:pPr>
       <w:r>
         <w:rPr>
-          <w:rFonts w:ascii="宋体" w:eastAsia="宋体" w:hAnsi="宋体" w:cs="宋体"/>
+          <w:rFonts w:ascii="宋体" w:hAnsi="宋体" w:eastAsia="宋体" w:cs="宋体"/>
           <w:spacing w:val="-3"/>
           <w:sz w:val="24"/>
           <w:szCs w:val="24"/>
@@ -5268,7 +5309,7 @@
       </w:r>
       <w:r>
         <w:rPr>
-          <w:rFonts w:ascii="宋体" w:eastAsia="宋体" w:hAnsi="宋体" w:cs="宋体"/>
+          <w:rFonts w:ascii="宋体" w:hAnsi="宋体" w:eastAsia="宋体" w:cs="宋体"/>
           <w:spacing w:val="-1"/>
           <w:sz w:val="24"/>
           <w:szCs w:val="24"/>
@@ -5278,7 +5319,7 @@
     </w:p>
     <w:p>
       <w:pPr>
-        <w:pStyle w:val="2"/>
+        <w:pStyle w:val="31"/>
         <w:keepNext w:val="0"/>
         <w:keepLines w:val="0"/>
         <w:pageBreakBefore w:val="0"/>
@@ -5317,9 +5358,9 @@
         <w:topLinePunct/>
         <w:bidi w:val="0"/>
         <w:spacing w:before="113" w:line="360" w:lineRule="auto"/>
-        <w:ind w:left="425" w:right="18" w:hanging="425" w:leftChars="0" w:firstLineChars="0"/>
-        <w:rPr>
-          <w:rFonts w:ascii="宋体" w:eastAsia="宋体" w:hAnsi="宋体" w:cs="宋体"/>
+        <w:ind w:left="425" w:leftChars="0" w:right="18" w:hanging="425" w:firstLineChars="0"/>
+        <w:rPr>
+          <w:rFonts w:ascii="宋体" w:hAnsi="宋体" w:eastAsia="宋体" w:cs="宋体"/>
           <w:spacing w:val="-8"/>
           <w:sz w:val="24"/>
           <w:szCs w:val="24"/>
@@ -5327,7 +5368,7 @@
       </w:pPr>
       <w:r>
         <w:rPr>
-          <w:rFonts w:ascii="宋体" w:eastAsia="宋体" w:hAnsi="宋体" w:cs="宋体"/>
+          <w:rFonts w:ascii="宋体" w:hAnsi="宋体" w:eastAsia="宋体" w:cs="宋体"/>
           <w:spacing w:val="1"/>
           <w:sz w:val="24"/>
           <w:szCs w:val="24"/>
@@ -5336,7 +5377,7 @@
       </w:r>
       <w:r>
         <w:rPr>
-          <w:rFonts w:ascii="宋体" w:eastAsia="宋体" w:hAnsi="宋体" w:cs="宋体"/>
+          <w:rFonts w:ascii="宋体" w:hAnsi="宋体" w:eastAsia="宋体" w:cs="宋体"/>
           <w:spacing w:val="-8"/>
           <w:sz w:val="24"/>
           <w:szCs w:val="24"/>
@@ -5359,9 +5400,9 @@
         <w:topLinePunct/>
         <w:bidi w:val="0"/>
         <w:spacing w:before="113" w:line="360" w:lineRule="auto"/>
-        <w:ind w:left="425" w:right="18" w:hanging="425" w:leftChars="0" w:firstLineChars="0"/>
-        <w:rPr>
-          <w:rFonts w:ascii="宋体" w:eastAsia="宋体" w:hAnsi="宋体" w:cs="宋体"/>
+        <w:ind w:left="425" w:leftChars="0" w:right="18" w:hanging="425" w:firstLineChars="0"/>
+        <w:rPr>
+          <w:rFonts w:ascii="宋体" w:hAnsi="宋体" w:eastAsia="宋体" w:cs="宋体"/>
           <w:spacing w:val="-1"/>
           <w:sz w:val="24"/>
           <w:szCs w:val="24"/>
@@ -5369,7 +5410,7 @@
       </w:pPr>
       <w:r>
         <w:rPr>
-          <w:rFonts w:ascii="宋体" w:eastAsia="宋体" w:hAnsi="宋体" w:cs="宋体"/>
+          <w:rFonts w:ascii="宋体" w:hAnsi="宋体" w:eastAsia="宋体" w:cs="宋体"/>
           <w:spacing w:val="-8"/>
           <w:sz w:val="24"/>
           <w:szCs w:val="24"/>
@@ -5378,7 +5419,7 @@
       </w:r>
       <w:r>
         <w:rPr>
-          <w:rFonts w:ascii="宋体" w:eastAsia="宋体" w:hAnsi="宋体" w:cs="宋体"/>
+          <w:rFonts w:ascii="宋体" w:hAnsi="宋体" w:eastAsia="宋体" w:cs="宋体"/>
           <w:spacing w:val="-1"/>
           <w:sz w:val="24"/>
           <w:szCs w:val="24"/>
@@ -5401,9 +5442,9 @@
         <w:topLinePunct/>
         <w:bidi w:val="0"/>
         <w:spacing w:before="113" w:line="360" w:lineRule="auto"/>
-        <w:ind w:left="425" w:right="18" w:hanging="425" w:leftChars="0" w:firstLineChars="0"/>
-        <w:rPr>
-          <w:rFonts w:ascii="宋体" w:eastAsia="宋体" w:hAnsi="宋体" w:cs="宋体"/>
+        <w:ind w:left="425" w:leftChars="0" w:right="18" w:hanging="425" w:firstLineChars="0"/>
+        <w:rPr>
+          <w:rFonts w:ascii="宋体" w:hAnsi="宋体" w:eastAsia="宋体" w:cs="宋体"/>
           <w:spacing w:val="-4"/>
           <w:sz w:val="24"/>
           <w:szCs w:val="24"/>
@@ -5411,7 +5452,7 @@
       </w:pPr>
       <w:r>
         <w:rPr>
-          <w:rFonts w:ascii="宋体" w:eastAsia="宋体" w:hAnsi="宋体" w:cs="宋体"/>
+          <w:rFonts w:ascii="宋体" w:hAnsi="宋体" w:eastAsia="宋体" w:cs="宋体"/>
           <w:spacing w:val="1"/>
           <w:sz w:val="24"/>
           <w:szCs w:val="24"/>
@@ -5420,7 +5461,7 @@
       </w:r>
       <w:r>
         <w:rPr>
-          <w:rFonts w:ascii="宋体" w:eastAsia="宋体" w:hAnsi="宋体" w:cs="宋体" w:hint="eastAsia"/>
+          <w:rFonts w:hint="eastAsia" w:ascii="宋体" w:hAnsi="宋体" w:eastAsia="宋体" w:cs="宋体"/>
           <w:spacing w:val="1"/>
           <w:sz w:val="24"/>
           <w:szCs w:val="24"/>
@@ -5430,7 +5471,7 @@
       </w:r>
       <w:r>
         <w:rPr>
-          <w:rFonts w:ascii="宋体" w:eastAsia="宋体" w:hAnsi="宋体" w:cs="宋体"/>
+          <w:rFonts w:ascii="宋体" w:hAnsi="宋体" w:eastAsia="宋体" w:cs="宋体"/>
           <w:spacing w:val="1"/>
           <w:sz w:val="24"/>
           <w:szCs w:val="24"/>
@@ -5439,7 +5480,7 @@
       </w:r>
       <w:r>
         <w:rPr>
-          <w:rFonts w:ascii="宋体" w:eastAsia="宋体" w:hAnsi="宋体" w:cs="宋体"/>
+          <w:rFonts w:ascii="宋体" w:hAnsi="宋体" w:eastAsia="宋体" w:cs="宋体"/>
           <w:spacing w:val="-4"/>
           <w:sz w:val="24"/>
           <w:szCs w:val="24"/>
@@ -5449,7 +5490,7 @@
     </w:p>
     <w:p>
       <w:pPr>
-        <w:pStyle w:val="1"/>
+        <w:pStyle w:val="29"/>
         <w:keepNext w:val="0"/>
         <w:keepLines w:val="0"/>
         <w:pageBreakBefore w:val="0"/>
@@ -5459,7 +5500,7 @@
         <w:topLinePunct/>
         <w:bidi w:val="0"/>
         <w:rPr>
-          <w:rFonts w:eastAsia="宋体" w:hint="default"/>
+          <w:rFonts w:hint="default" w:eastAsia="宋体"/>
           <w:lang w:val="en-US" w:eastAsia="zh-CN"/>
         </w:rPr>
       </w:pPr>
@@ -5499,7 +5540,7 @@
         <w:adjustRightInd w:val="0"/>
         <w:snapToGrid w:val="0"/>
         <w:spacing w:line="360" w:lineRule="auto"/>
-        <w:ind w:left="0" w:firstLine="420" w:firstLineChars="200"/>
+        <w:ind w:left="0" w:firstLine="464" w:firstLineChars="200"/>
         <w:textAlignment w:val="baseline"/>
         <w:rPr>
           <w:rFonts w:hint="eastAsia"/>
@@ -5508,7 +5549,7 @@
       </w:pPr>
       <w:r>
         <w:rPr>
-          <w:rFonts w:ascii="宋体" w:eastAsia="宋体" w:hAnsi="宋体" w:cs="宋体" w:hint="eastAsia"/>
+          <w:rFonts w:hint="eastAsia" w:ascii="宋体" w:hAnsi="宋体" w:eastAsia="宋体" w:cs="宋体"/>
           <w:spacing w:val="-4"/>
           <w:sz w:val="24"/>
           <w:szCs w:val="24"/>
@@ -5518,7 +5559,7 @@
       </w:r>
       <w:r>
         <w:rPr>
-          <w:rFonts w:ascii="宋体" w:eastAsia="宋体" w:hAnsi="宋体" w:cs="宋体"/>
+          <w:rFonts w:ascii="宋体" w:hAnsi="宋体" w:eastAsia="宋体" w:cs="宋体"/>
           <w:spacing w:val="-4"/>
           <w:sz w:val="24"/>
           <w:szCs w:val="24"/>
@@ -5527,7 +5568,7 @@
       </w:r>
       <w:r>
         <w:rPr>
-          <w:rFonts w:ascii="宋体" w:eastAsia="宋体" w:hAnsi="宋体" w:cs="宋体" w:hint="eastAsia"/>
+          <w:rFonts w:hint="eastAsia" w:ascii="宋体" w:hAnsi="宋体" w:eastAsia="宋体" w:cs="宋体"/>
           <w:spacing w:val="-4"/>
           <w:sz w:val="24"/>
           <w:szCs w:val="24"/>
@@ -5537,7 +5578,7 @@
       </w:r>
       <w:r>
         <w:rPr>
-          <w:rFonts w:ascii="宋体" w:eastAsia="宋体" w:hAnsi="宋体" w:cs="宋体"/>
+          <w:rFonts w:ascii="宋体" w:hAnsi="宋体" w:eastAsia="宋体" w:cs="宋体"/>
           <w:spacing w:val="-4"/>
           <w:sz w:val="24"/>
           <w:szCs w:val="24"/>
@@ -5546,7 +5587,7 @@
       </w:r>
       <w:r>
         <w:rPr>
-          <w:rFonts w:ascii="宋体" w:eastAsia="宋体" w:hAnsi="宋体" w:cs="宋体"/>
+          <w:rFonts w:ascii="宋体" w:hAnsi="宋体" w:eastAsia="宋体" w:cs="宋体"/>
           <w:spacing w:val="-1"/>
           <w:sz w:val="24"/>
           <w:szCs w:val="24"/>
@@ -5556,7 +5597,7 @@
     </w:p>
     <w:p>
       <w:pPr>
-        <w:pStyle w:val="a0"/>
+        <w:pStyle w:val="30"/>
         <w:keepNext w:val="0"/>
         <w:keepLines w:val="0"/>
         <w:pageBreakBefore w:val="0"/>
@@ -5580,7 +5621,7 @@
     </w:p>
     <w:p>
       <w:pPr>
-        <w:pStyle w:val="2"/>
+        <w:pStyle w:val="31"/>
         <w:keepNext w:val="0"/>
         <w:keepLines w:val="0"/>
         <w:pageBreakBefore w:val="0"/>
@@ -5620,10 +5661,10 @@
         <w:adjustRightInd w:val="0"/>
         <w:snapToGrid w:val="0"/>
         <w:spacing w:line="360" w:lineRule="auto"/>
-        <w:ind w:left="0" w:firstLine="420" w:firstLineChars="200"/>
+        <w:ind w:left="0" w:firstLine="472" w:firstLineChars="200"/>
         <w:textAlignment w:val="baseline"/>
         <w:rPr>
-          <w:rFonts w:ascii="宋体" w:eastAsia="宋体" w:hAnsi="宋体" w:cs="宋体" w:hint="default"/>
+          <w:rFonts w:hint="default" w:ascii="宋体" w:hAnsi="宋体" w:eastAsia="宋体" w:cs="宋体"/>
           <w:spacing w:val="-2"/>
           <w:sz w:val="24"/>
           <w:szCs w:val="24"/>
@@ -5632,7 +5673,7 @@
       </w:pPr>
       <w:r>
         <w:rPr>
-          <w:rFonts w:ascii="宋体" w:eastAsia="宋体" w:hAnsi="宋体" w:cs="宋体" w:hint="eastAsia"/>
+          <w:rFonts w:hint="eastAsia" w:ascii="宋体" w:hAnsi="宋体" w:eastAsia="宋体" w:cs="宋体"/>
           <w:spacing w:val="-2"/>
           <w:sz w:val="24"/>
           <w:szCs w:val="24"/>
@@ -5661,17 +5702,17 @@
         <w:adjustRightInd w:val="0"/>
         <w:snapToGrid w:val="0"/>
         <w:spacing w:line="360" w:lineRule="auto"/>
-        <w:ind w:left="425" w:hanging="425" w:leftChars="0" w:firstLineChars="0"/>
+        <w:ind w:left="425" w:leftChars="0" w:hanging="425" w:firstLineChars="0"/>
         <w:textAlignment w:val="baseline"/>
         <w:rPr>
-          <w:rFonts w:ascii="宋体" w:eastAsia="宋体" w:hAnsi="宋体" w:cs="宋体"/>
-          <w:sz w:val="24"/>
-          <w:szCs w:val="24"/>
-        </w:rPr>
-      </w:pPr>
-      <w:r>
-        <w:rPr>
-          <w:rFonts w:ascii="宋体" w:eastAsia="宋体" w:hAnsi="宋体" w:cs="宋体"/>
+          <w:rFonts w:ascii="宋体" w:hAnsi="宋体" w:eastAsia="宋体" w:cs="宋体"/>
+          <w:sz w:val="24"/>
+          <w:szCs w:val="24"/>
+        </w:rPr>
+      </w:pPr>
+      <w:r>
+        <w:rPr>
+          <w:rFonts w:ascii="宋体" w:hAnsi="宋体" w:eastAsia="宋体" w:cs="宋体"/>
           <w:spacing w:val="-2"/>
           <w:sz w:val="24"/>
           <w:szCs w:val="24"/>
@@ -5680,7 +5721,7 @@
       </w:r>
       <w:r>
         <w:rPr>
-          <w:rFonts w:ascii="宋体" w:eastAsia="宋体" w:hAnsi="宋体" w:cs="宋体"/>
+          <w:rFonts w:ascii="宋体" w:hAnsi="宋体" w:eastAsia="宋体" w:cs="宋体"/>
           <w:spacing w:val="-3"/>
           <w:sz w:val="24"/>
           <w:szCs w:val="24"/>
@@ -5689,7 +5730,7 @@
       </w:r>
       <w:r>
         <w:rPr>
-          <w:rFonts w:ascii="宋体" w:eastAsia="宋体" w:hAnsi="宋体" w:cs="宋体" w:hint="eastAsia"/>
+          <w:rFonts w:hint="eastAsia" w:ascii="宋体" w:hAnsi="宋体" w:eastAsia="宋体" w:cs="宋体"/>
           <w:spacing w:val="-3"/>
           <w:sz w:val="24"/>
           <w:szCs w:val="24"/>
@@ -5718,17 +5759,17 @@
         <w:adjustRightInd w:val="0"/>
         <w:snapToGrid w:val="0"/>
         <w:spacing w:line="360" w:lineRule="auto"/>
-        <w:ind w:left="425" w:hanging="425" w:leftChars="0" w:firstLineChars="0"/>
+        <w:ind w:left="425" w:leftChars="0" w:hanging="425" w:firstLineChars="0"/>
         <w:textAlignment w:val="baseline"/>
         <w:rPr>
-          <w:rFonts w:ascii="宋体" w:eastAsia="宋体" w:hAnsi="宋体" w:cs="宋体"/>
-          <w:sz w:val="24"/>
-          <w:szCs w:val="24"/>
-        </w:rPr>
-      </w:pPr>
-      <w:r>
-        <w:rPr>
-          <w:rFonts w:ascii="宋体" w:eastAsia="宋体" w:hAnsi="宋体" w:cs="宋体"/>
+          <w:rFonts w:ascii="宋体" w:hAnsi="宋体" w:eastAsia="宋体" w:cs="宋体"/>
+          <w:sz w:val="24"/>
+          <w:szCs w:val="24"/>
+        </w:rPr>
+      </w:pPr>
+      <w:r>
+        <w:rPr>
+          <w:rFonts w:ascii="宋体" w:hAnsi="宋体" w:eastAsia="宋体" w:cs="宋体"/>
           <w:spacing w:val="-3"/>
           <w:sz w:val="24"/>
           <w:szCs w:val="24"/>
@@ -5737,7 +5778,7 @@
       </w:r>
       <w:r>
         <w:rPr>
-          <w:rFonts w:ascii="宋体" w:eastAsia="宋体" w:hAnsi="宋体" w:cs="宋体" w:hint="eastAsia"/>
+          <w:rFonts w:hint="eastAsia" w:ascii="宋体" w:hAnsi="宋体" w:eastAsia="宋体" w:cs="宋体"/>
           <w:spacing w:val="-3"/>
           <w:sz w:val="24"/>
           <w:szCs w:val="24"/>
@@ -5766,17 +5807,17 @@
         <w:adjustRightInd w:val="0"/>
         <w:snapToGrid w:val="0"/>
         <w:spacing w:line="360" w:lineRule="auto"/>
-        <w:ind w:left="425" w:hanging="425" w:leftChars="0" w:firstLineChars="0"/>
+        <w:ind w:left="425" w:leftChars="0" w:hanging="425" w:firstLineChars="0"/>
         <w:textAlignment w:val="baseline"/>
         <w:rPr>
-          <w:rFonts w:ascii="宋体" w:eastAsia="宋体" w:hAnsi="宋体" w:cs="宋体"/>
-          <w:sz w:val="24"/>
-          <w:szCs w:val="24"/>
-        </w:rPr>
-      </w:pPr>
-      <w:r>
-        <w:rPr>
-          <w:rFonts w:ascii="宋体" w:eastAsia="宋体" w:hAnsi="宋体" w:cs="宋体"/>
+          <w:rFonts w:ascii="宋体" w:hAnsi="宋体" w:eastAsia="宋体" w:cs="宋体"/>
+          <w:sz w:val="24"/>
+          <w:szCs w:val="24"/>
+        </w:rPr>
+      </w:pPr>
+      <w:r>
+        <w:rPr>
+          <w:rFonts w:ascii="宋体" w:hAnsi="宋体" w:eastAsia="宋体" w:cs="宋体"/>
           <w:spacing w:val="-3"/>
           <w:sz w:val="24"/>
           <w:szCs w:val="24"/>
@@ -5804,17 +5845,17 @@
         <w:adjustRightInd w:val="0"/>
         <w:snapToGrid w:val="0"/>
         <w:spacing w:line="360" w:lineRule="auto"/>
-        <w:ind w:left="425" w:hanging="425" w:leftChars="0" w:firstLineChars="0"/>
+        <w:ind w:left="425" w:leftChars="0" w:hanging="425" w:firstLineChars="0"/>
         <w:textAlignment w:val="baseline"/>
         <w:rPr>
-          <w:rFonts w:ascii="宋体" w:eastAsia="宋体" w:hAnsi="宋体" w:cs="宋体"/>
-          <w:sz w:val="24"/>
-          <w:szCs w:val="24"/>
-        </w:rPr>
-      </w:pPr>
-      <w:r>
-        <w:rPr>
-          <w:rFonts w:ascii="宋体" w:eastAsia="宋体" w:hAnsi="宋体" w:cs="宋体" w:hint="eastAsia"/>
+          <w:rFonts w:ascii="宋体" w:hAnsi="宋体" w:eastAsia="宋体" w:cs="宋体"/>
+          <w:sz w:val="24"/>
+          <w:szCs w:val="24"/>
+        </w:rPr>
+      </w:pPr>
+      <w:r>
+        <w:rPr>
+          <w:rFonts w:hint="eastAsia" w:ascii="宋体" w:hAnsi="宋体" w:eastAsia="宋体" w:cs="宋体"/>
           <w:spacing w:val="-3"/>
           <w:sz w:val="24"/>
           <w:szCs w:val="24"/>
@@ -5825,7 +5866,7 @@
     </w:p>
     <w:p>
       <w:pPr>
-        <w:pStyle w:val="2"/>
+        <w:pStyle w:val="31"/>
         <w:keepNext w:val="0"/>
         <w:keepLines w:val="0"/>
         <w:pageBreakBefore w:val="0"/>
@@ -5865,10 +5906,10 @@
         <w:adjustRightInd w:val="0"/>
         <w:snapToGrid w:val="0"/>
         <w:spacing w:line="360" w:lineRule="auto"/>
-        <w:ind w:left="0" w:right="0" w:firstLine="420" w:firstLineChars="200"/>
+        <w:ind w:left="0" w:right="0" w:firstLine="484" w:firstLineChars="200"/>
         <w:textAlignment w:val="baseline"/>
         <w:rPr>
-          <w:rFonts w:asciiTheme="minorEastAsia" w:eastAsiaTheme="minorEastAsia" w:hAnsiTheme="minorEastAsia" w:cstheme="minorEastAsia" w:hint="eastAsia"/>
+          <w:rFonts w:hint="eastAsia" w:asciiTheme="minorEastAsia" w:hAnsiTheme="minorEastAsia" w:eastAsiaTheme="minorEastAsia" w:cstheme="minorEastAsia"/>
           <w:spacing w:val="1"/>
           <w:sz w:val="24"/>
           <w:szCs w:val="24"/>
@@ -5877,7 +5918,7 @@
       </w:pPr>
       <w:r>
         <w:rPr>
-          <w:rFonts w:asciiTheme="minorEastAsia" w:eastAsiaTheme="minorEastAsia" w:hAnsiTheme="minorEastAsia" w:cstheme="minorEastAsia" w:hint="eastAsia"/>
+          <w:rFonts w:hint="eastAsia" w:asciiTheme="minorEastAsia" w:hAnsiTheme="minorEastAsia" w:eastAsiaTheme="minorEastAsia" w:cstheme="minorEastAsia"/>
           <w:spacing w:val="1"/>
           <w:sz w:val="24"/>
           <w:szCs w:val="24"/>
@@ -5906,10 +5947,10 @@
         <w:adjustRightInd w:val="0"/>
         <w:snapToGrid w:val="0"/>
         <w:spacing w:line="360" w:lineRule="auto"/>
-        <w:ind w:left="425" w:right="0" w:hanging="425" w:leftChars="0" w:firstLineChars="0"/>
+        <w:ind w:left="425" w:leftChars="0" w:right="0" w:hanging="425" w:firstLineChars="0"/>
         <w:textAlignment w:val="baseline"/>
         <w:rPr>
-          <w:rFonts w:ascii="宋体" w:eastAsia="宋体" w:hAnsi="宋体" w:cs="宋体"/>
+          <w:rFonts w:ascii="宋体" w:hAnsi="宋体" w:eastAsia="宋体" w:cs="宋体"/>
           <w:spacing w:val="-1"/>
           <w:sz w:val="24"/>
           <w:szCs w:val="24"/>
@@ -5917,7 +5958,7 @@
       </w:pPr>
       <w:r>
         <w:rPr>
-          <w:rFonts w:ascii="宋体" w:eastAsia="宋体" w:hAnsi="宋体" w:cs="宋体"/>
+          <w:rFonts w:ascii="宋体" w:hAnsi="宋体" w:eastAsia="宋体" w:cs="宋体"/>
           <w:spacing w:val="-1"/>
           <w:sz w:val="24"/>
           <w:szCs w:val="24"/>
@@ -5945,10 +5986,10 @@
         <w:adjustRightInd w:val="0"/>
         <w:snapToGrid w:val="0"/>
         <w:spacing w:line="360" w:lineRule="auto"/>
-        <w:ind w:left="425" w:right="0" w:hanging="425" w:leftChars="0" w:firstLineChars="0"/>
+        <w:ind w:left="425" w:leftChars="0" w:right="0" w:hanging="425" w:firstLineChars="0"/>
         <w:textAlignment w:val="baseline"/>
         <w:rPr>
-          <w:rFonts w:ascii="宋体" w:eastAsia="宋体" w:hAnsi="宋体" w:cs="宋体"/>
+          <w:rFonts w:ascii="宋体" w:hAnsi="宋体" w:eastAsia="宋体" w:cs="宋体"/>
           <w:spacing w:val="-1"/>
           <w:sz w:val="24"/>
           <w:szCs w:val="24"/>
@@ -5956,7 +5997,7 @@
       </w:pPr>
       <w:r>
         <w:rPr>
-          <w:rFonts w:ascii="宋体" w:eastAsia="宋体" w:hAnsi="宋体" w:cs="宋体"/>
+          <w:rFonts w:ascii="宋体" w:hAnsi="宋体" w:eastAsia="宋体" w:cs="宋体"/>
           <w:spacing w:val="-1"/>
           <w:sz w:val="24"/>
           <w:szCs w:val="24"/>
@@ -5984,10 +6025,10 @@
         <w:adjustRightInd w:val="0"/>
         <w:snapToGrid w:val="0"/>
         <w:spacing w:line="360" w:lineRule="auto"/>
-        <w:ind w:left="425" w:right="0" w:hanging="425" w:leftChars="0" w:firstLineChars="0"/>
+        <w:ind w:left="425" w:leftChars="0" w:right="0" w:hanging="425" w:firstLineChars="0"/>
         <w:textAlignment w:val="baseline"/>
         <w:rPr>
-          <w:rFonts w:ascii="宋体" w:eastAsia="宋体" w:hAnsi="宋体" w:cs="宋体"/>
+          <w:rFonts w:ascii="宋体" w:hAnsi="宋体" w:eastAsia="宋体" w:cs="宋体"/>
           <w:spacing w:val="-2"/>
           <w:sz w:val="24"/>
           <w:szCs w:val="24"/>
@@ -5995,7 +6036,7 @@
       </w:pPr>
       <w:r>
         <w:rPr>
-          <w:rFonts w:ascii="宋体" w:eastAsia="宋体" w:hAnsi="宋体" w:cs="宋体"/>
+          <w:rFonts w:ascii="宋体" w:hAnsi="宋体" w:eastAsia="宋体" w:cs="宋体"/>
           <w:spacing w:val="-1"/>
           <w:sz w:val="24"/>
           <w:szCs w:val="24"/>
@@ -6023,10 +6064,10 @@
         <w:adjustRightInd w:val="0"/>
         <w:snapToGrid w:val="0"/>
         <w:spacing w:line="360" w:lineRule="auto"/>
-        <w:ind w:left="425" w:right="0" w:hanging="425" w:leftChars="0" w:firstLineChars="0"/>
+        <w:ind w:left="425" w:leftChars="0" w:right="0" w:hanging="425" w:firstLineChars="0"/>
         <w:textAlignment w:val="baseline"/>
         <w:rPr>
-          <w:rFonts w:ascii="宋体" w:eastAsia="宋体" w:hAnsi="宋体" w:cs="宋体"/>
+          <w:rFonts w:ascii="宋体" w:hAnsi="宋体" w:eastAsia="宋体" w:cs="宋体"/>
           <w:spacing w:val="-2"/>
           <w:sz w:val="24"/>
           <w:szCs w:val="24"/>
@@ -6034,7 +6075,7 @@
       </w:pPr>
       <w:r>
         <w:rPr>
-          <w:rFonts w:ascii="宋体" w:eastAsia="宋体" w:hAnsi="宋体" w:cs="宋体"/>
+          <w:rFonts w:ascii="宋体" w:hAnsi="宋体" w:eastAsia="宋体" w:cs="宋体"/>
           <w:spacing w:val="-2"/>
           <w:sz w:val="24"/>
           <w:szCs w:val="24"/>
@@ -6062,10 +6103,10 @@
         <w:adjustRightInd w:val="0"/>
         <w:snapToGrid w:val="0"/>
         <w:spacing w:line="360" w:lineRule="auto"/>
-        <w:ind w:left="425" w:right="0" w:hanging="425" w:leftChars="0" w:firstLineChars="0"/>
+        <w:ind w:left="425" w:leftChars="0" w:right="0" w:hanging="425" w:firstLineChars="0"/>
         <w:textAlignment w:val="baseline"/>
         <w:rPr>
-          <w:rFonts w:ascii="宋体" w:eastAsia="宋体" w:hAnsi="宋体" w:cs="宋体"/>
+          <w:rFonts w:ascii="宋体" w:hAnsi="宋体" w:eastAsia="宋体" w:cs="宋体"/>
           <w:spacing w:val="-1"/>
           <w:sz w:val="24"/>
           <w:szCs w:val="24"/>
@@ -6073,7 +6114,7 @@
       </w:pPr>
       <w:r>
         <w:rPr>
-          <w:rFonts w:ascii="宋体" w:eastAsia="宋体" w:hAnsi="宋体" w:cs="宋体"/>
+          <w:rFonts w:ascii="宋体" w:hAnsi="宋体" w:eastAsia="宋体" w:cs="宋体"/>
           <w:spacing w:val="-1"/>
           <w:sz w:val="24"/>
           <w:szCs w:val="24"/>
@@ -6101,10 +6142,10 @@
         <w:adjustRightInd w:val="0"/>
         <w:snapToGrid w:val="0"/>
         <w:spacing w:line="360" w:lineRule="auto"/>
-        <w:ind w:left="425" w:right="0" w:hanging="425" w:leftChars="0" w:firstLineChars="0"/>
+        <w:ind w:left="425" w:leftChars="0" w:right="0" w:hanging="425" w:firstLineChars="0"/>
         <w:textAlignment w:val="baseline"/>
         <w:rPr>
-          <w:rFonts w:ascii="宋体" w:eastAsia="宋体" w:hAnsi="宋体" w:cs="宋体" w:hint="eastAsia"/>
+          <w:rFonts w:hint="eastAsia" w:ascii="宋体" w:hAnsi="宋体" w:eastAsia="宋体" w:cs="宋体"/>
           <w:spacing w:val="-2"/>
           <w:sz w:val="24"/>
           <w:szCs w:val="24"/>
@@ -6113,7 +6154,7 @@
       </w:pPr>
       <w:r>
         <w:rPr>
-          <w:rFonts w:ascii="宋体" w:eastAsia="宋体" w:hAnsi="宋体" w:cs="宋体"/>
+          <w:rFonts w:ascii="宋体" w:hAnsi="宋体" w:eastAsia="宋体" w:cs="宋体"/>
           <w:spacing w:val="-2"/>
           <w:sz w:val="24"/>
           <w:szCs w:val="24"/>
@@ -6137,10 +6178,10 @@
         <w:adjustRightInd w:val="0"/>
         <w:snapToGrid w:val="0"/>
         <w:spacing w:line="360" w:lineRule="auto"/>
-        <w:ind w:left="0" w:firstLine="420" w:firstLineChars="200"/>
+        <w:ind w:left="0" w:firstLine="472" w:firstLineChars="200"/>
         <w:textAlignment w:val="baseline"/>
         <w:rPr>
-          <w:rFonts w:ascii="宋体" w:eastAsia="宋体" w:hAnsi="宋体" w:cs="宋体" w:hint="eastAsia"/>
+          <w:rFonts w:hint="eastAsia" w:ascii="宋体" w:hAnsi="宋体" w:eastAsia="宋体" w:cs="宋体"/>
           <w:spacing w:val="-2"/>
           <w:sz w:val="24"/>
           <w:szCs w:val="24"/>
@@ -6149,7 +6190,7 @@
       </w:pPr>
       <w:r>
         <w:rPr>
-          <w:rFonts w:ascii="宋体" w:eastAsia="宋体" w:hAnsi="宋体" w:cs="宋体" w:hint="eastAsia"/>
+          <w:rFonts w:hint="eastAsia" w:ascii="宋体" w:hAnsi="宋体" w:eastAsia="宋体" w:cs="宋体"/>
           <w:spacing w:val="-2"/>
           <w:sz w:val="24"/>
           <w:szCs w:val="24"/>
@@ -6178,11 +6219,11 @@
         <w:adjustRightInd w:val="0"/>
         <w:snapToGrid w:val="0"/>
         <w:spacing w:line="360" w:lineRule="auto"/>
-        <w:ind w:left="425" w:right="0" w:hanging="425" w:leftChars="0" w:rightChars="0" w:firstLineChars="0"/>
+        <w:ind w:left="425" w:leftChars="0" w:right="0" w:rightChars="0" w:hanging="425" w:firstLineChars="0"/>
         <w:jc w:val="left"/>
         <w:textAlignment w:val="baseline"/>
         <w:rPr>
-          <w:rFonts w:ascii="宋体" w:eastAsia="宋体" w:hAnsi="宋体" w:cs="宋体" w:hint="eastAsia"/>
+          <w:rFonts w:hint="eastAsia" w:ascii="宋体" w:hAnsi="宋体" w:eastAsia="宋体" w:cs="宋体"/>
           <w:spacing w:val="-2"/>
           <w:sz w:val="24"/>
           <w:szCs w:val="24"/>
@@ -6191,7 +6232,7 @@
       </w:pPr>
       <w:r>
         <w:rPr>
-          <w:rFonts w:ascii="宋体" w:eastAsia="宋体" w:hAnsi="宋体" w:cs="宋体" w:hint="eastAsia"/>
+          <w:rFonts w:hint="eastAsia" w:ascii="宋体" w:hAnsi="宋体" w:eastAsia="宋体" w:cs="宋体"/>
           <w:spacing w:val="-2"/>
           <w:sz w:val="24"/>
           <w:szCs w:val="24"/>
@@ -6220,11 +6261,11 @@
         <w:adjustRightInd w:val="0"/>
         <w:snapToGrid w:val="0"/>
         <w:spacing w:line="360" w:lineRule="auto"/>
-        <w:ind w:left="425" w:right="0" w:hanging="425" w:leftChars="0" w:rightChars="0" w:firstLineChars="0"/>
+        <w:ind w:left="425" w:leftChars="0" w:right="0" w:rightChars="0" w:hanging="425" w:firstLineChars="0"/>
         <w:jc w:val="left"/>
         <w:textAlignment w:val="baseline"/>
         <w:rPr>
-          <w:rFonts w:ascii="宋体" w:eastAsia="宋体" w:hAnsi="宋体" w:cs="宋体" w:hint="eastAsia"/>
+          <w:rFonts w:hint="eastAsia" w:ascii="宋体" w:hAnsi="宋体" w:eastAsia="宋体" w:cs="宋体"/>
           <w:spacing w:val="-2"/>
           <w:sz w:val="24"/>
           <w:szCs w:val="24"/>
@@ -6233,7 +6274,7 @@
       </w:pPr>
       <w:r>
         <w:rPr>
-          <w:rFonts w:ascii="宋体" w:eastAsia="宋体" w:hAnsi="宋体" w:cs="宋体" w:hint="eastAsia"/>
+          <w:rFonts w:hint="eastAsia" w:ascii="宋体" w:hAnsi="宋体" w:eastAsia="宋体" w:cs="宋体"/>
           <w:spacing w:val="-2"/>
           <w:sz w:val="24"/>
           <w:szCs w:val="24"/>
@@ -6262,18 +6303,18 @@
         <w:adjustRightInd w:val="0"/>
         <w:snapToGrid w:val="0"/>
         <w:spacing w:line="360" w:lineRule="auto"/>
-        <w:ind w:left="425" w:right="0" w:hanging="425" w:leftChars="0" w:rightChars="0" w:firstLineChars="0"/>
+        <w:ind w:left="425" w:leftChars="0" w:right="0" w:rightChars="0" w:hanging="425" w:firstLineChars="0"/>
         <w:jc w:val="left"/>
         <w:textAlignment w:val="baseline"/>
         <w:rPr>
-          <w:rFonts w:ascii="宋体" w:eastAsia="宋体" w:hAnsi="宋体" w:cs="宋体"/>
-          <w:sz w:val="24"/>
-          <w:szCs w:val="24"/>
-        </w:rPr>
-      </w:pPr>
-      <w:r>
-        <w:rPr>
-          <w:rFonts w:ascii="宋体" w:eastAsia="宋体" w:hAnsi="宋体" w:cs="宋体" w:hint="eastAsia"/>
+          <w:rFonts w:ascii="宋体" w:hAnsi="宋体" w:eastAsia="宋体" w:cs="宋体"/>
+          <w:sz w:val="24"/>
+          <w:szCs w:val="24"/>
+        </w:rPr>
+      </w:pPr>
+      <w:r>
+        <w:rPr>
+          <w:rFonts w:hint="eastAsia" w:ascii="宋体" w:hAnsi="宋体" w:eastAsia="宋体" w:cs="宋体"/>
           <w:spacing w:val="-2"/>
           <w:sz w:val="24"/>
           <w:szCs w:val="24"/>
@@ -6284,7 +6325,7 @@
     </w:p>
     <w:p>
       <w:pPr>
-        <w:pStyle w:val="2"/>
+        <w:pStyle w:val="31"/>
         <w:keepNext w:val="0"/>
         <w:keepLines w:val="0"/>
         <w:pageBreakBefore w:val="0"/>
@@ -6302,7 +6343,7 @@
     </w:p>
     <w:p>
       <w:pPr>
-        <w:pStyle w:val="a0"/>
+        <w:pStyle w:val="30"/>
         <w:keepNext w:val="0"/>
         <w:keepLines w:val="0"/>
         <w:pageBreakBefore w:val="0"/>
@@ -6327,74 +6368,98 @@
           <w:rFonts w:hint="eastAsia"/>
           <w:lang w:val="en-US" w:eastAsia="zh-CN"/>
         </w:rPr>
-        <w:t>人力部当年</w:t>
-      </w:r>
-      <w:bookmarkStart w:id="17" w:name="_GoBack"/>
-      <w:bookmarkEnd w:id="17"/>
+        <w:t>人力部当年六</w:t>
+      </w:r>
+      <w:r>
+        <w:t>月份发放</w:t>
+      </w:r>
+      <w:r>
+        <w:rPr>
+          <w:rFonts w:hint="eastAsia"/>
+          <w:lang w:eastAsia="zh-CN"/>
+        </w:rPr>
+        <w:t>“</w:t>
+      </w:r>
+      <w:r>
+        <w:t>员工培训需求调查表</w:t>
+      </w:r>
+      <w:r>
+        <w:rPr>
+          <w:rFonts w:hint="eastAsia"/>
+          <w:lang w:eastAsia="zh-CN"/>
+        </w:rPr>
+        <w:t>”</w:t>
+      </w:r>
+      <w:r>
+        <w:t>，员工根据自身的培训需求提出申请，由部门统一报至</w:t>
+      </w:r>
+      <w:r>
+        <w:rPr>
+          <w:rFonts w:hint="eastAsia"/>
+          <w:lang w:eastAsia="zh-CN"/>
+        </w:rPr>
+        <w:t>人力部</w:t>
+      </w:r>
+      <w:r>
+        <w:t>。</w:t>
+      </w:r>
+      <w:r>
+        <w:rPr>
+          <w:rFonts w:hint="eastAsia"/>
+          <w:lang w:eastAsia="zh-CN"/>
+        </w:rPr>
+        <w:t>人力部</w:t>
+      </w:r>
+      <w:r>
+        <w:t>根据上报情况，结合公司经营管理需要及日常质量检查中发现的薄弱环节，以及各部门实际工作情况，调查、了解员工的培训需求，进行下一年度的培训需求分析并据此于每年的</w:t>
+      </w:r>
       <w:r>
         <w:rPr>
           <w:rFonts w:hint="eastAsia"/>
           <w:lang w:val="en-US" w:eastAsia="zh-CN"/>
         </w:rPr>
-        <w:t>六</w:t>
-      </w:r>
-      <w:r>
-        <w:t>月份发放</w:t>
+        <w:t>七月</w:t>
+      </w:r>
+      <w:r>
+        <w:t>底之前编制好年度培训计划上报公司领导审核。</w:t>
+      </w:r>
+    </w:p>
+    <w:p>
+      <w:pPr>
+        <w:pStyle w:val="30"/>
+        <w:keepNext w:val="0"/>
+        <w:keepLines w:val="0"/>
+        <w:pageBreakBefore w:val="0"/>
+        <w:widowControl w:val="0"/>
+        <w:wordWrap/>
+        <w:overflowPunct/>
+        <w:topLinePunct/>
+        <w:bidi w:val="0"/>
+      </w:pPr>
+      <w:r>
+        <w:t>培训反馈：凡重要的专项培训（如：新员工入职培训等），结束时</w:t>
       </w:r>
       <w:r>
         <w:rPr>
           <w:rFonts w:hint="eastAsia"/>
           <w:lang w:eastAsia="zh-CN"/>
         </w:rPr>
-        <w:t>“</w:t>
-      </w:r>
-      <w:r>
-        <w:t>员工培训需求调查表</w:t>
-      </w:r>
-      <w:r>
-        <w:rPr>
-          <w:rFonts w:hint="eastAsia"/>
-          <w:lang w:eastAsia="zh-CN"/>
-        </w:rPr>
-        <w:t>”</w:t>
-      </w:r>
-      <w:r>
-        <w:t>，员工根据自身的培训需求提出申请，由部门统一报至</w:t>
-      </w:r>
-      <w:r>
-        <w:rPr>
-          <w:rFonts w:hint="eastAsia"/>
-          <w:lang w:eastAsia="zh-CN"/>
-        </w:rPr>
-        <w:t>人力部</w:t>
-      </w:r>
-      <w:r>
-        <w:t>。</w:t>
-      </w:r>
-      <w:r>
-        <w:rPr>
-          <w:rFonts w:hint="eastAsia"/>
-          <w:lang w:eastAsia="zh-CN"/>
-        </w:rPr>
-        <w:t>人力部</w:t>
-      </w:r>
-      <w:r>
-        <w:t>根据上报情况，结合公司经营管理需要及日常质量检查中发现的薄弱环节，以及各部门实际工作情况，调查、了解员工的培训需求，进行下一年度的培训需求分析并据此于每年的</w:t>
+        <w:t>，</w:t>
       </w:r>
       <w:r>
         <w:rPr>
           <w:rFonts w:hint="eastAsia"/>
           <w:lang w:val="en-US" w:eastAsia="zh-CN"/>
         </w:rPr>
-        <w:t>七月</w:t>
-      </w:r>
-      <w:r>
-        <w:t>底之前编制好年度培训计划上报公司领导审核。</w:t>
-      </w:r>
-    </w:p>
-    <w:p>
-      <w:pPr>
-        <w:pStyle w:val="a0"/>
+        <w:t>其他运维相关部门</w:t>
+      </w:r>
+      <w:r>
+        <w:t>均应做好每位学员的培训反馈，并将学员考核成绩及反馈意见传递到各相关部门。</w:t>
+      </w:r>
+    </w:p>
+    <w:p>
+      <w:pPr>
+        <w:pStyle w:val="31"/>
         <w:keepNext w:val="0"/>
         <w:keepLines w:val="0"/>
         <w:pageBreakBefore w:val="0"/>
@@ -6404,30 +6469,15 @@
         <w:topLinePunct/>
         <w:bidi w:val="0"/>
       </w:pPr>
-      <w:r>
-        <w:t>培训反馈：凡重要的专项培训（如：新员工入职培训等），结束时</w:t>
-      </w:r>
-      <w:r>
-        <w:rPr>
-          <w:rFonts w:hint="eastAsia"/>
-          <w:lang w:eastAsia="zh-CN"/>
-        </w:rPr>
-        <w:t>，</w:t>
-      </w:r>
-      <w:r>
-        <w:rPr>
-          <w:rFonts w:hint="eastAsia"/>
-          <w:lang w:val="en-US" w:eastAsia="zh-CN"/>
-        </w:rPr>
-        <w:t>其他运维相关部门</w:t>
-      </w:r>
-      <w:r>
-        <w:t>均应做好每位学员的培训反馈，并将学员考核成绩及反馈意见传递到各相关部门。</w:t>
-      </w:r>
-    </w:p>
-    <w:p>
-      <w:pPr>
-        <w:pStyle w:val="2"/>
+      <w:bookmarkStart w:id="17" w:name="_Toc11934"/>
+      <w:r>
+        <w:t>新员工培训</w:t>
+      </w:r>
+      <w:bookmarkEnd w:id="17"/>
+    </w:p>
+    <w:p>
+      <w:pPr>
+        <w:pStyle w:val="32"/>
         <w:keepNext w:val="0"/>
         <w:keepLines w:val="0"/>
         <w:pageBreakBefore w:val="0"/>
@@ -6437,33 +6487,15 @@
         <w:topLinePunct/>
         <w:bidi w:val="0"/>
       </w:pPr>
-      <w:bookmarkStart w:id="18" w:name="_Toc11934"/>
-      <w:r>
-        <w:t>新员工培训</w:t>
+      <w:bookmarkStart w:id="18" w:name="_Toc9023"/>
+      <w:r>
+        <w:t>培训内容</w:t>
       </w:r>
       <w:bookmarkEnd w:id="18"/>
     </w:p>
     <w:p>
       <w:pPr>
-        <w:pStyle w:val="3"/>
-        <w:keepNext w:val="0"/>
-        <w:keepLines w:val="0"/>
-        <w:pageBreakBefore w:val="0"/>
-        <w:widowControl w:val="0"/>
-        <w:wordWrap/>
-        <w:overflowPunct/>
-        <w:topLinePunct/>
-        <w:bidi w:val="0"/>
-      </w:pPr>
-      <w:bookmarkStart w:id="19" w:name="_Toc9023"/>
-      <w:r>
-        <w:t>培训内容</w:t>
-      </w:r>
-      <w:bookmarkEnd w:id="19"/>
-    </w:p>
-    <w:p>
-      <w:pPr>
-        <w:pStyle w:val="a0"/>
+        <w:pStyle w:val="30"/>
         <w:keepNext w:val="0"/>
         <w:keepLines w:val="0"/>
         <w:pageBreakBefore w:val="0"/>
@@ -6476,7 +6508,7 @@
         <w:overflowPunct/>
         <w:topLinePunct/>
         <w:bidi w:val="0"/>
-        <w:ind w:left="425" w:hanging="425" w:leftChars="0" w:firstLineChars="0"/>
+        <w:ind w:left="425" w:leftChars="0" w:hanging="425" w:firstLineChars="0"/>
       </w:pPr>
       <w:r>
         <w:t>公共部分</w:t>
@@ -6494,7 +6526,7 @@
     </w:p>
     <w:p>
       <w:pPr>
-        <w:pStyle w:val="a0"/>
+        <w:pStyle w:val="30"/>
         <w:keepNext w:val="0"/>
         <w:keepLines w:val="0"/>
         <w:pageBreakBefore w:val="0"/>
@@ -6507,7 +6539,7 @@
         <w:overflowPunct/>
         <w:topLinePunct/>
         <w:bidi w:val="0"/>
-        <w:ind w:left="425" w:hanging="425" w:leftChars="0" w:firstLineChars="0"/>
+        <w:ind w:left="425" w:leftChars="0" w:hanging="425" w:firstLineChars="0"/>
       </w:pPr>
       <w:r>
         <w:t>岗位业务技能培训</w:t>
@@ -6525,7 +6557,7 @@
     </w:p>
     <w:p>
       <w:pPr>
-        <w:pStyle w:val="3"/>
+        <w:pStyle w:val="32"/>
         <w:keepNext w:val="0"/>
         <w:keepLines w:val="0"/>
         <w:pageBreakBefore w:val="0"/>
@@ -6535,11 +6567,11 @@
         <w:topLinePunct/>
         <w:bidi w:val="0"/>
       </w:pPr>
-      <w:bookmarkStart w:id="20" w:name="_Toc9313"/>
+      <w:bookmarkStart w:id="19" w:name="_Toc9313"/>
       <w:r>
         <w:t>培训形式</w:t>
       </w:r>
-      <w:bookmarkEnd w:id="20"/>
+      <w:bookmarkEnd w:id="19"/>
     </w:p>
     <w:p>
       <w:pPr>
@@ -6554,20 +6586,20 @@
         <w:spacing w:before="153" w:line="219" w:lineRule="auto"/>
         <w:ind w:left="383"/>
         <w:rPr>
-          <w:rFonts w:ascii="宋体" w:eastAsia="宋体" w:hAnsi="宋体" w:cs="宋体"/>
-          <w:sz w:val="24"/>
-          <w:szCs w:val="24"/>
-        </w:rPr>
-      </w:pPr>
-      <w:r>
-        <w:rPr>
-          <w:rStyle w:val="Char"/>
+          <w:rFonts w:ascii="宋体" w:hAnsi="宋体" w:eastAsia="宋体" w:cs="宋体"/>
+          <w:sz w:val="24"/>
+          <w:szCs w:val="24"/>
+        </w:rPr>
+      </w:pPr>
+      <w:r>
+        <w:rPr>
+          <w:rStyle w:val="34"/>
         </w:rPr>
         <w:t>讲授法、案例法、操作示范法、视听教学法等</w:t>
       </w:r>
       <w:r>
         <w:rPr>
-          <w:rFonts w:ascii="宋体" w:eastAsia="宋体" w:hAnsi="宋体" w:cs="宋体"/>
+          <w:rFonts w:ascii="宋体" w:hAnsi="宋体" w:eastAsia="宋体" w:cs="宋体"/>
           <w:spacing w:val="-1"/>
           <w:sz w:val="24"/>
           <w:szCs w:val="24"/>
@@ -6577,7 +6609,7 @@
     </w:p>
     <w:p>
       <w:pPr>
-        <w:pStyle w:val="3"/>
+        <w:pStyle w:val="32"/>
         <w:keepNext w:val="0"/>
         <w:keepLines w:val="0"/>
         <w:pageBreakBefore w:val="0"/>
@@ -6587,15 +6619,15 @@
         <w:topLinePunct/>
         <w:bidi w:val="0"/>
       </w:pPr>
-      <w:bookmarkStart w:id="21" w:name="_Toc31895"/>
+      <w:bookmarkStart w:id="20" w:name="_Toc31895"/>
       <w:r>
         <w:t>培训实施</w:t>
       </w:r>
-      <w:bookmarkEnd w:id="21"/>
-    </w:p>
-    <w:p>
-      <w:pPr>
-        <w:pStyle w:val="a0"/>
+      <w:bookmarkEnd w:id="20"/>
+    </w:p>
+    <w:p>
+      <w:pPr>
+        <w:pStyle w:val="30"/>
         <w:keepNext w:val="0"/>
         <w:keepLines w:val="0"/>
         <w:pageBreakBefore w:val="0"/>
@@ -6611,7 +6643,7 @@
     </w:p>
     <w:p>
       <w:pPr>
-        <w:pStyle w:val="a0"/>
+        <w:pStyle w:val="30"/>
         <w:keepNext w:val="0"/>
         <w:keepLines w:val="0"/>
         <w:pageBreakBefore w:val="0"/>
@@ -6657,7 +6689,7 @@
     </w:p>
     <w:p>
       <w:pPr>
-        <w:pStyle w:val="a0"/>
+        <w:pStyle w:val="30"/>
         <w:keepNext w:val="0"/>
         <w:keepLines w:val="0"/>
         <w:pageBreakBefore w:val="0"/>
@@ -6673,7 +6705,7 @@
     </w:p>
     <w:p>
       <w:pPr>
-        <w:pStyle w:val="a0"/>
+        <w:pStyle w:val="30"/>
         <w:keepNext w:val="0"/>
         <w:keepLines w:val="0"/>
         <w:pageBreakBefore w:val="0"/>
@@ -6706,7 +6738,7 @@
     </w:p>
     <w:p>
       <w:pPr>
-        <w:pStyle w:val="a0"/>
+        <w:pStyle w:val="30"/>
         <w:keepNext w:val="0"/>
         <w:keepLines w:val="0"/>
         <w:pageBreakBefore w:val="0"/>
@@ -6732,7 +6764,7 @@
     </w:p>
     <w:p>
       <w:pPr>
-        <w:pStyle w:val="a0"/>
+        <w:pStyle w:val="30"/>
         <w:keepNext w:val="0"/>
         <w:keepLines w:val="0"/>
         <w:pageBreakBefore w:val="0"/>
@@ -6748,7 +6780,7 @@
     </w:p>
     <w:p>
       <w:pPr>
-        <w:pStyle w:val="a0"/>
+        <w:pStyle w:val="30"/>
         <w:keepNext w:val="0"/>
         <w:keepLines w:val="0"/>
         <w:pageBreakBefore w:val="0"/>
@@ -6764,7 +6796,7 @@
     </w:p>
     <w:p>
       <w:pPr>
-        <w:pStyle w:val="a0"/>
+        <w:pStyle w:val="30"/>
         <w:keepNext w:val="0"/>
         <w:keepLines w:val="0"/>
         <w:pageBreakBefore w:val="0"/>
@@ -6791,7 +6823,7 @@
     </w:p>
     <w:p>
       <w:pPr>
-        <w:pStyle w:val="2"/>
+        <w:pStyle w:val="31"/>
         <w:keepNext w:val="0"/>
         <w:keepLines w:val="0"/>
         <w:pageBreakBefore w:val="0"/>
@@ -6801,15 +6833,33 @@
         <w:topLinePunct/>
         <w:bidi w:val="0"/>
       </w:pPr>
-      <w:bookmarkStart w:id="22" w:name="_Toc14096"/>
+      <w:bookmarkStart w:id="21" w:name="_Toc14096"/>
       <w:r>
         <w:t>在岗员工、转岗员工培训</w:t>
       </w:r>
+      <w:bookmarkEnd w:id="21"/>
+    </w:p>
+    <w:p>
+      <w:pPr>
+        <w:pStyle w:val="32"/>
+        <w:keepNext w:val="0"/>
+        <w:keepLines w:val="0"/>
+        <w:pageBreakBefore w:val="0"/>
+        <w:widowControl w:val="0"/>
+        <w:wordWrap/>
+        <w:overflowPunct/>
+        <w:topLinePunct/>
+        <w:bidi w:val="0"/>
+      </w:pPr>
+      <w:bookmarkStart w:id="22" w:name="_Toc31879"/>
+      <w:r>
+        <w:t>培训内容</w:t>
+      </w:r>
       <w:bookmarkEnd w:id="22"/>
     </w:p>
     <w:p>
       <w:pPr>
-        <w:pStyle w:val="3"/>
+        <w:pStyle w:val="30"/>
         <w:keepNext w:val="0"/>
         <w:keepLines w:val="0"/>
         <w:pageBreakBefore w:val="0"/>
@@ -6819,15 +6869,31 @@
         <w:topLinePunct/>
         <w:bidi w:val="0"/>
       </w:pPr>
-      <w:bookmarkStart w:id="23" w:name="_Toc31879"/>
-      <w:r>
-        <w:t>培训内容</w:t>
+      <w:r>
+        <w:t>部门应知应会内容，主要为业务知识和操作技能培训。</w:t>
+      </w:r>
+    </w:p>
+    <w:p>
+      <w:pPr>
+        <w:pStyle w:val="32"/>
+        <w:keepNext w:val="0"/>
+        <w:keepLines w:val="0"/>
+        <w:pageBreakBefore w:val="0"/>
+        <w:widowControl w:val="0"/>
+        <w:wordWrap/>
+        <w:overflowPunct/>
+        <w:topLinePunct/>
+        <w:bidi w:val="0"/>
+      </w:pPr>
+      <w:bookmarkStart w:id="23" w:name="_Toc21227"/>
+      <w:r>
+        <w:t>培训形式</w:t>
       </w:r>
       <w:bookmarkEnd w:id="23"/>
     </w:p>
     <w:p>
       <w:pPr>
-        <w:pStyle w:val="a0"/>
+        <w:pStyle w:val="30"/>
         <w:keepNext w:val="0"/>
         <w:keepLines w:val="0"/>
         <w:pageBreakBefore w:val="0"/>
@@ -6838,12 +6904,12 @@
         <w:bidi w:val="0"/>
       </w:pPr>
       <w:r>
-        <w:t>部门应知应会内容，主要为业务知识和操作技能培训。</w:t>
-      </w:r>
-    </w:p>
-    <w:p>
-      <w:pPr>
-        <w:pStyle w:val="3"/>
+        <w:t>讲授法、案例法、操作示范法、视听教学法和讨论法等。</w:t>
+      </w:r>
+    </w:p>
+    <w:p>
+      <w:pPr>
+        <w:pStyle w:val="32"/>
         <w:keepNext w:val="0"/>
         <w:keepLines w:val="0"/>
         <w:pageBreakBefore w:val="0"/>
@@ -6853,45 +6919,11 @@
         <w:topLinePunct/>
         <w:bidi w:val="0"/>
       </w:pPr>
-      <w:bookmarkStart w:id="24" w:name="_Toc21227"/>
-      <w:r>
-        <w:t>培训形式</w:t>
+      <w:bookmarkStart w:id="24" w:name="_Toc2839"/>
+      <w:r>
+        <w:t>培训实施</w:t>
       </w:r>
       <w:bookmarkEnd w:id="24"/>
-    </w:p>
-    <w:p>
-      <w:pPr>
-        <w:pStyle w:val="a0"/>
-        <w:keepNext w:val="0"/>
-        <w:keepLines w:val="0"/>
-        <w:pageBreakBefore w:val="0"/>
-        <w:widowControl w:val="0"/>
-        <w:wordWrap/>
-        <w:overflowPunct/>
-        <w:topLinePunct/>
-        <w:bidi w:val="0"/>
-      </w:pPr>
-      <w:r>
-        <w:t>讲授法、案例法、操作示范法、视听教学法和讨论法等。</w:t>
-      </w:r>
-    </w:p>
-    <w:p>
-      <w:pPr>
-        <w:pStyle w:val="3"/>
-        <w:keepNext w:val="0"/>
-        <w:keepLines w:val="0"/>
-        <w:pageBreakBefore w:val="0"/>
-        <w:widowControl w:val="0"/>
-        <w:wordWrap/>
-        <w:overflowPunct/>
-        <w:topLinePunct/>
-        <w:bidi w:val="0"/>
-      </w:pPr>
-      <w:bookmarkStart w:id="25" w:name="_Toc2839"/>
-      <w:r>
-        <w:t>培训实施</w:t>
-      </w:r>
-      <w:bookmarkEnd w:id="25"/>
     </w:p>
     <w:p>
       <w:pPr>
@@ -6913,17 +6945,17 @@
         <w:adjustRightInd w:val="0"/>
         <w:snapToGrid w:val="0"/>
         <w:spacing w:line="360" w:lineRule="auto"/>
-        <w:ind w:left="425" w:hanging="425" w:leftChars="0" w:firstLineChars="0"/>
+        <w:ind w:left="425" w:leftChars="0" w:hanging="425" w:firstLineChars="0"/>
         <w:textAlignment w:val="baseline"/>
         <w:rPr>
-          <w:rFonts w:ascii="宋体" w:eastAsia="宋体" w:hAnsi="宋体" w:cs="宋体" w:hint="eastAsia"/>
-          <w:sz w:val="24"/>
-          <w:szCs w:val="24"/>
-        </w:rPr>
-      </w:pPr>
-      <w:r>
-        <w:rPr>
-          <w:rFonts w:ascii="宋体" w:eastAsia="宋体" w:hAnsi="宋体" w:cs="宋体" w:hint="eastAsia"/>
+          <w:rFonts w:hint="eastAsia" w:ascii="宋体" w:hAnsi="宋体" w:eastAsia="宋体" w:cs="宋体"/>
+          <w:sz w:val="24"/>
+          <w:szCs w:val="24"/>
+        </w:rPr>
+      </w:pPr>
+      <w:r>
+        <w:rPr>
+          <w:rFonts w:hint="eastAsia" w:ascii="宋体" w:hAnsi="宋体" w:eastAsia="宋体" w:cs="宋体"/>
           <w:sz w:val="24"/>
           <w:szCs w:val="24"/>
         </w:rPr>
@@ -6950,17 +6982,17 @@
         <w:adjustRightInd w:val="0"/>
         <w:snapToGrid w:val="0"/>
         <w:spacing w:line="360" w:lineRule="auto"/>
-        <w:ind w:left="425" w:hanging="425" w:leftChars="0" w:firstLineChars="0"/>
+        <w:ind w:left="425" w:leftChars="0" w:hanging="425" w:firstLineChars="0"/>
         <w:textAlignment w:val="baseline"/>
         <w:rPr>
-          <w:rFonts w:ascii="宋体" w:eastAsia="宋体" w:hAnsi="宋体" w:cs="宋体" w:hint="eastAsia"/>
-          <w:sz w:val="24"/>
-          <w:szCs w:val="24"/>
-        </w:rPr>
-      </w:pPr>
-      <w:r>
-        <w:rPr>
-          <w:rFonts w:ascii="宋体" w:eastAsia="宋体" w:hAnsi="宋体" w:cs="宋体" w:hint="eastAsia"/>
+          <w:rFonts w:hint="eastAsia" w:ascii="宋体" w:hAnsi="宋体" w:eastAsia="宋体" w:cs="宋体"/>
+          <w:sz w:val="24"/>
+          <w:szCs w:val="24"/>
+        </w:rPr>
+      </w:pPr>
+      <w:r>
+        <w:rPr>
+          <w:rFonts w:hint="eastAsia" w:ascii="宋体" w:hAnsi="宋体" w:eastAsia="宋体" w:cs="宋体"/>
           <w:sz w:val="24"/>
           <w:szCs w:val="24"/>
         </w:rPr>
@@ -6968,7 +7000,7 @@
       </w:r>
       <w:r>
         <w:rPr>
-          <w:rFonts w:ascii="宋体" w:eastAsia="宋体" w:hAnsi="宋体" w:cs="宋体" w:hint="eastAsia"/>
+          <w:rFonts w:hint="eastAsia" w:ascii="宋体" w:hAnsi="宋体" w:eastAsia="宋体" w:cs="宋体"/>
           <w:sz w:val="24"/>
           <w:szCs w:val="24"/>
           <w:lang w:eastAsia="zh-CN"/>
@@ -6977,7 +7009,7 @@
       </w:r>
       <w:r>
         <w:rPr>
-          <w:rFonts w:ascii="宋体" w:eastAsia="宋体" w:hAnsi="宋体" w:cs="宋体" w:hint="eastAsia"/>
+          <w:rFonts w:hint="eastAsia" w:ascii="宋体" w:hAnsi="宋体" w:eastAsia="宋体" w:cs="宋体"/>
           <w:sz w:val="24"/>
           <w:szCs w:val="24"/>
         </w:rPr>
@@ -7004,17 +7036,17 @@
         <w:adjustRightInd w:val="0"/>
         <w:snapToGrid w:val="0"/>
         <w:spacing w:line="360" w:lineRule="auto"/>
-        <w:ind w:left="425" w:hanging="425" w:leftChars="0" w:firstLineChars="0"/>
+        <w:ind w:left="425" w:leftChars="0" w:hanging="425" w:firstLineChars="0"/>
         <w:textAlignment w:val="baseline"/>
         <w:rPr>
-          <w:rFonts w:ascii="宋体" w:eastAsia="宋体" w:hAnsi="宋体" w:cs="宋体" w:hint="eastAsia"/>
-          <w:sz w:val="24"/>
-          <w:szCs w:val="24"/>
-        </w:rPr>
-      </w:pPr>
-      <w:r>
-        <w:rPr>
-          <w:rFonts w:ascii="宋体" w:eastAsia="宋体" w:hAnsi="宋体" w:cs="宋体" w:hint="eastAsia"/>
+          <w:rFonts w:hint="eastAsia" w:ascii="宋体" w:hAnsi="宋体" w:eastAsia="宋体" w:cs="宋体"/>
+          <w:sz w:val="24"/>
+          <w:szCs w:val="24"/>
+        </w:rPr>
+      </w:pPr>
+      <w:r>
+        <w:rPr>
+          <w:rFonts w:hint="eastAsia" w:ascii="宋体" w:hAnsi="宋体" w:eastAsia="宋体" w:cs="宋体"/>
           <w:sz w:val="24"/>
           <w:szCs w:val="24"/>
         </w:rPr>
@@ -7022,7 +7054,7 @@
       </w:r>
       <w:r>
         <w:rPr>
-          <w:rFonts w:ascii="宋体" w:eastAsia="宋体" w:hAnsi="宋体" w:cs="宋体" w:hint="eastAsia"/>
+          <w:rFonts w:hint="eastAsia" w:ascii="宋体" w:hAnsi="宋体" w:eastAsia="宋体" w:cs="宋体"/>
           <w:sz w:val="24"/>
           <w:szCs w:val="24"/>
           <w:lang w:eastAsia="zh-CN"/>
@@ -7031,7 +7063,7 @@
       </w:r>
       <w:r>
         <w:rPr>
-          <w:rFonts w:ascii="宋体" w:eastAsia="宋体" w:hAnsi="宋体" w:cs="宋体" w:hint="eastAsia"/>
+          <w:rFonts w:hint="eastAsia" w:ascii="宋体" w:hAnsi="宋体" w:eastAsia="宋体" w:cs="宋体"/>
           <w:sz w:val="24"/>
           <w:szCs w:val="24"/>
         </w:rPr>
@@ -7039,7 +7071,7 @@
       </w:r>
       <w:r>
         <w:rPr>
-          <w:rFonts w:ascii="宋体" w:eastAsia="宋体" w:hAnsi="宋体" w:cs="宋体" w:hint="eastAsia"/>
+          <w:rFonts w:hint="eastAsia" w:ascii="宋体" w:hAnsi="宋体" w:eastAsia="宋体" w:cs="宋体"/>
           <w:sz w:val="24"/>
           <w:szCs w:val="24"/>
           <w:lang w:eastAsia="zh-CN"/>
@@ -7048,7 +7080,7 @@
       </w:r>
       <w:r>
         <w:rPr>
-          <w:rFonts w:ascii="宋体" w:eastAsia="宋体" w:hAnsi="宋体" w:cs="宋体" w:hint="eastAsia"/>
+          <w:rFonts w:hint="eastAsia" w:ascii="宋体" w:hAnsi="宋体" w:eastAsia="宋体" w:cs="宋体"/>
           <w:sz w:val="24"/>
           <w:szCs w:val="24"/>
         </w:rPr>
@@ -7075,17 +7107,17 @@
         <w:adjustRightInd w:val="0"/>
         <w:snapToGrid w:val="0"/>
         <w:spacing w:line="360" w:lineRule="auto"/>
-        <w:ind w:left="425" w:hanging="425" w:leftChars="0" w:firstLineChars="0"/>
+        <w:ind w:left="425" w:leftChars="0" w:hanging="425" w:firstLineChars="0"/>
         <w:textAlignment w:val="baseline"/>
         <w:rPr>
-          <w:rFonts w:ascii="宋体" w:eastAsia="宋体" w:hAnsi="宋体" w:cs="宋体" w:hint="eastAsia"/>
-          <w:sz w:val="24"/>
-          <w:szCs w:val="24"/>
-        </w:rPr>
-      </w:pPr>
-      <w:r>
-        <w:rPr>
-          <w:rFonts w:ascii="宋体" w:eastAsia="宋体" w:hAnsi="宋体" w:cs="宋体" w:hint="eastAsia"/>
+          <w:rFonts w:hint="eastAsia" w:ascii="宋体" w:hAnsi="宋体" w:eastAsia="宋体" w:cs="宋体"/>
+          <w:sz w:val="24"/>
+          <w:szCs w:val="24"/>
+        </w:rPr>
+      </w:pPr>
+      <w:r>
+        <w:rPr>
+          <w:rFonts w:hint="eastAsia" w:ascii="宋体" w:hAnsi="宋体" w:eastAsia="宋体" w:cs="宋体"/>
           <w:sz w:val="24"/>
           <w:szCs w:val="24"/>
         </w:rPr>
@@ -7093,7 +7125,7 @@
       </w:r>
       <w:r>
         <w:rPr>
-          <w:rFonts w:ascii="宋体" w:eastAsia="宋体" w:hAnsi="宋体" w:cs="宋体" w:hint="eastAsia"/>
+          <w:rFonts w:hint="eastAsia" w:ascii="宋体" w:hAnsi="宋体" w:eastAsia="宋体" w:cs="宋体"/>
           <w:sz w:val="24"/>
           <w:szCs w:val="24"/>
           <w:lang w:eastAsia="zh-CN"/>
@@ -7102,7 +7134,7 @@
       </w:r>
       <w:r>
         <w:rPr>
-          <w:rFonts w:ascii="宋体" w:eastAsia="宋体" w:hAnsi="宋体" w:cs="宋体" w:hint="eastAsia"/>
+          <w:rFonts w:hint="eastAsia" w:ascii="宋体" w:hAnsi="宋体" w:eastAsia="宋体" w:cs="宋体"/>
           <w:sz w:val="24"/>
           <w:szCs w:val="24"/>
         </w:rPr>
@@ -7110,7 +7142,7 @@
       </w:r>
       <w:r>
         <w:rPr>
-          <w:rFonts w:ascii="宋体" w:eastAsia="宋体" w:hAnsi="宋体" w:cs="宋体" w:hint="eastAsia"/>
+          <w:rFonts w:hint="eastAsia" w:ascii="宋体" w:hAnsi="宋体" w:eastAsia="宋体" w:cs="宋体"/>
           <w:sz w:val="24"/>
           <w:szCs w:val="24"/>
           <w:lang w:eastAsia="zh-CN"/>
@@ -7119,7 +7151,7 @@
       </w:r>
       <w:r>
         <w:rPr>
-          <w:rFonts w:ascii="宋体" w:eastAsia="宋体" w:hAnsi="宋体" w:cs="宋体" w:hint="eastAsia"/>
+          <w:rFonts w:hint="eastAsia" w:ascii="宋体" w:hAnsi="宋体" w:eastAsia="宋体" w:cs="宋体"/>
           <w:sz w:val="24"/>
           <w:szCs w:val="24"/>
         </w:rPr>
@@ -7146,12 +7178,12 @@
         <w:adjustRightInd w:val="0"/>
         <w:snapToGrid w:val="0"/>
         <w:spacing w:line="360" w:lineRule="auto"/>
-        <w:ind w:left="425" w:hanging="425" w:leftChars="0" w:firstLineChars="0"/>
+        <w:ind w:left="425" w:leftChars="0" w:hanging="425" w:firstLineChars="0"/>
         <w:textAlignment w:val="baseline"/>
       </w:pPr>
       <w:r>
         <w:rPr>
-          <w:rFonts w:ascii="宋体" w:eastAsia="宋体" w:hAnsi="宋体" w:cs="宋体" w:hint="eastAsia"/>
+          <w:rFonts w:hint="eastAsia" w:ascii="宋体" w:hAnsi="宋体" w:eastAsia="宋体" w:cs="宋体"/>
           <w:sz w:val="24"/>
           <w:szCs w:val="24"/>
         </w:rPr>
@@ -7160,7 +7192,7 @@
     </w:p>
     <w:p>
       <w:pPr>
-        <w:pStyle w:val="2"/>
+        <w:pStyle w:val="31"/>
         <w:keepNext w:val="0"/>
         <w:keepLines w:val="0"/>
         <w:pageBreakBefore w:val="0"/>
@@ -7170,15 +7202,33 @@
         <w:topLinePunct/>
         <w:bidi w:val="0"/>
       </w:pPr>
-      <w:bookmarkStart w:id="26" w:name="_Toc24955"/>
+      <w:bookmarkStart w:id="25" w:name="_Toc24955"/>
       <w:r>
         <w:t>基层管理人员培训</w:t>
       </w:r>
+      <w:bookmarkEnd w:id="25"/>
+    </w:p>
+    <w:p>
+      <w:pPr>
+        <w:pStyle w:val="32"/>
+        <w:keepNext w:val="0"/>
+        <w:keepLines w:val="0"/>
+        <w:pageBreakBefore w:val="0"/>
+        <w:widowControl w:val="0"/>
+        <w:wordWrap/>
+        <w:overflowPunct/>
+        <w:topLinePunct/>
+        <w:bidi w:val="0"/>
+      </w:pPr>
+      <w:bookmarkStart w:id="26" w:name="_Toc3780"/>
+      <w:r>
+        <w:t>培训内容</w:t>
+      </w:r>
       <w:bookmarkEnd w:id="26"/>
     </w:p>
     <w:p>
       <w:pPr>
-        <w:pStyle w:val="3"/>
+        <w:pStyle w:val="30"/>
         <w:keepNext w:val="0"/>
         <w:keepLines w:val="0"/>
         <w:pageBreakBefore w:val="0"/>
@@ -7188,15 +7238,31 @@
         <w:topLinePunct/>
         <w:bidi w:val="0"/>
       </w:pPr>
-      <w:bookmarkStart w:id="27" w:name="_Toc3780"/>
-      <w:r>
-        <w:t>培训内容</w:t>
+      <w:r>
+        <w:t>角色认知、沟通技巧、团队管理、时间管理、授权管理、情绪管理、面试技巧、自我更新、领导能力、班会的召开、工作计划的制定等。</w:t>
+      </w:r>
+    </w:p>
+    <w:p>
+      <w:pPr>
+        <w:pStyle w:val="32"/>
+        <w:keepNext w:val="0"/>
+        <w:keepLines w:val="0"/>
+        <w:pageBreakBefore w:val="0"/>
+        <w:widowControl w:val="0"/>
+        <w:wordWrap/>
+        <w:overflowPunct/>
+        <w:topLinePunct/>
+        <w:bidi w:val="0"/>
+      </w:pPr>
+      <w:bookmarkStart w:id="27" w:name="_Toc11775"/>
+      <w:r>
+        <w:t>培训形式</w:t>
       </w:r>
       <w:bookmarkEnd w:id="27"/>
     </w:p>
     <w:p>
       <w:pPr>
-        <w:pStyle w:val="a0"/>
+        <w:pStyle w:val="30"/>
         <w:keepNext w:val="0"/>
         <w:keepLines w:val="0"/>
         <w:pageBreakBefore w:val="0"/>
@@ -7207,12 +7273,12 @@
         <w:bidi w:val="0"/>
       </w:pPr>
       <w:r>
-        <w:t>角色认知、沟通技巧、团队管理、时间管理、授权管理、情绪管理、面试技巧、自我更新、领导能力、班会的召开、工作计划的制定等。</w:t>
-      </w:r>
-    </w:p>
-    <w:p>
-      <w:pPr>
-        <w:pStyle w:val="3"/>
+        <w:t>讲授法、案例法、讨论法、自学法（发放资料）、管理游戏法、外出培训学习等。</w:t>
+      </w:r>
+    </w:p>
+    <w:p>
+      <w:pPr>
+        <w:pStyle w:val="32"/>
         <w:keepNext w:val="0"/>
         <w:keepLines w:val="0"/>
         <w:pageBreakBefore w:val="0"/>
@@ -7222,49 +7288,15 @@
         <w:topLinePunct/>
         <w:bidi w:val="0"/>
       </w:pPr>
-      <w:bookmarkStart w:id="28" w:name="_Toc11775"/>
-      <w:r>
-        <w:t>培训形式</w:t>
+      <w:bookmarkStart w:id="28" w:name="_Toc29117"/>
+      <w:r>
+        <w:t>培训实施</w:t>
       </w:r>
       <w:bookmarkEnd w:id="28"/>
     </w:p>
     <w:p>
       <w:pPr>
-        <w:pStyle w:val="a0"/>
-        <w:keepNext w:val="0"/>
-        <w:keepLines w:val="0"/>
-        <w:pageBreakBefore w:val="0"/>
-        <w:widowControl w:val="0"/>
-        <w:wordWrap/>
-        <w:overflowPunct/>
-        <w:topLinePunct/>
-        <w:bidi w:val="0"/>
-      </w:pPr>
-      <w:r>
-        <w:t>讲授法、案例法、讨论法、自学法（发放资料）、管理游戏法、外出培训学习等。</w:t>
-      </w:r>
-    </w:p>
-    <w:p>
-      <w:pPr>
-        <w:pStyle w:val="3"/>
-        <w:keepNext w:val="0"/>
-        <w:keepLines w:val="0"/>
-        <w:pageBreakBefore w:val="0"/>
-        <w:widowControl w:val="0"/>
-        <w:wordWrap/>
-        <w:overflowPunct/>
-        <w:topLinePunct/>
-        <w:bidi w:val="0"/>
-      </w:pPr>
-      <w:bookmarkStart w:id="29" w:name="_Toc29117"/>
-      <w:r>
-        <w:t>培训实施</w:t>
-      </w:r>
-      <w:bookmarkEnd w:id="29"/>
-    </w:p>
-    <w:p>
-      <w:pPr>
-        <w:pStyle w:val="a0"/>
+        <w:pStyle w:val="30"/>
         <w:keepNext w:val="0"/>
         <w:keepLines w:val="0"/>
         <w:pageBreakBefore w:val="0"/>
@@ -7282,7 +7314,7 @@
         <w:bidi w:val="0"/>
         <w:adjustRightInd w:val="0"/>
         <w:snapToGrid w:val="0"/>
-        <w:ind w:left="425" w:hanging="425" w:leftChars="0" w:firstLineChars="0"/>
+        <w:ind w:left="425" w:leftChars="0" w:hanging="425" w:firstLineChars="0"/>
         <w:textAlignment w:val="baseline"/>
       </w:pPr>
       <w:r>
@@ -7318,7 +7350,7 @@
     </w:p>
     <w:p>
       <w:pPr>
-        <w:pStyle w:val="a0"/>
+        <w:pStyle w:val="30"/>
         <w:keepNext w:val="0"/>
         <w:keepLines w:val="0"/>
         <w:pageBreakBefore w:val="0"/>
@@ -7336,7 +7368,7 @@
         <w:bidi w:val="0"/>
         <w:adjustRightInd w:val="0"/>
         <w:snapToGrid w:val="0"/>
-        <w:ind w:left="425" w:hanging="425" w:leftChars="0" w:firstLineChars="0"/>
+        <w:ind w:left="425" w:leftChars="0" w:hanging="425" w:firstLineChars="0"/>
         <w:textAlignment w:val="baseline"/>
       </w:pPr>
       <w:r>
@@ -7355,7 +7387,7 @@
     </w:p>
     <w:p>
       <w:pPr>
-        <w:pStyle w:val="a0"/>
+        <w:pStyle w:val="30"/>
         <w:keepNext w:val="0"/>
         <w:keepLines w:val="0"/>
         <w:pageBreakBefore w:val="0"/>
@@ -7373,7 +7405,7 @@
         <w:bidi w:val="0"/>
         <w:adjustRightInd w:val="0"/>
         <w:snapToGrid w:val="0"/>
-        <w:ind w:left="425" w:hanging="425" w:leftChars="0" w:firstLineChars="0"/>
+        <w:ind w:left="425" w:leftChars="0" w:hanging="425" w:firstLineChars="0"/>
         <w:textAlignment w:val="baseline"/>
       </w:pPr>
       <w:r>
@@ -7382,7 +7414,7 @@
     </w:p>
     <w:p>
       <w:pPr>
-        <w:pStyle w:val="a0"/>
+        <w:pStyle w:val="30"/>
         <w:keepNext w:val="0"/>
         <w:keepLines w:val="0"/>
         <w:pageBreakBefore w:val="0"/>
@@ -7400,7 +7432,7 @@
         <w:bidi w:val="0"/>
         <w:adjustRightInd w:val="0"/>
         <w:snapToGrid w:val="0"/>
-        <w:ind w:left="425" w:hanging="425" w:leftChars="0" w:firstLineChars="0"/>
+        <w:ind w:left="425" w:leftChars="0" w:hanging="425" w:firstLineChars="0"/>
         <w:textAlignment w:val="baseline"/>
       </w:pPr>
       <w:r>
@@ -7429,7 +7461,7 @@
     </w:p>
     <w:p>
       <w:pPr>
-        <w:pStyle w:val="2"/>
+        <w:pStyle w:val="31"/>
         <w:keepNext w:val="0"/>
         <w:keepLines w:val="0"/>
         <w:pageBreakBefore w:val="0"/>
@@ -7439,29 +7471,29 @@
         <w:topLinePunct/>
         <w:bidi w:val="0"/>
       </w:pPr>
-      <w:bookmarkStart w:id="30" w:name="_Toc15911"/>
+      <w:bookmarkStart w:id="29" w:name="_Toc15911"/>
       <w:r>
         <w:t>中高层管理人员培训</w:t>
       </w:r>
+      <w:bookmarkEnd w:id="29"/>
+    </w:p>
+    <w:p>
+      <w:pPr>
+        <w:pStyle w:val="32"/>
+        <w:keepNext w:val="0"/>
+        <w:keepLines w:val="0"/>
+        <w:pageBreakBefore w:val="0"/>
+        <w:widowControl w:val="0"/>
+        <w:wordWrap/>
+        <w:overflowPunct/>
+        <w:topLinePunct/>
+        <w:bidi w:val="0"/>
+      </w:pPr>
+      <w:bookmarkStart w:id="30" w:name="_Toc24103"/>
+      <w:r>
+        <w:t>培训内容</w:t>
+      </w:r>
       <w:bookmarkEnd w:id="30"/>
-    </w:p>
-    <w:p>
-      <w:pPr>
-        <w:pStyle w:val="3"/>
-        <w:keepNext w:val="0"/>
-        <w:keepLines w:val="0"/>
-        <w:pageBreakBefore w:val="0"/>
-        <w:widowControl w:val="0"/>
-        <w:wordWrap/>
-        <w:overflowPunct/>
-        <w:topLinePunct/>
-        <w:bidi w:val="0"/>
-      </w:pPr>
-      <w:bookmarkStart w:id="31" w:name="_Toc24103"/>
-      <w:r>
-        <w:t>培训内容</w:t>
-      </w:r>
-      <w:bookmarkEnd w:id="31"/>
     </w:p>
     <w:p>
       <w:pPr>
@@ -7483,17 +7515,17 @@
         <w:adjustRightInd w:val="0"/>
         <w:snapToGrid w:val="0"/>
         <w:spacing w:line="360" w:lineRule="auto"/>
-        <w:ind w:left="425" w:right="0" w:hanging="425" w:leftChars="0" w:firstLineChars="0"/>
+        <w:ind w:left="425" w:leftChars="0" w:right="0" w:hanging="425" w:firstLineChars="0"/>
         <w:textAlignment w:val="baseline"/>
         <w:rPr>
-          <w:rFonts w:ascii="宋体" w:eastAsia="宋体" w:hAnsi="宋体" w:cs="宋体"/>
-          <w:sz w:val="24"/>
-          <w:szCs w:val="24"/>
-        </w:rPr>
-      </w:pPr>
-      <w:r>
-        <w:rPr>
-          <w:rFonts w:ascii="宋体" w:eastAsia="宋体" w:hAnsi="宋体" w:cs="宋体"/>
+          <w:rFonts w:ascii="宋体" w:hAnsi="宋体" w:eastAsia="宋体" w:cs="宋体"/>
+          <w:sz w:val="24"/>
+          <w:szCs w:val="24"/>
+        </w:rPr>
+      </w:pPr>
+      <w:r>
+        <w:rPr>
+          <w:rFonts w:ascii="宋体" w:hAnsi="宋体" w:eastAsia="宋体" w:cs="宋体"/>
           <w:spacing w:val="-2"/>
           <w:sz w:val="24"/>
           <w:szCs w:val="24"/>
@@ -7521,17 +7553,17 @@
         <w:adjustRightInd w:val="0"/>
         <w:snapToGrid w:val="0"/>
         <w:spacing w:line="360" w:lineRule="auto"/>
-        <w:ind w:left="425" w:right="0" w:hanging="425" w:leftChars="0" w:firstLineChars="0"/>
+        <w:ind w:left="425" w:leftChars="0" w:right="0" w:hanging="425" w:firstLineChars="0"/>
         <w:textAlignment w:val="baseline"/>
         <w:rPr>
-          <w:rFonts w:ascii="宋体" w:eastAsia="宋体" w:hAnsi="宋体" w:cs="宋体"/>
-          <w:sz w:val="24"/>
-          <w:szCs w:val="24"/>
-        </w:rPr>
-      </w:pPr>
-      <w:r>
-        <w:rPr>
-          <w:rFonts w:ascii="宋体" w:eastAsia="宋体" w:hAnsi="宋体" w:cs="宋体"/>
+          <w:rFonts w:ascii="宋体" w:hAnsi="宋体" w:eastAsia="宋体" w:cs="宋体"/>
+          <w:sz w:val="24"/>
+          <w:szCs w:val="24"/>
+        </w:rPr>
+      </w:pPr>
+      <w:r>
+        <w:rPr>
+          <w:rFonts w:ascii="宋体" w:hAnsi="宋体" w:eastAsia="宋体" w:cs="宋体"/>
           <w:spacing w:val="-1"/>
           <w:sz w:val="24"/>
           <w:szCs w:val="24"/>
@@ -7540,7 +7572,7 @@
       </w:r>
       <w:r>
         <w:rPr>
-          <w:rFonts w:ascii="宋体" w:eastAsia="宋体" w:hAnsi="宋体" w:cs="宋体"/>
+          <w:rFonts w:ascii="宋体" w:hAnsi="宋体" w:eastAsia="宋体" w:cs="宋体"/>
           <w:spacing w:val="-2"/>
           <w:sz w:val="24"/>
           <w:szCs w:val="24"/>
@@ -7549,7 +7581,7 @@
       </w:r>
       <w:r>
         <w:rPr>
-          <w:rFonts w:ascii="宋体" w:eastAsia="宋体" w:hAnsi="宋体" w:cs="宋体"/>
+          <w:rFonts w:ascii="宋体" w:hAnsi="宋体" w:eastAsia="宋体" w:cs="宋体"/>
           <w:spacing w:val="-3"/>
           <w:sz w:val="24"/>
           <w:szCs w:val="24"/>
@@ -7577,17 +7609,17 @@
         <w:adjustRightInd w:val="0"/>
         <w:snapToGrid w:val="0"/>
         <w:spacing w:line="360" w:lineRule="auto"/>
-        <w:ind w:left="425" w:right="0" w:hanging="425" w:leftChars="0" w:firstLineChars="0"/>
+        <w:ind w:left="425" w:leftChars="0" w:right="0" w:hanging="425" w:firstLineChars="0"/>
         <w:textAlignment w:val="baseline"/>
         <w:rPr>
-          <w:rFonts w:ascii="宋体" w:eastAsia="宋体" w:hAnsi="宋体" w:cs="宋体"/>
-          <w:sz w:val="24"/>
-          <w:szCs w:val="24"/>
-        </w:rPr>
-      </w:pPr>
-      <w:r>
-        <w:rPr>
-          <w:rFonts w:ascii="宋体" w:eastAsia="宋体" w:hAnsi="宋体" w:cs="宋体"/>
+          <w:rFonts w:ascii="宋体" w:hAnsi="宋体" w:eastAsia="宋体" w:cs="宋体"/>
+          <w:sz w:val="24"/>
+          <w:szCs w:val="24"/>
+        </w:rPr>
+      </w:pPr>
+      <w:r>
+        <w:rPr>
+          <w:rFonts w:ascii="宋体" w:hAnsi="宋体" w:eastAsia="宋体" w:cs="宋体"/>
           <w:spacing w:val="-2"/>
           <w:sz w:val="24"/>
           <w:szCs w:val="24"/>
@@ -7615,17 +7647,17 @@
         <w:adjustRightInd w:val="0"/>
         <w:snapToGrid w:val="0"/>
         <w:spacing w:line="360" w:lineRule="auto"/>
-        <w:ind w:left="425" w:right="0" w:hanging="425" w:leftChars="0" w:firstLineChars="0"/>
+        <w:ind w:left="425" w:leftChars="0" w:right="0" w:hanging="425" w:firstLineChars="0"/>
         <w:textAlignment w:val="baseline"/>
         <w:rPr>
-          <w:rFonts w:ascii="宋体" w:eastAsia="宋体" w:hAnsi="宋体" w:cs="宋体"/>
-          <w:sz w:val="24"/>
-          <w:szCs w:val="24"/>
-        </w:rPr>
-      </w:pPr>
-      <w:r>
-        <w:rPr>
-          <w:rFonts w:ascii="宋体" w:eastAsia="宋体" w:hAnsi="宋体" w:cs="宋体"/>
+          <w:rFonts w:ascii="宋体" w:hAnsi="宋体" w:eastAsia="宋体" w:cs="宋体"/>
+          <w:sz w:val="24"/>
+          <w:szCs w:val="24"/>
+        </w:rPr>
+      </w:pPr>
+      <w:r>
+        <w:rPr>
+          <w:rFonts w:ascii="宋体" w:hAnsi="宋体" w:eastAsia="宋体" w:cs="宋体"/>
           <w:spacing w:val="-1"/>
           <w:sz w:val="24"/>
           <w:szCs w:val="24"/>
@@ -7635,7 +7667,7 @@
     </w:p>
     <w:p>
       <w:pPr>
-        <w:pStyle w:val="3"/>
+        <w:pStyle w:val="32"/>
         <w:keepNext w:val="0"/>
         <w:keepLines w:val="0"/>
         <w:pageBreakBefore w:val="0"/>
@@ -7645,11 +7677,11 @@
         <w:topLinePunct/>
         <w:bidi w:val="0"/>
       </w:pPr>
-      <w:bookmarkStart w:id="32" w:name="_Toc18903"/>
+      <w:bookmarkStart w:id="31" w:name="_Toc18903"/>
       <w:r>
         <w:t>培训形式</w:t>
       </w:r>
-      <w:bookmarkEnd w:id="32"/>
+      <w:bookmarkEnd w:id="31"/>
     </w:p>
     <w:p>
       <w:pPr>
@@ -7664,7 +7696,7 @@
         <w:spacing w:before="183" w:line="290" w:lineRule="auto"/>
         <w:ind w:left="24" w:right="87" w:firstLine="372"/>
         <w:rPr>
-          <w:rFonts w:ascii="宋体" w:eastAsia="宋体" w:hAnsi="宋体" w:cs="宋体"/>
+          <w:rFonts w:ascii="宋体" w:hAnsi="宋体" w:eastAsia="宋体" w:cs="宋体"/>
           <w:spacing w:val="-4"/>
           <w:sz w:val="24"/>
           <w:szCs w:val="24"/>
@@ -7672,7 +7704,7 @@
       </w:pPr>
       <w:r>
         <w:rPr>
-          <w:rFonts w:ascii="宋体" w:eastAsia="宋体" w:hAnsi="宋体" w:cs="宋体"/>
+          <w:rFonts w:ascii="宋体" w:hAnsi="宋体" w:eastAsia="宋体" w:cs="宋体"/>
           <w:spacing w:val="-1"/>
           <w:sz w:val="24"/>
           <w:szCs w:val="24"/>
@@ -7681,7 +7713,7 @@
       </w:r>
       <w:r>
         <w:rPr>
-          <w:rFonts w:ascii="宋体" w:eastAsia="宋体" w:hAnsi="宋体" w:cs="宋体"/>
+          <w:rFonts w:ascii="宋体" w:hAnsi="宋体" w:eastAsia="宋体" w:cs="宋体"/>
           <w:spacing w:val="-2"/>
           <w:sz w:val="24"/>
           <w:szCs w:val="24"/>
@@ -7690,7 +7722,7 @@
       </w:r>
       <w:r>
         <w:rPr>
-          <w:rFonts w:ascii="宋体" w:eastAsia="宋体" w:hAnsi="宋体" w:cs="宋体"/>
+          <w:rFonts w:ascii="宋体" w:hAnsi="宋体" w:eastAsia="宋体" w:cs="宋体"/>
           <w:spacing w:val="-4"/>
           <w:sz w:val="24"/>
           <w:szCs w:val="24"/>
@@ -7700,7 +7732,7 @@
     </w:p>
     <w:p>
       <w:pPr>
-        <w:pStyle w:val="3"/>
+        <w:pStyle w:val="32"/>
         <w:keepNext w:val="0"/>
         <w:keepLines w:val="0"/>
         <w:pageBreakBefore w:val="0"/>
@@ -7710,21 +7742,21 @@
         <w:topLinePunct/>
         <w:bidi w:val="0"/>
       </w:pPr>
-      <w:bookmarkStart w:id="33" w:name="_Toc20841"/>
+      <w:bookmarkStart w:id="32" w:name="_Toc20841"/>
       <w:r>
         <w:t>培训实施</w:t>
       </w:r>
-      <w:bookmarkEnd w:id="33"/>
-    </w:p>
-    <w:p>
-      <w:pPr>
-        <w:pStyle w:val="a3"/>
+      <w:bookmarkEnd w:id="32"/>
+    </w:p>
+    <w:p>
+      <w:pPr>
+        <w:pStyle w:val="45"/>
         <w:numPr>
           <w:ilvl w:val="0"/>
           <w:numId w:val="13"/>
         </w:numPr>
         <w:bidi w:val="0"/>
-        <w:ind w:left="425" w:hanging="425" w:leftChars="0" w:firstLineChars="0"/>
+        <w:ind w:left="425" w:leftChars="0" w:hanging="425" w:firstLineChars="0"/>
       </w:pPr>
       <w:r>
         <w:rPr>
@@ -7749,13 +7781,13 @@
     </w:p>
     <w:p>
       <w:pPr>
-        <w:pStyle w:val="a3"/>
+        <w:pStyle w:val="45"/>
         <w:numPr>
           <w:ilvl w:val="0"/>
           <w:numId w:val="13"/>
         </w:numPr>
         <w:bidi w:val="0"/>
-        <w:ind w:left="425" w:hanging="425" w:leftChars="0" w:firstLineChars="0"/>
+        <w:ind w:left="425" w:leftChars="0" w:hanging="425" w:firstLineChars="0"/>
       </w:pPr>
       <w:r>
         <w:t>各管理人员对于公司指定的培训不得推诿或拒绝参加。</w:t>
@@ -7763,13 +7795,13 @@
     </w:p>
     <w:p>
       <w:pPr>
-        <w:pStyle w:val="a3"/>
+        <w:pStyle w:val="45"/>
         <w:numPr>
           <w:ilvl w:val="0"/>
           <w:numId w:val="13"/>
         </w:numPr>
         <w:bidi w:val="0"/>
-        <w:ind w:left="425" w:hanging="425" w:leftChars="0" w:firstLineChars="0"/>
+        <w:ind w:left="425" w:leftChars="0" w:hanging="425" w:firstLineChars="0"/>
       </w:pPr>
       <w:r>
         <w:t>参加培训人员在培训结束后，应在三日内将培训总结交至</w:t>
@@ -7797,7 +7829,7 @@
     </w:p>
     <w:p>
       <w:pPr>
-        <w:pStyle w:val="2"/>
+        <w:pStyle w:val="31"/>
         <w:keepNext w:val="0"/>
         <w:keepLines w:val="0"/>
         <w:pageBreakBefore w:val="0"/>
@@ -7807,15 +7839,15 @@
         <w:topLinePunct/>
         <w:bidi w:val="0"/>
       </w:pPr>
-      <w:bookmarkStart w:id="34" w:name="_Toc4546"/>
+      <w:bookmarkStart w:id="33" w:name="_Toc4546"/>
       <w:r>
         <w:t>外派培训</w:t>
       </w:r>
-      <w:bookmarkEnd w:id="34"/>
-    </w:p>
-    <w:p>
-      <w:pPr>
-        <w:pStyle w:val="3"/>
+      <w:bookmarkEnd w:id="33"/>
+    </w:p>
+    <w:p>
+      <w:pPr>
+        <w:pStyle w:val="32"/>
         <w:keepNext w:val="0"/>
         <w:keepLines w:val="0"/>
         <w:pageBreakBefore w:val="0"/>
@@ -7825,7 +7857,7 @@
         <w:topLinePunct/>
         <w:bidi w:val="0"/>
       </w:pPr>
-      <w:bookmarkStart w:id="35" w:name="_Toc26304"/>
+      <w:bookmarkStart w:id="34" w:name="_Toc26304"/>
       <w:r>
         <w:rPr>
           <w:rFonts w:hint="eastAsia"/>
@@ -7833,11 +7865,11 @@
         </w:rPr>
         <w:t>培训内容</w:t>
       </w:r>
-      <w:bookmarkEnd w:id="35"/>
-    </w:p>
-    <w:p>
-      <w:pPr>
-        <w:pStyle w:val="a0"/>
+      <w:bookmarkEnd w:id="34"/>
+    </w:p>
+    <w:p>
+      <w:pPr>
+        <w:pStyle w:val="30"/>
         <w:keepNext w:val="0"/>
         <w:keepLines w:val="0"/>
         <w:pageBreakBefore w:val="0"/>
@@ -7861,7 +7893,7 @@
     </w:p>
     <w:p>
       <w:pPr>
-        <w:pStyle w:val="3"/>
+        <w:pStyle w:val="32"/>
         <w:keepNext w:val="0"/>
         <w:keepLines w:val="0"/>
         <w:pageBreakBefore w:val="0"/>
@@ -7871,8 +7903,8 @@
         <w:topLinePunct/>
         <w:bidi w:val="0"/>
       </w:pPr>
-      <w:bookmarkStart w:id="36" w:name="_Toc4096"/>
-      <w:bookmarkStart w:id="37" w:name="_Toc5146"/>
+      <w:bookmarkStart w:id="35" w:name="_Toc4096"/>
+      <w:bookmarkStart w:id="36" w:name="_Toc5146"/>
       <w:r>
         <w:rPr>
           <w:rFonts w:hint="eastAsia"/>
@@ -7880,12 +7912,12 @@
         </w:rPr>
         <w:t>培训形式</w:t>
       </w:r>
+      <w:bookmarkEnd w:id="35"/>
       <w:bookmarkEnd w:id="36"/>
-      <w:bookmarkEnd w:id="37"/>
-    </w:p>
-    <w:p>
-      <w:pPr>
-        <w:pStyle w:val="a0"/>
+    </w:p>
+    <w:p>
+      <w:pPr>
+        <w:pStyle w:val="30"/>
         <w:keepNext w:val="0"/>
         <w:keepLines w:val="0"/>
         <w:pageBreakBefore w:val="0"/>
@@ -7909,7 +7941,7 @@
     </w:p>
     <w:p>
       <w:pPr>
-        <w:pStyle w:val="3"/>
+        <w:pStyle w:val="32"/>
         <w:keepNext w:val="0"/>
         <w:keepLines w:val="0"/>
         <w:pageBreakBefore w:val="0"/>
@@ -7919,15 +7951,15 @@
         <w:topLinePunct/>
         <w:bidi w:val="0"/>
       </w:pPr>
-      <w:bookmarkStart w:id="38" w:name="_Toc31675"/>
+      <w:bookmarkStart w:id="37" w:name="_Toc31675"/>
       <w:r>
         <w:t>培训实施</w:t>
       </w:r>
-      <w:bookmarkEnd w:id="38"/>
-    </w:p>
-    <w:p>
-      <w:pPr>
-        <w:pStyle w:val="a3"/>
+      <w:bookmarkEnd w:id="37"/>
+    </w:p>
+    <w:p>
+      <w:pPr>
+        <w:pStyle w:val="45"/>
         <w:keepNext w:val="0"/>
         <w:keepLines w:val="0"/>
         <w:pageBreakBefore w:val="0"/>
@@ -7953,7 +7985,7 @@
     </w:p>
     <w:p>
       <w:pPr>
-        <w:pStyle w:val="a3"/>
+        <w:pStyle w:val="45"/>
         <w:keepNext w:val="0"/>
         <w:keepLines w:val="0"/>
         <w:pageBreakBefore w:val="0"/>
@@ -7972,7 +8004,7 @@
     </w:p>
     <w:p>
       <w:pPr>
-        <w:pStyle w:val="a3"/>
+        <w:pStyle w:val="45"/>
         <w:keepNext w:val="0"/>
         <w:keepLines w:val="0"/>
         <w:pageBreakBefore w:val="0"/>
@@ -8001,7 +8033,7 @@
     </w:p>
     <w:p>
       <w:pPr>
-        <w:pStyle w:val="a3"/>
+        <w:pStyle w:val="45"/>
         <w:keepNext w:val="0"/>
         <w:keepLines w:val="0"/>
         <w:pageBreakBefore w:val="0"/>
@@ -8038,17 +8070,17 @@
         <w:adjustRightInd w:val="0"/>
         <w:snapToGrid w:val="0"/>
         <w:spacing w:line="360" w:lineRule="auto"/>
-        <w:ind w:left="845" w:right="0" w:hanging="425" w:leftChars="0" w:firstLineChars="0"/>
+        <w:ind w:left="845" w:leftChars="0" w:right="0" w:hanging="425" w:firstLineChars="0"/>
         <w:textAlignment w:val="baseline"/>
         <w:rPr>
-          <w:rFonts w:ascii="宋体" w:eastAsia="宋体" w:hAnsi="宋体" w:cs="宋体"/>
-          <w:sz w:val="24"/>
-          <w:szCs w:val="24"/>
-        </w:rPr>
-      </w:pPr>
-      <w:r>
-        <w:rPr>
-          <w:rFonts w:ascii="宋体" w:eastAsia="宋体" w:hAnsi="宋体" w:cs="宋体"/>
+          <w:rFonts w:ascii="宋体" w:hAnsi="宋体" w:eastAsia="宋体" w:cs="宋体"/>
+          <w:sz w:val="24"/>
+          <w:szCs w:val="24"/>
+        </w:rPr>
+      </w:pPr>
+      <w:r>
+        <w:rPr>
+          <w:rFonts w:ascii="宋体" w:hAnsi="宋体" w:eastAsia="宋体" w:cs="宋体"/>
           <w:spacing w:val="-1"/>
           <w:sz w:val="24"/>
           <w:szCs w:val="24"/>
@@ -8076,17 +8108,17 @@
         <w:adjustRightInd w:val="0"/>
         <w:snapToGrid w:val="0"/>
         <w:spacing w:line="360" w:lineRule="auto"/>
-        <w:ind w:left="845" w:right="0" w:hanging="425" w:leftChars="0" w:firstLineChars="0"/>
+        <w:ind w:left="845" w:leftChars="0" w:right="0" w:hanging="425" w:firstLineChars="0"/>
         <w:textAlignment w:val="baseline"/>
         <w:rPr>
-          <w:rFonts w:ascii="宋体" w:eastAsia="宋体" w:hAnsi="宋体" w:cs="宋体"/>
-          <w:sz w:val="24"/>
-          <w:szCs w:val="24"/>
-        </w:rPr>
-      </w:pPr>
-      <w:r>
-        <w:rPr>
-          <w:rFonts w:ascii="宋体" w:eastAsia="宋体" w:hAnsi="宋体" w:cs="宋体"/>
+          <w:rFonts w:ascii="宋体" w:hAnsi="宋体" w:eastAsia="宋体" w:cs="宋体"/>
+          <w:sz w:val="24"/>
+          <w:szCs w:val="24"/>
+        </w:rPr>
+      </w:pPr>
+      <w:r>
+        <w:rPr>
+          <w:rFonts w:ascii="宋体" w:hAnsi="宋体" w:eastAsia="宋体" w:cs="宋体"/>
           <w:spacing w:val="-3"/>
           <w:sz w:val="24"/>
           <w:szCs w:val="24"/>
@@ -8095,7 +8127,7 @@
       </w:r>
       <w:r>
         <w:rPr>
-          <w:rFonts w:ascii="宋体" w:eastAsia="宋体" w:hAnsi="宋体" w:cs="宋体"/>
+          <w:rFonts w:ascii="宋体" w:hAnsi="宋体" w:eastAsia="宋体" w:cs="宋体"/>
           <w:spacing w:val="-4"/>
           <w:sz w:val="24"/>
           <w:szCs w:val="24"/>
@@ -8104,7 +8136,7 @@
       </w:r>
       <w:r>
         <w:rPr>
-          <w:rFonts w:ascii="宋体" w:eastAsia="宋体" w:hAnsi="宋体" w:cs="宋体"/>
+          <w:rFonts w:ascii="宋体" w:hAnsi="宋体" w:eastAsia="宋体" w:cs="宋体"/>
           <w:spacing w:val="-2"/>
           <w:sz w:val="24"/>
           <w:szCs w:val="24"/>
@@ -8132,17 +8164,17 @@
         <w:adjustRightInd w:val="0"/>
         <w:snapToGrid w:val="0"/>
         <w:spacing w:line="360" w:lineRule="auto"/>
-        <w:ind w:left="845" w:right="0" w:hanging="425" w:leftChars="0" w:firstLineChars="0"/>
+        <w:ind w:left="845" w:leftChars="0" w:right="0" w:hanging="425" w:firstLineChars="0"/>
         <w:textAlignment w:val="baseline"/>
         <w:rPr>
-          <w:rFonts w:ascii="宋体" w:eastAsia="宋体" w:hAnsi="宋体" w:cs="宋体"/>
-          <w:sz w:val="24"/>
-          <w:szCs w:val="24"/>
-        </w:rPr>
-      </w:pPr>
-      <w:r>
-        <w:rPr>
-          <w:rFonts w:ascii="宋体" w:eastAsia="宋体" w:hAnsi="宋体" w:cs="宋体"/>
+          <w:rFonts w:ascii="宋体" w:hAnsi="宋体" w:eastAsia="宋体" w:cs="宋体"/>
+          <w:sz w:val="24"/>
+          <w:szCs w:val="24"/>
+        </w:rPr>
+      </w:pPr>
+      <w:r>
+        <w:rPr>
+          <w:rFonts w:ascii="宋体" w:hAnsi="宋体" w:eastAsia="宋体" w:cs="宋体"/>
           <w:spacing w:val="-3"/>
           <w:sz w:val="24"/>
           <w:szCs w:val="24"/>
@@ -8151,7 +8183,7 @@
       </w:r>
       <w:r>
         <w:rPr>
-          <w:rFonts w:ascii="宋体" w:eastAsia="宋体" w:hAnsi="宋体" w:cs="宋体"/>
+          <w:rFonts w:ascii="宋体" w:hAnsi="宋体" w:eastAsia="宋体" w:cs="宋体"/>
           <w:spacing w:val="-4"/>
           <w:sz w:val="24"/>
           <w:szCs w:val="24"/>
@@ -8160,7 +8192,7 @@
       </w:r>
       <w:r>
         <w:rPr>
-          <w:rFonts w:ascii="宋体" w:eastAsia="宋体" w:hAnsi="宋体" w:cs="宋体"/>
+          <w:rFonts w:ascii="宋体" w:hAnsi="宋体" w:eastAsia="宋体" w:cs="宋体"/>
           <w:spacing w:val="-1"/>
           <w:sz w:val="24"/>
           <w:szCs w:val="24"/>
@@ -8170,7 +8202,7 @@
     </w:p>
     <w:p>
       <w:pPr>
-        <w:pStyle w:val="a3"/>
+        <w:pStyle w:val="45"/>
         <w:keepNext w:val="0"/>
         <w:keepLines w:val="0"/>
         <w:pageBreakBefore w:val="0"/>
@@ -8189,7 +8221,7 @@
     </w:p>
     <w:p>
       <w:pPr>
-        <w:pStyle w:val="a3"/>
+        <w:pStyle w:val="45"/>
         <w:keepNext w:val="0"/>
         <w:keepLines w:val="0"/>
         <w:pageBreakBefore w:val="0"/>
@@ -8218,7 +8250,7 @@
     </w:p>
     <w:p>
       <w:pPr>
-        <w:pStyle w:val="a3"/>
+        <w:pStyle w:val="45"/>
         <w:keepNext w:val="0"/>
         <w:keepLines w:val="0"/>
         <w:pageBreakBefore w:val="0"/>
@@ -8237,7 +8269,7 @@
     </w:p>
     <w:p>
       <w:pPr>
-        <w:pStyle w:val="a3"/>
+        <w:pStyle w:val="45"/>
         <w:keepNext w:val="0"/>
         <w:keepLines w:val="0"/>
         <w:pageBreakBefore w:val="0"/>
@@ -8256,7 +8288,7 @@
     </w:p>
     <w:p>
       <w:pPr>
-        <w:pStyle w:val="a3"/>
+        <w:pStyle w:val="45"/>
         <w:keepNext w:val="0"/>
         <w:keepLines w:val="0"/>
         <w:pageBreakBefore w:val="0"/>
@@ -8268,7 +8300,7 @@
         <w:wordWrap/>
         <w:overflowPunct/>
         <w:bidi w:val="0"/>
-        <w:ind w:left="845" w:hanging="425" w:leftChars="0" w:firstLineChars="0"/>
+        <w:ind w:left="845" w:leftChars="0" w:hanging="425" w:firstLineChars="0"/>
       </w:pPr>
       <w:r>
         <w:t>费用总计在1000元（含 500元）以内的，协议期为一年；</w:t>
@@ -8276,7 +8308,7 @@
     </w:p>
     <w:p>
       <w:pPr>
-        <w:pStyle w:val="a3"/>
+        <w:pStyle w:val="45"/>
         <w:keepNext w:val="0"/>
         <w:keepLines w:val="0"/>
         <w:pageBreakBefore w:val="0"/>
@@ -8288,7 +8320,7 @@
         <w:wordWrap/>
         <w:overflowPunct/>
         <w:bidi w:val="0"/>
-        <w:ind w:left="845" w:hanging="425" w:leftChars="0" w:firstLineChars="0"/>
+        <w:ind w:left="845" w:leftChars="0" w:hanging="425" w:firstLineChars="0"/>
       </w:pPr>
       <w:r>
         <w:t>费用总计1000-2000元（含1500元）以内的，协议期为两年；</w:t>
@@ -8296,7 +8328,7 @@
     </w:p>
     <w:p>
       <w:pPr>
-        <w:pStyle w:val="a3"/>
+        <w:pStyle w:val="45"/>
         <w:keepNext w:val="0"/>
         <w:keepLines w:val="0"/>
         <w:pageBreakBefore w:val="0"/>
@@ -8308,7 +8340,7 @@
         <w:wordWrap/>
         <w:overflowPunct/>
         <w:bidi w:val="0"/>
-        <w:ind w:left="845" w:hanging="425" w:leftChars="0" w:firstLineChars="0"/>
+        <w:ind w:left="845" w:leftChars="0" w:hanging="425" w:firstLineChars="0"/>
       </w:pPr>
       <w:r>
         <w:t>费用总计在 3000元以上的，协议期为三年。</w:t>
@@ -8316,7 +8348,7 @@
     </w:p>
     <w:p>
       <w:pPr>
-        <w:pStyle w:val="a3"/>
+        <w:pStyle w:val="45"/>
         <w:keepNext w:val="0"/>
         <w:keepLines w:val="0"/>
         <w:pageBreakBefore w:val="0"/>
@@ -8328,7 +8360,7 @@
         <w:wordWrap/>
         <w:overflowPunct/>
         <w:bidi w:val="0"/>
-        <w:ind w:left="845" w:hanging="425" w:leftChars="0" w:firstLineChars="0"/>
+        <w:ind w:left="845" w:leftChars="0" w:hanging="425" w:firstLineChars="0"/>
       </w:pPr>
       <w:r>
         <w:t>费用总计在 5000元-6000元的，协议期为4年，6000元以上，每增加1000 元协议期增加一年。</w:t>
@@ -8336,7 +8368,7 @@
     </w:p>
     <w:p>
       <w:pPr>
-        <w:pStyle w:val="a3"/>
+        <w:pStyle w:val="45"/>
         <w:keepNext w:val="0"/>
         <w:keepLines w:val="0"/>
         <w:pageBreakBefore w:val="0"/>
@@ -8355,7 +8387,7 @@
     </w:p>
     <w:p>
       <w:pPr>
-        <w:pStyle w:val="a3"/>
+        <w:pStyle w:val="45"/>
         <w:keepNext w:val="0"/>
         <w:keepLines w:val="0"/>
         <w:pageBreakBefore w:val="0"/>
@@ -8367,7 +8399,7 @@
         <w:wordWrap/>
         <w:overflowPunct/>
         <w:bidi w:val="0"/>
-        <w:ind w:left="845" w:hanging="425" w:leftChars="0" w:firstLineChars="0"/>
+        <w:ind w:left="845" w:leftChars="0" w:hanging="425" w:firstLineChars="0"/>
       </w:pPr>
       <w:r>
         <w:t>员工如在培训协议期内（以员工与公司签订的培训协议为准）自动辞职，或公司按公司规章制度提前解除与员工的劳动关系的，员工应赔偿公司的培训费用，赔偿金额的计算方法为：</w:t>
@@ -8397,7 +8429,7 @@
         <w:jc w:val="left"/>
         <w:textAlignment w:val="baseline"/>
         <w:rPr>
-          <w:rFonts w:eastAsia="宋体" w:hAnsi="Cambria Math" w:cs="宋体" w:hint="eastAsia"/>
+          <w:rFonts w:hint="eastAsia" w:hAnsi="Cambria Math" w:eastAsia="宋体" w:cs="宋体"/>
           <w:b w:val="0"/>
           <w:i w:val="0"/>
           <w:snapToGrid w:val="0"/>
@@ -8416,7 +8448,7 @@
               <m:sty m:val="p"/>
             </m:rPr>
             <w:rPr>
-              <w:rFonts w:ascii="Cambria Math" w:eastAsia="宋体" w:hAnsi="Cambria Math" w:cs="宋体" w:hint="eastAsia"/>
+              <w:rFonts w:hint="eastAsia" w:ascii="Cambria Math" w:hAnsi="Cambria Math" w:eastAsia="宋体" w:cs="宋体"/>
               <w:snapToGrid w:val="0"/>
               <w:color w:val="000000"/>
               <w:spacing w:val="-1"/>
@@ -8432,7 +8464,7 @@
               <m:sty m:val="p"/>
             </m:rPr>
             <w:rPr>
-              <w:rFonts w:ascii="Cambria Math" w:eastAsia="宋体" w:hAnsi="Cambria Math" w:cs="宋体" w:hint="default"/>
+              <w:rFonts w:hint="default" w:ascii="Cambria Math" w:hAnsi="Cambria Math" w:eastAsia="宋体" w:cs="宋体"/>
               <w:snapToGrid w:val="0"/>
               <w:color w:val="000000"/>
               <w:spacing w:val="-1"/>
@@ -8447,7 +8479,7 @@
             <m:fPr>
               <m:ctrlPr>
                 <w:rPr>
-                  <w:rFonts w:ascii="Cambria Math" w:eastAsia="宋体" w:hAnsi="Cambria Math" w:cs="宋体" w:hint="default"/>
+                  <w:rFonts w:hint="default" w:ascii="Cambria Math" w:hAnsi="Cambria Math" w:eastAsia="宋体" w:cs="宋体"/>
                   <w:snapToGrid w:val="0"/>
                   <w:color w:val="000000"/>
                   <w:spacing w:val="-1"/>
@@ -8459,24 +8491,12 @@
               </m:ctrlPr>
             </m:fPr>
             <m:num>
-              <m:ctrlPr>
-                <w:rPr>
-                  <w:rFonts w:ascii="Cambria Math" w:eastAsia="宋体" w:hAnsi="Cambria Math" w:cs="宋体" w:hint="default"/>
-                  <w:snapToGrid w:val="0"/>
-                  <w:color w:val="000000"/>
-                  <w:spacing w:val="-1"/>
-                  <w:kern w:val="0"/>
-                  <w:sz w:val="24"/>
-                  <w:szCs w:val="24"/>
-                  <w:lang w:val="en-US" w:eastAsia="zh-CN" w:bidi="ar-SA"/>
-                </w:rPr>
-              </m:ctrlPr>
               <m:r>
                 <m:rPr>
                   <m:sty m:val="p"/>
                 </m:rPr>
                 <w:rPr>
-                  <w:rFonts w:ascii="Cambria Math" w:eastAsia="宋体" w:hAnsi="Cambria Math" w:cs="宋体" w:hint="eastAsia"/>
+                  <w:rFonts w:hint="eastAsia" w:ascii="Cambria Math" w:hAnsi="Cambria Math" w:eastAsia="宋体" w:cs="宋体"/>
                   <w:snapToGrid w:val="0"/>
                   <w:color w:val="000000"/>
                   <w:spacing w:val="-1"/>
@@ -8487,11 +8507,9 @@
                 </w:rPr>
                 <m:t>培训期间公司字符的所有费用</m:t>
               </m:r>
-            </m:num>
-            <m:den>
               <m:ctrlPr>
                 <w:rPr>
-                  <w:rFonts w:ascii="Cambria Math" w:eastAsia="宋体" w:hAnsi="Cambria Math" w:cs="宋体" w:hint="default"/>
+                  <w:rFonts w:hint="default" w:ascii="Cambria Math" w:hAnsi="Cambria Math" w:eastAsia="宋体" w:cs="宋体"/>
                   <w:snapToGrid w:val="0"/>
                   <w:color w:val="000000"/>
                   <w:spacing w:val="-1"/>
@@ -8501,12 +8519,14 @@
                   <w:lang w:val="en-US" w:eastAsia="zh-CN" w:bidi="ar-SA"/>
                 </w:rPr>
               </m:ctrlPr>
+            </m:num>
+            <m:den>
               <m:r>
                 <m:rPr>
                   <m:sty m:val="p"/>
                 </m:rPr>
                 <w:rPr>
-                  <w:rFonts w:ascii="Cambria Math" w:eastAsia="宋体" w:hAnsi="Cambria Math" w:cs="宋体" w:hint="eastAsia"/>
+                  <w:rFonts w:hint="eastAsia" w:ascii="Cambria Math" w:hAnsi="Cambria Math" w:eastAsia="宋体" w:cs="宋体"/>
                   <w:snapToGrid w:val="0"/>
                   <w:color w:val="000000"/>
                   <w:spacing w:val="-1"/>
@@ -8517,6 +8537,18 @@
                 </w:rPr>
                 <m:t>培训协议期的月份数</m:t>
               </m:r>
+              <m:ctrlPr>
+                <w:rPr>
+                  <w:rFonts w:hint="default" w:ascii="Cambria Math" w:hAnsi="Cambria Math" w:eastAsia="宋体" w:cs="宋体"/>
+                  <w:snapToGrid w:val="0"/>
+                  <w:color w:val="000000"/>
+                  <w:spacing w:val="-1"/>
+                  <w:kern w:val="0"/>
+                  <w:sz w:val="24"/>
+                  <w:szCs w:val="24"/>
+                  <w:lang w:val="en-US" w:eastAsia="zh-CN" w:bidi="ar-SA"/>
+                </w:rPr>
+              </m:ctrlPr>
             </m:den>
           </m:f>
           <m:r>
@@ -8524,7 +8556,7 @@
               <m:sty m:val="p"/>
             </m:rPr>
             <w:rPr>
-              <w:rFonts w:ascii="Cambria Math" w:eastAsia="宋体" w:hAnsi="Cambria Math" w:cs="宋体" w:hint="eastAsia"/>
+              <w:rFonts w:hint="eastAsia" w:ascii="Cambria Math" w:hAnsi="Cambria Math" w:eastAsia="宋体" w:cs="宋体"/>
               <w:snapToGrid w:val="0"/>
               <w:color w:val="000000"/>
               <w:spacing w:val="-1"/>
@@ -8540,7 +8572,7 @@
     </w:p>
     <w:p>
       <w:pPr>
-        <w:pStyle w:val="a3"/>
+        <w:pStyle w:val="45"/>
         <w:keepNext w:val="0"/>
         <w:keepLines w:val="0"/>
         <w:pageBreakBefore w:val="0"/>
@@ -8552,7 +8584,7 @@
         <w:wordWrap/>
         <w:overflowPunct/>
         <w:bidi w:val="0"/>
-        <w:ind w:left="845" w:hanging="425" w:leftChars="0" w:firstLineChars="0"/>
+        <w:ind w:left="845" w:leftChars="0" w:hanging="425" w:firstLineChars="0"/>
       </w:pPr>
       <w:r>
         <w:t>员工在学习培训期间因违反本制度给公司造成损失的，应该负相关的赔偿责任。</w:t>
@@ -8578,18 +8610,18 @@
         <w:adjustRightInd w:val="0"/>
         <w:snapToGrid w:val="0"/>
         <w:spacing w:line="360" w:lineRule="auto"/>
-        <w:ind w:left="425" w:right="0" w:hanging="425" w:leftChars="0" w:rightChars="0" w:firstLineChars="0"/>
+        <w:ind w:left="425" w:leftChars="0" w:right="0" w:rightChars="0" w:hanging="425" w:firstLineChars="0"/>
         <w:jc w:val="both"/>
         <w:textAlignment w:val="baseline"/>
         <w:rPr>
-          <w:rFonts w:ascii="宋体" w:eastAsia="宋体" w:hAnsi="宋体" w:cs="宋体"/>
-          <w:sz w:val="24"/>
-          <w:szCs w:val="24"/>
-        </w:rPr>
-      </w:pPr>
-      <w:r>
-        <w:rPr>
-          <w:rFonts w:ascii="宋体" w:eastAsia="宋体" w:hAnsi="宋体" w:cs="宋体"/>
+          <w:rFonts w:ascii="宋体" w:hAnsi="宋体" w:eastAsia="宋体" w:cs="宋体"/>
+          <w:sz w:val="24"/>
+          <w:szCs w:val="24"/>
+        </w:rPr>
+      </w:pPr>
+      <w:r>
+        <w:rPr>
+          <w:rFonts w:ascii="宋体" w:hAnsi="宋体" w:eastAsia="宋体" w:cs="宋体"/>
           <w:sz w:val="24"/>
           <w:szCs w:val="24"/>
         </w:rPr>
@@ -8597,7 +8629,7 @@
       </w:r>
       <w:r>
         <w:rPr>
-          <w:rFonts w:ascii="宋体" w:eastAsia="宋体" w:hAnsi="宋体" w:cs="宋体"/>
+          <w:rFonts w:ascii="宋体" w:hAnsi="宋体" w:eastAsia="宋体" w:cs="宋体"/>
           <w:spacing w:val="-1"/>
           <w:sz w:val="24"/>
           <w:szCs w:val="24"/>
@@ -8606,7 +8638,7 @@
       </w:r>
       <w:r>
         <w:rPr>
-          <w:rFonts w:ascii="宋体" w:eastAsia="宋体" w:hAnsi="宋体" w:cs="宋体" w:hint="eastAsia"/>
+          <w:rFonts w:hint="eastAsia" w:ascii="宋体" w:hAnsi="宋体" w:eastAsia="宋体" w:cs="宋体"/>
           <w:spacing w:val="-1"/>
           <w:sz w:val="24"/>
           <w:szCs w:val="24"/>
@@ -8616,7 +8648,7 @@
       </w:r>
       <w:r>
         <w:rPr>
-          <w:rFonts w:ascii="宋体" w:eastAsia="宋体" w:hAnsi="宋体" w:cs="宋体"/>
+          <w:rFonts w:ascii="宋体" w:hAnsi="宋体" w:eastAsia="宋体" w:cs="宋体"/>
           <w:spacing w:val="-3"/>
           <w:sz w:val="24"/>
           <w:szCs w:val="24"/>
@@ -8625,7 +8657,7 @@
       </w:r>
       <w:r>
         <w:rPr>
-          <w:rFonts w:ascii="宋体" w:eastAsia="宋体" w:hAnsi="宋体" w:cs="宋体" w:hint="eastAsia"/>
+          <w:rFonts w:hint="eastAsia" w:ascii="宋体" w:hAnsi="宋体" w:eastAsia="宋体" w:cs="宋体"/>
           <w:spacing w:val="-3"/>
           <w:sz w:val="24"/>
           <w:szCs w:val="24"/>
@@ -8635,7 +8667,7 @@
       </w:r>
       <w:r>
         <w:rPr>
-          <w:rFonts w:ascii="宋体" w:eastAsia="宋体" w:hAnsi="宋体" w:cs="宋体"/>
+          <w:rFonts w:ascii="宋体" w:hAnsi="宋体" w:eastAsia="宋体" w:cs="宋体"/>
           <w:spacing w:val="-3"/>
           <w:sz w:val="24"/>
           <w:szCs w:val="24"/>
@@ -8644,7 +8676,7 @@
       </w:r>
       <w:r>
         <w:rPr>
-          <w:rFonts w:ascii="宋体" w:eastAsia="宋体" w:hAnsi="宋体" w:cs="宋体"/>
+          <w:rFonts w:ascii="宋体" w:hAnsi="宋体" w:eastAsia="宋体" w:cs="宋体"/>
           <w:spacing w:val="-2"/>
           <w:sz w:val="24"/>
           <w:szCs w:val="24"/>
@@ -8654,7 +8686,7 @@
     </w:p>
     <w:p>
       <w:pPr>
-        <w:pStyle w:val="2"/>
+        <w:pStyle w:val="31"/>
         <w:keepNext w:val="0"/>
         <w:keepLines w:val="0"/>
         <w:pageBreakBefore w:val="0"/>
@@ -8664,15 +8696,15 @@
         <w:topLinePunct/>
         <w:bidi w:val="0"/>
       </w:pPr>
-      <w:bookmarkStart w:id="39" w:name="_Toc22457"/>
+      <w:bookmarkStart w:id="38" w:name="_Toc22457"/>
       <w:r>
         <w:t>外聘讲师培训</w:t>
       </w:r>
-      <w:bookmarkEnd w:id="39"/>
-    </w:p>
-    <w:p>
-      <w:pPr>
-        <w:pStyle w:val="3"/>
+      <w:bookmarkEnd w:id="38"/>
+    </w:p>
+    <w:p>
+      <w:pPr>
+        <w:pStyle w:val="32"/>
         <w:keepNext w:val="0"/>
         <w:keepLines w:val="0"/>
         <w:pageBreakBefore w:val="0"/>
@@ -8686,8 +8718,8 @@
           <w:lang w:val="en-US" w:eastAsia="zh-CN"/>
         </w:rPr>
       </w:pPr>
-      <w:bookmarkStart w:id="40" w:name="_Toc20009"/>
-      <w:bookmarkStart w:id="41" w:name="_Toc9548"/>
+      <w:bookmarkStart w:id="39" w:name="_Toc20009"/>
+      <w:bookmarkStart w:id="40" w:name="_Toc9548"/>
       <w:r>
         <w:rPr>
           <w:rFonts w:hint="eastAsia"/>
@@ -8695,12 +8727,12 @@
         </w:rPr>
         <w:t>培训内容</w:t>
       </w:r>
+      <w:bookmarkEnd w:id="39"/>
       <w:bookmarkEnd w:id="40"/>
-      <w:bookmarkEnd w:id="41"/>
-    </w:p>
-    <w:p>
-      <w:pPr>
-        <w:pStyle w:val="a0"/>
+    </w:p>
+    <w:p>
+      <w:pPr>
+        <w:pStyle w:val="30"/>
         <w:keepNext w:val="0"/>
         <w:keepLines w:val="0"/>
         <w:pageBreakBefore w:val="0"/>
@@ -8724,7 +8756,7 @@
     </w:p>
     <w:p>
       <w:pPr>
-        <w:pStyle w:val="3"/>
+        <w:pStyle w:val="32"/>
         <w:keepNext w:val="0"/>
         <w:keepLines w:val="0"/>
         <w:pageBreakBefore w:val="0"/>
@@ -8738,7 +8770,7 @@
           <w:lang w:val="en-US" w:eastAsia="zh-CN"/>
         </w:rPr>
       </w:pPr>
-      <w:bookmarkStart w:id="42" w:name="_Toc2396"/>
+      <w:bookmarkStart w:id="41" w:name="_Toc2396"/>
       <w:r>
         <w:rPr>
           <w:rFonts w:hint="eastAsia"/>
@@ -8746,11 +8778,11 @@
         </w:rPr>
         <w:t>培训形式</w:t>
       </w:r>
-      <w:bookmarkEnd w:id="42"/>
-    </w:p>
-    <w:p>
-      <w:pPr>
-        <w:pStyle w:val="a0"/>
+      <w:bookmarkEnd w:id="41"/>
+    </w:p>
+    <w:p>
+      <w:pPr>
+        <w:pStyle w:val="30"/>
         <w:keepNext w:val="0"/>
         <w:keepLines w:val="0"/>
         <w:pageBreakBefore w:val="0"/>
@@ -8766,7 +8798,7 @@
     </w:p>
     <w:p>
       <w:pPr>
-        <w:pStyle w:val="3"/>
+        <w:pStyle w:val="32"/>
         <w:keepNext w:val="0"/>
         <w:keepLines w:val="0"/>
         <w:pageBreakBefore w:val="0"/>
@@ -8780,7 +8812,7 @@
           <w:lang w:val="en-US" w:eastAsia="zh-CN"/>
         </w:rPr>
       </w:pPr>
-      <w:bookmarkStart w:id="43" w:name="_Toc25222"/>
+      <w:bookmarkStart w:id="42" w:name="_Toc25222"/>
       <w:r>
         <w:rPr>
           <w:rFonts w:hint="eastAsia"/>
@@ -8788,7 +8820,7 @@
         </w:rPr>
         <w:t>培训实施</w:t>
       </w:r>
-      <w:bookmarkEnd w:id="43"/>
+      <w:bookmarkEnd w:id="42"/>
     </w:p>
     <w:p>
       <w:pPr>
@@ -8810,17 +8842,17 @@
         <w:adjustRightInd w:val="0"/>
         <w:snapToGrid w:val="0"/>
         <w:spacing w:line="360" w:lineRule="auto"/>
-        <w:ind w:left="425" w:right="0" w:hanging="425" w:leftChars="0" w:firstLineChars="0"/>
+        <w:ind w:left="425" w:leftChars="0" w:right="0" w:hanging="425" w:firstLineChars="0"/>
         <w:textAlignment w:val="baseline"/>
         <w:rPr>
-          <w:rFonts w:ascii="宋体" w:eastAsia="宋体" w:hAnsi="宋体" w:cs="宋体"/>
-          <w:sz w:val="24"/>
-          <w:szCs w:val="24"/>
-        </w:rPr>
-      </w:pPr>
-      <w:r>
-        <w:rPr>
-          <w:rFonts w:ascii="宋体" w:eastAsia="宋体" w:hAnsi="宋体" w:cs="宋体" w:hint="eastAsia"/>
+          <w:rFonts w:ascii="宋体" w:hAnsi="宋体" w:eastAsia="宋体" w:cs="宋体"/>
+          <w:sz w:val="24"/>
+          <w:szCs w:val="24"/>
+        </w:rPr>
+      </w:pPr>
+      <w:r>
+        <w:rPr>
+          <w:rFonts w:hint="eastAsia" w:ascii="宋体" w:hAnsi="宋体" w:eastAsia="宋体" w:cs="宋体"/>
           <w:sz w:val="24"/>
           <w:szCs w:val="24"/>
           <w:lang w:eastAsia="zh-CN"/>
@@ -8829,7 +8861,7 @@
       </w:r>
       <w:r>
         <w:rPr>
-          <w:rFonts w:ascii="宋体" w:eastAsia="宋体" w:hAnsi="宋体" w:cs="宋体"/>
+          <w:rFonts w:ascii="宋体" w:hAnsi="宋体" w:eastAsia="宋体" w:cs="宋体"/>
           <w:sz w:val="24"/>
           <w:szCs w:val="24"/>
         </w:rPr>
@@ -8837,7 +8869,7 @@
       </w:r>
       <w:r>
         <w:rPr>
-          <w:rFonts w:ascii="宋体" w:eastAsia="宋体" w:hAnsi="宋体" w:cs="宋体"/>
+          <w:rFonts w:ascii="宋体" w:hAnsi="宋体" w:eastAsia="宋体" w:cs="宋体"/>
           <w:spacing w:val="-1"/>
           <w:sz w:val="24"/>
           <w:szCs w:val="24"/>
@@ -8865,17 +8897,17 @@
         <w:adjustRightInd w:val="0"/>
         <w:snapToGrid w:val="0"/>
         <w:spacing w:line="360" w:lineRule="auto"/>
-        <w:ind w:left="425" w:right="0" w:hanging="425" w:leftChars="0" w:firstLineChars="0"/>
+        <w:ind w:left="425" w:leftChars="0" w:right="0" w:hanging="425" w:firstLineChars="0"/>
         <w:textAlignment w:val="baseline"/>
         <w:rPr>
-          <w:rFonts w:ascii="宋体" w:eastAsia="宋体" w:hAnsi="宋体" w:cs="宋体"/>
-          <w:sz w:val="24"/>
-          <w:szCs w:val="24"/>
-        </w:rPr>
-      </w:pPr>
-      <w:r>
-        <w:rPr>
-          <w:rFonts w:ascii="宋体" w:eastAsia="宋体" w:hAnsi="宋体" w:cs="宋体" w:hint="eastAsia"/>
+          <w:rFonts w:ascii="宋体" w:hAnsi="宋体" w:eastAsia="宋体" w:cs="宋体"/>
+          <w:sz w:val="24"/>
+          <w:szCs w:val="24"/>
+        </w:rPr>
+      </w:pPr>
+      <w:r>
+        <w:rPr>
+          <w:rFonts w:hint="eastAsia" w:ascii="宋体" w:hAnsi="宋体" w:eastAsia="宋体" w:cs="宋体"/>
           <w:sz w:val="24"/>
           <w:szCs w:val="24"/>
           <w:lang w:eastAsia="zh-CN"/>
@@ -8884,7 +8916,7 @@
       </w:r>
       <w:r>
         <w:rPr>
-          <w:rFonts w:ascii="宋体" w:eastAsia="宋体" w:hAnsi="宋体" w:cs="宋体"/>
+          <w:rFonts w:ascii="宋体" w:hAnsi="宋体" w:eastAsia="宋体" w:cs="宋体"/>
           <w:sz w:val="24"/>
           <w:szCs w:val="24"/>
         </w:rPr>
@@ -8892,7 +8924,7 @@
       </w:r>
       <w:r>
         <w:rPr>
-          <w:rFonts w:ascii="宋体" w:eastAsia="宋体" w:hAnsi="宋体" w:cs="宋体"/>
+          <w:rFonts w:ascii="宋体" w:hAnsi="宋体" w:eastAsia="宋体" w:cs="宋体"/>
           <w:spacing w:val="-1"/>
           <w:sz w:val="24"/>
           <w:szCs w:val="24"/>
@@ -8901,7 +8933,7 @@
       </w:r>
       <w:r>
         <w:rPr>
-          <w:rFonts w:ascii="宋体" w:eastAsia="宋体" w:hAnsi="宋体" w:cs="宋体"/>
+          <w:rFonts w:ascii="宋体" w:hAnsi="宋体" w:eastAsia="宋体" w:cs="宋体"/>
           <w:sz w:val="24"/>
           <w:szCs w:val="24"/>
         </w:rPr>
@@ -8928,17 +8960,17 @@
         <w:adjustRightInd w:val="0"/>
         <w:snapToGrid w:val="0"/>
         <w:spacing w:line="360" w:lineRule="auto"/>
-        <w:ind w:left="425" w:right="0" w:hanging="425" w:leftChars="0" w:firstLineChars="0"/>
+        <w:ind w:left="425" w:leftChars="0" w:right="0" w:hanging="425" w:firstLineChars="0"/>
         <w:textAlignment w:val="baseline"/>
         <w:rPr>
-          <w:rFonts w:ascii="宋体" w:eastAsia="宋体" w:hAnsi="宋体" w:cs="宋体"/>
-          <w:sz w:val="24"/>
-          <w:szCs w:val="24"/>
-        </w:rPr>
-      </w:pPr>
-      <w:r>
-        <w:rPr>
-          <w:rFonts w:ascii="宋体" w:eastAsia="宋体" w:hAnsi="宋体" w:cs="宋体" w:hint="eastAsia"/>
+          <w:rFonts w:ascii="宋体" w:hAnsi="宋体" w:eastAsia="宋体" w:cs="宋体"/>
+          <w:sz w:val="24"/>
+          <w:szCs w:val="24"/>
+        </w:rPr>
+      </w:pPr>
+      <w:r>
+        <w:rPr>
+          <w:rFonts w:hint="eastAsia" w:ascii="宋体" w:hAnsi="宋体" w:eastAsia="宋体" w:cs="宋体"/>
           <w:sz w:val="24"/>
           <w:szCs w:val="24"/>
           <w:lang w:eastAsia="zh-CN"/>
@@ -8947,7 +8979,7 @@
       </w:r>
       <w:r>
         <w:rPr>
-          <w:rFonts w:ascii="宋体" w:eastAsia="宋体" w:hAnsi="宋体" w:cs="宋体"/>
+          <w:rFonts w:ascii="宋体" w:hAnsi="宋体" w:eastAsia="宋体" w:cs="宋体"/>
           <w:sz w:val="24"/>
           <w:szCs w:val="24"/>
         </w:rPr>
@@ -8974,17 +9006,17 @@
         <w:adjustRightInd w:val="0"/>
         <w:snapToGrid w:val="0"/>
         <w:spacing w:line="360" w:lineRule="auto"/>
-        <w:ind w:left="425" w:right="0" w:hanging="425" w:leftChars="0" w:firstLineChars="0"/>
+        <w:ind w:left="425" w:leftChars="0" w:right="0" w:hanging="425" w:firstLineChars="0"/>
         <w:textAlignment w:val="baseline"/>
         <w:rPr>
-          <w:rFonts w:ascii="宋体" w:eastAsia="宋体" w:hAnsi="宋体" w:cs="宋体"/>
-          <w:sz w:val="24"/>
-          <w:szCs w:val="24"/>
-        </w:rPr>
-      </w:pPr>
-      <w:r>
-        <w:rPr>
-          <w:rFonts w:ascii="宋体" w:eastAsia="宋体" w:hAnsi="宋体" w:cs="宋体"/>
+          <w:rFonts w:ascii="宋体" w:hAnsi="宋体" w:eastAsia="宋体" w:cs="宋体"/>
+          <w:sz w:val="24"/>
+          <w:szCs w:val="24"/>
+        </w:rPr>
+      </w:pPr>
+      <w:r>
+        <w:rPr>
+          <w:rFonts w:ascii="宋体" w:hAnsi="宋体" w:eastAsia="宋体" w:cs="宋体"/>
           <w:sz w:val="24"/>
           <w:szCs w:val="24"/>
         </w:rPr>
@@ -9011,17 +9043,17 @@
         <w:adjustRightInd w:val="0"/>
         <w:snapToGrid w:val="0"/>
         <w:spacing w:line="360" w:lineRule="auto"/>
-        <w:ind w:left="425" w:right="0" w:hanging="425" w:leftChars="0" w:firstLineChars="0"/>
+        <w:ind w:left="425" w:leftChars="0" w:right="0" w:hanging="425" w:firstLineChars="0"/>
         <w:textAlignment w:val="baseline"/>
         <w:rPr>
-          <w:rFonts w:ascii="宋体" w:eastAsia="宋体" w:hAnsi="宋体" w:cs="宋体"/>
-          <w:sz w:val="24"/>
-          <w:szCs w:val="24"/>
-        </w:rPr>
-      </w:pPr>
-      <w:r>
-        <w:rPr>
-          <w:rFonts w:ascii="宋体" w:eastAsia="宋体" w:hAnsi="宋体" w:cs="宋体"/>
+          <w:rFonts w:ascii="宋体" w:hAnsi="宋体" w:eastAsia="宋体" w:cs="宋体"/>
+          <w:sz w:val="24"/>
+          <w:szCs w:val="24"/>
+        </w:rPr>
+      </w:pPr>
+      <w:r>
+        <w:rPr>
+          <w:rFonts w:ascii="宋体" w:hAnsi="宋体" w:eastAsia="宋体" w:cs="宋体"/>
           <w:sz w:val="24"/>
           <w:szCs w:val="24"/>
         </w:rPr>
@@ -9029,7 +9061,7 @@
       </w:r>
       <w:r>
         <w:rPr>
-          <w:rFonts w:ascii="宋体" w:eastAsia="宋体" w:hAnsi="宋体" w:cs="宋体" w:hint="eastAsia"/>
+          <w:rFonts w:hint="eastAsia" w:ascii="宋体" w:hAnsi="宋体" w:eastAsia="宋体" w:cs="宋体"/>
           <w:sz w:val="24"/>
           <w:szCs w:val="24"/>
           <w:lang w:eastAsia="zh-CN"/>
@@ -9038,7 +9070,7 @@
       </w:r>
       <w:r>
         <w:rPr>
-          <w:rFonts w:ascii="宋体" w:eastAsia="宋体" w:hAnsi="宋体" w:cs="宋体"/>
+          <w:rFonts w:ascii="宋体" w:hAnsi="宋体" w:eastAsia="宋体" w:cs="宋体"/>
           <w:sz w:val="24"/>
           <w:szCs w:val="24"/>
         </w:rPr>
@@ -9065,17 +9097,17 @@
         <w:adjustRightInd w:val="0"/>
         <w:snapToGrid w:val="0"/>
         <w:spacing w:line="360" w:lineRule="auto"/>
-        <w:ind w:left="425" w:right="0" w:hanging="425" w:leftChars="0" w:firstLineChars="0"/>
+        <w:ind w:left="425" w:leftChars="0" w:right="0" w:hanging="425" w:firstLineChars="0"/>
         <w:textAlignment w:val="baseline"/>
         <w:rPr>
-          <w:rFonts w:ascii="宋体" w:eastAsia="宋体" w:hAnsi="宋体" w:cs="宋体"/>
-          <w:sz w:val="24"/>
-          <w:szCs w:val="24"/>
-        </w:rPr>
-      </w:pPr>
-      <w:r>
-        <w:rPr>
-          <w:rFonts w:ascii="宋体" w:eastAsia="宋体" w:hAnsi="宋体" w:cs="宋体"/>
+          <w:rFonts w:ascii="宋体" w:hAnsi="宋体" w:eastAsia="宋体" w:cs="宋体"/>
+          <w:sz w:val="24"/>
+          <w:szCs w:val="24"/>
+        </w:rPr>
+      </w:pPr>
+      <w:r>
+        <w:rPr>
+          <w:rFonts w:ascii="宋体" w:hAnsi="宋体" w:eastAsia="宋体" w:cs="宋体"/>
           <w:sz w:val="24"/>
           <w:szCs w:val="24"/>
         </w:rPr>
@@ -9083,7 +9115,7 @@
       </w:r>
       <w:r>
         <w:rPr>
-          <w:rFonts w:ascii="宋体" w:eastAsia="宋体" w:hAnsi="宋体" w:cs="宋体" w:hint="eastAsia"/>
+          <w:rFonts w:hint="eastAsia" w:ascii="宋体" w:hAnsi="宋体" w:eastAsia="宋体" w:cs="宋体"/>
           <w:sz w:val="24"/>
           <w:szCs w:val="24"/>
           <w:lang w:eastAsia="zh-CN"/>
@@ -9092,7 +9124,7 @@
       </w:r>
       <w:r>
         <w:rPr>
-          <w:rFonts w:ascii="宋体" w:eastAsia="宋体" w:hAnsi="宋体" w:cs="宋体"/>
+          <w:rFonts w:ascii="宋体" w:hAnsi="宋体" w:eastAsia="宋体" w:cs="宋体"/>
           <w:sz w:val="24"/>
           <w:szCs w:val="24"/>
         </w:rPr>
@@ -9119,17 +9151,17 @@
         <w:adjustRightInd w:val="0"/>
         <w:snapToGrid w:val="0"/>
         <w:spacing w:line="360" w:lineRule="auto"/>
-        <w:ind w:left="425" w:right="0" w:hanging="425" w:leftChars="0" w:firstLineChars="0"/>
+        <w:ind w:left="425" w:leftChars="0" w:right="0" w:hanging="425" w:firstLineChars="0"/>
         <w:textAlignment w:val="baseline"/>
         <w:rPr>
-          <w:rFonts w:ascii="宋体" w:eastAsia="宋体" w:hAnsi="宋体" w:cs="宋体"/>
-          <w:sz w:val="24"/>
-          <w:szCs w:val="24"/>
-        </w:rPr>
-      </w:pPr>
-      <w:r>
-        <w:rPr>
-          <w:rFonts w:ascii="宋体" w:eastAsia="宋体" w:hAnsi="宋体" w:cs="宋体"/>
+          <w:rFonts w:ascii="宋体" w:hAnsi="宋体" w:eastAsia="宋体" w:cs="宋体"/>
+          <w:sz w:val="24"/>
+          <w:szCs w:val="24"/>
+        </w:rPr>
+      </w:pPr>
+      <w:r>
+        <w:rPr>
+          <w:rFonts w:ascii="宋体" w:hAnsi="宋体" w:eastAsia="宋体" w:cs="宋体"/>
           <w:sz w:val="24"/>
           <w:szCs w:val="24"/>
         </w:rPr>
@@ -9138,55 +9170,55 @@
     </w:p>
     <w:p>
       <w:pPr>
-        <w:pStyle w:val="2"/>
-        <w:keepNext w:val="0"/>
-        <w:keepLines w:val="0"/>
-        <w:pageBreakBefore w:val="0"/>
-        <w:widowControl w:val="0"/>
-        <w:wordWrap/>
-        <w:overflowPunct/>
-        <w:bidi w:val="0"/>
-      </w:pPr>
-      <w:bookmarkStart w:id="44" w:name="bookmark5"/>
+        <w:pStyle w:val="31"/>
+        <w:keepNext w:val="0"/>
+        <w:keepLines w:val="0"/>
+        <w:pageBreakBefore w:val="0"/>
+        <w:widowControl w:val="0"/>
+        <w:wordWrap/>
+        <w:overflowPunct/>
+        <w:bidi w:val="0"/>
+      </w:pPr>
+      <w:bookmarkStart w:id="43" w:name="bookmark5"/>
+      <w:bookmarkEnd w:id="43"/>
+      <w:bookmarkStart w:id="44" w:name="_Toc17385"/>
+      <w:r>
+        <w:t>培训的考核</w:t>
+      </w:r>
       <w:bookmarkEnd w:id="44"/>
-      <w:bookmarkStart w:id="45" w:name="_Toc17385"/>
-      <w:r>
-        <w:t>培训的考核</w:t>
+    </w:p>
+    <w:p>
+      <w:pPr>
+        <w:pStyle w:val="30"/>
+        <w:keepNext w:val="0"/>
+        <w:keepLines w:val="0"/>
+        <w:pageBreakBefore w:val="0"/>
+        <w:widowControl w:val="0"/>
+        <w:wordWrap/>
+        <w:overflowPunct/>
+        <w:topLinePunct/>
+        <w:bidi w:val="0"/>
+      </w:pPr>
+      <w:r>
+        <w:t>公司员工有参加培训的权利，同时参加培训也是每个员工的义务。员工对于参加的每项培训，都需要认真对待，按时参加，公司也会进行严格考核。</w:t>
+      </w:r>
+    </w:p>
+    <w:p>
+      <w:pPr>
+        <w:pStyle w:val="32"/>
+        <w:keepNext w:val="0"/>
+        <w:keepLines w:val="0"/>
+        <w:pageBreakBefore w:val="0"/>
+        <w:widowControl w:val="0"/>
+        <w:wordWrap/>
+        <w:overflowPunct/>
+        <w:bidi w:val="0"/>
+      </w:pPr>
+      <w:bookmarkStart w:id="45" w:name="_Toc8782"/>
+      <w:r>
+        <w:t>考勤要求</w:t>
       </w:r>
       <w:bookmarkEnd w:id="45"/>
-    </w:p>
-    <w:p>
-      <w:pPr>
-        <w:pStyle w:val="a0"/>
-        <w:keepNext w:val="0"/>
-        <w:keepLines w:val="0"/>
-        <w:pageBreakBefore w:val="0"/>
-        <w:widowControl w:val="0"/>
-        <w:wordWrap/>
-        <w:overflowPunct/>
-        <w:topLinePunct/>
-        <w:bidi w:val="0"/>
-      </w:pPr>
-      <w:r>
-        <w:t>公司员工有参加培训的权利，同时参加培训也是每个员工的义务。员工对于参加的每项培训，都需要认真对待，按时参加，公司也会进行严格考核。</w:t>
-      </w:r>
-    </w:p>
-    <w:p>
-      <w:pPr>
-        <w:pStyle w:val="3"/>
-        <w:keepNext w:val="0"/>
-        <w:keepLines w:val="0"/>
-        <w:pageBreakBefore w:val="0"/>
-        <w:widowControl w:val="0"/>
-        <w:wordWrap/>
-        <w:overflowPunct/>
-        <w:bidi w:val="0"/>
-      </w:pPr>
-      <w:bookmarkStart w:id="46" w:name="_Toc8782"/>
-      <w:r>
-        <w:t>考勤要求</w:t>
-      </w:r>
-      <w:bookmarkEnd w:id="46"/>
     </w:p>
     <w:p>
       <w:pPr>
@@ -9203,17 +9235,17 @@
         <w:topLinePunct/>
         <w:bidi w:val="0"/>
         <w:spacing w:before="176" w:line="360" w:lineRule="auto"/>
-        <w:ind w:left="425" w:right="308" w:hanging="425" w:leftChars="0" w:firstLineChars="0"/>
+        <w:ind w:left="425" w:leftChars="0" w:right="308" w:hanging="425" w:firstLineChars="0"/>
         <w:jc w:val="both"/>
         <w:rPr>
-          <w:rFonts w:ascii="宋体" w:eastAsia="宋体" w:hAnsi="宋体" w:cs="宋体"/>
-          <w:sz w:val="24"/>
-          <w:szCs w:val="24"/>
-        </w:rPr>
-      </w:pPr>
-      <w:r>
-        <w:rPr>
-          <w:rFonts w:ascii="宋体" w:eastAsia="宋体" w:hAnsi="宋体" w:cs="宋体"/>
+          <w:rFonts w:ascii="宋体" w:hAnsi="宋体" w:eastAsia="宋体" w:cs="宋体"/>
+          <w:sz w:val="24"/>
+          <w:szCs w:val="24"/>
+        </w:rPr>
+      </w:pPr>
+      <w:r>
+        <w:rPr>
+          <w:rFonts w:ascii="宋体" w:hAnsi="宋体" w:eastAsia="宋体" w:cs="宋体"/>
           <w:spacing w:val="-1"/>
           <w:sz w:val="24"/>
           <w:szCs w:val="24"/>
@@ -9222,7 +9254,7 @@
       </w:r>
       <w:r>
         <w:rPr>
-          <w:rFonts w:ascii="宋体" w:eastAsia="宋体" w:hAnsi="宋体" w:cs="宋体"/>
+          <w:rFonts w:ascii="宋体" w:hAnsi="宋体" w:eastAsia="宋体" w:cs="宋体"/>
           <w:spacing w:val="-7"/>
           <w:sz w:val="24"/>
           <w:szCs w:val="24"/>
@@ -9231,7 +9263,7 @@
       </w:r>
       <w:r>
         <w:rPr>
-          <w:rFonts w:ascii="宋体" w:eastAsia="宋体" w:hAnsi="宋体" w:cs="宋体" w:hint="eastAsia"/>
+          <w:rFonts w:hint="eastAsia" w:ascii="宋体" w:hAnsi="宋体" w:eastAsia="宋体" w:cs="宋体"/>
           <w:spacing w:val="-7"/>
           <w:sz w:val="24"/>
           <w:szCs w:val="24"/>
@@ -9241,7 +9273,7 @@
       </w:r>
       <w:r>
         <w:rPr>
-          <w:rFonts w:ascii="宋体" w:eastAsia="宋体" w:hAnsi="宋体" w:cs="宋体"/>
+          <w:rFonts w:ascii="宋体" w:hAnsi="宋体" w:eastAsia="宋体" w:cs="宋体"/>
           <w:spacing w:val="-7"/>
           <w:sz w:val="24"/>
           <w:szCs w:val="24"/>
@@ -9250,7 +9282,7 @@
       </w:r>
       <w:r>
         <w:rPr>
-          <w:rFonts w:ascii="宋体" w:eastAsia="宋体" w:hAnsi="宋体" w:cs="宋体" w:hint="eastAsia"/>
+          <w:rFonts w:hint="eastAsia" w:ascii="宋体" w:hAnsi="宋体" w:eastAsia="宋体" w:cs="宋体"/>
           <w:spacing w:val="-7"/>
           <w:sz w:val="24"/>
           <w:szCs w:val="24"/>
@@ -9260,7 +9292,7 @@
       </w:r>
       <w:r>
         <w:rPr>
-          <w:rFonts w:ascii="宋体" w:eastAsia="宋体" w:hAnsi="宋体" w:cs="宋体"/>
+          <w:rFonts w:ascii="宋体" w:hAnsi="宋体" w:eastAsia="宋体" w:cs="宋体"/>
           <w:spacing w:val="-8"/>
           <w:sz w:val="24"/>
           <w:szCs w:val="24"/>
@@ -9269,7 +9301,7 @@
       </w:r>
       <w:r>
         <w:rPr>
-          <w:rFonts w:ascii="宋体" w:eastAsia="宋体" w:hAnsi="宋体" w:cs="宋体"/>
+          <w:rFonts w:ascii="宋体" w:hAnsi="宋体" w:eastAsia="宋体" w:cs="宋体"/>
           <w:spacing w:val="-1"/>
           <w:sz w:val="24"/>
           <w:szCs w:val="24"/>
@@ -9292,16 +9324,16 @@
         <w:topLinePunct/>
         <w:bidi w:val="0"/>
         <w:spacing w:line="360" w:lineRule="auto"/>
-        <w:ind w:left="425" w:right="393" w:hanging="425" w:leftChars="0" w:firstLineChars="0"/>
-        <w:rPr>
-          <w:rFonts w:ascii="宋体" w:eastAsia="宋体" w:hAnsi="宋体" w:cs="宋体"/>
-          <w:sz w:val="24"/>
-          <w:szCs w:val="24"/>
-        </w:rPr>
-      </w:pPr>
-      <w:r>
-        <w:rPr>
-          <w:rFonts w:ascii="宋体" w:eastAsia="宋体" w:hAnsi="宋体" w:cs="宋体"/>
+        <w:ind w:left="425" w:leftChars="0" w:right="393" w:hanging="425" w:firstLineChars="0"/>
+        <w:rPr>
+          <w:rFonts w:ascii="宋体" w:hAnsi="宋体" w:eastAsia="宋体" w:cs="宋体"/>
+          <w:sz w:val="24"/>
+          <w:szCs w:val="24"/>
+        </w:rPr>
+      </w:pPr>
+      <w:r>
+        <w:rPr>
+          <w:rFonts w:ascii="宋体" w:hAnsi="宋体" w:eastAsia="宋体" w:cs="宋体"/>
           <w:spacing w:val="-3"/>
           <w:sz w:val="24"/>
           <w:szCs w:val="24"/>
@@ -9310,7 +9342,7 @@
       </w:r>
       <w:r>
         <w:rPr>
-          <w:rFonts w:ascii="宋体" w:eastAsia="宋体" w:hAnsi="宋体" w:cs="宋体" w:hint="eastAsia"/>
+          <w:rFonts w:hint="eastAsia" w:ascii="宋体" w:hAnsi="宋体" w:eastAsia="宋体" w:cs="宋体"/>
           <w:spacing w:val="-3"/>
           <w:sz w:val="24"/>
           <w:szCs w:val="24"/>
@@ -9320,7 +9352,7 @@
       </w:r>
       <w:r>
         <w:rPr>
-          <w:rFonts w:ascii="宋体" w:eastAsia="宋体" w:hAnsi="宋体" w:cs="宋体"/>
+          <w:rFonts w:ascii="宋体" w:hAnsi="宋体" w:eastAsia="宋体" w:cs="宋体"/>
           <w:spacing w:val="-3"/>
           <w:sz w:val="24"/>
           <w:szCs w:val="24"/>
@@ -9329,7 +9361,7 @@
       </w:r>
       <w:r>
         <w:rPr>
-          <w:rFonts w:ascii="宋体" w:eastAsia="宋体" w:hAnsi="宋体" w:cs="宋体"/>
+          <w:rFonts w:ascii="宋体" w:hAnsi="宋体" w:eastAsia="宋体" w:cs="宋体"/>
           <w:spacing w:val="-4"/>
           <w:sz w:val="24"/>
           <w:szCs w:val="24"/>
@@ -9352,16 +9384,16 @@
         <w:topLinePunct/>
         <w:bidi w:val="0"/>
         <w:spacing w:before="3" w:line="359" w:lineRule="auto"/>
-        <w:ind w:left="425" w:right="393" w:hanging="425" w:leftChars="0" w:firstLineChars="0"/>
-        <w:rPr>
-          <w:rFonts w:ascii="宋体" w:eastAsia="宋体" w:hAnsi="宋体" w:cs="宋体"/>
-          <w:sz w:val="24"/>
-          <w:szCs w:val="24"/>
-        </w:rPr>
-      </w:pPr>
-      <w:r>
-        <w:rPr>
-          <w:rFonts w:ascii="宋体" w:eastAsia="宋体" w:hAnsi="宋体" w:cs="宋体"/>
+        <w:ind w:left="425" w:leftChars="0" w:right="393" w:hanging="425" w:firstLineChars="0"/>
+        <w:rPr>
+          <w:rFonts w:ascii="宋体" w:hAnsi="宋体" w:eastAsia="宋体" w:cs="宋体"/>
+          <w:sz w:val="24"/>
+          <w:szCs w:val="24"/>
+        </w:rPr>
+      </w:pPr>
+      <w:r>
+        <w:rPr>
+          <w:rFonts w:ascii="宋体" w:hAnsi="宋体" w:eastAsia="宋体" w:cs="宋体"/>
           <w:spacing w:val="-3"/>
           <w:sz w:val="24"/>
           <w:szCs w:val="24"/>
@@ -9370,7 +9402,7 @@
       </w:r>
       <w:r>
         <w:rPr>
-          <w:rFonts w:ascii="宋体" w:eastAsia="宋体" w:hAnsi="宋体" w:cs="宋体"/>
+          <w:rFonts w:ascii="宋体" w:hAnsi="宋体" w:eastAsia="宋体" w:cs="宋体"/>
           <w:spacing w:val="-4"/>
           <w:sz w:val="24"/>
           <w:szCs w:val="24"/>
@@ -9379,7 +9411,7 @@
       </w:r>
       <w:r>
         <w:rPr>
-          <w:rFonts w:ascii="宋体" w:eastAsia="宋体" w:hAnsi="宋体" w:cs="宋体" w:hint="eastAsia"/>
+          <w:rFonts w:hint="eastAsia" w:ascii="宋体" w:hAnsi="宋体" w:eastAsia="宋体" w:cs="宋体"/>
           <w:spacing w:val="-3"/>
           <w:sz w:val="24"/>
           <w:szCs w:val="24"/>
@@ -9389,7 +9421,7 @@
       </w:r>
       <w:r>
         <w:rPr>
-          <w:rFonts w:ascii="宋体" w:eastAsia="宋体" w:hAnsi="宋体" w:cs="宋体"/>
+          <w:rFonts w:ascii="宋体" w:hAnsi="宋体" w:eastAsia="宋体" w:cs="宋体"/>
           <w:spacing w:val="-3"/>
           <w:sz w:val="24"/>
           <w:szCs w:val="24"/>
@@ -9399,20 +9431,20 @@
     </w:p>
     <w:p>
       <w:pPr>
-        <w:pStyle w:val="3"/>
-        <w:keepNext w:val="0"/>
-        <w:keepLines w:val="0"/>
-        <w:pageBreakBefore w:val="0"/>
-        <w:widowControl w:val="0"/>
-        <w:wordWrap/>
-        <w:overflowPunct/>
-        <w:bidi w:val="0"/>
-      </w:pPr>
-      <w:bookmarkStart w:id="47" w:name="_Toc25572"/>
+        <w:pStyle w:val="32"/>
+        <w:keepNext w:val="0"/>
+        <w:keepLines w:val="0"/>
+        <w:pageBreakBefore w:val="0"/>
+        <w:widowControl w:val="0"/>
+        <w:wordWrap/>
+        <w:overflowPunct/>
+        <w:bidi w:val="0"/>
+      </w:pPr>
+      <w:bookmarkStart w:id="46" w:name="_Toc25572"/>
       <w:r>
         <w:t>考核要求</w:t>
       </w:r>
-      <w:bookmarkEnd w:id="47"/>
+      <w:bookmarkEnd w:id="46"/>
     </w:p>
     <w:p>
       <w:pPr>
@@ -9434,17 +9466,17 @@
         <w:adjustRightInd w:val="0"/>
         <w:snapToGrid w:val="0"/>
         <w:spacing w:line="360" w:lineRule="auto"/>
-        <w:ind w:left="425" w:right="0" w:hanging="425" w:leftChars="0" w:firstLineChars="0"/>
+        <w:ind w:left="425" w:leftChars="0" w:right="0" w:hanging="425" w:firstLineChars="0"/>
         <w:textAlignment w:val="baseline"/>
         <w:rPr>
-          <w:rFonts w:ascii="宋体" w:eastAsia="宋体" w:hAnsi="宋体" w:cs="宋体"/>
-          <w:sz w:val="24"/>
-          <w:szCs w:val="24"/>
-        </w:rPr>
-      </w:pPr>
-      <w:r>
-        <w:rPr>
-          <w:rFonts w:ascii="宋体" w:eastAsia="宋体" w:hAnsi="宋体" w:cs="宋体"/>
+          <w:rFonts w:ascii="宋体" w:hAnsi="宋体" w:eastAsia="宋体" w:cs="宋体"/>
+          <w:sz w:val="24"/>
+          <w:szCs w:val="24"/>
+        </w:rPr>
+      </w:pPr>
+      <w:r>
+        <w:rPr>
+          <w:rFonts w:ascii="宋体" w:hAnsi="宋体" w:eastAsia="宋体" w:cs="宋体"/>
           <w:spacing w:val="-3"/>
           <w:sz w:val="24"/>
           <w:szCs w:val="24"/>
@@ -9453,7 +9485,7 @@
       </w:r>
       <w:r>
         <w:rPr>
-          <w:rFonts w:ascii="宋体" w:eastAsia="宋体" w:hAnsi="宋体" w:cs="宋体"/>
+          <w:rFonts w:ascii="宋体" w:hAnsi="宋体" w:eastAsia="宋体" w:cs="宋体"/>
           <w:spacing w:val="-4"/>
           <w:sz w:val="24"/>
           <w:szCs w:val="24"/>
@@ -9462,7 +9494,7 @@
       </w:r>
       <w:r>
         <w:rPr>
-          <w:rFonts w:ascii="宋体" w:eastAsia="宋体" w:hAnsi="宋体" w:cs="宋体"/>
+          <w:rFonts w:ascii="宋体" w:hAnsi="宋体" w:eastAsia="宋体" w:cs="宋体"/>
           <w:spacing w:val="-1"/>
           <w:sz w:val="24"/>
           <w:szCs w:val="24"/>
@@ -9490,17 +9522,17 @@
         <w:adjustRightInd w:val="0"/>
         <w:snapToGrid w:val="0"/>
         <w:spacing w:line="360" w:lineRule="auto"/>
-        <w:ind w:left="425" w:right="0" w:hanging="425" w:leftChars="0" w:firstLineChars="0"/>
+        <w:ind w:left="425" w:leftChars="0" w:right="0" w:hanging="425" w:firstLineChars="0"/>
         <w:textAlignment w:val="baseline"/>
         <w:rPr>
-          <w:rFonts w:ascii="宋体" w:eastAsia="宋体" w:hAnsi="宋体" w:cs="宋体"/>
-          <w:sz w:val="24"/>
-          <w:szCs w:val="24"/>
-        </w:rPr>
-      </w:pPr>
-      <w:r>
-        <w:rPr>
-          <w:rFonts w:ascii="宋体" w:eastAsia="宋体" w:hAnsi="宋体" w:cs="宋体"/>
+          <w:rFonts w:ascii="宋体" w:hAnsi="宋体" w:eastAsia="宋体" w:cs="宋体"/>
+          <w:sz w:val="24"/>
+          <w:szCs w:val="24"/>
+        </w:rPr>
+      </w:pPr>
+      <w:r>
+        <w:rPr>
+          <w:rFonts w:ascii="宋体" w:hAnsi="宋体" w:eastAsia="宋体" w:cs="宋体"/>
           <w:spacing w:val="-6"/>
           <w:sz w:val="24"/>
           <w:szCs w:val="24"/>
@@ -9509,7 +9541,7 @@
       </w:r>
       <w:r>
         <w:rPr>
-          <w:rFonts w:ascii="宋体" w:hAnsi="宋体" w:cs="宋体" w:hint="eastAsia"/>
+          <w:rFonts w:hint="eastAsia" w:ascii="宋体" w:hAnsi="宋体" w:cs="宋体"/>
           <w:spacing w:val="-6"/>
           <w:sz w:val="24"/>
           <w:szCs w:val="24"/>
@@ -9519,7 +9551,7 @@
       </w:r>
       <w:r>
         <w:rPr>
-          <w:rFonts w:ascii="宋体" w:eastAsia="宋体" w:hAnsi="宋体" w:cs="宋体"/>
+          <w:rFonts w:ascii="宋体" w:hAnsi="宋体" w:eastAsia="宋体" w:cs="宋体"/>
           <w:spacing w:val="-6"/>
           <w:sz w:val="24"/>
           <w:szCs w:val="24"/>
@@ -9528,7 +9560,7 @@
       </w:r>
       <w:r>
         <w:rPr>
-          <w:rFonts w:ascii="宋体" w:hAnsi="宋体" w:cs="宋体" w:hint="eastAsia"/>
+          <w:rFonts w:hint="eastAsia" w:ascii="宋体" w:hAnsi="宋体" w:cs="宋体"/>
           <w:spacing w:val="-6"/>
           <w:sz w:val="24"/>
           <w:szCs w:val="24"/>
@@ -9538,7 +9570,7 @@
       </w:r>
       <w:r>
         <w:rPr>
-          <w:rFonts w:ascii="宋体" w:eastAsia="宋体" w:hAnsi="宋体" w:cs="宋体"/>
+          <w:rFonts w:ascii="宋体" w:hAnsi="宋体" w:eastAsia="宋体" w:cs="宋体"/>
           <w:spacing w:val="-6"/>
           <w:sz w:val="24"/>
           <w:szCs w:val="24"/>
@@ -9547,7 +9579,7 @@
       </w:r>
       <w:r>
         <w:rPr>
-          <w:rFonts w:ascii="宋体" w:eastAsia="宋体" w:hAnsi="宋体" w:cs="宋体"/>
+          <w:rFonts w:ascii="宋体" w:hAnsi="宋体" w:eastAsia="宋体" w:cs="宋体"/>
           <w:spacing w:val="-7"/>
           <w:sz w:val="24"/>
           <w:szCs w:val="24"/>
@@ -9575,17 +9607,17 @@
         <w:adjustRightInd w:val="0"/>
         <w:snapToGrid w:val="0"/>
         <w:spacing w:line="360" w:lineRule="auto"/>
-        <w:ind w:left="425" w:right="0" w:hanging="425" w:leftChars="0" w:firstLineChars="0"/>
+        <w:ind w:left="425" w:leftChars="0" w:right="0" w:hanging="425" w:firstLineChars="0"/>
         <w:textAlignment w:val="baseline"/>
         <w:rPr>
-          <w:rFonts w:ascii="宋体" w:eastAsia="宋体" w:hAnsi="宋体" w:cs="宋体"/>
-          <w:sz w:val="24"/>
-          <w:szCs w:val="24"/>
-        </w:rPr>
-      </w:pPr>
-      <w:r>
-        <w:rPr>
-          <w:rFonts w:ascii="宋体" w:eastAsia="宋体" w:hAnsi="宋体" w:cs="宋体"/>
+          <w:rFonts w:ascii="宋体" w:hAnsi="宋体" w:eastAsia="宋体" w:cs="宋体"/>
+          <w:sz w:val="24"/>
+          <w:szCs w:val="24"/>
+        </w:rPr>
+      </w:pPr>
+      <w:r>
+        <w:rPr>
+          <w:rFonts w:ascii="宋体" w:hAnsi="宋体" w:eastAsia="宋体" w:cs="宋体"/>
           <w:sz w:val="24"/>
           <w:szCs w:val="24"/>
         </w:rPr>
@@ -9593,7 +9625,7 @@
       </w:r>
       <w:r>
         <w:rPr>
-          <w:rFonts w:ascii="宋体" w:eastAsia="宋体" w:hAnsi="宋体" w:cs="宋体"/>
+          <w:rFonts w:ascii="宋体" w:hAnsi="宋体" w:eastAsia="宋体" w:cs="宋体"/>
           <w:spacing w:val="-1"/>
           <w:sz w:val="24"/>
           <w:szCs w:val="24"/>
@@ -9603,17 +9635,17 @@
     </w:p>
     <w:p>
       <w:pPr>
-        <w:pStyle w:val="2"/>
-        <w:keepNext w:val="0"/>
-        <w:keepLines w:val="0"/>
-        <w:pageBreakBefore w:val="0"/>
-        <w:widowControl w:val="0"/>
-        <w:wordWrap/>
-        <w:overflowPunct/>
-        <w:bidi w:val="0"/>
-      </w:pPr>
+        <w:pStyle w:val="31"/>
+        <w:keepNext w:val="0"/>
+        <w:keepLines w:val="0"/>
+        <w:pageBreakBefore w:val="0"/>
+        <w:widowControl w:val="0"/>
+        <w:wordWrap/>
+        <w:overflowPunct/>
+        <w:bidi w:val="0"/>
+      </w:pPr>
+      <w:bookmarkStart w:id="47" w:name="_Toc5250"/>
       <w:bookmarkStart w:id="48" w:name="_Toc7041"/>
-      <w:bookmarkStart w:id="49" w:name="_Toc5250"/>
       <w:r>
         <w:rPr>
           <w:rFonts w:hint="eastAsia"/>
@@ -9621,22 +9653,23 @@
         </w:rPr>
         <w:t>考核指标</w:t>
       </w:r>
+      <w:bookmarkEnd w:id="47"/>
       <w:bookmarkEnd w:id="48"/>
-      <w:bookmarkEnd w:id="49"/>
     </w:p>
     <w:tbl>
       <w:tblPr>
-        <w:tblStyle w:val="TableGrid"/>
+        <w:tblStyle w:val="22"/>
         <w:tblW w:w="0" w:type="auto"/>
         <w:jc w:val="center"/>
         <w:tblBorders>
-          <w:top w:val="single" w:sz="4" w:space="0" w:color="auto"/>
-          <w:left w:val="single" w:sz="4" w:space="0" w:color="auto"/>
-          <w:bottom w:val="single" w:sz="4" w:space="0" w:color="auto"/>
-          <w:right w:val="single" w:sz="4" w:space="0" w:color="auto"/>
-          <w:insideH w:val="single" w:sz="4" w:space="0" w:color="auto"/>
-          <w:insideV w:val="single" w:sz="4" w:space="0" w:color="auto"/>
+          <w:top w:val="single" w:color="auto" w:sz="4" w:space="0"/>
+          <w:left w:val="single" w:color="auto" w:sz="4" w:space="0"/>
+          <w:bottom w:val="single" w:color="auto" w:sz="4" w:space="0"/>
+          <w:right w:val="single" w:color="auto" w:sz="4" w:space="0"/>
+          <w:insideH w:val="single" w:color="auto" w:sz="4" w:space="0"/>
+          <w:insideV w:val="single" w:color="auto" w:sz="4" w:space="0"/>
         </w:tblBorders>
+        <w:tblLayout w:type="autofit"/>
         <w:tblCellMar>
           <w:top w:w="0" w:type="dxa"/>
           <w:left w:w="108" w:type="dxa"/>
@@ -9652,15 +9685,13 @@
       </w:tblGrid>
       <w:tr>
         <w:tblPrEx>
-          <w:tblW w:w="0" w:type="auto"/>
-          <w:jc w:val="center"/>
           <w:tblBorders>
-            <w:top w:val="single" w:sz="4" w:space="0" w:color="auto"/>
-            <w:left w:val="single" w:sz="4" w:space="0" w:color="auto"/>
-            <w:bottom w:val="single" w:sz="4" w:space="0" w:color="auto"/>
-            <w:right w:val="single" w:sz="4" w:space="0" w:color="auto"/>
-            <w:insideH w:val="single" w:sz="4" w:space="0" w:color="auto"/>
-            <w:insideV w:val="single" w:sz="4" w:space="0" w:color="auto"/>
+            <w:top w:val="single" w:color="auto" w:sz="4" w:space="0"/>
+            <w:left w:val="single" w:color="auto" w:sz="4" w:space="0"/>
+            <w:bottom w:val="single" w:color="auto" w:sz="4" w:space="0"/>
+            <w:right w:val="single" w:color="auto" w:sz="4" w:space="0"/>
+            <w:insideH w:val="single" w:color="auto" w:sz="4" w:space="0"/>
+            <w:insideV w:val="single" w:color="auto" w:sz="4" w:space="0"/>
           </w:tblBorders>
           <w:tblCellMar>
             <w:top w:w="0" w:type="dxa"/>
@@ -9688,7 +9719,7 @@
               <w:bidi w:val="0"/>
               <w:jc w:val="center"/>
               <w:rPr>
-                <w:rFonts w:eastAsia="宋体" w:hint="default"/>
+                <w:rFonts w:hint="default" w:eastAsia="宋体"/>
                 <w:b/>
                 <w:bCs/>
                 <w:vertAlign w:val="baseline"/>
@@ -9697,7 +9728,7 @@
             </w:pPr>
             <w:r>
               <w:rPr>
-                <w:rFonts w:eastAsia="宋体" w:hint="eastAsia"/>
+                <w:rFonts w:hint="eastAsia" w:eastAsia="宋体"/>
                 <w:b/>
                 <w:bCs/>
                 <w:vertAlign w:val="baseline"/>
@@ -9723,7 +9754,7 @@
               <w:bidi w:val="0"/>
               <w:jc w:val="center"/>
               <w:rPr>
-                <w:rFonts w:eastAsia="宋体" w:hint="default"/>
+                <w:rFonts w:hint="default" w:eastAsia="宋体"/>
                 <w:b/>
                 <w:bCs/>
                 <w:vertAlign w:val="baseline"/>
@@ -9732,7 +9763,7 @@
             </w:pPr>
             <w:r>
               <w:rPr>
-                <w:rFonts w:eastAsia="宋体" w:hint="eastAsia"/>
+                <w:rFonts w:hint="eastAsia" w:eastAsia="宋体"/>
                 <w:b/>
                 <w:bCs/>
                 <w:vertAlign w:val="baseline"/>
@@ -9758,7 +9789,7 @@
               <w:bidi w:val="0"/>
               <w:jc w:val="center"/>
               <w:rPr>
-                <w:rFonts w:eastAsia="宋体" w:hint="default"/>
+                <w:rFonts w:hint="default" w:eastAsia="宋体"/>
                 <w:b/>
                 <w:bCs/>
                 <w:vertAlign w:val="baseline"/>
@@ -9767,7 +9798,7 @@
             </w:pPr>
             <w:r>
               <w:rPr>
-                <w:rFonts w:eastAsia="宋体" w:hint="eastAsia"/>
+                <w:rFonts w:hint="eastAsia" w:eastAsia="宋体"/>
                 <w:b/>
                 <w:bCs/>
                 <w:vertAlign w:val="baseline"/>
@@ -9794,7 +9825,7 @@
               <w:bidi w:val="0"/>
               <w:jc w:val="center"/>
               <w:rPr>
-                <w:rFonts w:ascii="宋体" w:eastAsia="宋体" w:hAnsi="宋体" w:cs="宋体" w:hint="eastAsia"/>
+                <w:rFonts w:hint="eastAsia" w:ascii="宋体" w:hAnsi="宋体" w:eastAsia="宋体" w:cs="宋体"/>
                 <w:b/>
                 <w:bCs/>
                 <w:snapToGrid w:val="0"/>
@@ -9807,7 +9838,7 @@
             </w:pPr>
             <w:r>
               <w:rPr>
-                <w:rFonts w:ascii="宋体" w:eastAsia="宋体" w:hAnsi="宋体" w:cs="宋体" w:hint="eastAsia"/>
+                <w:rFonts w:hint="eastAsia" w:ascii="宋体" w:hAnsi="宋体" w:eastAsia="宋体" w:cs="宋体"/>
                 <w:b/>
                 <w:bCs/>
                 <w:sz w:val="18"/>
@@ -9820,8 +9851,14 @@
       </w:tr>
       <w:tr>
         <w:tblPrEx>
-          <w:tblW w:w="0" w:type="auto"/>
-          <w:jc w:val="center"/>
+          <w:tblBorders>
+            <w:top w:val="single" w:color="auto" w:sz="4" w:space="0"/>
+            <w:left w:val="single" w:color="auto" w:sz="4" w:space="0"/>
+            <w:bottom w:val="single" w:color="auto" w:sz="4" w:space="0"/>
+            <w:right w:val="single" w:color="auto" w:sz="4" w:space="0"/>
+            <w:insideH w:val="single" w:color="auto" w:sz="4" w:space="0"/>
+            <w:insideV w:val="single" w:color="auto" w:sz="4" w:space="0"/>
+          </w:tblBorders>
           <w:tblCellMar>
             <w:top w:w="0" w:type="dxa"/>
             <w:left w:w="108" w:type="dxa"/>
@@ -9830,7 +9867,7 @@
           </w:tblCellMar>
         </w:tblPrEx>
         <w:trPr>
-          <w:trHeight w:val="238"/>
+          <w:trHeight w:val="238" w:hRule="atLeast"/>
           <w:jc w:val="center"/>
         </w:trPr>
         <w:tc>
@@ -9853,7 +9890,7 @@
             </w:pPr>
             <w:r>
               <w:rPr>
-                <w:rFonts w:ascii="宋体" w:eastAsia="宋体" w:hAnsi="宋体" w:cs="宋体" w:hint="eastAsia"/>
+                <w:rFonts w:hint="eastAsia" w:ascii="宋体" w:hAnsi="宋体" w:eastAsia="宋体" w:cs="宋体"/>
                 <w:sz w:val="18"/>
                 <w:szCs w:val="18"/>
               </w:rPr>
@@ -9881,7 +9918,7 @@
             </w:pPr>
             <w:r>
               <w:rPr>
-                <w:rFonts w:ascii="宋体" w:eastAsia="宋体" w:hAnsi="宋体" w:cs="宋体" w:hint="eastAsia"/>
+                <w:rFonts w:hint="eastAsia" w:ascii="宋体" w:hAnsi="宋体" w:eastAsia="宋体" w:cs="宋体"/>
                 <w:sz w:val="18"/>
                 <w:szCs w:val="18"/>
               </w:rPr>
@@ -9910,7 +9947,7 @@
             </w:pPr>
             <w:r>
               <w:rPr>
-                <w:rFonts w:ascii="宋体" w:eastAsia="宋体" w:hAnsi="宋体" w:cs="宋体" w:hint="eastAsia"/>
+                <w:rFonts w:hint="eastAsia" w:ascii="宋体" w:hAnsi="宋体" w:eastAsia="宋体" w:cs="宋体"/>
                 <w:sz w:val="18"/>
                 <w:szCs w:val="18"/>
               </w:rPr>
@@ -9918,7 +9955,7 @@
             </w:r>
             <w:r>
               <w:rPr>
-                <w:rFonts w:ascii="宋体" w:eastAsia="宋体" w:hAnsi="宋体" w:cs="宋体" w:hint="eastAsia"/>
+                <w:rFonts w:hint="eastAsia" w:ascii="宋体" w:hAnsi="宋体" w:eastAsia="宋体" w:cs="宋体"/>
                 <w:sz w:val="18"/>
                 <w:szCs w:val="18"/>
                 <w:lang w:val="en-US" w:eastAsia="zh-CN"/>
@@ -9927,7 +9964,7 @@
             </w:r>
             <w:r>
               <w:rPr>
-                <w:rFonts w:ascii="宋体" w:eastAsia="宋体" w:hAnsi="宋体" w:cs="宋体" w:hint="eastAsia"/>
+                <w:rFonts w:hint="eastAsia" w:ascii="宋体" w:hAnsi="宋体" w:eastAsia="宋体" w:cs="宋体"/>
                 <w:sz w:val="18"/>
                 <w:szCs w:val="18"/>
               </w:rPr>
@@ -9952,7 +9989,7 @@
               <w:bidi w:val="0"/>
               <w:jc w:val="center"/>
               <w:rPr>
-                <w:rFonts w:ascii="宋体" w:eastAsia="宋体" w:hAnsi="宋体" w:cs="宋体" w:hint="eastAsia"/>
+                <w:rFonts w:hint="eastAsia" w:ascii="宋体" w:hAnsi="宋体" w:eastAsia="宋体" w:cs="宋体"/>
                 <w:snapToGrid w:val="0"/>
                 <w:color w:val="000000"/>
                 <w:kern w:val="0"/>
@@ -9963,7 +10000,7 @@
             </w:pPr>
             <w:r>
               <w:rPr>
-                <w:rFonts w:ascii="宋体" w:eastAsia="宋体" w:hAnsi="宋体" w:cs="宋体" w:hint="eastAsia"/>
+                <w:rFonts w:hint="eastAsia" w:ascii="宋体" w:hAnsi="宋体" w:eastAsia="宋体" w:cs="宋体"/>
                 <w:sz w:val="18"/>
                 <w:szCs w:val="18"/>
               </w:rPr>
@@ -9971,7 +10008,7 @@
             </w:r>
             <w:r>
               <w:rPr>
-                <w:rFonts w:ascii="宋体" w:eastAsia="宋体" w:hAnsi="宋体" w:cs="宋体" w:hint="eastAsia"/>
+                <w:rFonts w:hint="eastAsia" w:ascii="宋体" w:hAnsi="宋体" w:eastAsia="宋体" w:cs="宋体"/>
                 <w:sz w:val="18"/>
                 <w:szCs w:val="18"/>
                 <w:lang w:val="en-US" w:eastAsia="zh-CN"/>
@@ -9984,7 +10021,7 @@
     </w:tbl>
     <w:p>
       <w:pPr>
-        <w:pStyle w:val="1"/>
+        <w:pStyle w:val="29"/>
         <w:keepNext w:val="0"/>
         <w:keepLines w:val="0"/>
         <w:pageBreakBefore w:val="0"/>
@@ -9994,13 +10031,13 @@
         <w:topLinePunct/>
         <w:bidi w:val="0"/>
       </w:pPr>
-      <w:bookmarkStart w:id="50" w:name="bookmark6"/>
+      <w:bookmarkStart w:id="49" w:name="bookmark6"/>
+      <w:bookmarkEnd w:id="49"/>
+      <w:bookmarkStart w:id="50" w:name="_Toc1911"/>
+      <w:r>
+        <w:t>附则</w:t>
+      </w:r>
       <w:bookmarkEnd w:id="50"/>
-      <w:bookmarkStart w:id="51" w:name="_Toc1911"/>
-      <w:r>
-        <w:t>附则</w:t>
-      </w:r>
-      <w:bookmarkEnd w:id="51"/>
     </w:p>
     <w:p>
       <w:pPr>
@@ -10022,17 +10059,17 @@
         <w:adjustRightInd w:val="0"/>
         <w:snapToGrid w:val="0"/>
         <w:spacing w:line="360" w:lineRule="auto"/>
-        <w:ind w:left="425" w:hanging="425" w:leftChars="0" w:firstLineChars="0"/>
+        <w:ind w:left="425" w:leftChars="0" w:hanging="425" w:firstLineChars="0"/>
         <w:textAlignment w:val="baseline"/>
         <w:rPr>
-          <w:rFonts w:ascii="宋体" w:eastAsia="宋体" w:hAnsi="宋体" w:cs="宋体"/>
-          <w:sz w:val="24"/>
-          <w:szCs w:val="24"/>
-        </w:rPr>
-      </w:pPr>
-      <w:r>
-        <w:rPr>
-          <w:rFonts w:ascii="宋体" w:eastAsia="宋体" w:hAnsi="宋体" w:cs="宋体"/>
+          <w:rFonts w:ascii="宋体" w:hAnsi="宋体" w:eastAsia="宋体" w:cs="宋体"/>
+          <w:sz w:val="24"/>
+          <w:szCs w:val="24"/>
+        </w:rPr>
+      </w:pPr>
+      <w:r>
+        <w:rPr>
+          <w:rFonts w:ascii="宋体" w:hAnsi="宋体" w:eastAsia="宋体" w:cs="宋体"/>
           <w:spacing w:val="-1"/>
           <w:sz w:val="24"/>
           <w:szCs w:val="24"/>
@@ -10041,7 +10078,7 @@
       </w:r>
       <w:r>
         <w:rPr>
-          <w:rFonts w:ascii="宋体" w:eastAsia="宋体" w:hAnsi="宋体" w:cs="宋体" w:hint="eastAsia"/>
+          <w:rFonts w:hint="eastAsia" w:ascii="宋体" w:hAnsi="宋体" w:eastAsia="宋体" w:cs="宋体"/>
           <w:spacing w:val="-1"/>
           <w:sz w:val="24"/>
           <w:szCs w:val="24"/>
@@ -10051,7 +10088,7 @@
       </w:r>
       <w:r>
         <w:rPr>
-          <w:rFonts w:ascii="宋体" w:eastAsia="宋体" w:hAnsi="宋体" w:cs="宋体"/>
+          <w:rFonts w:ascii="宋体" w:hAnsi="宋体" w:eastAsia="宋体" w:cs="宋体"/>
           <w:spacing w:val="-2"/>
           <w:sz w:val="24"/>
           <w:szCs w:val="24"/>
@@ -10060,7 +10097,7 @@
       </w:r>
       <w:r>
         <w:rPr>
-          <w:rFonts w:ascii="宋体" w:eastAsia="宋体" w:hAnsi="宋体" w:cs="宋体"/>
+          <w:rFonts w:ascii="宋体" w:hAnsi="宋体" w:eastAsia="宋体" w:cs="宋体"/>
           <w:spacing w:val="-1"/>
           <w:sz w:val="24"/>
           <w:szCs w:val="24"/>
@@ -10070,7 +10107,7 @@
     </w:p>
     <w:p>
       <w:pPr>
-        <w:pStyle w:val="1"/>
+        <w:pStyle w:val="29"/>
         <w:keepNext w:val="0"/>
         <w:keepLines w:val="0"/>
         <w:pageBreakBefore w:val="0"/>
@@ -10084,7 +10121,7 @@
           <w:lang w:val="en-US" w:eastAsia="zh-CN"/>
         </w:rPr>
       </w:pPr>
-      <w:bookmarkStart w:id="52" w:name="_Toc13153"/>
+      <w:bookmarkStart w:id="51" w:name="_Toc13153"/>
       <w:r>
         <w:rPr>
           <w:rFonts w:hint="eastAsia"/>
@@ -10092,11 +10129,11 @@
         </w:rPr>
         <w:t>附件</w:t>
       </w:r>
-      <w:bookmarkEnd w:id="52"/>
-    </w:p>
-    <w:p>
-      <w:pPr>
-        <w:pStyle w:val="a0"/>
+      <w:bookmarkEnd w:id="51"/>
+    </w:p>
+    <w:p>
+      <w:pPr>
+        <w:pStyle w:val="30"/>
         <w:keepNext w:val="0"/>
         <w:keepLines w:val="0"/>
         <w:pageBreakBefore w:val="0"/>
@@ -10125,7 +10162,7 @@
     </w:p>
     <w:p>
       <w:pPr>
-        <w:pStyle w:val="1"/>
+        <w:pStyle w:val="29"/>
         <w:keepNext w:val="0"/>
         <w:keepLines w:val="0"/>
         <w:pageBreakBefore w:val="0"/>
@@ -10135,26 +10172,26 @@
         <w:topLinePunct/>
         <w:bidi w:val="0"/>
       </w:pPr>
-      <w:bookmarkStart w:id="53" w:name="_Toc10163"/>
+      <w:bookmarkStart w:id="52" w:name="_Toc10163"/>
       <w:r>
         <w:t>记录</w:t>
       </w:r>
-      <w:bookmarkEnd w:id="53"/>
-    </w:p>
-    <w:p>
-      <w:pPr>
-        <w:pStyle w:val="a0"/>
-        <w:keepNext w:val="0"/>
-        <w:keepLines w:val="0"/>
-        <w:pageBreakBefore w:val="0"/>
-        <w:widowControl w:val="0"/>
-        <w:wordWrap/>
-        <w:overflowPunct/>
-        <w:bidi w:val="0"/>
-        <w:ind w:left="0" w:right="0" w:firstLine="0" w:leftChars="0" w:rightChars="0" w:firstLineChars="0"/>
+      <w:bookmarkEnd w:id="52"/>
+    </w:p>
+    <w:p>
+      <w:pPr>
+        <w:pStyle w:val="30"/>
+        <w:keepNext w:val="0"/>
+        <w:keepLines w:val="0"/>
+        <w:pageBreakBefore w:val="0"/>
+        <w:widowControl w:val="0"/>
+        <w:wordWrap/>
+        <w:overflowPunct/>
+        <w:bidi w:val="0"/>
+        <w:ind w:left="0" w:leftChars="0" w:right="0" w:rightChars="0" w:firstLine="0" w:firstLineChars="0"/>
         <w:jc w:val="center"/>
         <w:rPr>
-          <w:rFonts w:eastAsia="宋体" w:hint="default"/>
+          <w:rFonts w:hint="default" w:eastAsia="宋体"/>
           <w:lang w:val="en-US" w:eastAsia="zh-CN"/>
         </w:rPr>
       </w:pPr>
@@ -10252,16 +10289,16 @@
     </w:p>
     <w:tbl>
       <w:tblPr>
-        <w:tblStyle w:val="TableNormal0"/>
+        <w:tblStyle w:val="27"/>
         <w:tblW w:w="7937" w:type="dxa"/>
         <w:tblInd w:w="2" w:type="dxa"/>
         <w:tblBorders>
-          <w:top w:val="single" w:sz="2" w:space="0" w:color="000000"/>
-          <w:left w:val="single" w:sz="2" w:space="0" w:color="000000"/>
-          <w:bottom w:val="single" w:sz="2" w:space="0" w:color="000000"/>
-          <w:right w:val="single" w:sz="2" w:space="0" w:color="000000"/>
-          <w:insideH w:val="single" w:sz="2" w:space="0" w:color="000000"/>
-          <w:insideV w:val="single" w:sz="2" w:space="0" w:color="000000"/>
+          <w:top w:val="single" w:color="000000" w:sz="2" w:space="0"/>
+          <w:left w:val="single" w:color="000000" w:sz="2" w:space="0"/>
+          <w:bottom w:val="single" w:color="000000" w:sz="2" w:space="0"/>
+          <w:right w:val="single" w:color="000000" w:sz="2" w:space="0"/>
+          <w:insideH w:val="single" w:color="000000" w:sz="2" w:space="0"/>
+          <w:insideV w:val="single" w:color="000000" w:sz="2" w:space="0"/>
         </w:tblBorders>
         <w:tblLayout w:type="fixed"/>
         <w:tblCellMar>
@@ -10281,17 +10318,14 @@
       </w:tblGrid>
       <w:tr>
         <w:tblPrEx>
-          <w:tblW w:w="7937" w:type="dxa"/>
-          <w:tblInd w:w="2" w:type="dxa"/>
           <w:tblBorders>
-            <w:top w:val="single" w:sz="2" w:space="0" w:color="000000"/>
-            <w:left w:val="single" w:sz="2" w:space="0" w:color="000000"/>
-            <w:bottom w:val="single" w:sz="2" w:space="0" w:color="000000"/>
-            <w:right w:val="single" w:sz="2" w:space="0" w:color="000000"/>
-            <w:insideH w:val="single" w:sz="2" w:space="0" w:color="000000"/>
-            <w:insideV w:val="single" w:sz="2" w:space="0" w:color="000000"/>
+            <w:top w:val="single" w:color="000000" w:sz="2" w:space="0"/>
+            <w:left w:val="single" w:color="000000" w:sz="2" w:space="0"/>
+            <w:bottom w:val="single" w:color="000000" w:sz="2" w:space="0"/>
+            <w:right w:val="single" w:color="000000" w:sz="2" w:space="0"/>
+            <w:insideH w:val="single" w:color="000000" w:sz="2" w:space="0"/>
+            <w:insideV w:val="single" w:color="000000" w:sz="2" w:space="0"/>
           </w:tblBorders>
-          <w:tblLayout w:type="fixed"/>
           <w:tblCellMar>
             <w:top w:w="0" w:type="dxa"/>
             <w:left w:w="0" w:type="dxa"/>
@@ -10300,7 +10334,7 @@
           </w:tblCellMar>
         </w:tblPrEx>
         <w:trPr>
-          <w:trHeight w:val="493"/>
+          <w:trHeight w:val="493" w:hRule="atLeast"/>
         </w:trPr>
         <w:tc>
           <w:tcPr>
@@ -10319,7 +10353,7 @@
               <w:spacing w:before="191" w:line="210" w:lineRule="auto"/>
               <w:ind w:left="40"/>
               <w:rPr>
-                <w:rFonts w:ascii="宋体" w:eastAsia="宋体" w:hAnsi="宋体" w:cs="宋体" w:hint="eastAsia"/>
+                <w:rFonts w:hint="eastAsia" w:ascii="宋体" w:hAnsi="宋体" w:eastAsia="宋体" w:cs="宋体"/>
                 <w:sz w:val="24"/>
                 <w:szCs w:val="24"/>
                 <w:lang w:val="en-US" w:eastAsia="zh-CN"/>
@@ -10327,7 +10361,7 @@
             </w:pPr>
             <w:r>
               <w:rPr>
-                <w:rFonts w:ascii="宋体" w:eastAsia="宋体" w:hAnsi="宋体" w:cs="宋体" w:hint="eastAsia"/>
+                <w:rFonts w:hint="eastAsia" w:ascii="宋体" w:hAnsi="宋体" w:eastAsia="宋体" w:cs="宋体"/>
                 <w:b/>
                 <w:bCs/>
                 <w:spacing w:val="-5"/>
@@ -10357,14 +10391,14 @@
               <w:ind w:left="488"/>
               <w:jc w:val="center"/>
               <w:rPr>
-                <w:rFonts w:ascii="宋体" w:eastAsia="宋体" w:hAnsi="宋体" w:cs="宋体"/>
+                <w:rFonts w:ascii="宋体" w:hAnsi="宋体" w:eastAsia="宋体" w:cs="宋体"/>
                 <w:sz w:val="24"/>
                 <w:szCs w:val="24"/>
               </w:rPr>
             </w:pPr>
             <w:r>
               <w:rPr>
-                <w:rFonts w:ascii="宋体" w:eastAsia="宋体" w:hAnsi="宋体" w:cs="宋体"/>
+                <w:rFonts w:ascii="宋体" w:hAnsi="宋体" w:eastAsia="宋体" w:cs="宋体"/>
                 <w:b/>
                 <w:bCs/>
                 <w:spacing w:val="-5"/>
@@ -10393,14 +10427,14 @@
               <w:ind w:left="412"/>
               <w:jc w:val="center"/>
               <w:rPr>
-                <w:rFonts w:ascii="宋体" w:eastAsia="宋体" w:hAnsi="宋体" w:cs="宋体"/>
+                <w:rFonts w:ascii="宋体" w:hAnsi="宋体" w:eastAsia="宋体" w:cs="宋体"/>
                 <w:sz w:val="24"/>
                 <w:szCs w:val="24"/>
               </w:rPr>
             </w:pPr>
             <w:r>
               <w:rPr>
-                <w:rFonts w:ascii="宋体" w:eastAsia="宋体" w:hAnsi="宋体" w:cs="宋体"/>
+                <w:rFonts w:ascii="宋体" w:hAnsi="宋体" w:eastAsia="宋体" w:cs="宋体"/>
                 <w:b/>
                 <w:bCs/>
                 <w:spacing w:val="-11"/>
@@ -10411,7 +10445,7 @@
             </w:r>
             <w:r>
               <w:rPr>
-                <w:rFonts w:ascii="宋体" w:eastAsia="宋体" w:hAnsi="宋体" w:cs="宋体" w:hint="eastAsia"/>
+                <w:rFonts w:hint="eastAsia" w:ascii="宋体" w:hAnsi="宋体" w:eastAsia="宋体" w:cs="宋体"/>
                 <w:b/>
                 <w:bCs/>
                 <w:spacing w:val="-11"/>
@@ -10423,7 +10457,7 @@
             </w:r>
             <w:r>
               <w:rPr>
-                <w:rFonts w:ascii="宋体" w:eastAsia="宋体" w:hAnsi="宋体" w:cs="宋体"/>
+                <w:rFonts w:ascii="宋体" w:hAnsi="宋体" w:eastAsia="宋体" w:cs="宋体"/>
                 <w:b/>
                 <w:bCs/>
                 <w:spacing w:val="-11"/>
@@ -10451,14 +10485,14 @@
               <w:spacing w:before="197" w:line="219" w:lineRule="auto"/>
               <w:jc w:val="center"/>
               <w:rPr>
-                <w:rFonts w:ascii="宋体" w:eastAsia="宋体" w:hAnsi="宋体" w:cs="宋体"/>
+                <w:rFonts w:ascii="宋体" w:hAnsi="宋体" w:eastAsia="宋体" w:cs="宋体"/>
                 <w:sz w:val="24"/>
                 <w:szCs w:val="24"/>
               </w:rPr>
             </w:pPr>
             <w:r>
               <w:rPr>
-                <w:rFonts w:ascii="宋体" w:eastAsia="宋体" w:hAnsi="宋体" w:cs="宋体"/>
+                <w:rFonts w:ascii="宋体" w:hAnsi="宋体" w:eastAsia="宋体" w:cs="宋体"/>
                 <w:b/>
                 <w:bCs/>
                 <w:spacing w:val="-5"/>
@@ -10486,14 +10520,14 @@
               <w:spacing w:before="197" w:line="219" w:lineRule="auto"/>
               <w:jc w:val="center"/>
               <w:rPr>
-                <w:rFonts w:ascii="宋体" w:eastAsia="宋体" w:hAnsi="宋体" w:cs="宋体"/>
+                <w:rFonts w:ascii="宋体" w:hAnsi="宋体" w:eastAsia="宋体" w:cs="宋体"/>
                 <w:sz w:val="24"/>
                 <w:szCs w:val="24"/>
               </w:rPr>
             </w:pPr>
             <w:r>
               <w:rPr>
-                <w:rFonts w:ascii="宋体" w:eastAsia="宋体" w:hAnsi="宋体" w:cs="宋体"/>
+                <w:rFonts w:ascii="宋体" w:hAnsi="宋体" w:eastAsia="宋体" w:cs="宋体"/>
                 <w:b/>
                 <w:bCs/>
                 <w:spacing w:val="-5"/>
@@ -10521,7 +10555,7 @@
               <w:spacing w:before="197" w:line="219" w:lineRule="auto"/>
               <w:jc w:val="center"/>
               <w:rPr>
-                <w:rFonts w:ascii="宋体" w:eastAsia="宋体" w:hAnsi="宋体" w:cs="宋体" w:hint="eastAsia"/>
+                <w:rFonts w:hint="eastAsia" w:ascii="宋体" w:hAnsi="宋体" w:eastAsia="宋体" w:cs="宋体"/>
                 <w:sz w:val="24"/>
                 <w:szCs w:val="24"/>
                 <w:lang w:val="en-US" w:eastAsia="zh-CN"/>
@@ -10529,7 +10563,7 @@
             </w:pPr>
             <w:r>
               <w:rPr>
-                <w:rFonts w:ascii="宋体" w:eastAsia="宋体" w:hAnsi="宋体" w:cs="宋体" w:hint="eastAsia"/>
+                <w:rFonts w:hint="eastAsia" w:ascii="宋体" w:hAnsi="宋体" w:eastAsia="宋体" w:cs="宋体"/>
                 <w:b/>
                 <w:bCs/>
                 <w:spacing w:val="-5"/>
@@ -10544,9 +10578,14 @@
       </w:tr>
       <w:tr>
         <w:tblPrEx>
-          <w:tblW w:w="7937" w:type="dxa"/>
-          <w:tblInd w:w="2" w:type="dxa"/>
-          <w:tblLayout w:type="fixed"/>
+          <w:tblBorders>
+            <w:top w:val="single" w:color="000000" w:sz="2" w:space="0"/>
+            <w:left w:val="single" w:color="000000" w:sz="2" w:space="0"/>
+            <w:bottom w:val="single" w:color="000000" w:sz="2" w:space="0"/>
+            <w:right w:val="single" w:color="000000" w:sz="2" w:space="0"/>
+            <w:insideH w:val="single" w:color="000000" w:sz="2" w:space="0"/>
+            <w:insideV w:val="single" w:color="000000" w:sz="2" w:space="0"/>
+          </w:tblBorders>
           <w:tblCellMar>
             <w:top w:w="0" w:type="dxa"/>
             <w:left w:w="0" w:type="dxa"/>
@@ -10555,7 +10594,7 @@
           </w:tblCellMar>
         </w:tblPrEx>
         <w:trPr>
-          <w:trHeight w:val="445"/>
+          <w:trHeight w:val="445" w:hRule="atLeast"/>
         </w:trPr>
         <w:tc>
           <w:tcPr>
@@ -10574,7 +10613,7 @@
               <w:spacing w:before="100" w:line="241" w:lineRule="auto"/>
               <w:ind w:left="274"/>
               <w:rPr>
-                <w:rFonts w:ascii="宋体" w:eastAsia="宋体" w:hAnsi="宋体" w:cs="宋体"/>
+                <w:rFonts w:ascii="宋体" w:hAnsi="宋体" w:eastAsia="宋体" w:cs="宋体"/>
                 <w:b/>
                 <w:bCs/>
                 <w:sz w:val="24"/>
@@ -10583,7 +10622,7 @@
             </w:pPr>
             <w:r>
               <w:rPr>
-                <w:rFonts w:ascii="宋体" w:eastAsia="宋体" w:hAnsi="宋体" w:cs="宋体"/>
+                <w:rFonts w:ascii="宋体" w:hAnsi="宋体" w:eastAsia="宋体" w:cs="宋体"/>
                 <w:b/>
                 <w:bCs/>
                 <w:sz w:val="24"/>
@@ -10610,14 +10649,14 @@
               <w:spacing w:before="100"/>
               <w:ind w:left="204"/>
               <w:rPr>
-                <w:rFonts w:ascii="宋体" w:eastAsia="宋体" w:hAnsi="宋体" w:cs="宋体"/>
+                <w:rFonts w:ascii="宋体" w:hAnsi="宋体" w:eastAsia="宋体" w:cs="宋体"/>
                 <w:sz w:val="24"/>
                 <w:szCs w:val="24"/>
               </w:rPr>
             </w:pPr>
             <w:r>
               <w:rPr>
-                <w:rFonts w:ascii="宋体" w:eastAsia="宋体" w:hAnsi="宋体" w:cs="宋体"/>
+                <w:rFonts w:ascii="宋体" w:hAnsi="宋体" w:eastAsia="宋体" w:cs="宋体"/>
                 <w:spacing w:val="-2"/>
                 <w:sz w:val="24"/>
                 <w:szCs w:val="24"/>
@@ -10626,7 +10665,7 @@
             </w:r>
             <w:r>
               <w:rPr>
-                <w:rFonts w:ascii="宋体" w:eastAsia="宋体" w:hAnsi="宋体" w:cs="宋体" w:hint="eastAsia"/>
+                <w:rFonts w:hint="eastAsia" w:ascii="宋体" w:hAnsi="宋体" w:eastAsia="宋体" w:cs="宋体"/>
                 <w:spacing w:val="-2"/>
                 <w:sz w:val="24"/>
                 <w:szCs w:val="24"/>
@@ -10636,7 +10675,7 @@
             </w:r>
             <w:r>
               <w:rPr>
-                <w:rFonts w:ascii="宋体" w:eastAsia="宋体" w:hAnsi="宋体" w:cs="宋体"/>
+                <w:rFonts w:ascii="宋体" w:hAnsi="宋体" w:eastAsia="宋体" w:cs="宋体"/>
                 <w:spacing w:val="-2"/>
                 <w:sz w:val="24"/>
                 <w:szCs w:val="24"/>
@@ -10662,14 +10701,14 @@
               <w:spacing w:before="100" w:line="220" w:lineRule="auto"/>
               <w:ind w:left="120"/>
               <w:rPr>
-                <w:rFonts w:ascii="宋体" w:eastAsia="宋体" w:hAnsi="宋体" w:cs="宋体"/>
+                <w:rFonts w:ascii="宋体" w:hAnsi="宋体" w:eastAsia="宋体" w:cs="宋体"/>
                 <w:sz w:val="24"/>
                 <w:szCs w:val="24"/>
               </w:rPr>
             </w:pPr>
             <w:r>
               <w:rPr>
-                <w:rFonts w:ascii="宋体" w:eastAsia="宋体" w:hAnsi="宋体" w:cs="宋体"/>
+                <w:rFonts w:ascii="宋体" w:hAnsi="宋体" w:eastAsia="宋体" w:cs="宋体"/>
                 <w:spacing w:val="-3"/>
                 <w:sz w:val="24"/>
                 <w:szCs w:val="24"/>
@@ -10695,14 +10734,14 @@
               <w:spacing w:before="101" w:line="219" w:lineRule="auto"/>
               <w:jc w:val="center"/>
               <w:rPr>
-                <w:rFonts w:ascii="宋体" w:eastAsia="宋体" w:hAnsi="宋体" w:cs="宋体"/>
+                <w:rFonts w:ascii="宋体" w:hAnsi="宋体" w:eastAsia="宋体" w:cs="宋体"/>
                 <w:sz w:val="24"/>
                 <w:szCs w:val="24"/>
               </w:rPr>
             </w:pPr>
             <w:r>
               <w:rPr>
-                <w:rFonts w:ascii="宋体" w:eastAsia="宋体" w:hAnsi="宋体" w:cs="宋体"/>
+                <w:rFonts w:ascii="宋体" w:hAnsi="宋体" w:eastAsia="宋体" w:cs="宋体"/>
                 <w:spacing w:val="-5"/>
                 <w:sz w:val="24"/>
                 <w:szCs w:val="24"/>
@@ -10728,7 +10767,7 @@
               <w:spacing w:before="101" w:line="219" w:lineRule="auto"/>
               <w:jc w:val="center"/>
               <w:rPr>
-                <w:rFonts w:ascii="宋体" w:eastAsia="宋体" w:hAnsi="宋体" w:cs="宋体" w:hint="eastAsia"/>
+                <w:rFonts w:hint="eastAsia" w:ascii="宋体" w:hAnsi="宋体" w:eastAsia="宋体" w:cs="宋体"/>
                 <w:spacing w:val="-5"/>
                 <w:sz w:val="24"/>
                 <w:szCs w:val="24"/>
@@ -10737,7 +10776,7 @@
             </w:pPr>
             <w:r>
               <w:rPr>
-                <w:rFonts w:ascii="宋体" w:eastAsia="宋体" w:hAnsi="宋体" w:cs="宋体" w:hint="eastAsia"/>
+                <w:rFonts w:hint="eastAsia" w:ascii="宋体" w:hAnsi="宋体" w:eastAsia="宋体" w:cs="宋体"/>
                 <w:spacing w:val="-5"/>
                 <w:sz w:val="24"/>
                 <w:szCs w:val="24"/>
@@ -10764,7 +10803,7 @@
               <w:spacing w:before="101" w:line="219" w:lineRule="auto"/>
               <w:jc w:val="center"/>
               <w:rPr>
-                <w:rFonts w:ascii="宋体" w:eastAsia="宋体" w:hAnsi="宋体" w:cs="宋体" w:hint="eastAsia"/>
+                <w:rFonts w:hint="eastAsia" w:ascii="宋体" w:hAnsi="宋体" w:eastAsia="宋体" w:cs="宋体"/>
                 <w:spacing w:val="-5"/>
                 <w:sz w:val="24"/>
                 <w:szCs w:val="24"/>
@@ -10773,7 +10812,7 @@
             </w:pPr>
             <w:r>
               <w:rPr>
-                <w:rFonts w:ascii="宋体" w:eastAsia="宋体" w:hAnsi="宋体" w:cs="宋体" w:hint="eastAsia"/>
+                <w:rFonts w:hint="eastAsia" w:ascii="宋体" w:hAnsi="宋体" w:eastAsia="宋体" w:cs="宋体"/>
                 <w:spacing w:val="-5"/>
                 <w:sz w:val="24"/>
                 <w:szCs w:val="24"/>
@@ -10786,9 +10825,14 @@
       </w:tr>
       <w:tr>
         <w:tblPrEx>
-          <w:tblW w:w="7937" w:type="dxa"/>
-          <w:tblInd w:w="2" w:type="dxa"/>
-          <w:tblLayout w:type="fixed"/>
+          <w:tblBorders>
+            <w:top w:val="single" w:color="000000" w:sz="2" w:space="0"/>
+            <w:left w:val="single" w:color="000000" w:sz="2" w:space="0"/>
+            <w:bottom w:val="single" w:color="000000" w:sz="2" w:space="0"/>
+            <w:right w:val="single" w:color="000000" w:sz="2" w:space="0"/>
+            <w:insideH w:val="single" w:color="000000" w:sz="2" w:space="0"/>
+            <w:insideV w:val="single" w:color="000000" w:sz="2" w:space="0"/>
+          </w:tblBorders>
           <w:tblCellMar>
             <w:top w:w="0" w:type="dxa"/>
             <w:left w:w="0" w:type="dxa"/>
@@ -10797,7 +10841,7 @@
           </w:tblCellMar>
         </w:tblPrEx>
         <w:trPr>
-          <w:trHeight w:val="440"/>
+          <w:trHeight w:val="440" w:hRule="atLeast"/>
         </w:trPr>
         <w:tc>
           <w:tcPr>
@@ -10816,7 +10860,7 @@
               <w:spacing w:before="97" w:line="241" w:lineRule="auto"/>
               <w:ind w:left="259"/>
               <w:rPr>
-                <w:rFonts w:ascii="宋体" w:eastAsia="宋体" w:hAnsi="宋体" w:cs="宋体"/>
+                <w:rFonts w:ascii="宋体" w:hAnsi="宋体" w:eastAsia="宋体" w:cs="宋体"/>
                 <w:b/>
                 <w:bCs/>
                 <w:sz w:val="24"/>
@@ -10825,7 +10869,7 @@
             </w:pPr>
             <w:r>
               <w:rPr>
-                <w:rFonts w:ascii="宋体" w:eastAsia="宋体" w:hAnsi="宋体" w:cs="宋体"/>
+                <w:rFonts w:ascii="宋体" w:hAnsi="宋体" w:eastAsia="宋体" w:cs="宋体"/>
                 <w:b/>
                 <w:bCs/>
                 <w:sz w:val="24"/>
@@ -10852,14 +10896,14 @@
               <w:spacing w:before="96"/>
               <w:ind w:left="204"/>
               <w:rPr>
-                <w:rFonts w:ascii="宋体" w:eastAsia="宋体" w:hAnsi="宋体" w:cs="宋体"/>
+                <w:rFonts w:ascii="宋体" w:hAnsi="宋体" w:eastAsia="宋体" w:cs="宋体"/>
                 <w:sz w:val="24"/>
                 <w:szCs w:val="24"/>
               </w:rPr>
             </w:pPr>
             <w:r>
               <w:rPr>
-                <w:rFonts w:ascii="宋体" w:eastAsia="宋体" w:hAnsi="宋体" w:cs="宋体"/>
+                <w:rFonts w:ascii="宋体" w:hAnsi="宋体" w:eastAsia="宋体" w:cs="宋体"/>
                 <w:spacing w:val="-2"/>
                 <w:sz w:val="24"/>
                 <w:szCs w:val="24"/>
@@ -10868,7 +10912,7 @@
             </w:r>
             <w:r>
               <w:rPr>
-                <w:rFonts w:ascii="宋体" w:eastAsia="宋体" w:hAnsi="宋体" w:cs="宋体" w:hint="eastAsia"/>
+                <w:rFonts w:hint="eastAsia" w:ascii="宋体" w:hAnsi="宋体" w:eastAsia="宋体" w:cs="宋体"/>
                 <w:spacing w:val="-2"/>
                 <w:sz w:val="24"/>
                 <w:szCs w:val="24"/>
@@ -10878,7 +10922,7 @@
             </w:r>
             <w:r>
               <w:rPr>
-                <w:rFonts w:ascii="宋体" w:eastAsia="宋体" w:hAnsi="宋体" w:cs="宋体"/>
+                <w:rFonts w:ascii="宋体" w:hAnsi="宋体" w:eastAsia="宋体" w:cs="宋体"/>
                 <w:spacing w:val="-2"/>
                 <w:sz w:val="24"/>
                 <w:szCs w:val="24"/>
@@ -10904,14 +10948,14 @@
               <w:spacing w:before="97" w:line="219" w:lineRule="auto"/>
               <w:ind w:left="112"/>
               <w:rPr>
-                <w:rFonts w:ascii="宋体" w:eastAsia="宋体" w:hAnsi="宋体" w:cs="宋体"/>
+                <w:rFonts w:ascii="宋体" w:hAnsi="宋体" w:eastAsia="宋体" w:cs="宋体"/>
                 <w:sz w:val="24"/>
                 <w:szCs w:val="24"/>
               </w:rPr>
             </w:pPr>
             <w:r>
               <w:rPr>
-                <w:rFonts w:ascii="宋体" w:eastAsia="宋体" w:hAnsi="宋体" w:cs="宋体"/>
+                <w:rFonts w:ascii="宋体" w:hAnsi="宋体" w:eastAsia="宋体" w:cs="宋体"/>
                 <w:spacing w:val="-2"/>
                 <w:sz w:val="24"/>
                 <w:szCs w:val="24"/>
@@ -10937,14 +10981,14 @@
               <w:spacing w:before="97" w:line="219" w:lineRule="auto"/>
               <w:jc w:val="center"/>
               <w:rPr>
-                <w:rFonts w:ascii="宋体" w:eastAsia="宋体" w:hAnsi="宋体" w:cs="宋体"/>
+                <w:rFonts w:ascii="宋体" w:hAnsi="宋体" w:eastAsia="宋体" w:cs="宋体"/>
                 <w:sz w:val="24"/>
                 <w:szCs w:val="24"/>
               </w:rPr>
             </w:pPr>
             <w:r>
               <w:rPr>
-                <w:rFonts w:ascii="宋体" w:eastAsia="宋体" w:hAnsi="宋体" w:cs="宋体"/>
+                <w:rFonts w:ascii="宋体" w:hAnsi="宋体" w:eastAsia="宋体" w:cs="宋体"/>
                 <w:spacing w:val="-5"/>
                 <w:sz w:val="24"/>
                 <w:szCs w:val="24"/>
@@ -10970,7 +11014,7 @@
               <w:spacing w:before="101" w:line="219" w:lineRule="auto"/>
               <w:jc w:val="center"/>
               <w:rPr>
-                <w:rFonts w:ascii="宋体" w:eastAsia="宋体" w:hAnsi="宋体" w:cs="宋体" w:hint="eastAsia"/>
+                <w:rFonts w:hint="eastAsia" w:ascii="宋体" w:hAnsi="宋体" w:eastAsia="宋体" w:cs="宋体"/>
                 <w:spacing w:val="-5"/>
                 <w:sz w:val="24"/>
                 <w:szCs w:val="24"/>
@@ -10979,7 +11023,7 @@
             </w:pPr>
             <w:r>
               <w:rPr>
-                <w:rFonts w:ascii="宋体" w:eastAsia="宋体" w:hAnsi="宋体" w:cs="宋体" w:hint="eastAsia"/>
+                <w:rFonts w:hint="eastAsia" w:ascii="宋体" w:hAnsi="宋体" w:eastAsia="宋体" w:cs="宋体"/>
                 <w:spacing w:val="-5"/>
                 <w:sz w:val="24"/>
                 <w:szCs w:val="24"/>
@@ -11006,7 +11050,7 @@
               <w:spacing w:before="101" w:line="219" w:lineRule="auto"/>
               <w:jc w:val="center"/>
               <w:rPr>
-                <w:rFonts w:ascii="宋体" w:eastAsia="宋体" w:hAnsi="宋体" w:cs="宋体" w:hint="eastAsia"/>
+                <w:rFonts w:hint="eastAsia" w:ascii="宋体" w:hAnsi="宋体" w:eastAsia="宋体" w:cs="宋体"/>
                 <w:spacing w:val="-5"/>
                 <w:sz w:val="24"/>
                 <w:szCs w:val="24"/>
@@ -11015,7 +11059,7 @@
             </w:pPr>
             <w:r>
               <w:rPr>
-                <w:rFonts w:ascii="宋体" w:eastAsia="宋体" w:hAnsi="宋体" w:cs="宋体" w:hint="eastAsia"/>
+                <w:rFonts w:hint="eastAsia" w:ascii="宋体" w:hAnsi="宋体" w:eastAsia="宋体" w:cs="宋体"/>
                 <w:spacing w:val="-5"/>
                 <w:sz w:val="24"/>
                 <w:szCs w:val="24"/>
@@ -11028,9 +11072,14 @@
       </w:tr>
       <w:tr>
         <w:tblPrEx>
-          <w:tblW w:w="7937" w:type="dxa"/>
-          <w:tblInd w:w="2" w:type="dxa"/>
-          <w:tblLayout w:type="fixed"/>
+          <w:tblBorders>
+            <w:top w:val="single" w:color="000000" w:sz="2" w:space="0"/>
+            <w:left w:val="single" w:color="000000" w:sz="2" w:space="0"/>
+            <w:bottom w:val="single" w:color="000000" w:sz="2" w:space="0"/>
+            <w:right w:val="single" w:color="000000" w:sz="2" w:space="0"/>
+            <w:insideH w:val="single" w:color="000000" w:sz="2" w:space="0"/>
+            <w:insideV w:val="single" w:color="000000" w:sz="2" w:space="0"/>
+          </w:tblBorders>
           <w:tblCellMar>
             <w:top w:w="0" w:type="dxa"/>
             <w:left w:w="0" w:type="dxa"/>
@@ -11039,7 +11088,7 @@
           </w:tblCellMar>
         </w:tblPrEx>
         <w:trPr>
-          <w:trHeight w:val="339"/>
+          <w:trHeight w:val="339" w:hRule="atLeast"/>
         </w:trPr>
         <w:tc>
           <w:tcPr>
@@ -11058,7 +11107,7 @@
               <w:spacing w:before="98"/>
               <w:ind w:left="261"/>
               <w:rPr>
-                <w:rFonts w:ascii="宋体" w:eastAsia="宋体" w:hAnsi="宋体" w:cs="宋体"/>
+                <w:rFonts w:ascii="宋体" w:hAnsi="宋体" w:eastAsia="宋体" w:cs="宋体"/>
                 <w:b/>
                 <w:bCs/>
                 <w:sz w:val="24"/>
@@ -11067,7 +11116,7 @@
             </w:pPr>
             <w:r>
               <w:rPr>
-                <w:rFonts w:ascii="宋体" w:eastAsia="宋体" w:hAnsi="宋体" w:cs="宋体"/>
+                <w:rFonts w:ascii="宋体" w:hAnsi="宋体" w:eastAsia="宋体" w:cs="宋体"/>
                 <w:b/>
                 <w:bCs/>
                 <w:sz w:val="24"/>
@@ -11094,14 +11143,14 @@
               <w:spacing w:before="98"/>
               <w:ind w:left="204"/>
               <w:rPr>
-                <w:rFonts w:ascii="宋体" w:eastAsia="宋体" w:hAnsi="宋体" w:cs="宋体"/>
+                <w:rFonts w:ascii="宋体" w:hAnsi="宋体" w:eastAsia="宋体" w:cs="宋体"/>
                 <w:sz w:val="24"/>
                 <w:szCs w:val="24"/>
               </w:rPr>
             </w:pPr>
             <w:r>
               <w:rPr>
-                <w:rFonts w:ascii="宋体" w:eastAsia="宋体" w:hAnsi="宋体" w:cs="宋体"/>
+                <w:rFonts w:ascii="宋体" w:hAnsi="宋体" w:eastAsia="宋体" w:cs="宋体"/>
                 <w:spacing w:val="-2"/>
                 <w:sz w:val="24"/>
                 <w:szCs w:val="24"/>
@@ -11110,7 +11159,7 @@
             </w:r>
             <w:r>
               <w:rPr>
-                <w:rFonts w:ascii="宋体" w:eastAsia="宋体" w:hAnsi="宋体" w:cs="宋体" w:hint="eastAsia"/>
+                <w:rFonts w:hint="eastAsia" w:ascii="宋体" w:hAnsi="宋体" w:eastAsia="宋体" w:cs="宋体"/>
                 <w:spacing w:val="-2"/>
                 <w:sz w:val="24"/>
                 <w:szCs w:val="24"/>
@@ -11120,7 +11169,7 @@
             </w:r>
             <w:r>
               <w:rPr>
-                <w:rFonts w:ascii="宋体" w:eastAsia="宋体" w:hAnsi="宋体" w:cs="宋体"/>
+                <w:rFonts w:ascii="宋体" w:hAnsi="宋体" w:eastAsia="宋体" w:cs="宋体"/>
                 <w:spacing w:val="-2"/>
                 <w:sz w:val="24"/>
                 <w:szCs w:val="24"/>
@@ -11146,14 +11195,14 @@
               <w:spacing w:before="98" w:line="220" w:lineRule="auto"/>
               <w:ind w:left="112"/>
               <w:rPr>
-                <w:rFonts w:ascii="宋体" w:eastAsia="宋体" w:hAnsi="宋体" w:cs="宋体"/>
+                <w:rFonts w:ascii="宋体" w:hAnsi="宋体" w:eastAsia="宋体" w:cs="宋体"/>
                 <w:sz w:val="24"/>
                 <w:szCs w:val="24"/>
               </w:rPr>
             </w:pPr>
             <w:r>
               <w:rPr>
-                <w:rFonts w:ascii="宋体" w:eastAsia="宋体" w:hAnsi="宋体" w:cs="宋体"/>
+                <w:rFonts w:ascii="宋体" w:hAnsi="宋体" w:eastAsia="宋体" w:cs="宋体"/>
                 <w:spacing w:val="-3"/>
                 <w:sz w:val="24"/>
                 <w:szCs w:val="24"/>
@@ -11179,14 +11228,14 @@
               <w:spacing w:before="99" w:line="219" w:lineRule="auto"/>
               <w:jc w:val="center"/>
               <w:rPr>
-                <w:rFonts w:ascii="宋体" w:eastAsia="宋体" w:hAnsi="宋体" w:cs="宋体"/>
+                <w:rFonts w:ascii="宋体" w:hAnsi="宋体" w:eastAsia="宋体" w:cs="宋体"/>
                 <w:sz w:val="24"/>
                 <w:szCs w:val="24"/>
               </w:rPr>
             </w:pPr>
             <w:r>
               <w:rPr>
-                <w:rFonts w:ascii="宋体" w:eastAsia="宋体" w:hAnsi="宋体" w:cs="宋体"/>
+                <w:rFonts w:ascii="宋体" w:hAnsi="宋体" w:eastAsia="宋体" w:cs="宋体"/>
                 <w:spacing w:val="-5"/>
                 <w:sz w:val="24"/>
                 <w:szCs w:val="24"/>
@@ -11212,7 +11261,7 @@
               <w:spacing w:before="101" w:line="219" w:lineRule="auto"/>
               <w:jc w:val="center"/>
               <w:rPr>
-                <w:rFonts w:ascii="宋体" w:eastAsia="宋体" w:hAnsi="宋体" w:cs="宋体" w:hint="eastAsia"/>
+                <w:rFonts w:hint="eastAsia" w:ascii="宋体" w:hAnsi="宋体" w:eastAsia="宋体" w:cs="宋体"/>
                 <w:spacing w:val="-5"/>
                 <w:sz w:val="24"/>
                 <w:szCs w:val="24"/>
@@ -11221,7 +11270,7 @@
             </w:pPr>
             <w:r>
               <w:rPr>
-                <w:rFonts w:ascii="宋体" w:eastAsia="宋体" w:hAnsi="宋体" w:cs="宋体" w:hint="eastAsia"/>
+                <w:rFonts w:hint="eastAsia" w:ascii="宋体" w:hAnsi="宋体" w:eastAsia="宋体" w:cs="宋体"/>
                 <w:spacing w:val="-5"/>
                 <w:sz w:val="24"/>
                 <w:szCs w:val="24"/>
@@ -11248,7 +11297,7 @@
               <w:spacing w:before="101" w:line="219" w:lineRule="auto"/>
               <w:jc w:val="center"/>
               <w:rPr>
-                <w:rFonts w:ascii="宋体" w:eastAsia="宋体" w:hAnsi="宋体" w:cs="宋体" w:hint="eastAsia"/>
+                <w:rFonts w:hint="eastAsia" w:ascii="宋体" w:hAnsi="宋体" w:eastAsia="宋体" w:cs="宋体"/>
                 <w:spacing w:val="-5"/>
                 <w:sz w:val="24"/>
                 <w:szCs w:val="24"/>
@@ -11257,7 +11306,7 @@
             </w:pPr>
             <w:r>
               <w:rPr>
-                <w:rFonts w:ascii="宋体" w:eastAsia="宋体" w:hAnsi="宋体" w:cs="宋体" w:hint="eastAsia"/>
+                <w:rFonts w:hint="eastAsia" w:ascii="宋体" w:hAnsi="宋体" w:eastAsia="宋体" w:cs="宋体"/>
                 <w:spacing w:val="-5"/>
                 <w:sz w:val="24"/>
                 <w:szCs w:val="24"/>
@@ -11270,9 +11319,14 @@
       </w:tr>
       <w:tr>
         <w:tblPrEx>
-          <w:tblW w:w="7937" w:type="dxa"/>
-          <w:tblInd w:w="2" w:type="dxa"/>
-          <w:tblLayout w:type="fixed"/>
+          <w:tblBorders>
+            <w:top w:val="single" w:color="000000" w:sz="2" w:space="0"/>
+            <w:left w:val="single" w:color="000000" w:sz="2" w:space="0"/>
+            <w:bottom w:val="single" w:color="000000" w:sz="2" w:space="0"/>
+            <w:right w:val="single" w:color="000000" w:sz="2" w:space="0"/>
+            <w:insideH w:val="single" w:color="000000" w:sz="2" w:space="0"/>
+            <w:insideV w:val="single" w:color="000000" w:sz="2" w:space="0"/>
+          </w:tblBorders>
           <w:tblCellMar>
             <w:top w:w="0" w:type="dxa"/>
             <w:left w:w="0" w:type="dxa"/>
@@ -11281,7 +11335,7 @@
           </w:tblCellMar>
         </w:tblPrEx>
         <w:trPr>
-          <w:trHeight w:val="370"/>
+          <w:trHeight w:val="370" w:hRule="atLeast"/>
         </w:trPr>
         <w:tc>
           <w:tcPr>
@@ -11300,7 +11354,7 @@
               <w:spacing w:before="119" w:line="241" w:lineRule="auto"/>
               <w:ind w:left="255"/>
               <w:rPr>
-                <w:rFonts w:ascii="宋体" w:eastAsia="宋体" w:hAnsi="宋体" w:cs="宋体"/>
+                <w:rFonts w:ascii="宋体" w:hAnsi="宋体" w:eastAsia="宋体" w:cs="宋体"/>
                 <w:b/>
                 <w:bCs/>
                 <w:sz w:val="24"/>
@@ -11309,7 +11363,7 @@
             </w:pPr>
             <w:r>
               <w:rPr>
-                <w:rFonts w:ascii="宋体" w:eastAsia="宋体" w:hAnsi="宋体" w:cs="宋体"/>
+                <w:rFonts w:ascii="宋体" w:hAnsi="宋体" w:eastAsia="宋体" w:cs="宋体"/>
                 <w:b/>
                 <w:bCs/>
                 <w:sz w:val="24"/>
@@ -11336,14 +11390,14 @@
               <w:spacing w:before="118"/>
               <w:ind w:left="204"/>
               <w:rPr>
-                <w:rFonts w:ascii="宋体" w:eastAsia="宋体" w:hAnsi="宋体" w:cs="宋体"/>
+                <w:rFonts w:ascii="宋体" w:hAnsi="宋体" w:eastAsia="宋体" w:cs="宋体"/>
                 <w:sz w:val="24"/>
                 <w:szCs w:val="24"/>
               </w:rPr>
             </w:pPr>
             <w:r>
               <w:rPr>
-                <w:rFonts w:ascii="宋体" w:eastAsia="宋体" w:hAnsi="宋体" w:cs="宋体"/>
+                <w:rFonts w:ascii="宋体" w:hAnsi="宋体" w:eastAsia="宋体" w:cs="宋体"/>
                 <w:spacing w:val="-2"/>
                 <w:sz w:val="24"/>
                 <w:szCs w:val="24"/>
@@ -11352,7 +11406,7 @@
             </w:r>
             <w:r>
               <w:rPr>
-                <w:rFonts w:ascii="宋体" w:eastAsia="宋体" w:hAnsi="宋体" w:cs="宋体" w:hint="eastAsia"/>
+                <w:rFonts w:hint="eastAsia" w:ascii="宋体" w:hAnsi="宋体" w:eastAsia="宋体" w:cs="宋体"/>
                 <w:spacing w:val="-2"/>
                 <w:sz w:val="24"/>
                 <w:szCs w:val="24"/>
@@ -11362,7 +11416,7 @@
             </w:r>
             <w:r>
               <w:rPr>
-                <w:rFonts w:ascii="宋体" w:eastAsia="宋体" w:hAnsi="宋体" w:cs="宋体"/>
+                <w:rFonts w:ascii="宋体" w:hAnsi="宋体" w:eastAsia="宋体" w:cs="宋体"/>
                 <w:spacing w:val="-2"/>
                 <w:sz w:val="24"/>
                 <w:szCs w:val="24"/>
@@ -11388,14 +11442,14 @@
               <w:spacing w:before="119" w:line="218" w:lineRule="auto"/>
               <w:ind w:left="112"/>
               <w:rPr>
-                <w:rFonts w:ascii="宋体" w:eastAsia="宋体" w:hAnsi="宋体" w:cs="宋体"/>
+                <w:rFonts w:ascii="宋体" w:hAnsi="宋体" w:eastAsia="宋体" w:cs="宋体"/>
                 <w:sz w:val="24"/>
                 <w:szCs w:val="24"/>
               </w:rPr>
             </w:pPr>
             <w:r>
               <w:rPr>
-                <w:rFonts w:ascii="宋体" w:eastAsia="宋体" w:hAnsi="宋体" w:cs="宋体"/>
+                <w:rFonts w:ascii="宋体" w:hAnsi="宋体" w:eastAsia="宋体" w:cs="宋体"/>
                 <w:spacing w:val="-2"/>
                 <w:sz w:val="24"/>
                 <w:szCs w:val="24"/>
@@ -11421,14 +11475,14 @@
               <w:spacing w:before="119" w:line="219" w:lineRule="auto"/>
               <w:jc w:val="center"/>
               <w:rPr>
-                <w:rFonts w:ascii="宋体" w:eastAsia="宋体" w:hAnsi="宋体" w:cs="宋体"/>
+                <w:rFonts w:ascii="宋体" w:hAnsi="宋体" w:eastAsia="宋体" w:cs="宋体"/>
                 <w:sz w:val="24"/>
                 <w:szCs w:val="24"/>
               </w:rPr>
             </w:pPr>
             <w:r>
               <w:rPr>
-                <w:rFonts w:ascii="宋体" w:eastAsia="宋体" w:hAnsi="宋体" w:cs="宋体"/>
+                <w:rFonts w:ascii="宋体" w:hAnsi="宋体" w:eastAsia="宋体" w:cs="宋体"/>
                 <w:spacing w:val="-5"/>
                 <w:sz w:val="24"/>
                 <w:szCs w:val="24"/>
@@ -11454,7 +11508,7 @@
               <w:spacing w:before="101" w:line="219" w:lineRule="auto"/>
               <w:jc w:val="center"/>
               <w:rPr>
-                <w:rFonts w:ascii="宋体" w:eastAsia="宋体" w:hAnsi="宋体" w:cs="宋体" w:hint="eastAsia"/>
+                <w:rFonts w:hint="eastAsia" w:ascii="宋体" w:hAnsi="宋体" w:eastAsia="宋体" w:cs="宋体"/>
                 <w:spacing w:val="-5"/>
                 <w:sz w:val="24"/>
                 <w:szCs w:val="24"/>
@@ -11463,7 +11517,7 @@
             </w:pPr>
             <w:r>
               <w:rPr>
-                <w:rFonts w:ascii="宋体" w:eastAsia="宋体" w:hAnsi="宋体" w:cs="宋体" w:hint="eastAsia"/>
+                <w:rFonts w:hint="eastAsia" w:ascii="宋体" w:hAnsi="宋体" w:eastAsia="宋体" w:cs="宋体"/>
                 <w:spacing w:val="-5"/>
                 <w:sz w:val="24"/>
                 <w:szCs w:val="24"/>
@@ -11490,7 +11544,7 @@
               <w:spacing w:before="101" w:line="219" w:lineRule="auto"/>
               <w:jc w:val="center"/>
               <w:rPr>
-                <w:rFonts w:ascii="宋体" w:eastAsia="宋体" w:hAnsi="宋体" w:cs="宋体" w:hint="eastAsia"/>
+                <w:rFonts w:hint="eastAsia" w:ascii="宋体" w:hAnsi="宋体" w:eastAsia="宋体" w:cs="宋体"/>
                 <w:spacing w:val="-5"/>
                 <w:sz w:val="24"/>
                 <w:szCs w:val="24"/>
@@ -11499,7 +11553,7 @@
             </w:pPr>
             <w:r>
               <w:rPr>
-                <w:rFonts w:ascii="宋体" w:eastAsia="宋体" w:hAnsi="宋体" w:cs="宋体" w:hint="eastAsia"/>
+                <w:rFonts w:hint="eastAsia" w:ascii="宋体" w:hAnsi="宋体" w:eastAsia="宋体" w:cs="宋体"/>
                 <w:spacing w:val="-5"/>
                 <w:sz w:val="24"/>
                 <w:szCs w:val="24"/>
@@ -11513,7 +11567,7 @@
     </w:tbl>
     <w:p>
       <w:pPr>
-        <w:pStyle w:val="BodyText"/>
+        <w:pStyle w:val="13"/>
         <w:keepNext w:val="0"/>
         <w:keepLines w:val="0"/>
         <w:pageBreakBefore w:val="0"/>
@@ -11525,33 +11579,83 @@
       </w:pPr>
     </w:p>
     <w:sectPr>
-      <w:headerReference w:type="default" r:id="rId4"/>
+      <w:headerReference r:id="rId5" w:type="default"/>
       <w:pgSz w:w="11906" w:h="16838"/>
       <w:pgMar w:top="1417" w:right="1800" w:bottom="1440" w:left="1800" w:header="1140" w:footer="992" w:gutter="0"/>
-      <w:cols w:num="1" w:space="425"/>
+      <w:cols w:space="425" w:num="1"/>
       <w:docGrid w:type="lines" w:linePitch="312" w:charSpace="0"/>
     </w:sectPr>
   </w:body>
 </w:document>
 </file>
 
+<file path=word/endnotes.xml><?xml version="1.0" encoding="utf-8"?>
+<w:endnotes xmlns:wpc="http://schemas.microsoft.com/office/word/2010/wordprocessingCanvas" xmlns:mc="http://schemas.openxmlformats.org/markup-compatibility/2006" xmlns:o="urn:schemas-microsoft-com:office:office" xmlns:r="http://schemas.openxmlformats.org/officeDocument/2006/relationships" xmlns:m="http://schemas.openxmlformats.org/officeDocument/2006/math" xmlns:v="urn:schemas-microsoft-com:vml" xmlns:wp14="http://schemas.microsoft.com/office/word/2010/wordprocessingDrawing" xmlns:wp="http://schemas.openxmlformats.org/drawingml/2006/wordprocessingDrawing" xmlns:w="http://schemas.openxmlformats.org/wordprocessingml/2006/main" xmlns:w14="http://schemas.microsoft.com/office/word/2010/wordml" xmlns:w15="http://schemas.microsoft.com/office/word/2012/wordml" xmlns:w10="urn:schemas-microsoft-com:office:word" xmlns:wpg="http://schemas.microsoft.com/office/word/2010/wordprocessingGroup" xmlns:wpi="http://schemas.microsoft.com/office/word/2010/wordprocessingInk" xmlns:wne="http://schemas.microsoft.com/office/word/2006/wordml" xmlns:wps="http://schemas.microsoft.com/office/word/2010/wordprocessingShape" xmlns:wpsCustomData="http://www.wps.cn/officeDocument/2013/wpsCustomData" mc:Ignorable="w14 w15 wp14">
+  <w:endnote w:type="separator" w:id="0">
+    <w:p>
+      <w:pPr>
+        <w:spacing w:line="240" w:lineRule="auto"/>
+      </w:pPr>
+      <w:r>
+        <w:separator/>
+      </w:r>
+    </w:p>
+  </w:endnote>
+  <w:endnote w:type="continuationSeparator" w:id="1">
+    <w:p>
+      <w:pPr>
+        <w:spacing w:line="240" w:lineRule="auto"/>
+      </w:pPr>
+      <w:r>
+        <w:continuationSeparator/>
+      </w:r>
+    </w:p>
+  </w:endnote>
+</w:endnotes>
+</file>
+
+<file path=word/footnotes.xml><?xml version="1.0" encoding="utf-8"?>
+<w:footnotes xmlns:wpc="http://schemas.microsoft.com/office/word/2010/wordprocessingCanvas" xmlns:mc="http://schemas.openxmlformats.org/markup-compatibility/2006" xmlns:o="urn:schemas-microsoft-com:office:office" xmlns:r="http://schemas.openxmlformats.org/officeDocument/2006/relationships" xmlns:m="http://schemas.openxmlformats.org/officeDocument/2006/math" xmlns:v="urn:schemas-microsoft-com:vml" xmlns:wp14="http://schemas.microsoft.com/office/word/2010/wordprocessingDrawing" xmlns:wp="http://schemas.openxmlformats.org/drawingml/2006/wordprocessingDrawing" xmlns:w="http://schemas.openxmlformats.org/wordprocessingml/2006/main" xmlns:w14="http://schemas.microsoft.com/office/word/2010/wordml" xmlns:w15="http://schemas.microsoft.com/office/word/2012/wordml" xmlns:w10="urn:schemas-microsoft-com:office:word" xmlns:wpg="http://schemas.microsoft.com/office/word/2010/wordprocessingGroup" xmlns:wpi="http://schemas.microsoft.com/office/word/2010/wordprocessingInk" xmlns:wne="http://schemas.microsoft.com/office/word/2006/wordml" xmlns:wps="http://schemas.microsoft.com/office/word/2010/wordprocessingShape" xmlns:wpsCustomData="http://www.wps.cn/officeDocument/2013/wpsCustomData" mc:Ignorable="w14 w15 wp14">
+  <w:footnote w:type="separator" w:id="0">
+    <w:p>
+      <w:pPr>
+        <w:spacing w:line="360" w:lineRule="auto"/>
+      </w:pPr>
+      <w:r>
+        <w:separator/>
+      </w:r>
+    </w:p>
+  </w:footnote>
+  <w:footnote w:type="continuationSeparator" w:id="1">
+    <w:p>
+      <w:pPr>
+        <w:spacing w:line="360" w:lineRule="auto"/>
+      </w:pPr>
+      <w:r>
+        <w:continuationSeparator/>
+      </w:r>
+    </w:p>
+  </w:footnote>
+</w:footnotes>
+</file>
+
 <file path=word/header1.xml><?xml version="1.0" encoding="utf-8"?>
-<w:hdr xmlns:wpc="http://schemas.microsoft.com/office/word/2010/wordprocessingCanvas" xmlns:mc="http://schemas.openxmlformats.org/markup-compatibility/2006" xmlns:o="urn:schemas-microsoft-com:office:office" xmlns:r="http://schemas.openxmlformats.org/officeDocument/2006/relationships" xmlns:m="http://schemas.openxmlformats.org/officeDocument/2006/math" xmlns:v="urn:schemas-microsoft-com:vml" xmlns:wp14="http://schemas.microsoft.com/office/word/2010/wordprocessingDrawing" xmlns:wp="http://schemas.openxmlformats.org/drawingml/2006/wordprocessingDrawing" xmlns:w10="urn:schemas-microsoft-com:office:word" xmlns:w="http://schemas.openxmlformats.org/wordprocessingml/2006/main" xmlns:w14="http://schemas.microsoft.com/office/word/2010/wordml" xmlns:w15="http://schemas.microsoft.com/office/word/2012/wordml" xmlns:wne="http://schemas.microsoft.com/office/word/2006/wordml" xmlns:wpg="http://schemas.microsoft.com/office/word/2010/wordprocessingGroup" xmlns:wpi="http://schemas.microsoft.com/office/word/2010/wordprocessingInk" xmlns:wps="http://schemas.microsoft.com/office/word/2010/wordprocessingShape" mc:Ignorable="w14 w15 wp14">
+<w:hdr xmlns:wpc="http://schemas.microsoft.com/office/word/2010/wordprocessingCanvas" xmlns:mc="http://schemas.openxmlformats.org/markup-compatibility/2006" xmlns:o="urn:schemas-microsoft-com:office:office" xmlns:r="http://schemas.openxmlformats.org/officeDocument/2006/relationships" xmlns:m="http://schemas.openxmlformats.org/officeDocument/2006/math" xmlns:v="urn:schemas-microsoft-com:vml" xmlns:wp14="http://schemas.microsoft.com/office/word/2010/wordprocessingDrawing" xmlns:wp="http://schemas.openxmlformats.org/drawingml/2006/wordprocessingDrawing" xmlns:w10="urn:schemas-microsoft-com:office:word" xmlns:w="http://schemas.openxmlformats.org/wordprocessingml/2006/main" xmlns:w14="http://schemas.microsoft.com/office/word/2010/wordml" xmlns:w15="http://schemas.microsoft.com/office/word/2012/wordml" xmlns:wpg="http://schemas.microsoft.com/office/word/2010/wordprocessingGroup" xmlns:wpi="http://schemas.microsoft.com/office/word/2010/wordprocessingInk" xmlns:wne="http://schemas.microsoft.com/office/word/2006/wordml" xmlns:wps="http://schemas.microsoft.com/office/word/2010/wordprocessingShape" xmlns:wpsCustomData="http://www.wps.cn/officeDocument/2013/wpsCustomData" mc:Ignorable="w14 w15 wp14">
   <w:p>
     <w:pPr>
-      <w:pStyle w:val="Header"/>
+      <w:pStyle w:val="16"/>
       <w:pBdr>
-        <w:bottom w:val="single" w:sz="4" w:space="1" w:color="auto"/>
+        <w:bottom w:val="single" w:color="auto" w:sz="4" w:space="1"/>
       </w:pBdr>
       <w:jc w:val="right"/>
       <w:rPr>
-        <w:rFonts w:eastAsiaTheme="minorEastAsia" w:hint="eastAsia"/>
+        <w:rFonts w:hint="eastAsia" w:eastAsiaTheme="minorEastAsia"/>
         <w:lang w:eastAsia="zh-CN"/>
       </w:rPr>
     </w:pPr>
     <w:r>
       <w:rPr>
-        <w:rFonts w:eastAsiaTheme="minorEastAsia" w:hint="eastAsia"/>
+        <w:rFonts w:hint="eastAsia" w:eastAsiaTheme="minorEastAsia"/>
         <w:lang w:eastAsia="zh-CN"/>
       </w:rPr>
       <w:t>天津通海信息技术有限公司</w:t>
@@ -11561,15 +11665,15 @@
 </file>
 
 <file path=word/numbering.xml><?xml version="1.0" encoding="utf-8"?>
-<w:numbering xmlns:wpc="http://schemas.microsoft.com/office/word/2010/wordprocessingCanvas" xmlns:mc="http://schemas.openxmlformats.org/markup-compatibility/2006" xmlns:o="urn:schemas-microsoft-com:office:office" xmlns:r="http://schemas.openxmlformats.org/officeDocument/2006/relationships" xmlns:m="http://schemas.openxmlformats.org/officeDocument/2006/math" xmlns:v="urn:schemas-microsoft-com:vml" xmlns:wp14="http://schemas.microsoft.com/office/word/2010/wordprocessingDrawing" xmlns:wp="http://schemas.openxmlformats.org/drawingml/2006/wordprocessingDrawing" xmlns:w10="urn:schemas-microsoft-com:office:word" xmlns:w="http://schemas.openxmlformats.org/wordprocessingml/2006/main" xmlns:w14="http://schemas.microsoft.com/office/word/2010/wordml" xmlns:w15="http://schemas.microsoft.com/office/word/2012/wordml" xmlns:wne="http://schemas.microsoft.com/office/word/2006/wordml" xmlns:wpg="http://schemas.microsoft.com/office/word/2010/wordprocessingGroup" xmlns:wpi="http://schemas.microsoft.com/office/word/2010/wordprocessingInk" xmlns:wps="http://schemas.microsoft.com/office/word/2010/wordprocessingShape" mc:Ignorable="w14 w15 wp14">
+<w:numbering xmlns:wpc="http://schemas.microsoft.com/office/word/2010/wordprocessingCanvas" xmlns:mc="http://schemas.openxmlformats.org/markup-compatibility/2006" xmlns:o="urn:schemas-microsoft-com:office:office" xmlns:r="http://schemas.openxmlformats.org/officeDocument/2006/relationships" xmlns:m="http://schemas.openxmlformats.org/officeDocument/2006/math" xmlns:v="urn:schemas-microsoft-com:vml" xmlns:wp14="http://schemas.microsoft.com/office/word/2010/wordprocessingDrawing" xmlns:wp="http://schemas.openxmlformats.org/drawingml/2006/wordprocessingDrawing" xmlns:w10="urn:schemas-microsoft-com:office:word" xmlns:w="http://schemas.openxmlformats.org/wordprocessingml/2006/main" xmlns:w14="http://schemas.microsoft.com/office/word/2010/wordml" xmlns:wpg="http://schemas.microsoft.com/office/word/2010/wordprocessingGroup" xmlns:wpi="http://schemas.microsoft.com/office/word/2010/wordprocessingInk" xmlns:wne="http://schemas.microsoft.com/office/word/2006/wordml" xmlns:wps="http://schemas.microsoft.com/office/word/2010/wordprocessingShape" xmlns:wpsCustomData="http://www.wps.cn/officeDocument/2013/wpsCustomData" mc:Ignorable="w14 wp14">
   <w:abstractNum w:abstractNumId="0">
     <w:nsid w:val="8E964DCE"/>
     <w:multiLevelType w:val="multilevel"/>
     <w:tmpl w:val="8E964DCE"/>
-    <w:lvl w:ilvl="0">
+    <w:lvl w:ilvl="0" w:tentative="0">
       <w:start w:val="1"/>
       <w:numFmt w:val="decimal"/>
-      <w:pStyle w:val="Heading1"/>
+      <w:pStyle w:val="2"/>
       <w:lvlText w:val="%1."/>
       <w:lvlJc w:val="left"/>
       <w:pPr>
@@ -11579,10 +11683,10 @@
         <w:rFonts w:hint="default"/>
       </w:rPr>
     </w:lvl>
-    <w:lvl w:ilvl="1">
+    <w:lvl w:ilvl="1" w:tentative="0">
       <w:start w:val="1"/>
       <w:numFmt w:val="decimal"/>
-      <w:pStyle w:val="Heading2"/>
+      <w:pStyle w:val="3"/>
       <w:lvlText w:val="%1.%2."/>
       <w:lvlJc w:val="left"/>
       <w:pPr>
@@ -11592,10 +11696,10 @@
         <w:rFonts w:hint="default"/>
       </w:rPr>
     </w:lvl>
-    <w:lvl w:ilvl="2">
+    <w:lvl w:ilvl="2" w:tentative="0">
       <w:start w:val="1"/>
       <w:numFmt w:val="decimal"/>
-      <w:pStyle w:val="Heading3"/>
+      <w:pStyle w:val="4"/>
       <w:lvlText w:val="%1.%2.%3."/>
       <w:lvlJc w:val="left"/>
       <w:pPr>
@@ -11605,10 +11709,10 @@
         <w:rFonts w:hint="default"/>
       </w:rPr>
     </w:lvl>
-    <w:lvl w:ilvl="3">
+    <w:lvl w:ilvl="3" w:tentative="0">
       <w:start w:val="1"/>
       <w:numFmt w:val="decimal"/>
-      <w:pStyle w:val="Heading4"/>
+      <w:pStyle w:val="5"/>
       <w:lvlText w:val="%1.%2.%3.%4."/>
       <w:lvlJc w:val="left"/>
       <w:pPr>
@@ -11618,10 +11722,10 @@
         <w:rFonts w:hint="default"/>
       </w:rPr>
     </w:lvl>
-    <w:lvl w:ilvl="4">
+    <w:lvl w:ilvl="4" w:tentative="0">
       <w:start w:val="1"/>
       <w:numFmt w:val="decimal"/>
-      <w:pStyle w:val="Heading5"/>
+      <w:pStyle w:val="6"/>
       <w:lvlText w:val="%1.%2.%3.%4.%5."/>
       <w:lvlJc w:val="left"/>
       <w:pPr>
@@ -11631,10 +11735,10 @@
         <w:rFonts w:hint="default"/>
       </w:rPr>
     </w:lvl>
-    <w:lvl w:ilvl="5">
+    <w:lvl w:ilvl="5" w:tentative="0">
       <w:start w:val="1"/>
       <w:numFmt w:val="decimal"/>
-      <w:pStyle w:val="Heading6"/>
+      <w:pStyle w:val="7"/>
       <w:lvlText w:val="%1.%2.%3.%4.%5.%6."/>
       <w:lvlJc w:val="left"/>
       <w:pPr>
@@ -11644,10 +11748,10 @@
         <w:rFonts w:hint="default"/>
       </w:rPr>
     </w:lvl>
-    <w:lvl w:ilvl="6">
+    <w:lvl w:ilvl="6" w:tentative="0">
       <w:start w:val="1"/>
       <w:numFmt w:val="decimal"/>
-      <w:pStyle w:val="Heading7"/>
+      <w:pStyle w:val="8"/>
       <w:lvlText w:val="%1.%2.%3.%4.%5.%6.%7."/>
       <w:lvlJc w:val="left"/>
       <w:pPr>
@@ -11657,10 +11761,10 @@
         <w:rFonts w:hint="default"/>
       </w:rPr>
     </w:lvl>
-    <w:lvl w:ilvl="7">
+    <w:lvl w:ilvl="7" w:tentative="0">
       <w:start w:val="1"/>
       <w:numFmt w:val="decimal"/>
-      <w:pStyle w:val="Heading8"/>
+      <w:pStyle w:val="9"/>
       <w:lvlText w:val="%1.%2.%3.%4.%5.%6.%7.%8."/>
       <w:lvlJc w:val="left"/>
       <w:pPr>
@@ -11670,10 +11774,10 @@
         <w:rFonts w:hint="default"/>
       </w:rPr>
     </w:lvl>
-    <w:lvl w:ilvl="8">
+    <w:lvl w:ilvl="8" w:tentative="0">
       <w:start w:val="1"/>
       <w:numFmt w:val="decimal"/>
-      <w:pStyle w:val="Heading9"/>
+      <w:pStyle w:val="10"/>
       <w:lvlText w:val="%1.%2.%3.%4.%5.%6.%7.%8.%9."/>
       <w:lvlJc w:val="left"/>
       <w:pPr>
@@ -11688,7 +11792,7 @@
     <w:nsid w:val="A0B4B125"/>
     <w:multiLevelType w:val="singleLevel"/>
     <w:tmpl w:val="A0B4B125"/>
-    <w:lvl w:ilvl="0">
+    <w:lvl w:ilvl="0" w:tentative="0">
       <w:start w:val="1"/>
       <w:numFmt w:val="decimal"/>
       <w:lvlText w:val="(%1)"/>
@@ -11708,7 +11812,7 @@
     <w:nsid w:val="A1A1D4EE"/>
     <w:multiLevelType w:val="singleLevel"/>
     <w:tmpl w:val="A1A1D4EE"/>
-    <w:lvl w:ilvl="0">
+    <w:lvl w:ilvl="0" w:tentative="0">
       <w:start w:val="1"/>
       <w:numFmt w:val="decimal"/>
       <w:lvlText w:val="%1."/>
@@ -11725,7 +11829,7 @@
     <w:nsid w:val="A1BFD35F"/>
     <w:multiLevelType w:val="singleLevel"/>
     <w:tmpl w:val="A1BFD35F"/>
-    <w:lvl w:ilvl="0">
+    <w:lvl w:ilvl="0" w:tentative="0">
       <w:start w:val="1"/>
       <w:numFmt w:val="decimal"/>
       <w:lvlText w:val="(%1)"/>
@@ -11745,7 +11849,7 @@
     <w:nsid w:val="AC9031B7"/>
     <w:multiLevelType w:val="singleLevel"/>
     <w:tmpl w:val="AC9031B7"/>
-    <w:lvl w:ilvl="0">
+    <w:lvl w:ilvl="0" w:tentative="0">
       <w:start w:val="1"/>
       <w:numFmt w:val="decimal"/>
       <w:lvlText w:val="%1."/>
@@ -11762,7 +11866,7 @@
     <w:nsid w:val="B58B1E06"/>
     <w:multiLevelType w:val="singleLevel"/>
     <w:tmpl w:val="B58B1E06"/>
-    <w:lvl w:ilvl="0">
+    <w:lvl w:ilvl="0" w:tentative="0">
       <w:start w:val="1"/>
       <w:numFmt w:val="decimal"/>
       <w:lvlText w:val="%1."/>
@@ -11779,7 +11883,7 @@
     <w:nsid w:val="D0E699EB"/>
     <w:multiLevelType w:val="singleLevel"/>
     <w:tmpl w:val="D0E699EB"/>
-    <w:lvl w:ilvl="0">
+    <w:lvl w:ilvl="0" w:tentative="0">
       <w:start w:val="1"/>
       <w:numFmt w:val="decimal"/>
       <w:lvlText w:val="(%1)"/>
@@ -11799,7 +11903,7 @@
     <w:nsid w:val="E1DFE2B7"/>
     <w:multiLevelType w:val="singleLevel"/>
     <w:tmpl w:val="E1DFE2B7"/>
-    <w:lvl w:ilvl="0">
+    <w:lvl w:ilvl="0" w:tentative="0">
       <w:start w:val="1"/>
       <w:numFmt w:val="decimal"/>
       <w:lvlText w:val="%1."/>
@@ -11808,7 +11912,7 @@
         <w:ind w:left="425" w:hanging="425"/>
       </w:pPr>
       <w:rPr>
-        <w:rFonts w:ascii="宋体" w:eastAsia="宋体" w:hAnsi="宋体" w:cs="宋体" w:hint="default"/>
+        <w:rFonts w:hint="default" w:ascii="宋体" w:hAnsi="宋体" w:eastAsia="宋体" w:cs="宋体"/>
         <w:b w:val="0"/>
         <w:bCs w:val="0"/>
       </w:rPr>
@@ -11818,7 +11922,7 @@
     <w:nsid w:val="E6359437"/>
     <w:multiLevelType w:val="singleLevel"/>
     <w:tmpl w:val="E6359437"/>
-    <w:lvl w:ilvl="0">
+    <w:lvl w:ilvl="0" w:tentative="0">
       <w:start w:val="1"/>
       <w:numFmt w:val="decimal"/>
       <w:lvlText w:val="%1."/>
@@ -11835,7 +11939,7 @@
     <w:nsid w:val="F1FD33D1"/>
     <w:multiLevelType w:val="singleLevel"/>
     <w:tmpl w:val="F1FD33D1"/>
-    <w:lvl w:ilvl="0">
+    <w:lvl w:ilvl="0" w:tentative="0">
       <w:start w:val="1"/>
       <w:numFmt w:val="decimal"/>
       <w:lvlText w:val="%1."/>
@@ -11852,7 +11956,7 @@
     <w:nsid w:val="F9539CF3"/>
     <w:multiLevelType w:val="singleLevel"/>
     <w:tmpl w:val="F9539CF3"/>
-    <w:lvl w:ilvl="0">
+    <w:lvl w:ilvl="0" w:tentative="0">
       <w:start w:val="1"/>
       <w:numFmt w:val="decimal"/>
       <w:lvlText w:val="%1."/>
@@ -11869,7 +11973,7 @@
     <w:nsid w:val="06A596D8"/>
     <w:multiLevelType w:val="singleLevel"/>
     <w:tmpl w:val="06A596D8"/>
-    <w:lvl w:ilvl="0">
+    <w:lvl w:ilvl="0" w:tentative="0">
       <w:start w:val="1"/>
       <w:numFmt w:val="decimal"/>
       <w:lvlText w:val="%1."/>
@@ -11886,10 +11990,10 @@
     <w:nsid w:val="08014DE3"/>
     <w:multiLevelType w:val="singleLevel"/>
     <w:tmpl w:val="08014DE3"/>
-    <w:lvl w:ilvl="0">
+    <w:lvl w:ilvl="0" w:tentative="0">
       <w:start w:val="1"/>
       <w:numFmt w:val="decimal"/>
-      <w:pStyle w:val="ListNumber"/>
+      <w:pStyle w:val="11"/>
       <w:lvlText w:val="%1."/>
       <w:lvlJc w:val="left"/>
       <w:pPr>
@@ -11904,7 +12008,7 @@
     <w:nsid w:val="09AB7FD2"/>
     <w:multiLevelType w:val="singleLevel"/>
     <w:tmpl w:val="09AB7FD2"/>
-    <w:lvl w:ilvl="0">
+    <w:lvl w:ilvl="0" w:tentative="0">
       <w:start w:val="1"/>
       <w:numFmt w:val="decimal"/>
       <w:lvlText w:val="%1."/>
@@ -11921,7 +12025,7 @@
     <w:nsid w:val="10A6BEB7"/>
     <w:multiLevelType w:val="singleLevel"/>
     <w:tmpl w:val="10A6BEB7"/>
-    <w:lvl w:ilvl="0">
+    <w:lvl w:ilvl="0" w:tentative="0">
       <w:start w:val="1"/>
       <w:numFmt w:val="decimal"/>
       <w:lvlText w:val="%1."/>
@@ -11938,7 +12042,7 @@
     <w:nsid w:val="39CEFF65"/>
     <w:multiLevelType w:val="singleLevel"/>
     <w:tmpl w:val="39CEFF65"/>
-    <w:lvl w:ilvl="0">
+    <w:lvl w:ilvl="0" w:tentative="0">
       <w:start w:val="1"/>
       <w:numFmt w:val="decimal"/>
       <w:lvlText w:val="%1."/>
@@ -11955,7 +12059,7 @@
     <w:nsid w:val="476E8910"/>
     <w:multiLevelType w:val="singleLevel"/>
     <w:tmpl w:val="476E8910"/>
-    <w:lvl w:ilvl="0">
+    <w:lvl w:ilvl="0" w:tentative="0">
       <w:start w:val="1"/>
       <w:numFmt w:val="decimal"/>
       <w:lvlText w:val="%1."/>
@@ -11972,7 +12076,7 @@
     <w:nsid w:val="4FAD6B1F"/>
     <w:multiLevelType w:val="singleLevel"/>
     <w:tmpl w:val="4FAD6B1F"/>
-    <w:lvl w:ilvl="0">
+    <w:lvl w:ilvl="0" w:tentative="0">
       <w:start w:val="1"/>
       <w:numFmt w:val="decimal"/>
       <w:lvlText w:val="%1."/>
@@ -11989,7 +12093,7 @@
     <w:nsid w:val="56905F5E"/>
     <w:multiLevelType w:val="singleLevel"/>
     <w:tmpl w:val="56905F5E"/>
-    <w:lvl w:ilvl="0">
+    <w:lvl w:ilvl="0" w:tentative="0">
       <w:start w:val="1"/>
       <w:numFmt w:val="decimal"/>
       <w:lvlText w:val="%1."/>
@@ -12006,7 +12110,7 @@
     <w:nsid w:val="6375B2CA"/>
     <w:multiLevelType w:val="singleLevel"/>
     <w:tmpl w:val="6375B2CA"/>
-    <w:lvl w:ilvl="0">
+    <w:lvl w:ilvl="0" w:tentative="0">
       <w:start w:val="1"/>
       <w:numFmt w:val="decimal"/>
       <w:lvlText w:val="%1."/>
@@ -12023,7 +12127,7 @@
     <w:nsid w:val="7EE6C854"/>
     <w:multiLevelType w:val="singleLevel"/>
     <w:tmpl w:val="7EE6C854"/>
-    <w:lvl w:ilvl="0">
+    <w:lvl w:ilvl="0" w:tentative="0">
       <w:start w:val="1"/>
       <w:numFmt w:val="decimal"/>
       <w:lvlText w:val="%1."/>
@@ -12103,267 +12207,269 @@
 </file>
 
 <file path=word/styles.xml><?xml version="1.0" encoding="utf-8"?>
-<w:styles xmlns:mc="http://schemas.openxmlformats.org/markup-compatibility/2006" xmlns:r="http://schemas.openxmlformats.org/officeDocument/2006/relationships" xmlns:w="http://schemas.openxmlformats.org/wordprocessingml/2006/main" xmlns:w14="http://schemas.microsoft.com/office/word/2010/wordml" xmlns:w15="http://schemas.microsoft.com/office/word/2012/wordml" mc:Ignorable="w14 w15">
+<w:styles xmlns:mc="http://schemas.openxmlformats.org/markup-compatibility/2006" xmlns:o="urn:schemas-microsoft-com:office:office" xmlns:r="http://schemas.openxmlformats.org/officeDocument/2006/relationships" xmlns:m="http://schemas.openxmlformats.org/officeDocument/2006/math" xmlns:v="urn:schemas-microsoft-com:vml" xmlns:w="http://schemas.openxmlformats.org/wordprocessingml/2006/main" xmlns:w14="http://schemas.microsoft.com/office/word/2010/wordml" xmlns:w10="urn:schemas-microsoft-com:office:word" xmlns:sl="http://schemas.openxmlformats.org/schemaLibrary/2006/main" xmlns:wpsCustomData="http://www.wps.cn/officeDocument/2013/wpsCustomData" mc:Ignorable="w14">
   <w:docDefaults>
     <w:rPrDefault>
       <w:rPr>
-        <w:rFonts w:ascii="Times New Roman" w:eastAsia="宋体" w:hAnsi="Times New Roman" w:cs="Times New Roman"/>
+        <w:rFonts w:ascii="Times New Roman" w:hAnsi="Times New Roman" w:eastAsia="宋体" w:cs="Times New Roman"/>
       </w:rPr>
     </w:rPrDefault>
     <w:pPrDefault/>
   </w:docDefaults>
-  <w:latentStyles w:defLockedState="0" w:defUIPriority="99" w:defSemiHidden="1" w:defUnhideWhenUsed="1" w:defQFormat="0" w:count="260">
-    <w:lsdException w:name="Normal" w:semiHidden="0" w:uiPriority="0" w:unhideWhenUsed="0" w:qFormat="1"/>
-    <w:lsdException w:name="heading 1" w:semiHidden="0" w:uiPriority="0" w:unhideWhenUsed="0" w:qFormat="1"/>
-    <w:lsdException w:name="heading 2" w:semiHidden="0" w:uiPriority="0" w:qFormat="1"/>
-    <w:lsdException w:name="heading 3" w:uiPriority="0" w:qFormat="1"/>
-    <w:lsdException w:name="heading 4" w:semiHidden="0" w:uiPriority="0" w:qFormat="1"/>
-    <w:lsdException w:name="heading 5" w:uiPriority="0" w:qFormat="1"/>
-    <w:lsdException w:name="heading 6" w:uiPriority="0" w:qFormat="1"/>
-    <w:lsdException w:name="heading 7" w:uiPriority="0" w:qFormat="1"/>
-    <w:lsdException w:name="heading 8" w:uiPriority="0" w:qFormat="1"/>
-    <w:lsdException w:name="heading 9" w:uiPriority="0" w:qFormat="1"/>
-    <w:lsdException w:name="index 1" w:semiHidden="0" w:uiPriority="0" w:unhideWhenUsed="0"/>
-    <w:lsdException w:name="index 2" w:semiHidden="0" w:uiPriority="0" w:unhideWhenUsed="0"/>
-    <w:lsdException w:name="index 3" w:semiHidden="0" w:uiPriority="0" w:unhideWhenUsed="0"/>
-    <w:lsdException w:name="index 4" w:semiHidden="0" w:uiPriority="0" w:unhideWhenUsed="0"/>
-    <w:lsdException w:name="index 5" w:semiHidden="0" w:uiPriority="0" w:unhideWhenUsed="0"/>
-    <w:lsdException w:name="index 6" w:semiHidden="0" w:uiPriority="0" w:unhideWhenUsed="0"/>
-    <w:lsdException w:name="index 7" w:semiHidden="0" w:uiPriority="0" w:unhideWhenUsed="0"/>
-    <w:lsdException w:name="index 8" w:semiHidden="0" w:uiPriority="0" w:unhideWhenUsed="0"/>
-    <w:lsdException w:name="index 9" w:semiHidden="0" w:uiPriority="0" w:unhideWhenUsed="0"/>
-    <w:lsdException w:name="toc 1" w:semiHidden="0" w:uiPriority="0" w:unhideWhenUsed="0" w:qFormat="1"/>
-    <w:lsdException w:name="toc 2" w:semiHidden="0" w:uiPriority="0" w:unhideWhenUsed="0" w:qFormat="1"/>
-    <w:lsdException w:name="toc 3" w:semiHidden="0" w:uiPriority="0" w:unhideWhenUsed="0" w:qFormat="1"/>
-    <w:lsdException w:name="toc 4" w:semiHidden="0" w:uiPriority="0" w:unhideWhenUsed="0"/>
-    <w:lsdException w:name="toc 5" w:semiHidden="0" w:uiPriority="0" w:unhideWhenUsed="0"/>
-    <w:lsdException w:name="toc 6" w:semiHidden="0" w:uiPriority="0" w:unhideWhenUsed="0"/>
-    <w:lsdException w:name="toc 7" w:semiHidden="0" w:uiPriority="0" w:unhideWhenUsed="0"/>
-    <w:lsdException w:name="toc 8" w:semiHidden="0" w:uiPriority="0" w:unhideWhenUsed="0"/>
-    <w:lsdException w:name="toc 9" w:semiHidden="0" w:uiPriority="0" w:unhideWhenUsed="0"/>
-    <w:lsdException w:name="Normal Indent" w:semiHidden="0" w:uiPriority="0" w:unhideWhenUsed="0"/>
-    <w:lsdException w:name="footnote text" w:semiHidden="0" w:uiPriority="0" w:unhideWhenUsed="0"/>
-    <w:lsdException w:name="annotation text" w:semiHidden="0" w:uiPriority="0" w:unhideWhenUsed="0" w:qFormat="1"/>
-    <w:lsdException w:name="header" w:semiHidden="0" w:uiPriority="0" w:unhideWhenUsed="0" w:qFormat="1"/>
-    <w:lsdException w:name="footer" w:semiHidden="0" w:uiPriority="0" w:unhideWhenUsed="0" w:qFormat="1"/>
-    <w:lsdException w:name="index heading" w:semiHidden="0" w:uiPriority="0" w:unhideWhenUsed="0"/>
-    <w:lsdException w:name="caption" w:uiPriority="0" w:qFormat="1"/>
-    <w:lsdException w:name="table of figures" w:semiHidden="0" w:uiPriority="0" w:unhideWhenUsed="0"/>
-    <w:lsdException w:name="envelope address" w:semiHidden="0" w:uiPriority="0" w:unhideWhenUsed="0"/>
-    <w:lsdException w:name="envelope return" w:semiHidden="0" w:uiPriority="0" w:unhideWhenUsed="0"/>
-    <w:lsdException w:name="footnote reference" w:semiHidden="0" w:uiPriority="0" w:unhideWhenUsed="0"/>
-    <w:lsdException w:name="annotation reference" w:semiHidden="0" w:uiPriority="0" w:unhideWhenUsed="0"/>
-    <w:lsdException w:name="line number" w:semiHidden="0" w:uiPriority="0" w:unhideWhenUsed="0"/>
-    <w:lsdException w:name="page number" w:semiHidden="0" w:uiPriority="0" w:unhideWhenUsed="0"/>
-    <w:lsdException w:name="endnote reference" w:semiHidden="0" w:uiPriority="0" w:unhideWhenUsed="0"/>
-    <w:lsdException w:name="endnote text" w:semiHidden="0" w:uiPriority="0" w:unhideWhenUsed="0"/>
-    <w:lsdException w:name="table of authorities" w:semiHidden="0" w:uiPriority="0" w:unhideWhenUsed="0"/>
-    <w:lsdException w:name="macro" w:semiHidden="0" w:uiPriority="0" w:unhideWhenUsed="0"/>
-    <w:lsdException w:name="toa heading" w:semiHidden="0" w:uiPriority="0" w:unhideWhenUsed="0"/>
-    <w:lsdException w:name="List" w:semiHidden="0" w:uiPriority="0" w:unhideWhenUsed="0"/>
-    <w:lsdException w:name="List Bullet" w:semiHidden="0" w:uiPriority="0" w:unhideWhenUsed="0"/>
-    <w:lsdException w:name="List Number" w:semiHidden="0" w:uiPriority="0" w:unhideWhenUsed="0" w:qFormat="1"/>
-    <w:lsdException w:name="List 2" w:semiHidden="0" w:uiPriority="0" w:unhideWhenUsed="0"/>
-    <w:lsdException w:name="List 3" w:semiHidden="0" w:uiPriority="0" w:unhideWhenUsed="0"/>
-    <w:lsdException w:name="List 4" w:semiHidden="0" w:uiPriority="0" w:unhideWhenUsed="0"/>
-    <w:lsdException w:name="List 5" w:semiHidden="0" w:uiPriority="0" w:unhideWhenUsed="0"/>
-    <w:lsdException w:name="List Bullet 2" w:semiHidden="0" w:uiPriority="0" w:unhideWhenUsed="0"/>
-    <w:lsdException w:name="List Bullet 3" w:semiHidden="0" w:uiPriority="0" w:unhideWhenUsed="0"/>
-    <w:lsdException w:name="List Bullet 4" w:semiHidden="0" w:uiPriority="0" w:unhideWhenUsed="0"/>
-    <w:lsdException w:name="List Bullet 5" w:semiHidden="0" w:uiPriority="0" w:unhideWhenUsed="0"/>
-    <w:lsdException w:name="List Number 2" w:semiHidden="0" w:uiPriority="0" w:unhideWhenUsed="0"/>
-    <w:lsdException w:name="List Number 3" w:semiHidden="0" w:uiPriority="0" w:unhideWhenUsed="0"/>
-    <w:lsdException w:name="List Number 4" w:semiHidden="0" w:uiPriority="0" w:unhideWhenUsed="0"/>
-    <w:lsdException w:name="List Number 5" w:semiHidden="0" w:uiPriority="0" w:unhideWhenUsed="0"/>
-    <w:lsdException w:name="Title" w:semiHidden="0" w:uiPriority="0" w:unhideWhenUsed="0" w:qFormat="1"/>
-    <w:lsdException w:name="Closing" w:semiHidden="0" w:uiPriority="0" w:unhideWhenUsed="0"/>
-    <w:lsdException w:name="Signature" w:semiHidden="0" w:uiPriority="0" w:unhideWhenUsed="0"/>
-    <w:lsdException w:name="Default Paragraph Font" w:uiPriority="0" w:unhideWhenUsed="0" w:qFormat="1"/>
-    <w:lsdException w:name="Body Text" w:uiPriority="0" w:unhideWhenUsed="0" w:qFormat="1"/>
-    <w:lsdException w:name="Body Text Indent" w:semiHidden="0" w:uiPriority="0" w:unhideWhenUsed="0"/>
-    <w:lsdException w:name="List Continue" w:semiHidden="0" w:uiPriority="0" w:unhideWhenUsed="0"/>
-    <w:lsdException w:name="List Continue 2" w:semiHidden="0" w:uiPriority="0" w:unhideWhenUsed="0"/>
-    <w:lsdException w:name="List Continue 3" w:semiHidden="0" w:uiPriority="0" w:unhideWhenUsed="0"/>
-    <w:lsdException w:name="List Continue 4" w:semiHidden="0" w:uiPriority="0" w:unhideWhenUsed="0"/>
-    <w:lsdException w:name="List Continue 5" w:semiHidden="0" w:uiPriority="0" w:unhideWhenUsed="0"/>
-    <w:lsdException w:name="Message Header" w:semiHidden="0" w:uiPriority="0" w:unhideWhenUsed="0"/>
-    <w:lsdException w:name="Subtitle" w:semiHidden="0" w:uiPriority="0" w:unhideWhenUsed="0" w:qFormat="1"/>
-    <w:lsdException w:name="Salutation" w:semiHidden="0" w:uiPriority="0" w:unhideWhenUsed="0"/>
-    <w:lsdException w:name="Date" w:semiHidden="0" w:uiPriority="0" w:unhideWhenUsed="0"/>
-    <w:lsdException w:name="Body Text First Indent" w:semiHidden="0" w:uiPriority="0" w:unhideWhenUsed="0"/>
-    <w:lsdException w:name="Body Text First Indent 2" w:semiHidden="0" w:uiPriority="0" w:unhideWhenUsed="0"/>
-    <w:lsdException w:name="Body Text 2" w:semiHidden="0" w:uiPriority="0" w:unhideWhenUsed="0"/>
-    <w:lsdException w:name="Body Text 3" w:semiHidden="0" w:uiPriority="0" w:unhideWhenUsed="0"/>
-    <w:lsdException w:name="Body Text Indent 2" w:semiHidden="0" w:uiPriority="0" w:unhideWhenUsed="0"/>
-    <w:lsdException w:name="Body Text Indent 3" w:semiHidden="0" w:uiPriority="0" w:unhideWhenUsed="0"/>
-    <w:lsdException w:name="Block Text" w:semiHidden="0" w:uiPriority="0" w:unhideWhenUsed="0"/>
-    <w:lsdException w:name="Hyperlink" w:semiHidden="0" w:uiPriority="0" w:unhideWhenUsed="0"/>
-    <w:lsdException w:name="FollowedHyperlink" w:semiHidden="0" w:uiPriority="0" w:unhideWhenUsed="0"/>
-    <w:lsdException w:name="Strong" w:semiHidden="0" w:uiPriority="0" w:unhideWhenUsed="0" w:qFormat="1"/>
-    <w:lsdException w:name="Emphasis" w:semiHidden="0" w:uiPriority="0" w:unhideWhenUsed="0" w:qFormat="1"/>
-    <w:lsdException w:name="Document Map" w:semiHidden="0" w:uiPriority="0" w:unhideWhenUsed="0"/>
-    <w:lsdException w:name="Plain Text" w:semiHidden="0" w:uiPriority="0" w:unhideWhenUsed="0"/>
-    <w:lsdException w:name="E-mail Signature" w:semiHidden="0" w:uiPriority="0" w:unhideWhenUsed="0"/>
-    <w:lsdException w:name="Normal (Web)" w:semiHidden="0" w:uiPriority="0" w:unhideWhenUsed="0" w:qFormat="1"/>
-    <w:lsdException w:name="HTML Acronym" w:semiHidden="0" w:uiPriority="0" w:unhideWhenUsed="0"/>
-    <w:lsdException w:name="HTML Address" w:semiHidden="0" w:uiPriority="0" w:unhideWhenUsed="0"/>
-    <w:lsdException w:name="HTML Cite" w:semiHidden="0" w:uiPriority="0" w:unhideWhenUsed="0"/>
-    <w:lsdException w:name="HTML Code" w:semiHidden="0" w:uiPriority="0" w:unhideWhenUsed="0"/>
-    <w:lsdException w:name="HTML Definition" w:semiHidden="0" w:uiPriority="0" w:unhideWhenUsed="0"/>
-    <w:lsdException w:name="HTML Keyboard" w:semiHidden="0" w:uiPriority="0" w:unhideWhenUsed="0"/>
-    <w:lsdException w:name="HTML Preformatted" w:semiHidden="0" w:uiPriority="0" w:unhideWhenUsed="0"/>
-    <w:lsdException w:name="HTML Sample" w:semiHidden="0" w:uiPriority="0" w:unhideWhenUsed="0"/>
-    <w:lsdException w:name="HTML Typewriter" w:semiHidden="0" w:uiPriority="0" w:unhideWhenUsed="0"/>
-    <w:lsdException w:name="HTML Variable" w:semiHidden="0" w:uiPriority="0" w:unhideWhenUsed="0"/>
-    <w:lsdException w:name="Normal Table" w:uiPriority="0" w:unhideWhenUsed="0" w:qFormat="1"/>
-    <w:lsdException w:name="annotation subject" w:semiHidden="0" w:uiPriority="0" w:unhideWhenUsed="0"/>
-    <w:lsdException w:name="Table Simple 1" w:semiHidden="0" w:uiPriority="0" w:unhideWhenUsed="0"/>
-    <w:lsdException w:name="Table Simple 2" w:semiHidden="0" w:uiPriority="0" w:unhideWhenUsed="0"/>
-    <w:lsdException w:name="Table Simple 3" w:semiHidden="0" w:uiPriority="0" w:unhideWhenUsed="0"/>
-    <w:lsdException w:name="Table Classic 1" w:semiHidden="0" w:uiPriority="0" w:unhideWhenUsed="0"/>
-    <w:lsdException w:name="Table Classic 2" w:semiHidden="0" w:uiPriority="0" w:unhideWhenUsed="0"/>
-    <w:lsdException w:name="Table Classic 3" w:semiHidden="0" w:uiPriority="0" w:unhideWhenUsed="0"/>
-    <w:lsdException w:name="Table Classic 4" w:semiHidden="0" w:uiPriority="0" w:unhideWhenUsed="0"/>
-    <w:lsdException w:name="Table Colorful 1" w:semiHidden="0" w:uiPriority="0" w:unhideWhenUsed="0"/>
-    <w:lsdException w:name="Table Colorful 2" w:semiHidden="0" w:uiPriority="0" w:unhideWhenUsed="0"/>
-    <w:lsdException w:name="Table Colorful 3" w:semiHidden="0" w:uiPriority="0" w:unhideWhenUsed="0"/>
-    <w:lsdException w:name="Table Columns 1" w:semiHidden="0" w:uiPriority="0" w:unhideWhenUsed="0"/>
-    <w:lsdException w:name="Table Columns 2" w:semiHidden="0" w:uiPriority="0" w:unhideWhenUsed="0"/>
-    <w:lsdException w:name="Table Columns 3" w:semiHidden="0" w:uiPriority="0" w:unhideWhenUsed="0"/>
-    <w:lsdException w:name="Table Columns 4" w:semiHidden="0" w:uiPriority="0" w:unhideWhenUsed="0"/>
-    <w:lsdException w:name="Table Columns 5" w:semiHidden="0" w:uiPriority="0" w:unhideWhenUsed="0"/>
-    <w:lsdException w:name="Table Grid 1" w:semiHidden="0" w:uiPriority="0" w:unhideWhenUsed="0"/>
-    <w:lsdException w:name="Table Grid 2" w:semiHidden="0" w:uiPriority="0" w:unhideWhenUsed="0"/>
-    <w:lsdException w:name="Table Grid 3" w:semiHidden="0" w:uiPriority="0" w:unhideWhenUsed="0"/>
-    <w:lsdException w:name="Table Grid 4" w:semiHidden="0" w:uiPriority="0" w:unhideWhenUsed="0"/>
-    <w:lsdException w:name="Table Grid 5" w:semiHidden="0" w:uiPriority="0" w:unhideWhenUsed="0"/>
-    <w:lsdException w:name="Table Grid 6" w:semiHidden="0" w:uiPriority="0" w:unhideWhenUsed="0"/>
-    <w:lsdException w:name="Table Grid 7" w:semiHidden="0" w:uiPriority="0" w:unhideWhenUsed="0"/>
-    <w:lsdException w:name="Table Grid 8" w:semiHidden="0" w:uiPriority="0" w:unhideWhenUsed="0"/>
-    <w:lsdException w:name="Table List 1" w:semiHidden="0" w:uiPriority="0" w:unhideWhenUsed="0"/>
-    <w:lsdException w:name="Table List 2" w:semiHidden="0" w:uiPriority="0" w:unhideWhenUsed="0"/>
-    <w:lsdException w:name="Table List 3" w:semiHidden="0" w:uiPriority="0" w:unhideWhenUsed="0"/>
-    <w:lsdException w:name="Table List 4" w:semiHidden="0" w:uiPriority="0" w:unhideWhenUsed="0"/>
-    <w:lsdException w:name="Table List 5" w:semiHidden="0" w:uiPriority="0" w:unhideWhenUsed="0"/>
-    <w:lsdException w:name="Table List 6" w:semiHidden="0" w:uiPriority="0" w:unhideWhenUsed="0"/>
-    <w:lsdException w:name="Table List 7" w:semiHidden="0" w:uiPriority="0" w:unhideWhenUsed="0"/>
-    <w:lsdException w:name="Table List 8" w:semiHidden="0" w:uiPriority="0" w:unhideWhenUsed="0"/>
-    <w:lsdException w:name="Table 3D effects 1" w:semiHidden="0" w:uiPriority="0" w:unhideWhenUsed="0"/>
-    <w:lsdException w:name="Table 3D effects 2" w:semiHidden="0" w:uiPriority="0" w:unhideWhenUsed="0"/>
-    <w:lsdException w:name="Table 3D effects 3" w:semiHidden="0" w:uiPriority="0" w:unhideWhenUsed="0"/>
-    <w:lsdException w:name="Table Contemporary" w:semiHidden="0" w:uiPriority="0" w:unhideWhenUsed="0"/>
-    <w:lsdException w:name="Table Elegant" w:semiHidden="0" w:uiPriority="0" w:unhideWhenUsed="0"/>
-    <w:lsdException w:name="Table Professional" w:semiHidden="0" w:uiPriority="0" w:unhideWhenUsed="0"/>
-    <w:lsdException w:name="Table Subtle 1" w:semiHidden="0" w:uiPriority="0" w:unhideWhenUsed="0"/>
-    <w:lsdException w:name="Table Subtle 2" w:semiHidden="0" w:uiPriority="0" w:unhideWhenUsed="0"/>
-    <w:lsdException w:name="Table Web 1" w:semiHidden="0" w:uiPriority="0" w:unhideWhenUsed="0"/>
-    <w:lsdException w:name="Table Web 2" w:semiHidden="0" w:uiPriority="0" w:unhideWhenUsed="0"/>
-    <w:lsdException w:name="Table Web 3" w:semiHidden="0" w:uiPriority="0" w:unhideWhenUsed="0"/>
-    <w:lsdException w:name="Balloon Text" w:semiHidden="0" w:uiPriority="0" w:unhideWhenUsed="0"/>
-    <w:lsdException w:name="Table Grid" w:semiHidden="0" w:uiPriority="0" w:unhideWhenUsed="0" w:qFormat="1"/>
-    <w:lsdException w:name="Table Theme" w:semiHidden="0" w:uiPriority="0" w:unhideWhenUsed="0"/>
-    <w:lsdException w:name="Light Shading" w:semiHidden="0" w:uiPriority="60" w:unhideWhenUsed="0"/>
-    <w:lsdException w:name="Light List" w:semiHidden="0" w:uiPriority="61" w:unhideWhenUsed="0"/>
-    <w:lsdException w:name="Light Grid" w:semiHidden="0" w:uiPriority="62" w:unhideWhenUsed="0"/>
-    <w:lsdException w:name="Medium Shading 1" w:semiHidden="0" w:uiPriority="63" w:unhideWhenUsed="0"/>
-    <w:lsdException w:name="Medium Shading 2" w:semiHidden="0" w:uiPriority="64" w:unhideWhenUsed="0"/>
-    <w:lsdException w:name="Medium List 1" w:semiHidden="0" w:uiPriority="65" w:unhideWhenUsed="0"/>
-    <w:lsdException w:name="Medium List 2" w:semiHidden="0" w:uiPriority="66" w:unhideWhenUsed="0"/>
-    <w:lsdException w:name="Medium Grid 1" w:semiHidden="0" w:uiPriority="67" w:unhideWhenUsed="0"/>
-    <w:lsdException w:name="Medium Grid 2" w:semiHidden="0" w:uiPriority="68" w:unhideWhenUsed="0"/>
-    <w:lsdException w:name="Medium Grid 3" w:semiHidden="0" w:uiPriority="69" w:unhideWhenUsed="0"/>
-    <w:lsdException w:name="Dark List" w:semiHidden="0" w:uiPriority="70" w:unhideWhenUsed="0"/>
-    <w:lsdException w:name="Colorful Shading" w:semiHidden="0" w:uiPriority="71" w:unhideWhenUsed="0"/>
-    <w:lsdException w:name="Colorful List" w:semiHidden="0" w:uiPriority="72" w:unhideWhenUsed="0"/>
-    <w:lsdException w:name="Colorful Grid" w:semiHidden="0" w:uiPriority="73" w:unhideWhenUsed="0"/>
-    <w:lsdException w:name="Light Shading Accent 1" w:semiHidden="0" w:uiPriority="60" w:unhideWhenUsed="0"/>
-    <w:lsdException w:name="Light List Accent 1" w:semiHidden="0" w:uiPriority="61" w:unhideWhenUsed="0"/>
-    <w:lsdException w:name="Light Grid Accent 1" w:semiHidden="0" w:uiPriority="62" w:unhideWhenUsed="0"/>
-    <w:lsdException w:name="Medium Shading 1 Accent 1" w:semiHidden="0" w:uiPriority="63" w:unhideWhenUsed="0"/>
-    <w:lsdException w:name="Medium Shading 2 Accent 1" w:semiHidden="0" w:uiPriority="64" w:unhideWhenUsed="0"/>
-    <w:lsdException w:name="Medium List 1 Accent 1" w:semiHidden="0" w:uiPriority="65" w:unhideWhenUsed="0"/>
-    <w:lsdException w:name="Medium List 2 Accent 1" w:semiHidden="0" w:uiPriority="66" w:unhideWhenUsed="0"/>
-    <w:lsdException w:name="Medium Grid 1 Accent 1" w:semiHidden="0" w:uiPriority="67" w:unhideWhenUsed="0"/>
-    <w:lsdException w:name="Medium Grid 2 Accent 1" w:semiHidden="0" w:uiPriority="68" w:unhideWhenUsed="0"/>
-    <w:lsdException w:name="Medium Grid 3 Accent 1" w:semiHidden="0" w:uiPriority="69" w:unhideWhenUsed="0"/>
-    <w:lsdException w:name="Dark List Accent 1" w:semiHidden="0" w:uiPriority="70" w:unhideWhenUsed="0"/>
-    <w:lsdException w:name="Colorful Shading Accent 1" w:semiHidden="0" w:uiPriority="71" w:unhideWhenUsed="0"/>
-    <w:lsdException w:name="Colorful List Accent 1" w:semiHidden="0" w:uiPriority="72" w:unhideWhenUsed="0"/>
-    <w:lsdException w:name="Colorful Grid Accent 1" w:semiHidden="0" w:uiPriority="73" w:unhideWhenUsed="0"/>
-    <w:lsdException w:name="Light Shading Accent 2" w:semiHidden="0" w:uiPriority="60" w:unhideWhenUsed="0"/>
-    <w:lsdException w:name="Light List Accent 2" w:semiHidden="0" w:uiPriority="61" w:unhideWhenUsed="0"/>
-    <w:lsdException w:name="Light Grid Accent 2" w:semiHidden="0" w:uiPriority="62" w:unhideWhenUsed="0"/>
-    <w:lsdException w:name="Medium Shading 1 Accent 2" w:semiHidden="0" w:uiPriority="63" w:unhideWhenUsed="0"/>
-    <w:lsdException w:name="Medium Shading 2 Accent 2" w:semiHidden="0" w:uiPriority="64" w:unhideWhenUsed="0"/>
-    <w:lsdException w:name="Medium List 1 Accent 2" w:semiHidden="0" w:uiPriority="65" w:unhideWhenUsed="0"/>
-    <w:lsdException w:name="Medium List 2 Accent 2" w:semiHidden="0" w:uiPriority="66" w:unhideWhenUsed="0"/>
-    <w:lsdException w:name="Medium Grid 1 Accent 2" w:semiHidden="0" w:uiPriority="67" w:unhideWhenUsed="0"/>
-    <w:lsdException w:name="Medium Grid 2 Accent 2" w:semiHidden="0" w:uiPriority="68" w:unhideWhenUsed="0"/>
-    <w:lsdException w:name="Medium Grid 3 Accent 2" w:semiHidden="0" w:uiPriority="69" w:unhideWhenUsed="0"/>
-    <w:lsdException w:name="Dark List Accent 2" w:semiHidden="0" w:uiPriority="70" w:unhideWhenUsed="0"/>
-    <w:lsdException w:name="Colorful Shading Accent 2" w:semiHidden="0" w:uiPriority="71" w:unhideWhenUsed="0"/>
-    <w:lsdException w:name="Colorful List Accent 2" w:semiHidden="0" w:uiPriority="72" w:unhideWhenUsed="0"/>
-    <w:lsdException w:name="Colorful Grid Accent 2" w:semiHidden="0" w:uiPriority="73" w:unhideWhenUsed="0"/>
-    <w:lsdException w:name="Light Shading Accent 3" w:semiHidden="0" w:uiPriority="60" w:unhideWhenUsed="0"/>
-    <w:lsdException w:name="Light List Accent 3" w:semiHidden="0" w:uiPriority="61" w:unhideWhenUsed="0"/>
-    <w:lsdException w:name="Light Grid Accent 3" w:semiHidden="0" w:uiPriority="62" w:unhideWhenUsed="0"/>
-    <w:lsdException w:name="Medium Shading 1 Accent 3" w:semiHidden="0" w:uiPriority="63" w:unhideWhenUsed="0"/>
-    <w:lsdException w:name="Medium Shading 2 Accent 3" w:semiHidden="0" w:uiPriority="64" w:unhideWhenUsed="0"/>
-    <w:lsdException w:name="Medium List 1 Accent 3" w:semiHidden="0" w:uiPriority="65" w:unhideWhenUsed="0"/>
-    <w:lsdException w:name="Medium List 2 Accent 3" w:semiHidden="0" w:uiPriority="66" w:unhideWhenUsed="0"/>
-    <w:lsdException w:name="Medium Grid 1 Accent 3" w:semiHidden="0" w:uiPriority="67" w:unhideWhenUsed="0"/>
-    <w:lsdException w:name="Medium Grid 2 Accent 3" w:semiHidden="0" w:uiPriority="68" w:unhideWhenUsed="0"/>
-    <w:lsdException w:name="Medium Grid 3 Accent 3" w:semiHidden="0" w:uiPriority="69" w:unhideWhenUsed="0"/>
-    <w:lsdException w:name="Dark List Accent 3" w:semiHidden="0" w:uiPriority="70" w:unhideWhenUsed="0"/>
-    <w:lsdException w:name="Colorful Shading Accent 3" w:semiHidden="0" w:uiPriority="71" w:unhideWhenUsed="0"/>
-    <w:lsdException w:name="Colorful List Accent 3" w:semiHidden="0" w:uiPriority="72" w:unhideWhenUsed="0"/>
-    <w:lsdException w:name="Colorful Grid Accent 3" w:semiHidden="0" w:uiPriority="73" w:unhideWhenUsed="0"/>
-    <w:lsdException w:name="Light Shading Accent 4" w:semiHidden="0" w:uiPriority="60" w:unhideWhenUsed="0"/>
-    <w:lsdException w:name="Light List Accent 4" w:semiHidden="0" w:uiPriority="61" w:unhideWhenUsed="0"/>
-    <w:lsdException w:name="Light Grid Accent 4" w:semiHidden="0" w:uiPriority="62" w:unhideWhenUsed="0"/>
-    <w:lsdException w:name="Medium Shading 1 Accent 4" w:semiHidden="0" w:uiPriority="63" w:unhideWhenUsed="0"/>
-    <w:lsdException w:name="Medium Shading 2 Accent 4" w:semiHidden="0" w:uiPriority="64" w:unhideWhenUsed="0"/>
-    <w:lsdException w:name="Medium List 1 Accent 4" w:semiHidden="0" w:uiPriority="65" w:unhideWhenUsed="0"/>
-    <w:lsdException w:name="Medium List 2 Accent 4" w:semiHidden="0" w:uiPriority="66" w:unhideWhenUsed="0"/>
-    <w:lsdException w:name="Medium Grid 1 Accent 4" w:semiHidden="0" w:uiPriority="67" w:unhideWhenUsed="0"/>
-    <w:lsdException w:name="Medium Grid 2 Accent 4" w:semiHidden="0" w:uiPriority="68" w:unhideWhenUsed="0"/>
-    <w:lsdException w:name="Medium Grid 3 Accent 4" w:semiHidden="0" w:uiPriority="69" w:unhideWhenUsed="0"/>
-    <w:lsdException w:name="Dark List Accent 4" w:semiHidden="0" w:uiPriority="70" w:unhideWhenUsed="0"/>
-    <w:lsdException w:name="Colorful Shading Accent 4" w:semiHidden="0" w:uiPriority="71" w:unhideWhenUsed="0"/>
-    <w:lsdException w:name="Colorful List Accent 4" w:semiHidden="0" w:uiPriority="72" w:unhideWhenUsed="0"/>
-    <w:lsdException w:name="Colorful Grid Accent 4" w:semiHidden="0" w:uiPriority="73" w:unhideWhenUsed="0"/>
-    <w:lsdException w:name="Light Shading Accent 5" w:semiHidden="0" w:uiPriority="60" w:unhideWhenUsed="0"/>
-    <w:lsdException w:name="Light List Accent 5" w:semiHidden="0" w:uiPriority="61" w:unhideWhenUsed="0"/>
-    <w:lsdException w:name="Light Grid Accent 5" w:semiHidden="0" w:uiPriority="62" w:unhideWhenUsed="0"/>
-    <w:lsdException w:name="Medium Shading 1 Accent 5" w:semiHidden="0" w:uiPriority="63" w:unhideWhenUsed="0"/>
-    <w:lsdException w:name="Medium Shading 2 Accent 5" w:semiHidden="0" w:uiPriority="64" w:unhideWhenUsed="0"/>
-    <w:lsdException w:name="Medium List 1 Accent 5" w:semiHidden="0" w:uiPriority="65" w:unhideWhenUsed="0"/>
-    <w:lsdException w:name="Medium List 2 Accent 5" w:semiHidden="0" w:uiPriority="66" w:unhideWhenUsed="0"/>
-    <w:lsdException w:name="Medium Grid 1 Accent 5" w:semiHidden="0" w:uiPriority="67" w:unhideWhenUsed="0"/>
-    <w:lsdException w:name="Medium Grid 2 Accent 5" w:semiHidden="0" w:uiPriority="68" w:unhideWhenUsed="0"/>
-    <w:lsdException w:name="Medium Grid 3 Accent 5" w:semiHidden="0" w:uiPriority="69" w:unhideWhenUsed="0"/>
-    <w:lsdException w:name="Dark List Accent 5" w:semiHidden="0" w:uiPriority="70" w:unhideWhenUsed="0"/>
-    <w:lsdException w:name="Colorful Shading Accent 5" w:semiHidden="0" w:uiPriority="71" w:unhideWhenUsed="0"/>
-    <w:lsdException w:name="Colorful List Accent 5" w:semiHidden="0" w:uiPriority="72" w:unhideWhenUsed="0"/>
-    <w:lsdException w:name="Colorful Grid Accent 5" w:semiHidden="0" w:uiPriority="73" w:unhideWhenUsed="0"/>
-    <w:lsdException w:name="Light Shading Accent 6" w:semiHidden="0" w:uiPriority="60" w:unhideWhenUsed="0"/>
-    <w:lsdException w:name="Light List Accent 6" w:semiHidden="0" w:uiPriority="61" w:unhideWhenUsed="0"/>
-    <w:lsdException w:name="Light Grid Accent 6" w:semiHidden="0" w:uiPriority="62" w:unhideWhenUsed="0"/>
-    <w:lsdException w:name="Medium Shading 1 Accent 6" w:semiHidden="0" w:uiPriority="63" w:unhideWhenUsed="0"/>
-    <w:lsdException w:name="Medium Shading 2 Accent 6" w:semiHidden="0" w:uiPriority="64" w:unhideWhenUsed="0"/>
-    <w:lsdException w:name="Medium List 1 Accent 6" w:semiHidden="0" w:uiPriority="65" w:unhideWhenUsed="0"/>
-    <w:lsdException w:name="Medium List 2 Accent 6" w:semiHidden="0" w:uiPriority="66" w:unhideWhenUsed="0"/>
-    <w:lsdException w:name="Medium Grid 1 Accent 6" w:semiHidden="0" w:uiPriority="67" w:unhideWhenUsed="0"/>
-    <w:lsdException w:name="Medium Grid 2 Accent 6" w:semiHidden="0" w:uiPriority="68" w:unhideWhenUsed="0"/>
-    <w:lsdException w:name="Medium Grid 3 Accent 6" w:semiHidden="0" w:uiPriority="69" w:unhideWhenUsed="0"/>
-    <w:lsdException w:name="Dark List Accent 6" w:semiHidden="0" w:uiPriority="70" w:unhideWhenUsed="0"/>
-    <w:lsdException w:name="Colorful Shading Accent 6" w:semiHidden="0" w:uiPriority="71" w:unhideWhenUsed="0"/>
-    <w:lsdException w:name="Colorful List Accent 6" w:semiHidden="0" w:uiPriority="72" w:unhideWhenUsed="0"/>
-    <w:lsdException w:name="Colorful Grid Accent 6" w:semiHidden="0" w:uiPriority="73" w:unhideWhenUsed="0"/>
+  <w:latentStyles w:count="260" w:defQFormat="0" w:defUnhideWhenUsed="1" w:defSemiHidden="1" w:defUIPriority="99" w:defLockedState="0">
+    <w:lsdException w:qFormat="1" w:unhideWhenUsed="0" w:uiPriority="0" w:semiHidden="0" w:name="Normal"/>
+    <w:lsdException w:qFormat="1" w:unhideWhenUsed="0" w:uiPriority="0" w:semiHidden="0" w:name="heading 1"/>
+    <w:lsdException w:qFormat="1" w:uiPriority="0" w:semiHidden="0" w:name="heading 2"/>
+    <w:lsdException w:qFormat="1" w:uiPriority="0" w:name="heading 3"/>
+    <w:lsdException w:qFormat="1" w:uiPriority="0" w:semiHidden="0" w:name="heading 4"/>
+    <w:lsdException w:qFormat="1" w:uiPriority="0" w:name="heading 5"/>
+    <w:lsdException w:qFormat="1" w:uiPriority="0" w:name="heading 6"/>
+    <w:lsdException w:qFormat="1" w:uiPriority="0" w:name="heading 7"/>
+    <w:lsdException w:qFormat="1" w:uiPriority="0" w:name="heading 8"/>
+    <w:lsdException w:qFormat="1" w:uiPriority="0" w:name="heading 9"/>
+    <w:lsdException w:unhideWhenUsed="0" w:uiPriority="0" w:semiHidden="0" w:name="index 1"/>
+    <w:lsdException w:unhideWhenUsed="0" w:uiPriority="0" w:semiHidden="0" w:name="index 2"/>
+    <w:lsdException w:unhideWhenUsed="0" w:uiPriority="0" w:semiHidden="0" w:name="index 3"/>
+    <w:lsdException w:unhideWhenUsed="0" w:uiPriority="0" w:semiHidden="0" w:name="index 4"/>
+    <w:lsdException w:unhideWhenUsed="0" w:uiPriority="0" w:semiHidden="0" w:name="index 5"/>
+    <w:lsdException w:unhideWhenUsed="0" w:uiPriority="0" w:semiHidden="0" w:name="index 6"/>
+    <w:lsdException w:unhideWhenUsed="0" w:uiPriority="0" w:semiHidden="0" w:name="index 7"/>
+    <w:lsdException w:unhideWhenUsed="0" w:uiPriority="0" w:semiHidden="0" w:name="index 8"/>
+    <w:lsdException w:unhideWhenUsed="0" w:uiPriority="0" w:semiHidden="0" w:name="index 9"/>
+    <w:lsdException w:qFormat="1" w:unhideWhenUsed="0" w:uiPriority="0" w:semiHidden="0" w:name="toc 1"/>
+    <w:lsdException w:qFormat="1" w:unhideWhenUsed="0" w:uiPriority="0" w:semiHidden="0" w:name="toc 2"/>
+    <w:lsdException w:qFormat="1" w:unhideWhenUsed="0" w:uiPriority="0" w:semiHidden="0" w:name="toc 3"/>
+    <w:lsdException w:unhideWhenUsed="0" w:uiPriority="0" w:semiHidden="0" w:name="toc 4"/>
+    <w:lsdException w:unhideWhenUsed="0" w:uiPriority="0" w:semiHidden="0" w:name="toc 5"/>
+    <w:lsdException w:unhideWhenUsed="0" w:uiPriority="0" w:semiHidden="0" w:name="toc 6"/>
+    <w:lsdException w:unhideWhenUsed="0" w:uiPriority="0" w:semiHidden="0" w:name="toc 7"/>
+    <w:lsdException w:unhideWhenUsed="0" w:uiPriority="0" w:semiHidden="0" w:name="toc 8"/>
+    <w:lsdException w:unhideWhenUsed="0" w:uiPriority="0" w:semiHidden="0" w:name="toc 9"/>
+    <w:lsdException w:unhideWhenUsed="0" w:uiPriority="0" w:semiHidden="0" w:name="Normal Indent"/>
+    <w:lsdException w:unhideWhenUsed="0" w:uiPriority="0" w:semiHidden="0" w:name="footnote text"/>
+    <w:lsdException w:qFormat="1" w:unhideWhenUsed="0" w:uiPriority="0" w:semiHidden="0" w:name="annotation text"/>
+    <w:lsdException w:qFormat="1" w:unhideWhenUsed="0" w:uiPriority="0" w:semiHidden="0" w:name="header"/>
+    <w:lsdException w:qFormat="1" w:unhideWhenUsed="0" w:uiPriority="0" w:semiHidden="0" w:name="footer"/>
+    <w:lsdException w:unhideWhenUsed="0" w:uiPriority="0" w:semiHidden="0" w:name="index heading"/>
+    <w:lsdException w:qFormat="1" w:uiPriority="0" w:name="caption"/>
+    <w:lsdException w:unhideWhenUsed="0" w:uiPriority="0" w:semiHidden="0" w:name="table of figures"/>
+    <w:lsdException w:unhideWhenUsed="0" w:uiPriority="0" w:semiHidden="0" w:name="envelope address"/>
+    <w:lsdException w:unhideWhenUsed="0" w:uiPriority="0" w:semiHidden="0" w:name="envelope return"/>
+    <w:lsdException w:unhideWhenUsed="0" w:uiPriority="0" w:semiHidden="0" w:name="footnote reference"/>
+    <w:lsdException w:unhideWhenUsed="0" w:uiPriority="0" w:semiHidden="0" w:name="annotation reference"/>
+    <w:lsdException w:unhideWhenUsed="0" w:uiPriority="0" w:semiHidden="0" w:name="line number"/>
+    <w:lsdException w:unhideWhenUsed="0" w:uiPriority="0" w:semiHidden="0" w:name="page number"/>
+    <w:lsdException w:unhideWhenUsed="0" w:uiPriority="0" w:semiHidden="0" w:name="endnote reference"/>
+    <w:lsdException w:unhideWhenUsed="0" w:uiPriority="0" w:semiHidden="0" w:name="endnote text"/>
+    <w:lsdException w:unhideWhenUsed="0" w:uiPriority="0" w:semiHidden="0" w:name="table of authorities"/>
+    <w:lsdException w:unhideWhenUsed="0" w:uiPriority="0" w:semiHidden="0" w:name="macro"/>
+    <w:lsdException w:unhideWhenUsed="0" w:uiPriority="0" w:semiHidden="0" w:name="toa heading"/>
+    <w:lsdException w:unhideWhenUsed="0" w:uiPriority="0" w:semiHidden="0" w:name="List"/>
+    <w:lsdException w:unhideWhenUsed="0" w:uiPriority="0" w:semiHidden="0" w:name="List Bullet"/>
+    <w:lsdException w:qFormat="1" w:unhideWhenUsed="0" w:uiPriority="0" w:semiHidden="0" w:name="List Number"/>
+    <w:lsdException w:unhideWhenUsed="0" w:uiPriority="0" w:semiHidden="0" w:name="List 2"/>
+    <w:lsdException w:unhideWhenUsed="0" w:uiPriority="0" w:semiHidden="0" w:name="List 3"/>
+    <w:lsdException w:unhideWhenUsed="0" w:uiPriority="0" w:semiHidden="0" w:name="List 4"/>
+    <w:lsdException w:unhideWhenUsed="0" w:uiPriority="0" w:semiHidden="0" w:name="List 5"/>
+    <w:lsdException w:unhideWhenUsed="0" w:uiPriority="0" w:semiHidden="0" w:name="List Bullet 2"/>
+    <w:lsdException w:unhideWhenUsed="0" w:uiPriority="0" w:semiHidden="0" w:name="List Bullet 3"/>
+    <w:lsdException w:unhideWhenUsed="0" w:uiPriority="0" w:semiHidden="0" w:name="List Bullet 4"/>
+    <w:lsdException w:unhideWhenUsed="0" w:uiPriority="0" w:semiHidden="0" w:name="List Bullet 5"/>
+    <w:lsdException w:unhideWhenUsed="0" w:uiPriority="0" w:semiHidden="0" w:name="List Number 2"/>
+    <w:lsdException w:unhideWhenUsed="0" w:uiPriority="0" w:semiHidden="0" w:name="List Number 3"/>
+    <w:lsdException w:unhideWhenUsed="0" w:uiPriority="0" w:semiHidden="0" w:name="List Number 4"/>
+    <w:lsdException w:unhideWhenUsed="0" w:uiPriority="0" w:semiHidden="0" w:name="List Number 5"/>
+    <w:lsdException w:qFormat="1" w:unhideWhenUsed="0" w:uiPriority="0" w:semiHidden="0" w:name="Title"/>
+    <w:lsdException w:unhideWhenUsed="0" w:uiPriority="0" w:semiHidden="0" w:name="Closing"/>
+    <w:lsdException w:unhideWhenUsed="0" w:uiPriority="0" w:semiHidden="0" w:name="Signature"/>
+    <w:lsdException w:qFormat="1" w:unhideWhenUsed="0" w:uiPriority="0" w:name="Default Paragraph Font"/>
+    <w:lsdException w:qFormat="1" w:unhideWhenUsed="0" w:uiPriority="0" w:name="Body Text"/>
+    <w:lsdException w:unhideWhenUsed="0" w:uiPriority="0" w:semiHidden="0" w:name="Body Text Indent"/>
+    <w:lsdException w:unhideWhenUsed="0" w:uiPriority="0" w:semiHidden="0" w:name="List Continue"/>
+    <w:lsdException w:unhideWhenUsed="0" w:uiPriority="0" w:semiHidden="0" w:name="List Continue 2"/>
+    <w:lsdException w:unhideWhenUsed="0" w:uiPriority="0" w:semiHidden="0" w:name="List Continue 3"/>
+    <w:lsdException w:unhideWhenUsed="0" w:uiPriority="0" w:semiHidden="0" w:name="List Continue 4"/>
+    <w:lsdException w:unhideWhenUsed="0" w:uiPriority="0" w:semiHidden="0" w:name="List Continue 5"/>
+    <w:lsdException w:unhideWhenUsed="0" w:uiPriority="0" w:semiHidden="0" w:name="Message Header"/>
+    <w:lsdException w:qFormat="1" w:unhideWhenUsed="0" w:uiPriority="0" w:semiHidden="0" w:name="Subtitle"/>
+    <w:lsdException w:unhideWhenUsed="0" w:uiPriority="0" w:semiHidden="0" w:name="Salutation"/>
+    <w:lsdException w:unhideWhenUsed="0" w:uiPriority="0" w:semiHidden="0" w:name="Date"/>
+    <w:lsdException w:unhideWhenUsed="0" w:uiPriority="0" w:semiHidden="0" w:name="Body Text First Indent"/>
+    <w:lsdException w:unhideWhenUsed="0" w:uiPriority="0" w:semiHidden="0" w:name="Body Text First Indent 2"/>
+    <w:lsdException w:uiPriority="99" w:name="Note Heading"/>
+    <w:lsdException w:unhideWhenUsed="0" w:uiPriority="0" w:semiHidden="0" w:name="Body Text 2"/>
+    <w:lsdException w:unhideWhenUsed="0" w:uiPriority="0" w:semiHidden="0" w:name="Body Text 3"/>
+    <w:lsdException w:unhideWhenUsed="0" w:uiPriority="0" w:semiHidden="0" w:name="Body Text Indent 2"/>
+    <w:lsdException w:unhideWhenUsed="0" w:uiPriority="0" w:semiHidden="0" w:name="Body Text Indent 3"/>
+    <w:lsdException w:unhideWhenUsed="0" w:uiPriority="0" w:semiHidden="0" w:name="Block Text"/>
+    <w:lsdException w:unhideWhenUsed="0" w:uiPriority="0" w:semiHidden="0" w:name="Hyperlink"/>
+    <w:lsdException w:unhideWhenUsed="0" w:uiPriority="0" w:semiHidden="0" w:name="FollowedHyperlink"/>
+    <w:lsdException w:qFormat="1" w:unhideWhenUsed="0" w:uiPriority="0" w:semiHidden="0" w:name="Strong"/>
+    <w:lsdException w:qFormat="1" w:unhideWhenUsed="0" w:uiPriority="0" w:semiHidden="0" w:name="Emphasis"/>
+    <w:lsdException w:unhideWhenUsed="0" w:uiPriority="0" w:semiHidden="0" w:name="Document Map"/>
+    <w:lsdException w:unhideWhenUsed="0" w:uiPriority="0" w:semiHidden="0" w:name="Plain Text"/>
+    <w:lsdException w:unhideWhenUsed="0" w:uiPriority="0" w:semiHidden="0" w:name="E-mail Signature"/>
+    <w:lsdException w:qFormat="1" w:unhideWhenUsed="0" w:uiPriority="0" w:semiHidden="0" w:name="Normal (Web)"/>
+    <w:lsdException w:unhideWhenUsed="0" w:uiPriority="0" w:semiHidden="0" w:name="HTML Acronym"/>
+    <w:lsdException w:unhideWhenUsed="0" w:uiPriority="0" w:semiHidden="0" w:name="HTML Address"/>
+    <w:lsdException w:unhideWhenUsed="0" w:uiPriority="0" w:semiHidden="0" w:name="HTML Cite"/>
+    <w:lsdException w:unhideWhenUsed="0" w:uiPriority="0" w:semiHidden="0" w:name="HTML Code"/>
+    <w:lsdException w:unhideWhenUsed="0" w:uiPriority="0" w:semiHidden="0" w:name="HTML Definition"/>
+    <w:lsdException w:unhideWhenUsed="0" w:uiPriority="0" w:semiHidden="0" w:name="HTML Keyboard"/>
+    <w:lsdException w:unhideWhenUsed="0" w:uiPriority="0" w:semiHidden="0" w:name="HTML Preformatted"/>
+    <w:lsdException w:unhideWhenUsed="0" w:uiPriority="0" w:semiHidden="0" w:name="HTML Sample"/>
+    <w:lsdException w:unhideWhenUsed="0" w:uiPriority="0" w:semiHidden="0" w:name="HTML Typewriter"/>
+    <w:lsdException w:unhideWhenUsed="0" w:uiPriority="0" w:semiHidden="0" w:name="HTML Variable"/>
+    <w:lsdException w:qFormat="1" w:unhideWhenUsed="0" w:uiPriority="0" w:name="Normal Table"/>
+    <w:lsdException w:unhideWhenUsed="0" w:uiPriority="0" w:semiHidden="0" w:name="annotation subject"/>
+    <w:lsdException w:unhideWhenUsed="0" w:uiPriority="0" w:semiHidden="0" w:name="Table Simple 1"/>
+    <w:lsdException w:unhideWhenUsed="0" w:uiPriority="0" w:semiHidden="0" w:name="Table Simple 2"/>
+    <w:lsdException w:unhideWhenUsed="0" w:uiPriority="0" w:semiHidden="0" w:name="Table Simple 3"/>
+    <w:lsdException w:unhideWhenUsed="0" w:uiPriority="0" w:semiHidden="0" w:name="Table Classic 1"/>
+    <w:lsdException w:unhideWhenUsed="0" w:uiPriority="0" w:semiHidden="0" w:name="Table Classic 2"/>
+    <w:lsdException w:unhideWhenUsed="0" w:uiPriority="0" w:semiHidden="0" w:name="Table Classic 3"/>
+    <w:lsdException w:unhideWhenUsed="0" w:uiPriority="0" w:semiHidden="0" w:name="Table Classic 4"/>
+    <w:lsdException w:unhideWhenUsed="0" w:uiPriority="0" w:semiHidden="0" w:name="Table Colorful 1"/>
+    <w:lsdException w:unhideWhenUsed="0" w:uiPriority="0" w:semiHidden="0" w:name="Table Colorful 2"/>
+    <w:lsdException w:unhideWhenUsed="0" w:uiPriority="0" w:semiHidden="0" w:name="Table Colorful 3"/>
+    <w:lsdException w:unhideWhenUsed="0" w:uiPriority="0" w:semiHidden="0" w:name="Table Columns 1"/>
+    <w:lsdException w:unhideWhenUsed="0" w:uiPriority="0" w:semiHidden="0" w:name="Table Columns 2"/>
+    <w:lsdException w:unhideWhenUsed="0" w:uiPriority="0" w:semiHidden="0" w:name="Table Columns 3"/>
+    <w:lsdException w:unhideWhenUsed="0" w:uiPriority="0" w:semiHidden="0" w:name="Table Columns 4"/>
+    <w:lsdException w:unhideWhenUsed="0" w:uiPriority="0" w:semiHidden="0" w:name="Table Columns 5"/>
+    <w:lsdException w:unhideWhenUsed="0" w:uiPriority="0" w:semiHidden="0" w:name="Table Grid 1"/>
+    <w:lsdException w:unhideWhenUsed="0" w:uiPriority="0" w:semiHidden="0" w:name="Table Grid 2"/>
+    <w:lsdException w:unhideWhenUsed="0" w:uiPriority="0" w:semiHidden="0" w:name="Table Grid 3"/>
+    <w:lsdException w:unhideWhenUsed="0" w:uiPriority="0" w:semiHidden="0" w:name="Table Grid 4"/>
+    <w:lsdException w:unhideWhenUsed="0" w:uiPriority="0" w:semiHidden="0" w:name="Table Grid 5"/>
+    <w:lsdException w:unhideWhenUsed="0" w:uiPriority="0" w:semiHidden="0" w:name="Table Grid 6"/>
+    <w:lsdException w:unhideWhenUsed="0" w:uiPriority="0" w:semiHidden="0" w:name="Table Grid 7"/>
+    <w:lsdException w:unhideWhenUsed="0" w:uiPriority="0" w:semiHidden="0" w:name="Table Grid 8"/>
+    <w:lsdException w:unhideWhenUsed="0" w:uiPriority="0" w:semiHidden="0" w:name="Table List 1"/>
+    <w:lsdException w:unhideWhenUsed="0" w:uiPriority="0" w:semiHidden="0" w:name="Table List 2"/>
+    <w:lsdException w:unhideWhenUsed="0" w:uiPriority="0" w:semiHidden="0" w:name="Table List 3"/>
+    <w:lsdException w:unhideWhenUsed="0" w:uiPriority="0" w:semiHidden="0" w:name="Table List 4"/>
+    <w:lsdException w:unhideWhenUsed="0" w:uiPriority="0" w:semiHidden="0" w:name="Table List 5"/>
+    <w:lsdException w:unhideWhenUsed="0" w:uiPriority="0" w:semiHidden="0" w:name="Table List 6"/>
+    <w:lsdException w:unhideWhenUsed="0" w:uiPriority="0" w:semiHidden="0" w:name="Table List 7"/>
+    <w:lsdException w:unhideWhenUsed="0" w:uiPriority="0" w:semiHidden="0" w:name="Table List 8"/>
+    <w:lsdException w:unhideWhenUsed="0" w:uiPriority="0" w:semiHidden="0" w:name="Table 3D effects 1"/>
+    <w:lsdException w:unhideWhenUsed="0" w:uiPriority="0" w:semiHidden="0" w:name="Table 3D effects 2"/>
+    <w:lsdException w:unhideWhenUsed="0" w:uiPriority="0" w:semiHidden="0" w:name="Table 3D effects 3"/>
+    <w:lsdException w:unhideWhenUsed="0" w:uiPriority="0" w:semiHidden="0" w:name="Table Contemporary"/>
+    <w:lsdException w:unhideWhenUsed="0" w:uiPriority="0" w:semiHidden="0" w:name="Table Elegant"/>
+    <w:lsdException w:unhideWhenUsed="0" w:uiPriority="0" w:semiHidden="0" w:name="Table Professional"/>
+    <w:lsdException w:unhideWhenUsed="0" w:uiPriority="0" w:semiHidden="0" w:name="Table Subtle 1"/>
+    <w:lsdException w:unhideWhenUsed="0" w:uiPriority="0" w:semiHidden="0" w:name="Table Subtle 2"/>
+    <w:lsdException w:unhideWhenUsed="0" w:uiPriority="0" w:semiHidden="0" w:name="Table Web 1"/>
+    <w:lsdException w:unhideWhenUsed="0" w:uiPriority="0" w:semiHidden="0" w:name="Table Web 2"/>
+    <w:lsdException w:unhideWhenUsed="0" w:uiPriority="0" w:semiHidden="0" w:name="Table Web 3"/>
+    <w:lsdException w:unhideWhenUsed="0" w:uiPriority="0" w:semiHidden="0" w:name="Balloon Text"/>
+    <w:lsdException w:qFormat="1" w:unhideWhenUsed="0" w:uiPriority="0" w:semiHidden="0" w:name="Table Grid"/>
+    <w:lsdException w:unhideWhenUsed="0" w:uiPriority="0" w:semiHidden="0" w:name="Table Theme"/>
+    <w:lsdException w:unhideWhenUsed="0" w:uiPriority="60" w:semiHidden="0" w:name="Light Shading"/>
+    <w:lsdException w:unhideWhenUsed="0" w:uiPriority="61" w:semiHidden="0" w:name="Light List"/>
+    <w:lsdException w:unhideWhenUsed="0" w:uiPriority="62" w:semiHidden="0" w:name="Light Grid"/>
+    <w:lsdException w:unhideWhenUsed="0" w:uiPriority="63" w:semiHidden="0" w:name="Medium Shading 1"/>
+    <w:lsdException w:unhideWhenUsed="0" w:uiPriority="64" w:semiHidden="0" w:name="Medium Shading 2"/>
+    <w:lsdException w:unhideWhenUsed="0" w:uiPriority="65" w:semiHidden="0" w:name="Medium List 1"/>
+    <w:lsdException w:unhideWhenUsed="0" w:uiPriority="66" w:semiHidden="0" w:name="Medium List 2"/>
+    <w:lsdException w:unhideWhenUsed="0" w:uiPriority="67" w:semiHidden="0" w:name="Medium Grid 1"/>
+    <w:lsdException w:unhideWhenUsed="0" w:uiPriority="68" w:semiHidden="0" w:name="Medium Grid 2"/>
+    <w:lsdException w:unhideWhenUsed="0" w:uiPriority="69" w:semiHidden="0" w:name="Medium Grid 3"/>
+    <w:lsdException w:unhideWhenUsed="0" w:uiPriority="70" w:semiHidden="0" w:name="Dark List"/>
+    <w:lsdException w:unhideWhenUsed="0" w:uiPriority="71" w:semiHidden="0" w:name="Colorful Shading"/>
+    <w:lsdException w:unhideWhenUsed="0" w:uiPriority="72" w:semiHidden="0" w:name="Colorful List"/>
+    <w:lsdException w:unhideWhenUsed="0" w:uiPriority="73" w:semiHidden="0" w:name="Colorful Grid"/>
+    <w:lsdException w:unhideWhenUsed="0" w:uiPriority="60" w:semiHidden="0" w:name="Light Shading Accent 1"/>
+    <w:lsdException w:unhideWhenUsed="0" w:uiPriority="61" w:semiHidden="0" w:name="Light List Accent 1"/>
+    <w:lsdException w:unhideWhenUsed="0" w:uiPriority="62" w:semiHidden="0" w:name="Light Grid Accent 1"/>
+    <w:lsdException w:unhideWhenUsed="0" w:uiPriority="63" w:semiHidden="0" w:name="Medium Shading 1 Accent 1"/>
+    <w:lsdException w:unhideWhenUsed="0" w:uiPriority="64" w:semiHidden="0" w:name="Medium Shading 2 Accent 1"/>
+    <w:lsdException w:unhideWhenUsed="0" w:uiPriority="65" w:semiHidden="0" w:name="Medium List 1 Accent 1"/>
+    <w:lsdException w:unhideWhenUsed="0" w:uiPriority="66" w:semiHidden="0" w:name="Medium List 2 Accent 1"/>
+    <w:lsdException w:unhideWhenUsed="0" w:uiPriority="67" w:semiHidden="0" w:name="Medium Grid 1 Accent 1"/>
+    <w:lsdException w:unhideWhenUsed="0" w:uiPriority="68" w:semiHidden="0" w:name="Medium Grid 2 Accent 1"/>
+    <w:lsdException w:unhideWhenUsed="0" w:uiPriority="69" w:semiHidden="0" w:name="Medium Grid 3 Accent 1"/>
+    <w:lsdException w:unhideWhenUsed="0" w:uiPriority="70" w:semiHidden="0" w:name="Dark List Accent 1"/>
+    <w:lsdException w:unhideWhenUsed="0" w:uiPriority="71" w:semiHidden="0" w:name="Colorful Shading Accent 1"/>
+    <w:lsdException w:unhideWhenUsed="0" w:uiPriority="72" w:semiHidden="0" w:name="Colorful List Accent 1"/>
+    <w:lsdException w:unhideWhenUsed="0" w:uiPriority="73" w:semiHidden="0" w:name="Colorful Grid Accent 1"/>
+    <w:lsdException w:unhideWhenUsed="0" w:uiPriority="60" w:semiHidden="0" w:name="Light Shading Accent 2"/>
+    <w:lsdException w:unhideWhenUsed="0" w:uiPriority="61" w:semiHidden="0" w:name="Light List Accent 2"/>
+    <w:lsdException w:unhideWhenUsed="0" w:uiPriority="62" w:semiHidden="0" w:name="Light Grid Accent 2"/>
+    <w:lsdException w:unhideWhenUsed="0" w:uiPriority="63" w:semiHidden="0" w:name="Medium Shading 1 Accent 2"/>
+    <w:lsdException w:unhideWhenUsed="0" w:uiPriority="64" w:semiHidden="0" w:name="Medium Shading 2 Accent 2"/>
+    <w:lsdException w:unhideWhenUsed="0" w:uiPriority="65" w:semiHidden="0" w:name="Medium List 1 Accent 2"/>
+    <w:lsdException w:unhideWhenUsed="0" w:uiPriority="66" w:semiHidden="0" w:name="Medium List 2 Accent 2"/>
+    <w:lsdException w:unhideWhenUsed="0" w:uiPriority="67" w:semiHidden="0" w:name="Medium Grid 1 Accent 2"/>
+    <w:lsdException w:unhideWhenUsed="0" w:uiPriority="68" w:semiHidden="0" w:name="Medium Grid 2 Accent 2"/>
+    <w:lsdException w:unhideWhenUsed="0" w:uiPriority="69" w:semiHidden="0" w:name="Medium Grid 3 Accent 2"/>
+    <w:lsdException w:unhideWhenUsed="0" w:uiPriority="70" w:semiHidden="0" w:name="Dark List Accent 2"/>
+    <w:lsdException w:unhideWhenUsed="0" w:uiPriority="71" w:semiHidden="0" w:name="Colorful Shading Accent 2"/>
+    <w:lsdException w:unhideWhenUsed="0" w:uiPriority="72" w:semiHidden="0" w:name="Colorful List Accent 2"/>
+    <w:lsdException w:unhideWhenUsed="0" w:uiPriority="73" w:semiHidden="0" w:name="Colorful Grid Accent 2"/>
+    <w:lsdException w:unhideWhenUsed="0" w:uiPriority="60" w:semiHidden="0" w:name="Light Shading Accent 3"/>
+    <w:lsdException w:unhideWhenUsed="0" w:uiPriority="61" w:semiHidden="0" w:name="Light List Accent 3"/>
+    <w:lsdException w:unhideWhenUsed="0" w:uiPriority="62" w:semiHidden="0" w:name="Light Grid Accent 3"/>
+    <w:lsdException w:unhideWhenUsed="0" w:uiPriority="63" w:semiHidden="0" w:name="Medium Shading 1 Accent 3"/>
+    <w:lsdException w:unhideWhenUsed="0" w:uiPriority="64" w:semiHidden="0" w:name="Medium Shading 2 Accent 3"/>
+    <w:lsdException w:unhideWhenUsed="0" w:uiPriority="65" w:semiHidden="0" w:name="Medium List 1 Accent 3"/>
+    <w:lsdException w:unhideWhenUsed="0" w:uiPriority="66" w:semiHidden="0" w:name="Medium List 2 Accent 3"/>
+    <w:lsdException w:unhideWhenUsed="0" w:uiPriority="67" w:semiHidden="0" w:name="Medium Grid 1 Accent 3"/>
+    <w:lsdException w:unhideWhenUsed="0" w:uiPriority="68" w:semiHidden="0" w:name="Medium Grid 2 Accent 3"/>
+    <w:lsdException w:unhideWhenUsed="0" w:uiPriority="69" w:semiHidden="0" w:name="Medium Grid 3 Accent 3"/>
+    <w:lsdException w:unhideWhenUsed="0" w:uiPriority="70" w:semiHidden="0" w:name="Dark List Accent 3"/>
+    <w:lsdException w:unhideWhenUsed="0" w:uiPriority="71" w:semiHidden="0" w:name="Colorful Shading Accent 3"/>
+    <w:lsdException w:unhideWhenUsed="0" w:uiPriority="72" w:semiHidden="0" w:name="Colorful List Accent 3"/>
+    <w:lsdException w:unhideWhenUsed="0" w:uiPriority="73" w:semiHidden="0" w:name="Colorful Grid Accent 3"/>
+    <w:lsdException w:unhideWhenUsed="0" w:uiPriority="60" w:semiHidden="0" w:name="Light Shading Accent 4"/>
+    <w:lsdException w:unhideWhenUsed="0" w:uiPriority="61" w:semiHidden="0" w:name="Light List Accent 4"/>
+    <w:lsdException w:unhideWhenUsed="0" w:uiPriority="62" w:semiHidden="0" w:name="Light Grid Accent 4"/>
+    <w:lsdException w:unhideWhenUsed="0" w:uiPriority="63" w:semiHidden="0" w:name="Medium Shading 1 Accent 4"/>
+    <w:lsdException w:unhideWhenUsed="0" w:uiPriority="64" w:semiHidden="0" w:name="Medium Shading 2 Accent 4"/>
+    <w:lsdException w:unhideWhenUsed="0" w:uiPriority="65" w:semiHidden="0" w:name="Medium List 1 Accent 4"/>
+    <w:lsdException w:unhideWhenUsed="0" w:uiPriority="66" w:semiHidden="0" w:name="Medium List 2 Accent 4"/>
+    <w:lsdException w:unhideWhenUsed="0" w:uiPriority="67" w:semiHidden="0" w:name="Medium Grid 1 Accent 4"/>
+    <w:lsdException w:unhideWhenUsed="0" w:uiPriority="68" w:semiHidden="0" w:name="Medium Grid 2 Accent 4"/>
+    <w:lsdException w:unhideWhenUsed="0" w:uiPriority="69" w:semiHidden="0" w:name="Medium Grid 3 Accent 4"/>
+    <w:lsdException w:unhideWhenUsed="0" w:uiPriority="70" w:semiHidden="0" w:name="Dark List Accent 4"/>
+    <w:lsdException w:unhideWhenUsed="0" w:uiPriority="71" w:semiHidden="0" w:name="Colorful Shading Accent 4"/>
+    <w:lsdException w:unhideWhenUsed="0" w:uiPriority="72" w:semiHidden="0" w:name="Colorful List Accent 4"/>
+    <w:lsdException w:unhideWhenUsed="0" w:uiPriority="73" w:semiHidden="0" w:name="Colorful Grid Accent 4"/>
+    <w:lsdException w:unhideWhenUsed="0" w:uiPriority="60" w:semiHidden="0" w:name="Light Shading Accent 5"/>
+    <w:lsdException w:unhideWhenUsed="0" w:uiPriority="61" w:semiHidden="0" w:name="Light List Accent 5"/>
+    <w:lsdException w:unhideWhenUsed="0" w:uiPriority="62" w:semiHidden="0" w:name="Light Grid Accent 5"/>
+    <w:lsdException w:unhideWhenUsed="0" w:uiPriority="63" w:semiHidden="0" w:name="Medium Shading 1 Accent 5"/>
+    <w:lsdException w:unhideWhenUsed="0" w:uiPriority="64" w:semiHidden="0" w:name="Medium Shading 2 Accent 5"/>
+    <w:lsdException w:unhideWhenUsed="0" w:uiPriority="65" w:semiHidden="0" w:name="Medium List 1 Accent 5"/>
+    <w:lsdException w:unhideWhenUsed="0" w:uiPriority="66" w:semiHidden="0" w:name="Medium List 2 Accent 5"/>
+    <w:lsdException w:unhideWhenUsed="0" w:uiPriority="67" w:semiHidden="0" w:name="Medium Grid 1 Accent 5"/>
+    <w:lsdException w:unhideWhenUsed="0" w:uiPriority="68" w:semiHidden="0" w:name="Medium Grid 2 Accent 5"/>
+    <w:lsdException w:unhideWhenUsed="0" w:uiPriority="69" w:semiHidden="0" w:name="Medium Grid 3 Accent 5"/>
+    <w:lsdException w:unhideWhenUsed="0" w:uiPriority="70" w:semiHidden="0" w:name="Dark List Accent 5"/>
+    <w:lsdException w:unhideWhenUsed="0" w:uiPriority="71" w:semiHidden="0" w:name="Colorful Shading Accent 5"/>
+    <w:lsdException w:unhideWhenUsed="0" w:uiPriority="72" w:semiHidden="0" w:name="Colorful List Accent 5"/>
+    <w:lsdException w:unhideWhenUsed="0" w:uiPriority="73" w:semiHidden="0" w:name="Colorful Grid Accent 5"/>
+    <w:lsdException w:unhideWhenUsed="0" w:uiPriority="60" w:semiHidden="0" w:name="Light Shading Accent 6"/>
+    <w:lsdException w:unhideWhenUsed="0" w:uiPriority="61" w:semiHidden="0" w:name="Light List Accent 6"/>
+    <w:lsdException w:unhideWhenUsed="0" w:uiPriority="62" w:semiHidden="0" w:name="Light Grid Accent 6"/>
+    <w:lsdException w:unhideWhenUsed="0" w:uiPriority="63" w:semiHidden="0" w:name="Medium Shading 1 Accent 6"/>
+    <w:lsdException w:unhideWhenUsed="0" w:uiPriority="64" w:semiHidden="0" w:name="Medium Shading 2 Accent 6"/>
+    <w:lsdException w:unhideWhenUsed="0" w:uiPriority="65" w:semiHidden="0" w:name="Medium List 1 Accent 6"/>
+    <w:lsdException w:unhideWhenUsed="0" w:uiPriority="66" w:semiHidden="0" w:name="Medium List 2 Accent 6"/>
+    <w:lsdException w:unhideWhenUsed="0" w:uiPriority="67" w:semiHidden="0" w:name="Medium Grid 1 Accent 6"/>
+    <w:lsdException w:unhideWhenUsed="0" w:uiPriority="68" w:semiHidden="0" w:name="Medium Grid 2 Accent 6"/>
+    <w:lsdException w:unhideWhenUsed="0" w:uiPriority="69" w:semiHidden="0" w:name="Medium Grid 3 Accent 6"/>
+    <w:lsdException w:unhideWhenUsed="0" w:uiPriority="70" w:semiHidden="0" w:name="Dark List Accent 6"/>
+    <w:lsdException w:unhideWhenUsed="0" w:uiPriority="71" w:semiHidden="0" w:name="Colorful Shading Accent 6"/>
+    <w:lsdException w:unhideWhenUsed="0" w:uiPriority="72" w:semiHidden="0" w:name="Colorful List Accent 6"/>
+    <w:lsdException w:unhideWhenUsed="0" w:uiPriority="73" w:semiHidden="0" w:name="Colorful Grid Accent 6"/>
   </w:latentStyles>
-  <w:style w:type="paragraph" w:default="1" w:styleId="Normal">
+  <w:style w:type="paragraph" w:default="1" w:styleId="1">
     <w:name w:val="Normal"/>
     <w:qFormat/>
+    <w:uiPriority w:val="0"/>
     <w:pPr>
       <w:kinsoku w:val="0"/>
       <w:autoSpaceDE w:val="0"/>
@@ -12375,7 +12481,7 @@
       <w:textAlignment w:val="baseline"/>
     </w:pPr>
     <w:rPr>
-      <w:rFonts w:ascii="Arial" w:eastAsia="宋体" w:hAnsi="Arial" w:cs="Arial"/>
+      <w:rFonts w:ascii="Arial" w:hAnsi="Arial" w:eastAsia="宋体" w:cs="Arial"/>
       <w:snapToGrid w:val="0"/>
       <w:color w:val="000000"/>
       <w:kern w:val="0"/>
@@ -12384,11 +12490,12 @@
       <w:lang w:val="en-US" w:eastAsia="en-US" w:bidi="ar-SA"/>
     </w:rPr>
   </w:style>
-  <w:style w:type="paragraph" w:styleId="Heading1">
+  <w:style w:type="paragraph" w:styleId="2">
     <w:name w:val="heading 1"/>
-    <w:basedOn w:val="Normal"/>
-    <w:next w:val="Normal"/>
+    <w:basedOn w:val="1"/>
+    <w:next w:val="1"/>
     <w:qFormat/>
+    <w:uiPriority w:val="0"/>
     <w:pPr>
       <w:keepNext/>
       <w:keepLines/>
@@ -12406,12 +12513,13 @@
       <w:sz w:val="44"/>
     </w:rPr>
   </w:style>
-  <w:style w:type="paragraph" w:styleId="Heading2">
+  <w:style w:type="paragraph" w:styleId="3">
     <w:name w:val="heading 2"/>
-    <w:basedOn w:val="Normal"/>
-    <w:next w:val="Normal"/>
+    <w:basedOn w:val="1"/>
+    <w:next w:val="1"/>
     <w:unhideWhenUsed/>
     <w:qFormat/>
+    <w:uiPriority w:val="0"/>
     <w:pPr>
       <w:keepNext/>
       <w:keepLines/>
@@ -12424,18 +12532,19 @@
       <w:outlineLvl w:val="1"/>
     </w:pPr>
     <w:rPr>
-      <w:rFonts w:ascii="Arial" w:eastAsia="黑体" w:hAnsi="Arial"/>
+      <w:rFonts w:ascii="Arial" w:hAnsi="Arial" w:eastAsia="黑体"/>
       <w:b/>
       <w:sz w:val="32"/>
     </w:rPr>
   </w:style>
-  <w:style w:type="paragraph" w:styleId="Heading3">
+  <w:style w:type="paragraph" w:styleId="4">
     <w:name w:val="heading 3"/>
-    <w:basedOn w:val="Normal"/>
-    <w:next w:val="Normal"/>
+    <w:basedOn w:val="1"/>
+    <w:next w:val="1"/>
     <w:semiHidden/>
     <w:unhideWhenUsed/>
     <w:qFormat/>
+    <w:uiPriority w:val="0"/>
     <w:pPr>
       <w:keepNext/>
       <w:keepLines/>
@@ -12452,12 +12561,13 @@
       <w:sz w:val="32"/>
     </w:rPr>
   </w:style>
-  <w:style w:type="paragraph" w:styleId="Heading4">
+  <w:style w:type="paragraph" w:styleId="5">
     <w:name w:val="heading 4"/>
-    <w:basedOn w:val="Normal"/>
-    <w:next w:val="Normal"/>
+    <w:basedOn w:val="1"/>
+    <w:next w:val="1"/>
     <w:unhideWhenUsed/>
     <w:qFormat/>
+    <w:uiPriority w:val="0"/>
     <w:pPr>
       <w:keepNext/>
       <w:keepLines/>
@@ -12470,18 +12580,19 @@
       <w:outlineLvl w:val="3"/>
     </w:pPr>
     <w:rPr>
-      <w:rFonts w:ascii="Arial" w:eastAsia="黑体" w:hAnsi="Arial"/>
+      <w:rFonts w:ascii="Arial" w:hAnsi="Arial" w:eastAsia="黑体"/>
       <w:b/>
       <w:sz w:val="28"/>
     </w:rPr>
   </w:style>
-  <w:style w:type="paragraph" w:styleId="Heading5">
+  <w:style w:type="paragraph" w:styleId="6">
     <w:name w:val="heading 5"/>
-    <w:basedOn w:val="Normal"/>
-    <w:next w:val="Normal"/>
+    <w:basedOn w:val="1"/>
+    <w:next w:val="1"/>
     <w:semiHidden/>
     <w:unhideWhenUsed/>
     <w:qFormat/>
+    <w:uiPriority w:val="0"/>
     <w:pPr>
       <w:keepNext/>
       <w:keepLines/>
@@ -12498,13 +12609,14 @@
       <w:sz w:val="28"/>
     </w:rPr>
   </w:style>
-  <w:style w:type="paragraph" w:styleId="Heading6">
+  <w:style w:type="paragraph" w:styleId="7">
     <w:name w:val="heading 6"/>
-    <w:basedOn w:val="Normal"/>
-    <w:next w:val="Normal"/>
+    <w:basedOn w:val="1"/>
+    <w:next w:val="1"/>
     <w:semiHidden/>
     <w:unhideWhenUsed/>
     <w:qFormat/>
+    <w:uiPriority w:val="0"/>
     <w:pPr>
       <w:keepNext/>
       <w:keepLines/>
@@ -12517,18 +12629,19 @@
       <w:outlineLvl w:val="5"/>
     </w:pPr>
     <w:rPr>
-      <w:rFonts w:ascii="Arial" w:eastAsia="黑体" w:hAnsi="Arial"/>
+      <w:rFonts w:ascii="Arial" w:hAnsi="Arial" w:eastAsia="黑体"/>
       <w:b/>
       <w:sz w:val="24"/>
     </w:rPr>
   </w:style>
-  <w:style w:type="paragraph" w:styleId="Heading7">
+  <w:style w:type="paragraph" w:styleId="8">
     <w:name w:val="heading 7"/>
-    <w:basedOn w:val="Normal"/>
-    <w:next w:val="Normal"/>
+    <w:basedOn w:val="1"/>
+    <w:next w:val="1"/>
     <w:semiHidden/>
     <w:unhideWhenUsed/>
     <w:qFormat/>
+    <w:uiPriority w:val="0"/>
     <w:pPr>
       <w:keepNext/>
       <w:keepLines/>
@@ -12545,13 +12658,14 @@
       <w:sz w:val="24"/>
     </w:rPr>
   </w:style>
-  <w:style w:type="paragraph" w:styleId="Heading8">
+  <w:style w:type="paragraph" w:styleId="9">
     <w:name w:val="heading 8"/>
-    <w:basedOn w:val="Normal"/>
-    <w:next w:val="Normal"/>
+    <w:basedOn w:val="1"/>
+    <w:next w:val="1"/>
     <w:semiHidden/>
     <w:unhideWhenUsed/>
     <w:qFormat/>
+    <w:uiPriority w:val="0"/>
     <w:pPr>
       <w:keepNext/>
       <w:keepLines/>
@@ -12564,17 +12678,18 @@
       <w:outlineLvl w:val="7"/>
     </w:pPr>
     <w:rPr>
-      <w:rFonts w:ascii="Arial" w:eastAsia="黑体" w:hAnsi="Arial"/>
+      <w:rFonts w:ascii="Arial" w:hAnsi="Arial" w:eastAsia="黑体"/>
       <w:sz w:val="24"/>
     </w:rPr>
   </w:style>
-  <w:style w:type="paragraph" w:styleId="Heading9">
+  <w:style w:type="paragraph" w:styleId="10">
     <w:name w:val="heading 9"/>
-    <w:basedOn w:val="Normal"/>
-    <w:next w:val="Normal"/>
+    <w:basedOn w:val="1"/>
+    <w:next w:val="1"/>
     <w:semiHidden/>
     <w:unhideWhenUsed/>
     <w:qFormat/>
+    <w:uiPriority w:val="0"/>
     <w:pPr>
       <w:keepNext/>
       <w:keepLines/>
@@ -12587,19 +12702,21 @@
       <w:outlineLvl w:val="8"/>
     </w:pPr>
     <w:rPr>
-      <w:rFonts w:ascii="Arial" w:eastAsia="黑体" w:hAnsi="Arial"/>
+      <w:rFonts w:ascii="Arial" w:hAnsi="Arial" w:eastAsia="黑体"/>
       <w:sz w:val="21"/>
     </w:rPr>
   </w:style>
-  <w:style w:type="character" w:default="1" w:styleId="DefaultParagraphFont">
+  <w:style w:type="character" w:default="1" w:styleId="23">
     <w:name w:val="Default Paragraph Font"/>
     <w:semiHidden/>
     <w:qFormat/>
+    <w:uiPriority w:val="0"/>
   </w:style>
-  <w:style w:type="table" w:default="1" w:styleId="TableNormal">
+  <w:style w:type="table" w:default="1" w:styleId="21">
     <w:name w:val="Normal Table"/>
     <w:semiHidden/>
     <w:qFormat/>
+    <w:uiPriority w:val="0"/>
     <w:tblPr>
       <w:tblCellMar>
         <w:top w:w="0" w:type="dxa"/>
@@ -12609,10 +12726,11 @@
       </w:tblCellMar>
     </w:tblPr>
   </w:style>
-  <w:style w:type="paragraph" w:styleId="ListNumber">
+  <w:style w:type="paragraph" w:styleId="11">
     <w:name w:val="List Number"/>
-    <w:basedOn w:val="Normal"/>
+    <w:basedOn w:val="1"/>
     <w:qFormat/>
+    <w:uiPriority w:val="0"/>
     <w:pPr>
       <w:numPr>
         <w:ilvl w:val="0"/>
@@ -12620,39 +12738,43 @@
       </w:numPr>
     </w:pPr>
   </w:style>
-  <w:style w:type="paragraph" w:styleId="CommentText">
+  <w:style w:type="paragraph" w:styleId="12">
     <w:name w:val="annotation text"/>
-    <w:basedOn w:val="Normal"/>
+    <w:basedOn w:val="1"/>
     <w:qFormat/>
+    <w:uiPriority w:val="0"/>
     <w:pPr>
       <w:jc w:val="left"/>
     </w:pPr>
   </w:style>
-  <w:style w:type="paragraph" w:styleId="BodyText">
+  <w:style w:type="paragraph" w:styleId="13">
     <w:name w:val="Body Text"/>
-    <w:basedOn w:val="Normal"/>
+    <w:basedOn w:val="1"/>
     <w:semiHidden/>
     <w:qFormat/>
+    <w:uiPriority w:val="0"/>
     <w:rPr>
-      <w:rFonts w:ascii="Arial" w:eastAsia="Arial" w:hAnsi="Arial" w:cs="Arial"/>
+      <w:rFonts w:ascii="Arial" w:hAnsi="Arial" w:eastAsia="Arial" w:cs="Arial"/>
       <w:sz w:val="21"/>
       <w:szCs w:val="21"/>
       <w:lang w:val="en-US" w:eastAsia="en-US" w:bidi="ar-SA"/>
     </w:rPr>
   </w:style>
-  <w:style w:type="paragraph" w:styleId="TOC3">
+  <w:style w:type="paragraph" w:styleId="14">
     <w:name w:val="toc 3"/>
-    <w:basedOn w:val="Normal"/>
-    <w:next w:val="Normal"/>
+    <w:basedOn w:val="1"/>
+    <w:next w:val="1"/>
     <w:qFormat/>
+    <w:uiPriority w:val="0"/>
     <w:pPr>
       <w:ind w:left="840" w:leftChars="400"/>
     </w:pPr>
   </w:style>
-  <w:style w:type="paragraph" w:styleId="Footer">
+  <w:style w:type="paragraph" w:styleId="15">
     <w:name w:val="footer"/>
-    <w:basedOn w:val="Normal"/>
+    <w:basedOn w:val="1"/>
     <w:qFormat/>
+    <w:uiPriority w:val="0"/>
     <w:pPr>
       <w:tabs>
         <w:tab w:val="center" w:pos="4153"/>
@@ -12665,16 +12787,17 @@
       <w:sz w:val="18"/>
     </w:rPr>
   </w:style>
-  <w:style w:type="paragraph" w:styleId="Header">
+  <w:style w:type="paragraph" w:styleId="16">
     <w:name w:val="header"/>
-    <w:basedOn w:val="Normal"/>
+    <w:basedOn w:val="1"/>
     <w:qFormat/>
+    <w:uiPriority w:val="0"/>
     <w:pPr>
       <w:pBdr>
-        <w:top w:val="nil"/>
-        <w:left w:val="nil"/>
-        <w:bottom w:val="nil"/>
-        <w:right w:val="nil"/>
+        <w:top w:val="none" w:color="auto" w:sz="0" w:space="0"/>
+        <w:left w:val="none" w:color="auto" w:sz="0" w:space="0"/>
+        <w:bottom w:val="none" w:color="auto" w:sz="0" w:space="0"/>
+        <w:right w:val="none" w:color="auto" w:sz="0" w:space="0"/>
       </w:pBdr>
       <w:tabs>
         <w:tab w:val="center" w:pos="4153"/>
@@ -12689,37 +12812,41 @@
       <w:sz w:val="18"/>
     </w:rPr>
   </w:style>
-  <w:style w:type="paragraph" w:styleId="TOC1">
+  <w:style w:type="paragraph" w:styleId="17">
     <w:name w:val="toc 1"/>
-    <w:basedOn w:val="Normal"/>
-    <w:next w:val="Normal"/>
+    <w:basedOn w:val="1"/>
+    <w:next w:val="1"/>
     <w:qFormat/>
+    <w:uiPriority w:val="0"/>
     <w:rPr>
-      <w:rFonts w:ascii="Arial" w:eastAsia="Microsoft JhengHei" w:hAnsi="Arial"/>
+      <w:rFonts w:ascii="Arial" w:hAnsi="Arial" w:eastAsia="Microsoft JhengHei"/>
       <w:sz w:val="24"/>
     </w:rPr>
   </w:style>
-  <w:style w:type="paragraph" w:styleId="TOC2">
+  <w:style w:type="paragraph" w:styleId="18">
     <w:name w:val="toc 2"/>
-    <w:basedOn w:val="Normal"/>
-    <w:next w:val="Normal"/>
+    <w:basedOn w:val="1"/>
+    <w:next w:val="1"/>
     <w:qFormat/>
+    <w:uiPriority w:val="0"/>
     <w:pPr>
       <w:ind w:left="420" w:leftChars="200"/>
     </w:pPr>
   </w:style>
-  <w:style w:type="paragraph" w:styleId="NormalWeb">
+  <w:style w:type="paragraph" w:styleId="19">
     <w:name w:val="Normal (Web)"/>
-    <w:basedOn w:val="Normal"/>
+    <w:basedOn w:val="1"/>
     <w:qFormat/>
+    <w:uiPriority w:val="0"/>
     <w:rPr>
       <w:sz w:val="24"/>
     </w:rPr>
   </w:style>
-  <w:style w:type="paragraph" w:styleId="Title">
+  <w:style w:type="paragraph" w:styleId="20">
     <w:name w:val="Title"/>
-    <w:basedOn w:val="Normal"/>
+    <w:basedOn w:val="1"/>
     <w:qFormat/>
+    <w:uiPriority w:val="0"/>
     <w:pPr>
       <w:spacing w:before="240" w:beforeLines="0" w:beforeAutospacing="0" w:after="60" w:afterLines="0" w:afterAutospacing="0"/>
       <w:jc w:val="center"/>
@@ -12731,68 +12858,73 @@
       <w:sz w:val="32"/>
     </w:rPr>
   </w:style>
-  <w:style w:type="table" w:styleId="TableGrid">
+  <w:style w:type="table" w:styleId="22">
     <w:name w:val="Table Grid"/>
-    <w:basedOn w:val="TableNormal"/>
+    <w:basedOn w:val="21"/>
     <w:qFormat/>
+    <w:uiPriority w:val="0"/>
     <w:pPr>
       <w:widowControl w:val="0"/>
       <w:jc w:val="both"/>
     </w:pPr>
     <w:tblPr>
       <w:tblBorders>
-        <w:top w:val="single" w:sz="4" w:space="0" w:color="auto"/>
-        <w:left w:val="single" w:sz="4" w:space="0" w:color="auto"/>
-        <w:bottom w:val="single" w:sz="4" w:space="0" w:color="auto"/>
-        <w:right w:val="single" w:sz="4" w:space="0" w:color="auto"/>
-        <w:insideH w:val="single" w:sz="4" w:space="0" w:color="auto"/>
-        <w:insideV w:val="single" w:sz="4" w:space="0" w:color="auto"/>
+        <w:top w:val="single" w:color="auto" w:sz="4" w:space="0"/>
+        <w:left w:val="single" w:color="auto" w:sz="4" w:space="0"/>
+        <w:bottom w:val="single" w:color="auto" w:sz="4" w:space="0"/>
+        <w:right w:val="single" w:color="auto" w:sz="4" w:space="0"/>
+        <w:insideH w:val="single" w:color="auto" w:sz="4" w:space="0"/>
+        <w:insideV w:val="single" w:color="auto" w:sz="4" w:space="0"/>
       </w:tblBorders>
     </w:tblPr>
   </w:style>
-  <w:style w:type="character" w:styleId="Strong">
+  <w:style w:type="character" w:styleId="24">
     <w:name w:val="Strong"/>
-    <w:basedOn w:val="DefaultParagraphFont"/>
+    <w:basedOn w:val="23"/>
     <w:qFormat/>
+    <w:uiPriority w:val="0"/>
     <w:rPr>
       <w:b/>
     </w:rPr>
   </w:style>
-  <w:style w:type="paragraph" w:customStyle="1" w:styleId="01-">
+  <w:style w:type="paragraph" w:customStyle="1" w:styleId="25">
     <w:name w:val="01-柴_公司名"/>
-    <w:basedOn w:val="Title"/>
+    <w:basedOn w:val="20"/>
     <w:qFormat/>
+    <w:uiPriority w:val="0"/>
     <w:pPr>
       <w:spacing w:after="600" w:afterLines="600"/>
     </w:pPr>
     <w:rPr>
-      <w:rFonts w:ascii="宋体" w:eastAsia="宋体" w:hAnsi="宋体" w:cs="宋体" w:hint="eastAsia"/>
+      <w:rFonts w:hint="eastAsia" w:ascii="宋体" w:hAnsi="宋体" w:eastAsia="宋体" w:cs="宋体"/>
       <w:bCs/>
       <w:spacing w:val="-6"/>
       <w:sz w:val="52"/>
       <w:szCs w:val="52"/>
     </w:rPr>
   </w:style>
-  <w:style w:type="paragraph" w:customStyle="1" w:styleId="a">
+  <w:style w:type="paragraph" w:customStyle="1" w:styleId="26">
     <w:name w:val="柴_文档名"/>
-    <w:basedOn w:val="Title"/>
+    <w:basedOn w:val="20"/>
     <w:qFormat/>
+    <w:uiPriority w:val="0"/>
     <w:pPr>
       <w:spacing w:after="900" w:afterLines="900"/>
     </w:pPr>
     <w:rPr>
-      <w:rFonts w:ascii="黑体" w:eastAsia="黑体" w:hAnsi="黑体" w:cs="黑体"/>
+      <w:rFonts w:ascii="黑体" w:hAnsi="黑体" w:eastAsia="黑体" w:cs="黑体"/>
       <w:bCs/>
       <w:spacing w:val="-7"/>
       <w:sz w:val="52"/>
       <w:szCs w:val="52"/>
     </w:rPr>
   </w:style>
-  <w:style w:type="table" w:customStyle="1" w:styleId="TableNormal0">
+  <w:style w:type="table" w:customStyle="1" w:styleId="27">
     <w:name w:val="Table Normal_0"/>
     <w:semiHidden/>
     <w:unhideWhenUsed/>
     <w:qFormat/>
+    <w:uiPriority w:val="0"/>
     <w:tblPr>
       <w:tblCellMar>
         <w:top w:w="0" w:type="dxa"/>
@@ -12802,81 +12934,87 @@
       </w:tblCellMar>
     </w:tblPr>
   </w:style>
-  <w:style w:type="paragraph" w:customStyle="1" w:styleId="TableText">
+  <w:style w:type="paragraph" w:customStyle="1" w:styleId="28">
     <w:name w:val="Table Text"/>
-    <w:basedOn w:val="Normal"/>
+    <w:basedOn w:val="1"/>
     <w:semiHidden/>
     <w:qFormat/>
+    <w:uiPriority w:val="0"/>
     <w:rPr>
-      <w:rFonts w:ascii="宋体" w:eastAsia="宋体" w:hAnsi="宋体" w:cs="宋体"/>
+      <w:rFonts w:ascii="宋体" w:hAnsi="宋体" w:eastAsia="宋体" w:cs="宋体"/>
       <w:sz w:val="21"/>
       <w:szCs w:val="21"/>
       <w:lang w:val="en-US" w:eastAsia="en-US" w:bidi="ar-SA"/>
     </w:rPr>
   </w:style>
-  <w:style w:type="paragraph" w:customStyle="1" w:styleId="1">
+  <w:style w:type="paragraph" w:customStyle="1" w:styleId="29">
     <w:name w:val="柴_标题1"/>
-    <w:basedOn w:val="Heading1"/>
-    <w:next w:val="a0"/>
-    <w:link w:val="1Char0"/>
+    <w:basedOn w:val="2"/>
+    <w:next w:val="30"/>
+    <w:link w:val="44"/>
     <w:qFormat/>
+    <w:uiPriority w:val="0"/>
     <w:pPr>
       <w:spacing w:before="100" w:after="90" w:line="360" w:lineRule="auto"/>
     </w:pPr>
     <w:rPr>
-      <w:rFonts w:ascii="Arial" w:eastAsia="宋体" w:hAnsi="Arial"/>
+      <w:rFonts w:ascii="Arial" w:hAnsi="Arial" w:eastAsia="宋体"/>
       <w:sz w:val="32"/>
     </w:rPr>
   </w:style>
-  <w:style w:type="paragraph" w:customStyle="1" w:styleId="a0">
+  <w:style w:type="paragraph" w:customStyle="1" w:styleId="30">
     <w:name w:val="柴_正文"/>
-    <w:basedOn w:val="BodyText"/>
-    <w:link w:val="Char"/>
+    <w:basedOn w:val="13"/>
+    <w:link w:val="34"/>
     <w:qFormat/>
+    <w:uiPriority w:val="0"/>
     <w:pPr>
       <w:spacing w:line="360" w:lineRule="auto"/>
       <w:ind w:firstLine="470" w:firstLineChars="200"/>
     </w:pPr>
     <w:rPr>
-      <w:rFonts w:ascii="Arial" w:eastAsia="宋体" w:hAnsi="Arial"/>
+      <w:rFonts w:ascii="Arial" w:hAnsi="Arial" w:eastAsia="宋体"/>
       <w:sz w:val="24"/>
       <w:lang w:eastAsia="zh-CN"/>
     </w:rPr>
   </w:style>
-  <w:style w:type="paragraph" w:customStyle="1" w:styleId="2">
+  <w:style w:type="paragraph" w:customStyle="1" w:styleId="31">
     <w:name w:val="柴_标题2"/>
-    <w:basedOn w:val="Heading2"/>
-    <w:next w:val="a0"/>
+    <w:basedOn w:val="3"/>
+    <w:next w:val="30"/>
     <w:qFormat/>
+    <w:uiPriority w:val="0"/>
     <w:pPr>
       <w:spacing w:line="360" w:lineRule="auto"/>
     </w:pPr>
     <w:rPr>
-      <w:rFonts w:ascii="Arial" w:eastAsia="宋体" w:hAnsi="Arial"/>
+      <w:rFonts w:ascii="Arial" w:hAnsi="Arial" w:eastAsia="宋体"/>
       <w:sz w:val="28"/>
     </w:rPr>
   </w:style>
-  <w:style w:type="paragraph" w:customStyle="1" w:styleId="3">
+  <w:style w:type="paragraph" w:customStyle="1" w:styleId="32">
     <w:name w:val="柴_标题3"/>
-    <w:basedOn w:val="Heading3"/>
-    <w:next w:val="a0"/>
+    <w:basedOn w:val="4"/>
+    <w:next w:val="30"/>
     <w:qFormat/>
+    <w:uiPriority w:val="0"/>
     <w:pPr>
       <w:spacing w:line="360" w:lineRule="auto"/>
       <w:ind w:left="0" w:firstLine="472" w:firstLineChars="200"/>
     </w:pPr>
     <w:rPr>
-      <w:rFonts w:ascii="宋体" w:eastAsia="宋体" w:hAnsi="宋体" w:cs="宋体"/>
+      <w:rFonts w:ascii="宋体" w:hAnsi="宋体" w:eastAsia="宋体" w:cs="宋体"/>
       <w:spacing w:val="-2"/>
       <w:sz w:val="24"/>
       <w:szCs w:val="24"/>
     </w:rPr>
   </w:style>
-  <w:style w:type="paragraph" w:customStyle="1" w:styleId="a1">
+  <w:style w:type="paragraph" w:customStyle="1" w:styleId="33">
     <w:name w:val="柴_目录"/>
-    <w:basedOn w:val="Normal"/>
-    <w:next w:val="BodyText"/>
+    <w:basedOn w:val="1"/>
+    <w:next w:val="13"/>
     <w:qFormat/>
+    <w:uiPriority w:val="0"/>
     <w:pPr>
       <w:tabs>
         <w:tab w:val="right" w:leader="dot" w:pos="8442"/>
@@ -12884,25 +13022,27 @@
       <w:ind w:left="0" w:leftChars="0"/>
     </w:pPr>
     <w:rPr>
-      <w:rFonts w:ascii="Arial" w:eastAsia="Microsoft JhengHei" w:hAnsi="Arial"/>
+      <w:rFonts w:ascii="Arial" w:hAnsi="Arial" w:eastAsia="Microsoft JhengHei"/>
       <w:sz w:val="24"/>
     </w:rPr>
   </w:style>
-  <w:style w:type="character" w:customStyle="1" w:styleId="Char">
+  <w:style w:type="character" w:customStyle="1" w:styleId="34">
     <w:name w:val="柴_正文 Char"/>
-    <w:link w:val="a0"/>
+    <w:link w:val="30"/>
     <w:qFormat/>
+    <w:uiPriority w:val="0"/>
     <w:rPr>
-      <w:rFonts w:ascii="Arial" w:eastAsia="宋体" w:hAnsi="Arial"/>
+      <w:rFonts w:ascii="Arial" w:hAnsi="Arial" w:eastAsia="宋体"/>
       <w:sz w:val="24"/>
       <w:lang w:eastAsia="zh-CN"/>
     </w:rPr>
   </w:style>
-  <w:style w:type="paragraph" w:customStyle="1" w:styleId="10">
+  <w:style w:type="paragraph" w:customStyle="1" w:styleId="35">
     <w:name w:val="柴_列表1"/>
-    <w:basedOn w:val="ListNumber"/>
-    <w:link w:val="1Char"/>
+    <w:basedOn w:val="11"/>
+    <w:link w:val="36"/>
     <w:qFormat/>
+    <w:uiPriority w:val="0"/>
     <w:pPr>
       <w:numPr>
         <w:ilvl w:val="0"/>
@@ -12912,41 +13052,44 @@
       <w:ind w:left="425" w:hanging="425"/>
     </w:pPr>
     <w:rPr>
-      <w:rFonts w:ascii="Arial" w:eastAsia="宋体" w:hAnsi="Arial"/>
+      <w:rFonts w:ascii="Arial" w:hAnsi="Arial" w:eastAsia="宋体"/>
       <w:sz w:val="24"/>
       <w:lang w:eastAsia="zh-CN"/>
     </w:rPr>
   </w:style>
-  <w:style w:type="character" w:customStyle="1" w:styleId="1Char">
+  <w:style w:type="character" w:customStyle="1" w:styleId="36">
     <w:name w:val="柴_列表1 Char"/>
-    <w:link w:val="10"/>
+    <w:link w:val="35"/>
     <w:qFormat/>
+    <w:uiPriority w:val="0"/>
     <w:rPr>
-      <w:rFonts w:ascii="Arial" w:eastAsia="宋体" w:hAnsi="Arial"/>
+      <w:rFonts w:ascii="Arial" w:hAnsi="Arial" w:eastAsia="宋体"/>
       <w:sz w:val="24"/>
       <w:lang w:eastAsia="zh-CN"/>
     </w:rPr>
   </w:style>
-  <w:style w:type="paragraph" w:customStyle="1" w:styleId="a2">
+  <w:style w:type="paragraph" w:customStyle="1" w:styleId="37">
     <w:name w:val="柴_公司名"/>
-    <w:basedOn w:val="Title"/>
+    <w:basedOn w:val="20"/>
     <w:qFormat/>
+    <w:uiPriority w:val="0"/>
     <w:pPr>
       <w:spacing w:after="600" w:afterLines="600"/>
     </w:pPr>
     <w:rPr>
-      <w:rFonts w:ascii="宋体" w:eastAsia="宋体" w:hAnsi="宋体" w:cs="宋体" w:hint="eastAsia"/>
+      <w:rFonts w:hint="eastAsia" w:ascii="宋体" w:hAnsi="宋体" w:eastAsia="宋体" w:cs="宋体"/>
       <w:bCs/>
       <w:spacing w:val="-6"/>
       <w:sz w:val="52"/>
       <w:szCs w:val="52"/>
     </w:rPr>
   </w:style>
-  <w:style w:type="table" w:customStyle="1" w:styleId="TableNormal1">
+  <w:style w:type="table" w:customStyle="1" w:styleId="38">
     <w:name w:val="Table Normal_1"/>
     <w:semiHidden/>
     <w:unhideWhenUsed/>
     <w:qFormat/>
+    <w:uiPriority w:val="0"/>
     <w:tblPr>
       <w:tblCellMar>
         <w:top w:w="0" w:type="dxa"/>
@@ -12956,55 +13099,60 @@
       </w:tblCellMar>
     </w:tblPr>
   </w:style>
-  <w:style w:type="paragraph" w:customStyle="1" w:styleId="WPSOffice1">
+  <w:style w:type="paragraph" w:customStyle="1" w:styleId="39">
     <w:name w:val="WPSOffice手动目录 1"/>
     <w:qFormat/>
+    <w:uiPriority w:val="0"/>
     <w:pPr>
       <w:ind w:leftChars="0"/>
     </w:pPr>
     <w:rPr>
-      <w:rFonts w:ascii="Times New Roman" w:eastAsia="宋体" w:hAnsi="Times New Roman" w:cs="Times New Roman"/>
+      <w:rFonts w:ascii="Times New Roman" w:hAnsi="Times New Roman" w:eastAsia="宋体" w:cs="Times New Roman"/>
       <w:sz w:val="20"/>
       <w:szCs w:val="20"/>
     </w:rPr>
   </w:style>
-  <w:style w:type="paragraph" w:customStyle="1" w:styleId="WPSOffice2">
+  <w:style w:type="paragraph" w:customStyle="1" w:styleId="40">
     <w:name w:val="WPSOffice手动目录 2"/>
     <w:qFormat/>
+    <w:uiPriority w:val="0"/>
     <w:pPr>
       <w:ind w:leftChars="200"/>
     </w:pPr>
     <w:rPr>
-      <w:rFonts w:ascii="Times New Roman" w:eastAsia="宋体" w:hAnsi="Times New Roman" w:cs="Times New Roman"/>
+      <w:rFonts w:ascii="Times New Roman" w:hAnsi="Times New Roman" w:eastAsia="宋体" w:cs="Times New Roman"/>
       <w:sz w:val="20"/>
       <w:szCs w:val="20"/>
     </w:rPr>
   </w:style>
-  <w:style w:type="paragraph" w:customStyle="1" w:styleId="WPSOffice3">
+  <w:style w:type="paragraph" w:customStyle="1" w:styleId="41">
     <w:name w:val="WPSOffice手动目录 3"/>
     <w:qFormat/>
+    <w:uiPriority w:val="0"/>
     <w:pPr>
       <w:ind w:leftChars="400"/>
     </w:pPr>
     <w:rPr>
-      <w:rFonts w:ascii="Times New Roman" w:eastAsia="宋体" w:hAnsi="Times New Roman" w:cs="Times New Roman"/>
+      <w:rFonts w:ascii="Times New Roman" w:hAnsi="Times New Roman" w:eastAsia="宋体" w:cs="Times New Roman"/>
       <w:sz w:val="20"/>
       <w:szCs w:val="20"/>
     </w:rPr>
   </w:style>
-  <w:style w:type="paragraph" w:customStyle="1" w:styleId="Compact">
+  <w:style w:type="paragraph" w:customStyle="1" w:styleId="42">
     <w:name w:val="Compact"/>
-    <w:basedOn w:val="BodyText"/>
+    <w:basedOn w:val="13"/>
     <w:qFormat/>
+    <w:uiPriority w:val="0"/>
     <w:pPr>
       <w:spacing w:before="36" w:after="36"/>
     </w:pPr>
   </w:style>
-  <w:style w:type="table" w:customStyle="1" w:styleId="Table">
+  <w:style w:type="table" w:customStyle="1" w:styleId="43">
     <w:name w:val="Table"/>
     <w:semiHidden/>
     <w:unhideWhenUsed/>
     <w:qFormat/>
+    <w:uiPriority w:val="0"/>
     <w:tblPr>
       <w:tblCellMar>
         <w:top w:w="0" w:type="dxa"/>
@@ -13016,25 +13164,27 @@
     <w:tblStylePr w:type="firstRow">
       <w:tcPr>
         <w:tcBorders>
-          <w:bottom w:val="single" w:sz="0" w:space="0" w:color="auto"/>
+          <w:bottom w:val="single" w:color="auto" w:sz="0" w:space="0"/>
         </w:tcBorders>
         <w:vAlign w:val="bottom"/>
       </w:tcPr>
     </w:tblStylePr>
   </w:style>
-  <w:style w:type="character" w:customStyle="1" w:styleId="1Char0">
+  <w:style w:type="character" w:customStyle="1" w:styleId="44">
     <w:name w:val="柴_标题1 Char"/>
-    <w:link w:val="1"/>
+    <w:link w:val="29"/>
     <w:qFormat/>
+    <w:uiPriority w:val="0"/>
     <w:rPr>
-      <w:rFonts w:ascii="Arial" w:eastAsia="宋体" w:hAnsi="Arial"/>
+      <w:rFonts w:ascii="Arial" w:hAnsi="Arial" w:eastAsia="宋体"/>
       <w:sz w:val="32"/>
     </w:rPr>
   </w:style>
-  <w:style w:type="paragraph" w:customStyle="1" w:styleId="a3">
+  <w:style w:type="paragraph" w:customStyle="1" w:styleId="45">
     <w:name w:val="柴_正文_无缩进"/>
-    <w:basedOn w:val="Normal"/>
+    <w:basedOn w:val="1"/>
     <w:qFormat/>
+    <w:uiPriority w:val="0"/>
     <w:pPr>
       <w:ind w:firstLine="0" w:firstLineChars="0"/>
     </w:pPr>
@@ -13044,18 +13194,19 @@
       <w:lang w:eastAsia="zh-CN"/>
     </w:rPr>
   </w:style>
-  <w:style w:type="paragraph" w:customStyle="1" w:styleId="4">
+  <w:style w:type="paragraph" w:customStyle="1" w:styleId="46">
     <w:name w:val="柴_标题4"/>
-    <w:basedOn w:val="Heading4"/>
-    <w:next w:val="Normal"/>
+    <w:basedOn w:val="5"/>
+    <w:next w:val="1"/>
     <w:qFormat/>
+    <w:uiPriority w:val="0"/>
     <w:pPr>
       <w:widowControl w:val="0"/>
       <w:spacing w:before="160" w:line="360" w:lineRule="auto"/>
-      <w:ind w:left="981" w:hanging="862" w:leftChars="300"/>
+      <w:ind w:left="981" w:leftChars="300" w:hanging="862"/>
     </w:pPr>
     <w:rPr>
-      <w:rFonts w:ascii="Calibri" w:eastAsia="宋体" w:hAnsi="Calibri" w:cs="宋体" w:hint="eastAsia"/>
+      <w:rFonts w:hint="eastAsia" w:ascii="Calibri" w:hAnsi="Calibri" w:eastAsia="宋体" w:cs="宋体"/>
       <w:sz w:val="24"/>
       <w:szCs w:val="24"/>
       <w:lang w:eastAsia="zh-CN" w:bidi="zh-CN"/>
